--- a/4to Año/Comunicaciones II/TP10.docx
+++ b/4to Año/Comunicaciones II/TP10.docx
@@ -1374,7 +1374,21 @@
         <w:rPr>
           <w:lang w:val="es-AR"/>
         </w:rPr>
-        <w:t>: Distribución clave insegura, número claves crece (n(n-1)/2 para n usuarios), no no-repudio.</w:t>
+        <w:t>: Distribución clave insegura, número claves crece (n(n-</w:t>
+      </w:r>
+      <w:proofErr w:type="gramStart"/>
+      <w:r>
+        <w:rPr>
+          <w:lang w:val="es-AR"/>
+        </w:rPr>
+        <w:t>1)/</w:t>
+      </w:r>
+      <w:proofErr w:type="gramEnd"/>
+      <w:r>
+        <w:rPr>
+          <w:lang w:val="es-AR"/>
+        </w:rPr>
+        <w:t>2 para n usuarios), no no-repudio.</w:t>
       </w:r>
     </w:p>
     <w:p>
@@ -1637,7 +1651,15 @@
         <w:ind w:left="1800"/>
       </w:pPr>
       <w:r>
-        <w:t xml:space="preserve">       ├─→ función f (mezcla R con subclave)      │</w:t>
+        <w:t xml:space="preserve">       ├─→ función f (mezcla R con </w:t>
+      </w:r>
+      <w:proofErr w:type="gramStart"/>
+      <w:r>
+        <w:t xml:space="preserve">subclave)   </w:t>
+      </w:r>
+      <w:proofErr w:type="gramEnd"/>
+      <w:r>
+        <w:t xml:space="preserve">   │</w:t>
       </w:r>
     </w:p>
     <w:p>
@@ -1823,7 +1845,15 @@
         <w:ind w:left="2880"/>
       </w:pPr>
       <w:r>
-        <w:t>Descifra con clave2 → DES (sí, descifra!)</w:t>
+        <w:t>Descifra con clave2 → DES (</w:t>
+      </w:r>
+      <w:proofErr w:type="gramStart"/>
+      <w:r>
+        <w:t>sí, descifra!</w:t>
+      </w:r>
+      <w:proofErr w:type="gramEnd"/>
+      <w:r>
+        <w:t>)</w:t>
       </w:r>
     </w:p>
     <w:p>
@@ -1863,6 +1893,9 @@
         <w:ind w:left="2880"/>
       </w:pPr>
       <w:r>
+        <w:rPr>
+          <w:noProof/>
+        </w:rPr>
         <w:drawing>
           <wp:inline distT="0" distB="0" distL="0" distR="0" wp14:anchorId="4ECA71F8" wp14:editId="147F6AC7">
             <wp:extent cx="3260725" cy="1730734"/>
@@ -2114,7 +2147,27 @@
           <w:szCs w:val="20"/>
           <w:lang w:val="en-US"/>
         </w:rPr>
-        <w:t>Byte 0  Byte 4  Byte 8  Byte 12</w:t>
+        <w:t xml:space="preserve">Byte </w:t>
+      </w:r>
+      <w:proofErr w:type="gramStart"/>
+      <w:r>
+        <w:rPr>
+          <w:rFonts w:ascii="Courier New" w:hAnsi="Courier New" w:cs="Courier New"/>
+          <w:sz w:val="20"/>
+          <w:szCs w:val="20"/>
+          <w:lang w:val="en-US"/>
+        </w:rPr>
+        <w:t>0  Byte</w:t>
+      </w:r>
+      <w:proofErr w:type="gramEnd"/>
+      <w:r>
+        <w:rPr>
+          <w:rFonts w:ascii="Courier New" w:hAnsi="Courier New" w:cs="Courier New"/>
+          <w:sz w:val="20"/>
+          <w:szCs w:val="20"/>
+          <w:lang w:val="en-US"/>
+        </w:rPr>
+        <w:t xml:space="preserve"> 4  Byte 8  Byte 12</w:t>
       </w:r>
     </w:p>
     <w:p>
@@ -2157,7 +2210,27 @@
           <w:szCs w:val="20"/>
           <w:lang w:val="en-US"/>
         </w:rPr>
-        <w:t>Byte 1  Byte 5  Byte 9  Byte 13</w:t>
+        <w:t xml:space="preserve">Byte </w:t>
+      </w:r>
+      <w:proofErr w:type="gramStart"/>
+      <w:r>
+        <w:rPr>
+          <w:rFonts w:ascii="Courier New" w:hAnsi="Courier New" w:cs="Courier New"/>
+          <w:sz w:val="20"/>
+          <w:szCs w:val="20"/>
+          <w:lang w:val="en-US"/>
+        </w:rPr>
+        <w:t>1  Byte</w:t>
+      </w:r>
+      <w:proofErr w:type="gramEnd"/>
+      <w:r>
+        <w:rPr>
+          <w:rFonts w:ascii="Courier New" w:hAnsi="Courier New" w:cs="Courier New"/>
+          <w:sz w:val="20"/>
+          <w:szCs w:val="20"/>
+          <w:lang w:val="en-US"/>
+        </w:rPr>
+        <w:t xml:space="preserve"> 5  Byte 9  Byte 13</w:t>
       </w:r>
     </w:p>
     <w:p>
@@ -2200,7 +2273,27 @@
           <w:szCs w:val="20"/>
           <w:lang w:val="en-US"/>
         </w:rPr>
-        <w:t>Byte 2  Byte 6  Byte 10 Byte 14</w:t>
+        <w:t xml:space="preserve">Byte </w:t>
+      </w:r>
+      <w:proofErr w:type="gramStart"/>
+      <w:r>
+        <w:rPr>
+          <w:rFonts w:ascii="Courier New" w:hAnsi="Courier New" w:cs="Courier New"/>
+          <w:sz w:val="20"/>
+          <w:szCs w:val="20"/>
+          <w:lang w:val="en-US"/>
+        </w:rPr>
+        <w:t>2  Byte</w:t>
+      </w:r>
+      <w:proofErr w:type="gramEnd"/>
+      <w:r>
+        <w:rPr>
+          <w:rFonts w:ascii="Courier New" w:hAnsi="Courier New" w:cs="Courier New"/>
+          <w:sz w:val="20"/>
+          <w:szCs w:val="20"/>
+          <w:lang w:val="en-US"/>
+        </w:rPr>
+        <w:t xml:space="preserve"> 6  Byte 10 Byte 14</w:t>
       </w:r>
     </w:p>
     <w:p>
@@ -2233,7 +2326,7 @@
           <w:rFonts w:ascii="Courier New" w:hAnsi="Courier New" w:cs="Courier New"/>
           <w:sz w:val="20"/>
           <w:szCs w:val="20"/>
-          <w:lang w:val="es-AR"/>
+          <w:lang w:val="en-US"/>
         </w:rPr>
       </w:pPr>
       <w:r>
@@ -2241,9 +2334,29 @@
           <w:rFonts w:ascii="Courier New" w:hAnsi="Courier New" w:cs="Courier New"/>
           <w:sz w:val="20"/>
           <w:szCs w:val="20"/>
-          <w:lang w:val="es-AR"/>
-        </w:rPr>
-        <w:t>Byte 3  Byte 7  Byte 11 Byte 15</w:t>
+          <w:lang w:val="en-US"/>
+        </w:rPr>
+        <w:t xml:space="preserve">Byte </w:t>
+      </w:r>
+      <w:proofErr w:type="gramStart"/>
+      <w:r>
+        <w:rPr>
+          <w:rFonts w:ascii="Courier New" w:hAnsi="Courier New" w:cs="Courier New"/>
+          <w:sz w:val="20"/>
+          <w:szCs w:val="20"/>
+          <w:lang w:val="en-US"/>
+        </w:rPr>
+        <w:t>3  Byte</w:t>
+      </w:r>
+      <w:proofErr w:type="gramEnd"/>
+      <w:r>
+        <w:rPr>
+          <w:rFonts w:ascii="Courier New" w:hAnsi="Courier New" w:cs="Courier New"/>
+          <w:sz w:val="20"/>
+          <w:szCs w:val="20"/>
+          <w:lang w:val="en-US"/>
+        </w:rPr>
+        <w:t xml:space="preserve"> 7  Byte 11 Byte 15</w:t>
       </w:r>
     </w:p>
     <w:p>
@@ -3465,7 +3578,7 @@
           <w:bCs/>
           <w:sz w:val="24"/>
           <w:szCs w:val="24"/>
-          <w:lang w:val="es-AR"/>
+          <w:lang w:val="en-US"/>
         </w:rPr>
       </w:pPr>
     </w:p>
@@ -3480,18 +3593,24 @@
           <w:bCs/>
           <w:sz w:val="24"/>
           <w:szCs w:val="24"/>
-          <w:lang w:val="es-AR"/>
+          <w:lang w:val="en-US"/>
         </w:rPr>
       </w:pPr>
     </w:p>
     <w:p>
       <w:pPr>
         <w:pStyle w:val="Textoindependiente"/>
+        <w:rPr>
+          <w:lang w:val="en-US"/>
+        </w:rPr>
       </w:pPr>
     </w:p>
     <w:p>
       <w:pPr>
         <w:pStyle w:val="Textoindependiente"/>
+        <w:rPr>
+          <w:lang w:val="en-US"/>
+        </w:rPr>
       </w:pPr>
     </w:p>
     <w:p>
@@ -4090,10 +4209,7 @@
         </w:rPr>
       </w:pPr>
       <w:r>
-        <w:t>Un tamaño de clave de 1024 bits (300 dígitos decimales aproximadamente) se considera lo suficientemente robusto para casi todas las aplicaciones</w:t>
-      </w:r>
-      <w:r>
-        <w:t>.</w:t>
+        <w:t>Un tamaño de clave de 1024 bits (300 dígitos decimales aproximadamente) se considera lo suficientemente robusto para casi todas las aplicaciones.</w:t>
       </w:r>
     </w:p>
     <w:p>
@@ -4162,7 +4278,15 @@
       </w:r>
       <w:proofErr w:type="spellEnd"/>
       <w:r>
-        <w:t xml:space="preserve"> con el producto de (p-1) X (q-1) al que le llamamos ϕ(n). El par de números (e , n) pueden ser conocidos por cualquiera, y constituyen la llamada clave pública</w:t>
+        <w:t xml:space="preserve"> con el producto de (p-1) X (q-1) al que le llamamos ϕ(n). El par de números (</w:t>
+      </w:r>
+      <w:proofErr w:type="gramStart"/>
+      <w:r>
+        <w:t>e ,</w:t>
+      </w:r>
+      <w:proofErr w:type="gramEnd"/>
+      <w:r>
+        <w:t xml:space="preserve"> n) pueden ser conocidos por cualquiera, y constituyen la llamada clave pública</w:t>
       </w:r>
       <w:r>
         <w:t>.</w:t>
@@ -4182,7 +4306,23 @@
         </w:rPr>
       </w:pPr>
       <w:r>
-        <w:t>Se calcula d como el inverso del número e mod ϕ(n). La clave privada será el par (d , n). Este número d debe mantenerse secreto y sólo será conocido por el propietario del par de claves.</w:t>
+        <w:t xml:space="preserve">Se calcula d como el inverso del número </w:t>
+      </w:r>
+      <w:proofErr w:type="gramStart"/>
+      <w:r>
+        <w:t>e</w:t>
+      </w:r>
+      <w:proofErr w:type="gramEnd"/>
+      <w:r>
+        <w:t xml:space="preserve"> mod ϕ(n). La clave privada será el par (</w:t>
+      </w:r>
+      <w:proofErr w:type="gramStart"/>
+      <w:r>
+        <w:t>d ,</w:t>
+      </w:r>
+      <w:proofErr w:type="gramEnd"/>
+      <w:r>
+        <w:t xml:space="preserve"> n). Este número d debe mantenerse secreto y sólo será conocido por el propietario del par de claves.</w:t>
       </w:r>
     </w:p>
     <w:p>
@@ -4292,6 +4432,9 @@
         <w:jc w:val="both"/>
       </w:pPr>
       <w:r>
+        <w:rPr>
+          <w:noProof/>
+        </w:rPr>
         <w:drawing>
           <wp:inline distT="0" distB="0" distL="0" distR="0" wp14:anchorId="689A6E4C" wp14:editId="15DCC798">
             <wp:extent cx="4901542" cy="2262505"/>
@@ -4523,10 +4666,12 @@
         <w:t>No colisión fuerte: Inviable pareja (</w:t>
       </w:r>
       <w:proofErr w:type="spellStart"/>
+      <w:proofErr w:type="gramStart"/>
       <w:r>
         <w:t>x,y</w:t>
       </w:r>
       <w:proofErr w:type="spellEnd"/>
+      <w:proofErr w:type="gramEnd"/>
       <w:r>
         <w:t>) con H(x) = H(y).</w:t>
       </w:r>
@@ -4554,16 +4699,7 @@
         <w:t>Usos</w:t>
       </w:r>
       <w:r>
-        <w:t>:</w:t>
-      </w:r>
-      <w:r>
-        <w:t xml:space="preserve"> </w:t>
-      </w:r>
-      <w:r>
-        <w:t>Usadas para preservar la integridad de los datos (autenticación de mensajes), firma digital (autenticación de emisor o fuente), archivos de contraseñas (se almacena el hash de la contraseña) y para detectar intrusos o virus que puedan cambiar el contenido de archivos almacenados</w:t>
-      </w:r>
-      <w:r>
-        <w:t>.</w:t>
+        <w:t>: Usadas para preservar la integridad de los datos (autenticación de mensajes), firma digital (autenticación de emisor o fuente), archivos de contraseñas (se almacena el hash de la contraseña) y para detectar intrusos o virus que puedan cambiar el contenido de archivos almacenados.</w:t>
       </w:r>
     </w:p>
     <w:p>
@@ -4855,6 +4991,7 @@
         <w:rPr>
           <w:rStyle w:val="CdigoHTML"/>
           <w:color w:val="E6E6E6"/>
+          <w:lang w:val="es-AR"/>
         </w:rPr>
       </w:pPr>
       <w:r>
@@ -4869,6 +5006,7 @@
         <w:rPr>
           <w:rStyle w:val="CdigoHTML"/>
           <w:color w:val="E6E6E6"/>
+          <w:lang w:val="es-AR"/>
         </w:rPr>
         <w:t>│</w:t>
       </w:r>
@@ -4889,6 +5027,7 @@
         <w:rPr>
           <w:rStyle w:val="CdigoHTML"/>
           <w:color w:val="E6E6E6"/>
+          <w:lang w:val="es-AR"/>
         </w:rPr>
         <w:t xml:space="preserve">          </w:t>
       </w:r>
@@ -6002,13 +6141,7 @@
         <w:rPr>
           <w:lang w:val="es-AR"/>
         </w:rPr>
-        <w:t>s</w:t>
-      </w:r>
-      <w:r>
-        <w:rPr>
-          <w:lang w:val="es-AR"/>
-        </w:rPr>
-        <w:t>i registrarla</w:t>
+        <w:t>si registrarla</w:t>
       </w:r>
       <w:r>
         <w:rPr>
@@ -6080,7 +6213,13 @@
           <w:bCs/>
           <w:lang w:val="es-AR"/>
         </w:rPr>
-        <w:t>Control de acceso</w:t>
+        <w:t xml:space="preserve">Control de acceso: </w:t>
+      </w:r>
+      <w:r>
+        <w:rPr>
+          <w:lang w:val="es-AR"/>
+        </w:rPr>
+        <w:t>Permite o bloquea peticiones según:</w:t>
       </w:r>
       <w:r>
         <w:rPr>
@@ -6088,75 +6227,13 @@
           <w:bCs/>
           <w:lang w:val="es-AR"/>
         </w:rPr>
-        <w:t xml:space="preserve">: </w:t>
-      </w:r>
-      <w:r>
-        <w:rPr>
-          <w:lang w:val="es-AR"/>
-        </w:rPr>
-        <w:t>Permite o bloquea peticiones según:</w:t>
-      </w:r>
-      <w:r>
-        <w:rPr>
-          <w:b/>
-          <w:bCs/>
-          <w:lang w:val="es-AR"/>
-        </w:rPr>
-        <w:t xml:space="preserve"> </w:t>
-      </w:r>
-      <w:r>
-        <w:rPr>
-          <w:lang w:val="es-AR"/>
-        </w:rPr>
-        <w:t>usuario,</w:t>
-      </w:r>
-      <w:r>
-        <w:rPr>
-          <w:lang w:val="es-AR"/>
-        </w:rPr>
-        <w:t xml:space="preserve"> </w:t>
-      </w:r>
-      <w:r>
-        <w:rPr>
-          <w:lang w:val="es-AR"/>
-        </w:rPr>
-        <w:t>dirección IP,</w:t>
-      </w:r>
-      <w:r>
-        <w:rPr>
-          <w:lang w:val="es-AR"/>
-        </w:rPr>
-        <w:t xml:space="preserve"> </w:t>
-      </w:r>
-      <w:r>
-        <w:rPr>
-          <w:lang w:val="es-AR"/>
-        </w:rPr>
-        <w:t>URL,</w:t>
-      </w:r>
-      <w:r>
-        <w:rPr>
-          <w:lang w:val="es-AR"/>
-        </w:rPr>
-        <w:t xml:space="preserve"> </w:t>
-      </w:r>
-      <w:r>
-        <w:rPr>
-          <w:lang w:val="es-AR"/>
-        </w:rPr>
-        <w:t>tipo de contenido,</w:t>
-      </w:r>
-      <w:r>
-        <w:rPr>
-          <w:lang w:val="es-AR"/>
-        </w:rPr>
-        <w:t xml:space="preserve"> </w:t>
-      </w:r>
-      <w:r>
-        <w:rPr>
-          <w:lang w:val="es-AR"/>
-        </w:rPr>
-        <w:t>horarios.</w:t>
+        <w:t xml:space="preserve"> </w:t>
+      </w:r>
+      <w:r>
+        <w:rPr>
+          <w:lang w:val="es-AR"/>
+        </w:rPr>
+        <w:t>usuario, dirección IP, URL, tipo de contenido, horarios.</w:t>
       </w:r>
     </w:p>
     <w:p>
@@ -6189,31 +6266,7 @@
         <w:rPr>
           <w:lang w:val="es-AR"/>
         </w:rPr>
-        <w:t xml:space="preserve">: </w:t>
-      </w:r>
-      <w:r>
-        <w:rPr>
-          <w:lang w:val="es-AR"/>
-        </w:rPr>
-        <w:t>Guarda copias de recursos web.</w:t>
-      </w:r>
-      <w:r>
-        <w:rPr>
-          <w:lang w:val="es-AR"/>
-        </w:rPr>
-        <w:t xml:space="preserve"> </w:t>
-      </w:r>
-      <w:r>
-        <w:rPr>
-          <w:lang w:val="es-AR"/>
-        </w:rPr>
-        <w:t>Si un usuario solicita un recurso ya almacenado, el proxy lo entrega sin salir a Internet</w:t>
-      </w:r>
-      <w:r>
-        <w:rPr>
-          <w:lang w:val="es-AR"/>
-        </w:rPr>
-        <w:t>.</w:t>
+        <w:t>: Guarda copias de recursos web. Si un usuario solicita un recurso ya almacenado, el proxy lo entrega sin salir a Internet.</w:t>
       </w:r>
     </w:p>
     <w:p>
@@ -6248,25 +6301,7 @@
         <w:rPr>
           <w:lang w:val="es-AR"/>
         </w:rPr>
-        <w:t xml:space="preserve">: </w:t>
-      </w:r>
-      <w:r>
-        <w:rPr>
-          <w:lang w:val="es-AR"/>
-        </w:rPr>
-        <w:t>Oculta la IP real del cliente.</w:t>
-      </w:r>
-      <w:r>
-        <w:rPr>
-          <w:lang w:val="es-AR"/>
-        </w:rPr>
-        <w:t xml:space="preserve"> </w:t>
-      </w:r>
-      <w:r>
-        <w:rPr>
-          <w:lang w:val="es-AR"/>
-        </w:rPr>
-        <w:t>El servidor externo solo ve la IP del proxy.</w:t>
+        <w:t>: Oculta la IP real del cliente. El servidor externo solo ve la IP del proxy.</w:t>
       </w:r>
     </w:p>
     <w:p>
@@ -6292,15 +6327,7 @@
           <w:bCs/>
           <w:lang w:val="es-AR"/>
         </w:rPr>
-        <w:t>Registro y auditoría</w:t>
-      </w:r>
-      <w:r>
-        <w:rPr>
-          <w:b/>
-          <w:bCs/>
-          <w:lang w:val="es-AR"/>
-        </w:rPr>
-        <w:t xml:space="preserve">: </w:t>
+        <w:t xml:space="preserve">Registro y auditoría: </w:t>
       </w:r>
       <w:r>
         <w:rPr>
@@ -6333,7 +6360,13 @@
           <w:bCs/>
           <w:lang w:val="es-AR"/>
         </w:rPr>
-        <w:t>Filtrado de contenido</w:t>
+        <w:t xml:space="preserve">Filtrado de contenido: </w:t>
+      </w:r>
+      <w:r>
+        <w:rPr>
+          <w:lang w:val="es-AR"/>
+        </w:rPr>
+        <w:t>Bloqueo de:</w:t>
       </w:r>
       <w:r>
         <w:rPr>
@@ -6341,57 +6374,13 @@
           <w:bCs/>
           <w:lang w:val="es-AR"/>
         </w:rPr>
-        <w:t xml:space="preserve">: </w:t>
-      </w:r>
-      <w:r>
-        <w:rPr>
-          <w:lang w:val="es-AR"/>
-        </w:rPr>
-        <w:t>Bloqueo de:</w:t>
-      </w:r>
-      <w:r>
-        <w:rPr>
-          <w:b/>
-          <w:bCs/>
-          <w:lang w:val="es-AR"/>
-        </w:rPr>
-        <w:t xml:space="preserve"> </w:t>
-      </w:r>
-      <w:r>
-        <w:rPr>
-          <w:lang w:val="es-AR"/>
-        </w:rPr>
-        <w:t>redes sociales,</w:t>
-      </w:r>
-      <w:r>
-        <w:rPr>
-          <w:lang w:val="es-AR"/>
-        </w:rPr>
-        <w:t xml:space="preserve"> </w:t>
-      </w:r>
-      <w:r>
-        <w:rPr>
-          <w:lang w:val="es-AR"/>
-        </w:rPr>
-        <w:t>contenido inapropiado,</w:t>
-      </w:r>
-      <w:r>
-        <w:rPr>
-          <w:lang w:val="es-AR"/>
-        </w:rPr>
-        <w:t xml:space="preserve"> </w:t>
-      </w:r>
-      <w:r>
-        <w:rPr>
-          <w:lang w:val="es-AR"/>
-        </w:rPr>
-        <w:t>descargas,</w:t>
-      </w:r>
-      <w:r>
-        <w:rPr>
-          <w:lang w:val="es-AR"/>
-        </w:rPr>
-        <w:t xml:space="preserve"> </w:t>
+        <w:t xml:space="preserve"> </w:t>
+      </w:r>
+      <w:r>
+        <w:rPr>
+          <w:lang w:val="es-AR"/>
+        </w:rPr>
+        <w:t xml:space="preserve">redes sociales, contenido inapropiado, descargas, </w:t>
       </w:r>
       <w:proofErr w:type="spellStart"/>
       <w:r>
@@ -6405,13 +6394,7 @@
         <w:rPr>
           <w:lang w:val="es-AR"/>
         </w:rPr>
-        <w:t xml:space="preserve"> y </w:t>
-      </w:r>
-      <w:r>
-        <w:rPr>
-          <w:lang w:val="es-AR"/>
-        </w:rPr>
-        <w:t>publicidad.</w:t>
+        <w:t xml:space="preserve"> y publicidad.</w:t>
       </w:r>
     </w:p>
     <w:p>
@@ -6438,47 +6421,13 @@
           <w:bCs/>
           <w:lang w:val="es-AR"/>
         </w:rPr>
-        <w:t>B</w:t>
-      </w:r>
-      <w:r>
-        <w:rPr>
-          <w:b/>
-          <w:bCs/>
-          <w:lang w:val="es-AR"/>
-        </w:rPr>
-        <w:t>alanceo y control del tráfico</w:t>
-      </w:r>
-      <w:r>
-        <w:rPr>
-          <w:b/>
-          <w:bCs/>
-          <w:lang w:val="es-AR"/>
-        </w:rPr>
-        <w:t>:</w:t>
-      </w:r>
-      <w:r>
-        <w:rPr>
-          <w:lang w:val="es-AR"/>
-        </w:rPr>
-        <w:t xml:space="preserve"> </w:t>
-      </w:r>
-      <w:r>
-        <w:rPr>
-          <w:lang w:val="es-AR"/>
-        </w:rPr>
-        <w:t>distribuir carga,</w:t>
-      </w:r>
-      <w:r>
-        <w:rPr>
-          <w:lang w:val="es-AR"/>
-        </w:rPr>
-        <w:t xml:space="preserve"> </w:t>
-      </w:r>
-      <w:r>
-        <w:rPr>
-          <w:lang w:val="es-AR"/>
-        </w:rPr>
-        <w:t>comprimir tráfico,</w:t>
+        <w:t>Balanceo y control del tráfico:</w:t>
+      </w:r>
+      <w:r>
+        <w:rPr>
+          <w:lang w:val="es-AR"/>
+        </w:rPr>
+        <w:t xml:space="preserve"> distribuir carga, comprimir tráfico,</w:t>
       </w:r>
       <w:r>
         <w:rPr>
@@ -6708,13 +6657,7 @@
         <w:rPr>
           <w:lang w:val="es-AR"/>
         </w:rPr>
-        <w:t>Su objetivo es:</w:t>
-      </w:r>
-      <w:r>
-        <w:rPr>
-          <w:lang w:val="es-AR"/>
-        </w:rPr>
-        <w:t xml:space="preserve"> </w:t>
+        <w:t xml:space="preserve">Su objetivo es: </w:t>
       </w:r>
       <w:r>
         <w:rPr>
@@ -6863,61 +6806,7 @@
         <w:rPr>
           <w:lang w:val="es-AR"/>
         </w:rPr>
-        <w:t xml:space="preserve">: </w:t>
-      </w:r>
-      <w:r>
-        <w:rPr>
-          <w:lang w:val="es-AR"/>
-        </w:rPr>
-        <w:t>Permite o bloquea tráfico basado en:</w:t>
-      </w:r>
-      <w:r>
-        <w:rPr>
-          <w:lang w:val="es-AR"/>
-        </w:rPr>
-        <w:t xml:space="preserve"> </w:t>
-      </w:r>
-      <w:r>
-        <w:rPr>
-          <w:lang w:val="es-AR"/>
-        </w:rPr>
-        <w:t>IP origen/destino,</w:t>
-      </w:r>
-      <w:r>
-        <w:rPr>
-          <w:lang w:val="es-AR"/>
-        </w:rPr>
-        <w:t xml:space="preserve"> </w:t>
-      </w:r>
-      <w:r>
-        <w:rPr>
-          <w:lang w:val="es-AR"/>
-        </w:rPr>
-        <w:t>puertos,</w:t>
-      </w:r>
-      <w:r>
-        <w:rPr>
-          <w:lang w:val="es-AR"/>
-        </w:rPr>
-        <w:t xml:space="preserve"> </w:t>
-      </w:r>
-      <w:r>
-        <w:rPr>
-          <w:lang w:val="es-AR"/>
-        </w:rPr>
-        <w:t>protocolo,</w:t>
-      </w:r>
-      <w:r>
-        <w:rPr>
-          <w:lang w:val="es-AR"/>
-        </w:rPr>
-        <w:t xml:space="preserve"> </w:t>
-      </w:r>
-      <w:r>
-        <w:rPr>
-          <w:lang w:val="es-AR"/>
-        </w:rPr>
-        <w:t>interfaz de red.</w:t>
+        <w:t>: Permite o bloquea tráfico basado en: IP origen/destino, puertos, protocolo, interfaz de red.</w:t>
       </w:r>
     </w:p>
     <w:p>
@@ -6941,27 +6830,13 @@
           <w:bCs/>
           <w:lang w:val="es-AR"/>
         </w:rPr>
-        <w:t>Prevención de ataques</w:t>
-      </w:r>
-      <w:r>
-        <w:rPr>
-          <w:b/>
-          <w:bCs/>
-          <w:lang w:val="es-AR"/>
-        </w:rPr>
-        <w:t xml:space="preserve">: </w:t>
-      </w:r>
-      <w:r>
-        <w:rPr>
-          <w:lang w:val="es-AR"/>
-        </w:rPr>
-        <w:t>Bloqueo de:</w:t>
-      </w:r>
-      <w:r>
-        <w:rPr>
-          <w:lang w:val="es-AR"/>
-        </w:rPr>
-        <w:t xml:space="preserve"> </w:t>
+        <w:t xml:space="preserve">Prevención de ataques: </w:t>
+      </w:r>
+      <w:r>
+        <w:rPr>
+          <w:lang w:val="es-AR"/>
+        </w:rPr>
+        <w:t xml:space="preserve">Bloqueo de: </w:t>
       </w:r>
       <w:proofErr w:type="spellStart"/>
       <w:r>
@@ -6975,13 +6850,7 @@
         <w:rPr>
           <w:lang w:val="es-AR"/>
         </w:rPr>
-        <w:t>,</w:t>
-      </w:r>
-      <w:r>
-        <w:rPr>
-          <w:lang w:val="es-AR"/>
-        </w:rPr>
-        <w:t xml:space="preserve"> </w:t>
+        <w:t xml:space="preserve">, </w:t>
       </w:r>
       <w:proofErr w:type="spellStart"/>
       <w:r>
@@ -6995,31 +6864,7 @@
         <w:rPr>
           <w:lang w:val="es-AR"/>
         </w:rPr>
-        <w:t>,</w:t>
-      </w:r>
-      <w:r>
-        <w:rPr>
-          <w:lang w:val="es-AR"/>
-        </w:rPr>
-        <w:t xml:space="preserve"> </w:t>
-      </w:r>
-      <w:r>
-        <w:rPr>
-          <w:lang w:val="es-AR"/>
-        </w:rPr>
-        <w:t>DoS básico,</w:t>
-      </w:r>
-      <w:r>
-        <w:rPr>
-          <w:lang w:val="es-AR"/>
-        </w:rPr>
-        <w:t xml:space="preserve"> </w:t>
-      </w:r>
-      <w:r>
-        <w:rPr>
-          <w:lang w:val="es-AR"/>
-        </w:rPr>
-        <w:t>conexiones no autorizadas.</w:t>
+        <w:t>, DoS básico, conexiones no autorizadas.</w:t>
       </w:r>
     </w:p>
     <w:p>
@@ -7203,6 +7048,7 @@
         <w:rPr>
           <w:b/>
           <w:bCs/>
+          <w:noProof/>
           <w:lang w:val="es-AR"/>
         </w:rPr>
         <w:drawing>
@@ -7950,7 +7796,25 @@
                 <w:szCs w:val="20"/>
                 <w:lang w:val="en-US"/>
               </w:rPr>
-              <w:t xml:space="preserve">iptables con “-m state --state ESTABLISHED,RELATED” o </w:t>
+              <w:t xml:space="preserve">iptables con “-m state --state </w:t>
+            </w:r>
+            <w:proofErr w:type="gramStart"/>
+            <w:r>
+              <w:rPr>
+                <w:sz w:val="20"/>
+                <w:szCs w:val="20"/>
+                <w:lang w:val="en-US"/>
+              </w:rPr>
+              <w:t>ESTABLISHED,RELATED</w:t>
+            </w:r>
+            <w:proofErr w:type="gramEnd"/>
+            <w:r>
+              <w:rPr>
+                <w:sz w:val="20"/>
+                <w:szCs w:val="20"/>
+                <w:lang w:val="en-US"/>
+              </w:rPr>
+              <w:t xml:space="preserve">” o </w:t>
             </w:r>
             <w:proofErr w:type="spellStart"/>
             <w:r>
@@ -9022,12 +8886,14 @@
         </w:rPr>
         <w:t xml:space="preserve"> </w:t>
       </w:r>
+      <w:proofErr w:type="gramStart"/>
       <w:r>
         <w:rPr>
           <w:sz w:val="24"/>
         </w:rPr>
         <w:t>equipo</w:t>
       </w:r>
+      <w:proofErr w:type="gramEnd"/>
       <w:r>
         <w:rPr>
           <w:spacing w:val="-3"/>
@@ -10741,11 +10607,19 @@
           <w:sz w:val="24"/>
         </w:rPr>
       </w:pPr>
-      <w:r>
-        <w:rPr>
-          <w:sz w:val="24"/>
-        </w:rPr>
-        <w:t xml:space="preserve">DROP : se descarta el tráfico que coincide con la </w:t>
+      <w:proofErr w:type="gramStart"/>
+      <w:r>
+        <w:rPr>
+          <w:sz w:val="24"/>
+        </w:rPr>
+        <w:t>DROP :</w:t>
+      </w:r>
+      <w:proofErr w:type="gramEnd"/>
+      <w:r>
+        <w:rPr>
+          <w:sz w:val="24"/>
+        </w:rPr>
+        <w:t xml:space="preserve"> se descarta el tráfico que coincide con la </w:t>
       </w:r>
       <w:r>
         <w:rPr>
@@ -11055,6 +10929,7 @@
         <w:t xml:space="preserve">MASQUERADE: similar a </w:t>
       </w:r>
       <w:proofErr w:type="spellStart"/>
+      <w:proofErr w:type="gramStart"/>
       <w:r>
         <w:rPr>
           <w:sz w:val="24"/>
@@ -11062,6 +10937,7 @@
         <w:t>snat</w:t>
       </w:r>
       <w:proofErr w:type="spellEnd"/>
+      <w:proofErr w:type="gramEnd"/>
       <w:r>
         <w:rPr>
           <w:sz w:val="24"/>
@@ -14381,7 +14257,25 @@
           <w:color w:val="000000"/>
           <w:shd w:val="clear" w:color="auto" w:fill="EDEDED"/>
         </w:rPr>
-        <w:t># El ping llega pero no permitimos al firewall devolver el ping.</w:t>
+        <w:t xml:space="preserve"># El ping </w:t>
+      </w:r>
+      <w:proofErr w:type="gramStart"/>
+      <w:r>
+        <w:rPr>
+          <w:rFonts w:ascii="Arial MT"/>
+          <w:color w:val="000000"/>
+          <w:shd w:val="clear" w:color="auto" w:fill="EDEDED"/>
+        </w:rPr>
+        <w:t>llega</w:t>
+      </w:r>
+      <w:proofErr w:type="gramEnd"/>
+      <w:r>
+        <w:rPr>
+          <w:rFonts w:ascii="Arial MT"/>
+          <w:color w:val="000000"/>
+          <w:shd w:val="clear" w:color="auto" w:fill="EDEDED"/>
+        </w:rPr>
+        <w:t xml:space="preserve"> pero no permitimos al firewall devolver el ping.</w:t>
       </w:r>
       <w:r>
         <w:rPr>
@@ -16807,8 +16701,8 @@
         <w:tblLook w:val="04A0" w:firstRow="1" w:lastRow="0" w:firstColumn="1" w:lastColumn="0" w:noHBand="0" w:noVBand="1"/>
       </w:tblPr>
       <w:tblGrid>
-        <w:gridCol w:w="4922"/>
-        <w:gridCol w:w="5440"/>
+        <w:gridCol w:w="4957"/>
+        <w:gridCol w:w="5405"/>
       </w:tblGrid>
       <w:tr>
         <w:trPr>
@@ -17301,7 +17195,25 @@
                 <w:szCs w:val="24"/>
                 <w:lang w:val="en-US"/>
               </w:rPr>
-              <w:t xml:space="preserve"> para HTTP.</w:t>
+              <w:t xml:space="preserve"> </w:t>
+            </w:r>
+            <w:proofErr w:type="gramStart"/>
+            <w:r>
+              <w:rPr>
+                <w:sz w:val="24"/>
+                <w:szCs w:val="24"/>
+                <w:lang w:val="en-US"/>
+              </w:rPr>
+              <w:t>para HTTP</w:t>
+            </w:r>
+            <w:proofErr w:type="gramEnd"/>
+            <w:r>
+              <w:rPr>
+                <w:sz w:val="24"/>
+                <w:szCs w:val="24"/>
+                <w:lang w:val="en-US"/>
+              </w:rPr>
+              <w:t>.</w:t>
             </w:r>
           </w:p>
         </w:tc>
@@ -17485,7 +17397,16 @@
                 <w:szCs w:val="24"/>
                 <w:lang w:val="en-US"/>
               </w:rPr>
-              <w:t xml:space="preserve">Port forwarding para </w:t>
+              <w:t xml:space="preserve">Port forwarding </w:t>
+            </w:r>
+            <w:proofErr w:type="gramStart"/>
+            <w:r>
+              <w:rPr>
+                <w:sz w:val="24"/>
+                <w:szCs w:val="24"/>
+                <w:lang w:val="en-US"/>
+              </w:rPr>
+              <w:t xml:space="preserve">para </w:t>
             </w:r>
             <w:r>
               <w:rPr>
@@ -17497,6 +17418,7 @@
               </w:rPr>
               <w:t>HTTPS</w:t>
             </w:r>
+            <w:proofErr w:type="gramEnd"/>
             <w:r>
               <w:rPr>
                 <w:sz w:val="24"/>
@@ -18159,7 +18081,7 @@
                 <w:szCs w:val="20"/>
                 <w:lang w:val="en-US"/>
               </w:rPr>
-              <w:t xml:space="preserve"> 3306 -d 192.168.10.3:3036 -j ACCEPT</w:t>
+              <w:t xml:space="preserve"> 3306 -d 192.168.10.3 -j ACCEPT</w:t>
             </w:r>
           </w:p>
         </w:tc>
@@ -18177,7 +18099,7 @@
               <w:rPr>
                 <w:sz w:val="24"/>
                 <w:szCs w:val="24"/>
-                <w:lang w:val="en-US"/>
+                <w:lang w:val="es-AR"/>
               </w:rPr>
             </w:pPr>
             <w:r>
@@ -18240,105 +18162,15 @@
                 <w:szCs w:val="24"/>
                 <w:lang w:val="es-AR"/>
               </w:rPr>
-              <w:t xml:space="preserve">, pero a través del puerto </w:t>
-            </w:r>
-            <w:r>
-              <w:rPr>
-                <w:i/>
-                <w:iCs/>
+              <w:t xml:space="preserve">. </w:t>
+            </w:r>
+            <w:r>
+              <w:rPr>
                 <w:sz w:val="24"/>
                 <w:szCs w:val="24"/>
                 <w:lang w:val="es-AR"/>
               </w:rPr>
-              <w:t>3036</w:t>
-            </w:r>
-            <w:r>
-              <w:rPr>
-                <w:sz w:val="24"/>
-                <w:szCs w:val="24"/>
-                <w:lang w:val="es-AR"/>
-              </w:rPr>
-              <w:t xml:space="preserve"> del firewall. </w:t>
-            </w:r>
-            <w:r>
-              <w:rPr>
-                <w:sz w:val="24"/>
-                <w:szCs w:val="24"/>
-                <w:lang w:val="en-US"/>
-              </w:rPr>
-              <w:t xml:space="preserve">Es un </w:t>
-            </w:r>
-            <w:proofErr w:type="spellStart"/>
-            <w:r>
-              <w:rPr>
-                <w:sz w:val="24"/>
-                <w:szCs w:val="24"/>
-                <w:lang w:val="en-US"/>
-              </w:rPr>
-              <w:t>reenvío</w:t>
-            </w:r>
-            <w:proofErr w:type="spellEnd"/>
-            <w:r>
-              <w:rPr>
-                <w:sz w:val="24"/>
-                <w:szCs w:val="24"/>
-                <w:lang w:val="en-US"/>
-              </w:rPr>
-              <w:t xml:space="preserve"> </w:t>
-            </w:r>
-            <w:proofErr w:type="spellStart"/>
-            <w:r>
-              <w:rPr>
-                <w:sz w:val="24"/>
-                <w:szCs w:val="24"/>
-                <w:lang w:val="en-US"/>
-              </w:rPr>
-              <w:t>permitido</w:t>
-            </w:r>
-            <w:proofErr w:type="spellEnd"/>
-            <w:r>
-              <w:rPr>
-                <w:sz w:val="24"/>
-                <w:szCs w:val="24"/>
-                <w:lang w:val="en-US"/>
-              </w:rPr>
-              <w:t xml:space="preserve"> solo </w:t>
-            </w:r>
-            <w:proofErr w:type="spellStart"/>
-            <w:r>
-              <w:rPr>
-                <w:sz w:val="24"/>
-                <w:szCs w:val="24"/>
-                <w:lang w:val="en-US"/>
-              </w:rPr>
-              <w:t>en</w:t>
-            </w:r>
-            <w:proofErr w:type="spellEnd"/>
-            <w:r>
-              <w:rPr>
-                <w:sz w:val="24"/>
-                <w:szCs w:val="24"/>
-                <w:lang w:val="en-US"/>
-              </w:rPr>
-              <w:t xml:space="preserve"> ese </w:t>
-            </w:r>
-            <w:proofErr w:type="spellStart"/>
-            <w:r>
-              <w:rPr>
-                <w:sz w:val="24"/>
-                <w:szCs w:val="24"/>
-                <w:lang w:val="en-US"/>
-              </w:rPr>
-              <w:t>sentido</w:t>
-            </w:r>
-            <w:proofErr w:type="spellEnd"/>
-            <w:r>
-              <w:rPr>
-                <w:sz w:val="24"/>
-                <w:szCs w:val="24"/>
-                <w:lang w:val="en-US"/>
-              </w:rPr>
-              <w:t>.</w:t>
+              <w:t>Es un reenvío permitido solo en ese sentido.</w:t>
             </w:r>
           </w:p>
         </w:tc>
@@ -20384,6 +20216,7 @@
         </w:rPr>
         <w:t xml:space="preserve"> </w:t>
       </w:r>
+      <w:proofErr w:type="gramStart"/>
       <w:r>
         <w:rPr>
           <w:sz w:val="24"/>
@@ -20403,6 +20236,7 @@
         </w:rPr>
         <w:t>pc</w:t>
       </w:r>
+      <w:proofErr w:type="gramEnd"/>
       <w:r>
         <w:rPr>
           <w:spacing w:val="-3"/>
@@ -21039,18 +20873,740 @@
         <w:ind w:left="1628" w:right="582" w:firstLine="0"/>
         <w:rPr>
           <w:sz w:val="24"/>
+          <w:lang w:val="en-US"/>
         </w:rPr>
       </w:pPr>
       <w:r>
         <w:rPr>
           <w:noProof/>
           <w:sz w:val="24"/>
+          <w:lang w:val="en-US"/>
+        </w:rPr>
+        <w:t>Sudo iptables -t nat -A PREROUT</w:t>
+      </w:r>
+      <w:r>
+        <w:rPr>
+          <w:noProof/>
+          <w:sz w:val="24"/>
+          <w:lang w:val="en-US"/>
+        </w:rPr>
+        <w:t xml:space="preserve">ING -p tcp –dport 80 -j REDIRECT </w:t>
+      </w:r>
+      <w:r>
+        <w:rPr>
+          <w:noProof/>
+          <w:sz w:val="24"/>
+          <w:lang w:val="en-US"/>
+        </w:rPr>
+        <w:t>--to-port 4222</w:t>
+      </w:r>
+    </w:p>
+    <w:p>
+      <w:pPr>
+        <w:pStyle w:val="Prrafodelista"/>
+        <w:numPr>
+          <w:ilvl w:val="0"/>
+          <w:numId w:val="3"/>
+        </w:numPr>
+        <w:tabs>
+          <w:tab w:val="left" w:pos="1628"/>
+        </w:tabs>
+        <w:ind w:right="188"/>
+        <w:rPr>
+          <w:sz w:val="24"/>
+        </w:rPr>
+      </w:pPr>
+      <w:r>
+        <w:rPr>
+          <w:sz w:val="24"/>
+        </w:rPr>
+        <w:t>Cree</w:t>
+      </w:r>
+      <w:r>
+        <w:rPr>
+          <w:spacing w:val="-3"/>
+          <w:sz w:val="24"/>
+        </w:rPr>
+        <w:t xml:space="preserve"> </w:t>
+      </w:r>
+      <w:r>
+        <w:rPr>
+          <w:sz w:val="24"/>
+        </w:rPr>
+        <w:t>una</w:t>
+      </w:r>
+      <w:r>
+        <w:rPr>
+          <w:spacing w:val="-3"/>
+          <w:sz w:val="24"/>
+        </w:rPr>
+        <w:t xml:space="preserve"> </w:t>
+      </w:r>
+      <w:r>
+        <w:rPr>
+          <w:sz w:val="24"/>
+        </w:rPr>
+        <w:t>regla</w:t>
+      </w:r>
+      <w:r>
+        <w:rPr>
+          <w:spacing w:val="-3"/>
+          <w:sz w:val="24"/>
+        </w:rPr>
+        <w:t xml:space="preserve"> </w:t>
+      </w:r>
+      <w:r>
+        <w:rPr>
+          <w:sz w:val="24"/>
+        </w:rPr>
+        <w:t>que</w:t>
+      </w:r>
+      <w:r>
+        <w:rPr>
+          <w:spacing w:val="-3"/>
+          <w:sz w:val="24"/>
+        </w:rPr>
+        <w:t xml:space="preserve"> </w:t>
+      </w:r>
+      <w:r>
+        <w:rPr>
+          <w:sz w:val="24"/>
+        </w:rPr>
+        <w:t>desvíe</w:t>
+      </w:r>
+      <w:r>
+        <w:rPr>
+          <w:spacing w:val="-3"/>
+          <w:sz w:val="24"/>
+        </w:rPr>
+        <w:t xml:space="preserve"> </w:t>
+      </w:r>
+      <w:r>
+        <w:rPr>
+          <w:sz w:val="24"/>
+        </w:rPr>
+        <w:t>el</w:t>
+      </w:r>
+      <w:r>
+        <w:rPr>
+          <w:spacing w:val="-3"/>
+          <w:sz w:val="24"/>
+        </w:rPr>
+        <w:t xml:space="preserve"> </w:t>
+      </w:r>
+      <w:r>
+        <w:rPr>
+          <w:sz w:val="24"/>
+        </w:rPr>
+        <w:t>tráfico</w:t>
+      </w:r>
+      <w:r>
+        <w:rPr>
+          <w:spacing w:val="-3"/>
+          <w:sz w:val="24"/>
+        </w:rPr>
+        <w:t xml:space="preserve"> </w:t>
+      </w:r>
+      <w:r>
+        <w:rPr>
+          <w:sz w:val="24"/>
+        </w:rPr>
+        <w:t>que</w:t>
+      </w:r>
+      <w:r>
+        <w:rPr>
+          <w:spacing w:val="-3"/>
+          <w:sz w:val="24"/>
+        </w:rPr>
+        <w:t xml:space="preserve"> </w:t>
+      </w:r>
+      <w:r>
+        <w:rPr>
+          <w:sz w:val="24"/>
+        </w:rPr>
+        <w:t>llega</w:t>
+      </w:r>
+      <w:r>
+        <w:rPr>
+          <w:spacing w:val="-3"/>
+          <w:sz w:val="24"/>
+        </w:rPr>
+        <w:t xml:space="preserve"> </w:t>
+      </w:r>
+      <w:r>
+        <w:rPr>
+          <w:sz w:val="24"/>
+        </w:rPr>
+        <w:t>al</w:t>
+      </w:r>
+      <w:r>
+        <w:rPr>
+          <w:spacing w:val="-3"/>
+          <w:sz w:val="24"/>
+        </w:rPr>
+        <w:t xml:space="preserve"> </w:t>
+      </w:r>
+      <w:r>
+        <w:rPr>
+          <w:sz w:val="24"/>
+        </w:rPr>
+        <w:t>puerto</w:t>
+      </w:r>
+      <w:r>
+        <w:rPr>
+          <w:spacing w:val="-3"/>
+          <w:sz w:val="24"/>
+        </w:rPr>
+        <w:t xml:space="preserve"> </w:t>
+      </w:r>
+      <w:r>
+        <w:rPr>
+          <w:sz w:val="24"/>
+        </w:rPr>
+        <w:t>80</w:t>
+      </w:r>
+      <w:r>
+        <w:rPr>
+          <w:spacing w:val="-3"/>
+          <w:sz w:val="24"/>
+        </w:rPr>
+        <w:t xml:space="preserve"> </w:t>
+      </w:r>
+      <w:r>
+        <w:rPr>
+          <w:sz w:val="24"/>
+        </w:rPr>
+        <w:t>de</w:t>
+      </w:r>
+      <w:r>
+        <w:rPr>
+          <w:spacing w:val="-3"/>
+          <w:sz w:val="24"/>
+        </w:rPr>
+        <w:t xml:space="preserve"> </w:t>
+      </w:r>
+      <w:r>
+        <w:rPr>
+          <w:sz w:val="24"/>
+        </w:rPr>
+        <w:t>su</w:t>
+      </w:r>
+      <w:r>
+        <w:rPr>
+          <w:spacing w:val="-3"/>
+          <w:sz w:val="24"/>
+        </w:rPr>
+        <w:t xml:space="preserve"> </w:t>
+      </w:r>
+      <w:r>
+        <w:rPr>
+          <w:sz w:val="24"/>
+        </w:rPr>
+        <w:t>equipo</w:t>
+      </w:r>
+      <w:r>
+        <w:rPr>
+          <w:spacing w:val="-3"/>
+          <w:sz w:val="24"/>
+        </w:rPr>
+        <w:t xml:space="preserve"> </w:t>
+      </w:r>
+      <w:r>
+        <w:rPr>
+          <w:sz w:val="24"/>
+        </w:rPr>
+        <w:t>al</w:t>
+      </w:r>
+      <w:r>
+        <w:rPr>
+          <w:spacing w:val="-3"/>
+          <w:sz w:val="24"/>
+        </w:rPr>
+        <w:t xml:space="preserve"> </w:t>
+      </w:r>
+      <w:r>
+        <w:rPr>
+          <w:sz w:val="24"/>
+        </w:rPr>
+        <w:t>puerto</w:t>
+      </w:r>
+      <w:r>
+        <w:rPr>
+          <w:spacing w:val="-3"/>
+          <w:sz w:val="24"/>
+        </w:rPr>
+        <w:t xml:space="preserve"> </w:t>
+      </w:r>
+      <w:r>
+        <w:rPr>
+          <w:sz w:val="24"/>
+        </w:rPr>
+        <w:t>8080</w:t>
+      </w:r>
+      <w:r>
+        <w:rPr>
+          <w:spacing w:val="-3"/>
+          <w:sz w:val="24"/>
+        </w:rPr>
+        <w:t xml:space="preserve"> </w:t>
+      </w:r>
+      <w:r>
+        <w:rPr>
+          <w:sz w:val="24"/>
+        </w:rPr>
+        <w:t>de otro equipo</w:t>
+      </w:r>
+      <w:r>
+        <w:rPr>
+          <w:spacing w:val="40"/>
+          <w:sz w:val="24"/>
+        </w:rPr>
+        <w:t xml:space="preserve"> </w:t>
+      </w:r>
+      <w:r>
+        <w:rPr>
+          <w:sz w:val="24"/>
+        </w:rPr>
+        <w:t>(para que podría usarse una regla así?)</w:t>
+      </w:r>
+    </w:p>
+    <w:p>
+      <w:pPr>
+        <w:rPr>
+          <w:sz w:val="24"/>
+        </w:rPr>
+      </w:pPr>
+    </w:p>
+    <w:p>
+      <w:pPr>
+        <w:pStyle w:val="Prrafodelista"/>
+        <w:tabs>
+          <w:tab w:val="left" w:pos="1628"/>
+        </w:tabs>
+        <w:ind w:left="1628" w:right="582" w:firstLine="0"/>
+        <w:rPr>
+          <w:sz w:val="24"/>
+          <w:lang w:val="en-US"/>
+        </w:rPr>
+      </w:pPr>
+      <w:r>
+        <w:rPr>
+          <w:noProof/>
+          <w:sz w:val="24"/>
+          <w:lang w:val="en-US"/>
+        </w:rPr>
+        <w:t>Sudo iptables -t nat -A PREROUT</w:t>
+      </w:r>
+      <w:r>
+        <w:rPr>
+          <w:noProof/>
+          <w:sz w:val="24"/>
+          <w:lang w:val="en-US"/>
+        </w:rPr>
+        <w:t xml:space="preserve">ING -p tcp –dport 80 </w:t>
+      </w:r>
+      <w:r>
+        <w:rPr>
+          <w:noProof/>
+          <w:sz w:val="24"/>
+          <w:lang w:val="en-US"/>
+        </w:rPr>
+        <w:t xml:space="preserve">-d [ip_de_mi_pc] </w:t>
+      </w:r>
+      <w:r>
+        <w:rPr>
+          <w:noProof/>
+          <w:sz w:val="24"/>
+          <w:lang w:val="en-US"/>
+        </w:rPr>
+        <w:t xml:space="preserve">-j </w:t>
+      </w:r>
+      <w:r>
+        <w:rPr>
+          <w:noProof/>
+          <w:sz w:val="24"/>
+          <w:lang w:val="en-US"/>
+        </w:rPr>
+        <w:t>DNAT –</w:t>
+      </w:r>
+      <w:r>
+        <w:rPr>
+          <w:noProof/>
+          <w:sz w:val="24"/>
+          <w:lang w:val="en-US"/>
+        </w:rPr>
+        <w:t>to</w:t>
+      </w:r>
+      <w:r>
+        <w:rPr>
+          <w:noProof/>
+          <w:sz w:val="24"/>
+          <w:lang w:val="en-US"/>
+        </w:rPr>
+        <w:t xml:space="preserve"> [ip_equipo]:8080</w:t>
+      </w:r>
+    </w:p>
+    <w:p>
+      <w:pPr>
+        <w:rPr>
+          <w:sz w:val="24"/>
+          <w:lang w:val="en-US"/>
+        </w:rPr>
+      </w:pPr>
+    </w:p>
+    <w:p>
+      <w:pPr>
+        <w:ind w:left="1440"/>
+        <w:rPr>
+          <w:sz w:val="24"/>
+          <w:lang w:val="es-AR"/>
+        </w:rPr>
+      </w:pPr>
+      <w:r>
+        <w:rPr>
+          <w:sz w:val="24"/>
+          <w:lang w:val="es-AR"/>
+        </w:rPr>
+        <w:t xml:space="preserve">   Si existe una </w:t>
+      </w:r>
+      <w:r>
+        <w:rPr>
+          <w:sz w:val="24"/>
+          <w:lang w:val="es-AR"/>
+        </w:rPr>
+        <w:t>política DROP para la cadena FORWARD, se debería agregar una nueva regla:</w:t>
+      </w:r>
+    </w:p>
+    <w:p>
+      <w:pPr>
+        <w:ind w:left="1440"/>
+        <w:rPr>
+          <w:sz w:val="24"/>
+          <w:lang w:val="es-AR"/>
+        </w:rPr>
+      </w:pPr>
+    </w:p>
+    <w:p>
+      <w:pPr>
+        <w:ind w:left="1440"/>
+        <w:rPr>
+          <w:sz w:val="24"/>
+          <w:lang w:val="en-US"/>
+        </w:rPr>
+      </w:pPr>
+      <w:r>
+        <w:rPr>
+          <w:sz w:val="24"/>
+          <w:lang w:val="en-US"/>
+        </w:rPr>
+        <w:t xml:space="preserve">iptables -A FORWARD -p </w:t>
+      </w:r>
+      <w:proofErr w:type="spellStart"/>
+      <w:r>
+        <w:rPr>
+          <w:sz w:val="24"/>
+          <w:lang w:val="en-US"/>
+        </w:rPr>
+        <w:t>tcp</w:t>
+      </w:r>
+      <w:proofErr w:type="spellEnd"/>
+      <w:r>
+        <w:rPr>
+          <w:sz w:val="24"/>
+          <w:lang w:val="en-US"/>
+        </w:rPr>
+        <w:t xml:space="preserve"> -d [</w:t>
+      </w:r>
+      <w:proofErr w:type="spellStart"/>
+      <w:r>
+        <w:rPr>
+          <w:noProof/>
+          <w:sz w:val="24"/>
+          <w:lang w:val="en-US"/>
+        </w:rPr>
+        <w:t>ip_equipo</w:t>
+      </w:r>
+      <w:proofErr w:type="spellEnd"/>
+      <w:r>
+        <w:rPr>
+          <w:sz w:val="24"/>
+          <w:lang w:val="en-US"/>
+        </w:rPr>
+        <w:t>] --</w:t>
+      </w:r>
+      <w:proofErr w:type="spellStart"/>
+      <w:r>
+        <w:rPr>
+          <w:sz w:val="24"/>
+          <w:lang w:val="en-US"/>
+        </w:rPr>
+        <w:t>dport</w:t>
+      </w:r>
+      <w:proofErr w:type="spellEnd"/>
+      <w:r>
+        <w:rPr>
+          <w:sz w:val="24"/>
+          <w:lang w:val="en-US"/>
+        </w:rPr>
+        <w:t xml:space="preserve"> 8080 -j ACCEPT</w:t>
+      </w:r>
+    </w:p>
+    <w:p>
+      <w:pPr>
+        <w:pStyle w:val="Ttulo3"/>
+        <w:ind w:left="1440"/>
+        <w:rPr>
+          <w:rFonts w:ascii="Times New Roman" w:hAnsi="Times New Roman" w:cs="Times New Roman"/>
+          <w:color w:val="auto"/>
+          <w:lang w:val="en-US"/>
+        </w:rPr>
+      </w:pPr>
+      <w:proofErr w:type="gramStart"/>
+      <w:r>
+        <w:rPr>
+          <w:rFonts w:ascii="Times New Roman" w:hAnsi="Times New Roman" w:cs="Times New Roman"/>
+          <w:color w:val="auto"/>
+        </w:rPr>
+        <w:t>Para qué podría usarse?</w:t>
+      </w:r>
+      <w:proofErr w:type="gramEnd"/>
+    </w:p>
+    <w:p>
+      <w:pPr>
+        <w:pStyle w:val="NormalWeb"/>
+        <w:numPr>
+          <w:ilvl w:val="0"/>
+          <w:numId w:val="6"/>
+        </w:numPr>
+        <w:tabs>
+          <w:tab w:val="clear" w:pos="720"/>
+          <w:tab w:val="num" w:pos="2160"/>
+        </w:tabs>
+        <w:ind w:left="2160"/>
+      </w:pPr>
+      <w:proofErr w:type="spellStart"/>
+      <w:r>
+        <w:t>Balanceo</w:t>
+      </w:r>
+      <w:proofErr w:type="spellEnd"/>
+      <w:r>
+        <w:t xml:space="preserve"> de carga.</w:t>
+      </w:r>
+    </w:p>
+    <w:p>
+      <w:pPr>
+        <w:pStyle w:val="NormalWeb"/>
+        <w:numPr>
+          <w:ilvl w:val="0"/>
+          <w:numId w:val="6"/>
+        </w:numPr>
+        <w:tabs>
+          <w:tab w:val="clear" w:pos="720"/>
+          <w:tab w:val="num" w:pos="2160"/>
+        </w:tabs>
+        <w:ind w:left="2160"/>
+      </w:pPr>
+      <w:r>
+        <w:t xml:space="preserve">Proxy </w:t>
+      </w:r>
+      <w:proofErr w:type="spellStart"/>
+      <w:r>
+        <w:t>inverso</w:t>
+      </w:r>
+      <w:proofErr w:type="spellEnd"/>
+      <w:r>
+        <w:t xml:space="preserve"> simple.</w:t>
+      </w:r>
+    </w:p>
+    <w:p>
+      <w:pPr>
+        <w:pStyle w:val="NormalWeb"/>
+        <w:numPr>
+          <w:ilvl w:val="0"/>
+          <w:numId w:val="6"/>
+        </w:numPr>
+        <w:tabs>
+          <w:tab w:val="clear" w:pos="720"/>
+          <w:tab w:val="num" w:pos="2160"/>
+        </w:tabs>
+        <w:ind w:left="2160"/>
+        <w:rPr>
+          <w:lang w:val="es-AR"/>
+        </w:rPr>
+      </w:pPr>
+      <w:r>
+        <w:rPr>
+          <w:lang w:val="es-AR"/>
+        </w:rPr>
+        <w:t>Redirigir tráfico HTTP de una máquina "pública" hacia un servidor interno.</w:t>
+      </w:r>
+    </w:p>
+    <w:p>
+      <w:pPr>
+        <w:pStyle w:val="NormalWeb"/>
+        <w:numPr>
+          <w:ilvl w:val="0"/>
+          <w:numId w:val="6"/>
+        </w:numPr>
+        <w:tabs>
+          <w:tab w:val="clear" w:pos="720"/>
+          <w:tab w:val="num" w:pos="2160"/>
+        </w:tabs>
+        <w:ind w:left="2160"/>
+        <w:rPr>
+          <w:lang w:val="es-AR"/>
+        </w:rPr>
+      </w:pPr>
+      <w:r>
+        <w:rPr>
+          <w:lang w:val="es-AR"/>
+        </w:rPr>
+        <w:t>Cuando un servicio real no corre en el puerto estándar (p. ej. servidor web en 8080).</w:t>
+      </w:r>
+    </w:p>
+    <w:p>
+      <w:pPr>
+        <w:rPr>
+          <w:sz w:val="24"/>
+          <w:lang w:val="es-AR"/>
+        </w:rPr>
+        <w:sectPr>
+          <w:pgSz w:w="11920" w:h="16840"/>
+          <w:pgMar w:top="3220" w:right="992" w:bottom="280" w:left="566" w:header="1390" w:footer="0" w:gutter="0"/>
+          <w:cols w:space="720"/>
+        </w:sectPr>
+      </w:pPr>
+    </w:p>
+    <w:p>
+      <w:pPr>
+        <w:pStyle w:val="Textoindependiente"/>
+        <w:spacing w:before="147"/>
+        <w:rPr>
+          <w:sz w:val="36"/>
+        </w:rPr>
+      </w:pPr>
+    </w:p>
+    <w:p>
+      <w:pPr>
+        <w:pStyle w:val="Ttulo1"/>
+      </w:pPr>
+      <w:bookmarkStart w:id="1" w:name="Uso_de_funciones_hash_para_validar_integ"/>
+      <w:bookmarkEnd w:id="1"/>
+      <w:r>
+        <w:t>Uso</w:t>
+      </w:r>
+      <w:r>
+        <w:rPr>
+          <w:spacing w:val="-2"/>
+        </w:rPr>
+        <w:t xml:space="preserve"> </w:t>
+      </w:r>
+      <w:r>
+        <w:t xml:space="preserve">de funciones hash para validar integridad de </w:t>
+      </w:r>
+      <w:r>
+        <w:rPr>
+          <w:spacing w:val="-2"/>
+        </w:rPr>
+        <w:t>archivos</w:t>
+      </w:r>
+    </w:p>
+    <w:p>
+      <w:pPr>
+        <w:pStyle w:val="Textoindependiente"/>
+        <w:spacing w:before="356"/>
+        <w:ind w:left="908"/>
+      </w:pPr>
+      <w:r>
+        <w:t xml:space="preserve">Funciones </w:t>
+      </w:r>
+      <w:r>
+        <w:rPr>
+          <w:spacing w:val="-2"/>
+        </w:rPr>
+        <w:t>ejemplo:</w:t>
+      </w:r>
+    </w:p>
+    <w:p>
+      <w:pPr>
+        <w:pStyle w:val="Textoindependiente"/>
+        <w:ind w:left="908" w:right="8608"/>
+      </w:pPr>
+      <w:r>
+        <w:rPr>
+          <w:spacing w:val="-2"/>
+        </w:rPr>
+        <w:t>md5sum sha1sum</w:t>
+      </w:r>
+    </w:p>
+    <w:p>
+      <w:pPr>
+        <w:pStyle w:val="Textoindependiente"/>
+      </w:pPr>
+    </w:p>
+    <w:p>
+      <w:pPr>
+        <w:pStyle w:val="Prrafodelista"/>
+        <w:numPr>
+          <w:ilvl w:val="0"/>
+          <w:numId w:val="2"/>
+        </w:numPr>
+        <w:tabs>
+          <w:tab w:val="left" w:pos="1628"/>
+        </w:tabs>
+        <w:rPr>
+          <w:sz w:val="24"/>
+        </w:rPr>
+      </w:pPr>
+      <w:r>
+        <w:rPr>
+          <w:sz w:val="24"/>
+        </w:rPr>
+        <w:t xml:space="preserve">En </w:t>
+      </w:r>
+      <w:proofErr w:type="spellStart"/>
+      <w:r>
+        <w:rPr>
+          <w:sz w:val="24"/>
+        </w:rPr>
+        <w:t>linux</w:t>
+      </w:r>
+      <w:proofErr w:type="spellEnd"/>
+      <w:r>
+        <w:rPr>
+          <w:sz w:val="24"/>
+        </w:rPr>
+        <w:t xml:space="preserve"> cree una carpeta con algunos archivos de </w:t>
+      </w:r>
+      <w:r>
+        <w:rPr>
+          <w:spacing w:val="-2"/>
+          <w:sz w:val="24"/>
+        </w:rPr>
+        <w:t>texto</w:t>
+      </w:r>
+    </w:p>
+    <w:p>
+      <w:pPr>
+        <w:pStyle w:val="Prrafodelista"/>
+        <w:tabs>
+          <w:tab w:val="left" w:pos="1628"/>
+        </w:tabs>
+        <w:ind w:left="1628" w:firstLine="0"/>
+        <w:rPr>
+          <w:sz w:val="24"/>
+        </w:rPr>
+      </w:pPr>
+      <w:r>
+        <w:rPr>
+          <w:noProof/>
+          <w:sz w:val="24"/>
         </w:rPr>
         <w:drawing>
-          <wp:inline distT="0" distB="0" distL="0" distR="0" wp14:anchorId="52C6105A" wp14:editId="6F2D0C59">
-            <wp:extent cx="6579870" cy="108585"/>
-            <wp:effectExtent l="0" t="0" r="0" b="5715"/>
-            <wp:docPr id="16" name="Imagen 16"/>
+          <wp:inline distT="0" distB="0" distL="0" distR="0" wp14:anchorId="46B62D59" wp14:editId="01474902">
+            <wp:extent cx="5249834" cy="1030005"/>
+            <wp:effectExtent l="0" t="0" r="8255" b="0"/>
+            <wp:docPr id="18" name="Imagen 18"/>
             <wp:cNvGraphicFramePr>
               <a:graphicFrameLocks xmlns:a="http://schemas.openxmlformats.org/drawingml/2006/main" noChangeAspect="1"/>
             </wp:cNvGraphicFramePr>
@@ -21070,7 +21626,7 @@
                   <pic:spPr>
                     <a:xfrm>
                       <a:off x="0" y="0"/>
-                      <a:ext cx="6579870" cy="108585"/>
+                      <a:ext cx="5279107" cy="1035748"/>
                     </a:xfrm>
                     <a:prstGeom prst="rect">
                       <a:avLst/>
@@ -21088,21 +21644,22 @@
         <w:pStyle w:val="Prrafodelista"/>
         <w:numPr>
           <w:ilvl w:val="0"/>
-          <w:numId w:val="3"/>
+          <w:numId w:val="2"/>
         </w:numPr>
         <w:tabs>
           <w:tab w:val="left" w:pos="1628"/>
         </w:tabs>
-        <w:ind w:right="188"/>
-        <w:rPr>
-          <w:sz w:val="24"/>
-        </w:rPr>
-      </w:pPr>
-      <w:r>
-        <w:rPr>
-          <w:sz w:val="24"/>
-        </w:rPr>
-        <w:t>Cree</w:t>
+        <w:ind w:right="662"/>
+        <w:rPr>
+          <w:b/>
+          <w:sz w:val="24"/>
+        </w:rPr>
+      </w:pPr>
+      <w:r>
+        <w:rPr>
+          <w:sz w:val="24"/>
+        </w:rPr>
+        <w:t>Generar</w:t>
       </w:r>
       <w:r>
         <w:rPr>
@@ -21115,7 +21672,7 @@
         <w:rPr>
           <w:sz w:val="24"/>
         </w:rPr>
-        <w:t>una</w:t>
+        <w:t>hash</w:t>
       </w:r>
       <w:r>
         <w:rPr>
@@ -21128,7 +21685,7 @@
         <w:rPr>
           <w:sz w:val="24"/>
         </w:rPr>
-        <w:t>regla</w:t>
+        <w:t>correspondiente</w:t>
       </w:r>
       <w:r>
         <w:rPr>
@@ -21141,7 +21698,7 @@
         <w:rPr>
           <w:sz w:val="24"/>
         </w:rPr>
-        <w:t>que</w:t>
+        <w:t>a</w:t>
       </w:r>
       <w:r>
         <w:rPr>
@@ -21154,7 +21711,7 @@
         <w:rPr>
           <w:sz w:val="24"/>
         </w:rPr>
-        <w:t>desvíe</w:t>
+        <w:t>los</w:t>
       </w:r>
       <w:r>
         <w:rPr>
@@ -21167,6 +21724,97 @@
         <w:rPr>
           <w:sz w:val="24"/>
         </w:rPr>
+        <w:t>archivos</w:t>
+      </w:r>
+      <w:r>
+        <w:rPr>
+          <w:spacing w:val="-3"/>
+          <w:sz w:val="24"/>
+        </w:rPr>
+        <w:t xml:space="preserve"> </w:t>
+      </w:r>
+      <w:r>
+        <w:rPr>
+          <w:sz w:val="24"/>
+        </w:rPr>
+        <w:t>de</w:t>
+      </w:r>
+      <w:r>
+        <w:rPr>
+          <w:spacing w:val="-3"/>
+          <w:sz w:val="24"/>
+        </w:rPr>
+        <w:t xml:space="preserve"> </w:t>
+      </w:r>
+      <w:r>
+        <w:rPr>
+          <w:sz w:val="24"/>
+        </w:rPr>
+        <w:t>la</w:t>
+      </w:r>
+      <w:r>
+        <w:rPr>
+          <w:spacing w:val="-3"/>
+          <w:sz w:val="24"/>
+        </w:rPr>
+        <w:t xml:space="preserve"> </w:t>
+      </w:r>
+      <w:r>
+        <w:rPr>
+          <w:sz w:val="24"/>
+        </w:rPr>
+        <w:t>carpeta</w:t>
+      </w:r>
+      <w:r>
+        <w:rPr>
+          <w:spacing w:val="-3"/>
+          <w:sz w:val="24"/>
+        </w:rPr>
+        <w:t xml:space="preserve"> </w:t>
+      </w:r>
+      <w:r>
+        <w:rPr>
+          <w:sz w:val="24"/>
+        </w:rPr>
+        <w:t>y</w:t>
+      </w:r>
+      <w:r>
+        <w:rPr>
+          <w:spacing w:val="-3"/>
+          <w:sz w:val="24"/>
+        </w:rPr>
+        <w:t xml:space="preserve"> </w:t>
+      </w:r>
+      <w:r>
+        <w:rPr>
+          <w:sz w:val="24"/>
+        </w:rPr>
+        <w:t>guardarlos</w:t>
+      </w:r>
+      <w:r>
+        <w:rPr>
+          <w:spacing w:val="-3"/>
+          <w:sz w:val="24"/>
+        </w:rPr>
+        <w:t xml:space="preserve"> </w:t>
+      </w:r>
+      <w:r>
+        <w:rPr>
+          <w:sz w:val="24"/>
+        </w:rPr>
+        <w:t>en</w:t>
+      </w:r>
+      <w:r>
+        <w:rPr>
+          <w:spacing w:val="-3"/>
+          <w:sz w:val="24"/>
+        </w:rPr>
+        <w:t xml:space="preserve"> </w:t>
+      </w:r>
+      <w:r>
+        <w:rPr>
+          <w:sz w:val="24"/>
+        </w:rPr>
         <w:t>el</w:t>
       </w:r>
       <w:r>
@@ -21180,202 +21828,46 @@
         <w:rPr>
           <w:sz w:val="24"/>
         </w:rPr>
-        <w:t>tráfico</w:t>
-      </w:r>
-      <w:r>
-        <w:rPr>
-          <w:spacing w:val="-3"/>
-          <w:sz w:val="24"/>
-        </w:rPr>
-        <w:t xml:space="preserve"> </w:t>
-      </w:r>
-      <w:r>
-        <w:rPr>
-          <w:sz w:val="24"/>
-        </w:rPr>
-        <w:t>que</w:t>
-      </w:r>
-      <w:r>
-        <w:rPr>
-          <w:spacing w:val="-3"/>
-          <w:sz w:val="24"/>
-        </w:rPr>
-        <w:t xml:space="preserve"> </w:t>
-      </w:r>
-      <w:r>
-        <w:rPr>
-          <w:sz w:val="24"/>
-        </w:rPr>
-        <w:t>llega</w:t>
-      </w:r>
-      <w:r>
-        <w:rPr>
-          <w:spacing w:val="-3"/>
-          <w:sz w:val="24"/>
-        </w:rPr>
-        <w:t xml:space="preserve"> </w:t>
-      </w:r>
-      <w:r>
-        <w:rPr>
-          <w:sz w:val="24"/>
-        </w:rPr>
-        <w:t>al</w:t>
-      </w:r>
-      <w:r>
-        <w:rPr>
-          <w:spacing w:val="-3"/>
-          <w:sz w:val="24"/>
-        </w:rPr>
-        <w:t xml:space="preserve"> </w:t>
-      </w:r>
-      <w:r>
-        <w:rPr>
-          <w:sz w:val="24"/>
-        </w:rPr>
-        <w:t>puerto</w:t>
-      </w:r>
-      <w:r>
-        <w:rPr>
-          <w:spacing w:val="-3"/>
-          <w:sz w:val="24"/>
-        </w:rPr>
-        <w:t xml:space="preserve"> </w:t>
-      </w:r>
-      <w:r>
-        <w:rPr>
-          <w:sz w:val="24"/>
-        </w:rPr>
-        <w:t>80</w:t>
-      </w:r>
-      <w:r>
-        <w:rPr>
-          <w:spacing w:val="-3"/>
-          <w:sz w:val="24"/>
-        </w:rPr>
-        <w:t xml:space="preserve"> </w:t>
-      </w:r>
-      <w:r>
-        <w:rPr>
-          <w:sz w:val="24"/>
-        </w:rPr>
-        <w:t>de</w:t>
-      </w:r>
-      <w:r>
-        <w:rPr>
-          <w:spacing w:val="-3"/>
-          <w:sz w:val="24"/>
-        </w:rPr>
-        <w:t xml:space="preserve"> </w:t>
-      </w:r>
-      <w:r>
-        <w:rPr>
-          <w:sz w:val="24"/>
-        </w:rPr>
-        <w:t>su</w:t>
-      </w:r>
-      <w:r>
-        <w:rPr>
-          <w:spacing w:val="-3"/>
-          <w:sz w:val="24"/>
-        </w:rPr>
-        <w:t xml:space="preserve"> </w:t>
-      </w:r>
-      <w:r>
-        <w:rPr>
-          <w:sz w:val="24"/>
-        </w:rPr>
-        <w:t>equipo</w:t>
-      </w:r>
-      <w:r>
-        <w:rPr>
-          <w:spacing w:val="-3"/>
-          <w:sz w:val="24"/>
-        </w:rPr>
-        <w:t xml:space="preserve"> </w:t>
-      </w:r>
-      <w:r>
-        <w:rPr>
-          <w:sz w:val="24"/>
-        </w:rPr>
-        <w:t>al</w:t>
-      </w:r>
-      <w:r>
-        <w:rPr>
-          <w:spacing w:val="-3"/>
-          <w:sz w:val="24"/>
-        </w:rPr>
-        <w:t xml:space="preserve"> </w:t>
-      </w:r>
-      <w:r>
-        <w:rPr>
-          <w:sz w:val="24"/>
-        </w:rPr>
-        <w:t>puerto</w:t>
-      </w:r>
-      <w:r>
-        <w:rPr>
-          <w:spacing w:val="-3"/>
-          <w:sz w:val="24"/>
-        </w:rPr>
-        <w:t xml:space="preserve"> </w:t>
-      </w:r>
-      <w:r>
-        <w:rPr>
-          <w:sz w:val="24"/>
-        </w:rPr>
-        <w:t>8080</w:t>
-      </w:r>
-      <w:r>
-        <w:rPr>
-          <w:spacing w:val="-3"/>
-          <w:sz w:val="24"/>
-        </w:rPr>
-        <w:t xml:space="preserve"> </w:t>
-      </w:r>
-      <w:r>
-        <w:rPr>
-          <w:sz w:val="24"/>
-        </w:rPr>
-        <w:t>de otro equipo</w:t>
-      </w:r>
-      <w:r>
-        <w:rPr>
-          <w:spacing w:val="40"/>
-          <w:sz w:val="24"/>
-        </w:rPr>
-        <w:t xml:space="preserve"> </w:t>
-      </w:r>
-      <w:r>
-        <w:rPr>
-          <w:sz w:val="24"/>
-        </w:rPr>
-        <w:t>(para que podría usarse una regla así?)</w:t>
-      </w:r>
-    </w:p>
-    <w:p>
-      <w:pPr>
-        <w:rPr>
-          <w:sz w:val="24"/>
-        </w:rPr>
-      </w:pPr>
-    </w:p>
-    <w:p>
-      <w:pPr>
-        <w:jc w:val="center"/>
-        <w:rPr>
-          <w:sz w:val="24"/>
-        </w:rPr>
-      </w:pPr>
-      <w:r>
-        <w:rPr>
+        <w:t>archivo hash.md5</w:t>
+      </w:r>
+      <w:r>
+        <w:rPr>
+          <w:spacing w:val="80"/>
+          <w:sz w:val="24"/>
+        </w:rPr>
+        <w:t xml:space="preserve"> </w:t>
+      </w:r>
+      <w:r>
+        <w:rPr>
+          <w:b/>
+          <w:sz w:val="24"/>
+        </w:rPr>
+        <w:t>md5sum * &gt;hash.md5</w:t>
+      </w:r>
+    </w:p>
+    <w:p>
+      <w:pPr>
+        <w:pStyle w:val="Prrafodelista"/>
+        <w:tabs>
+          <w:tab w:val="left" w:pos="1628"/>
+        </w:tabs>
+        <w:ind w:left="1628" w:right="662" w:firstLine="0"/>
+        <w:rPr>
+          <w:b/>
+          <w:sz w:val="24"/>
+        </w:rPr>
+      </w:pPr>
+      <w:r>
+        <w:rPr>
+          <w:b/>
           <w:noProof/>
           <w:sz w:val="24"/>
         </w:rPr>
         <w:drawing>
-          <wp:inline distT="0" distB="0" distL="0" distR="0" wp14:anchorId="209132B9" wp14:editId="20436455">
-            <wp:extent cx="6987697" cy="118687"/>
+          <wp:inline distT="0" distB="0" distL="0" distR="0" wp14:anchorId="15B1AC8E" wp14:editId="4B824611">
+            <wp:extent cx="6579870" cy="191770"/>
             <wp:effectExtent l="0" t="0" r="0" b="0"/>
-            <wp:docPr id="17" name="Imagen 17"/>
+            <wp:docPr id="19" name="Imagen 19"/>
             <wp:cNvGraphicFramePr>
               <a:graphicFrameLocks xmlns:a="http://schemas.openxmlformats.org/drawingml/2006/main" noChangeAspect="1"/>
             </wp:cNvGraphicFramePr>
@@ -21395,7 +21887,7 @@
                   <pic:spPr>
                     <a:xfrm>
                       <a:off x="0" y="0"/>
-                      <a:ext cx="8585916" cy="145833"/>
+                      <a:ext cx="6579870" cy="191770"/>
                     </a:xfrm>
                     <a:prstGeom prst="rect">
                       <a:avLst/>
@@ -21410,212 +21902,6 @@
     </w:p>
     <w:p>
       <w:pPr>
-        <w:rPr>
-          <w:sz w:val="24"/>
-        </w:rPr>
-      </w:pPr>
-    </w:p>
-    <w:p>
-      <w:pPr>
-        <w:ind w:left="1440"/>
-        <w:rPr>
-          <w:sz w:val="24"/>
-        </w:rPr>
-      </w:pPr>
-    </w:p>
-    <w:p>
-      <w:pPr>
-        <w:pStyle w:val="Ttulo3"/>
-        <w:ind w:left="1440"/>
-        <w:rPr>
-          <w:rFonts w:ascii="Times New Roman" w:hAnsi="Times New Roman" w:cs="Times New Roman"/>
-          <w:color w:val="auto"/>
-          <w:lang w:val="en-US"/>
-        </w:rPr>
-      </w:pPr>
-      <w:r>
-        <w:rPr>
-          <w:rFonts w:ascii="Times New Roman" w:hAnsi="Times New Roman" w:cs="Times New Roman"/>
-          <w:color w:val="auto"/>
-        </w:rPr>
-        <w:t>Para qué podría usarse?</w:t>
-      </w:r>
-    </w:p>
-    <w:p>
-      <w:pPr>
-        <w:pStyle w:val="NormalWeb"/>
-        <w:numPr>
-          <w:ilvl w:val="0"/>
-          <w:numId w:val="6"/>
-        </w:numPr>
-        <w:tabs>
-          <w:tab w:val="clear" w:pos="720"/>
-          <w:tab w:val="num" w:pos="2160"/>
-        </w:tabs>
-        <w:ind w:left="2160"/>
-      </w:pPr>
-      <w:proofErr w:type="spellStart"/>
-      <w:r>
-        <w:t>Balanceo</w:t>
-      </w:r>
-      <w:proofErr w:type="spellEnd"/>
-      <w:r>
-        <w:t xml:space="preserve"> de carga.</w:t>
-      </w:r>
-    </w:p>
-    <w:p>
-      <w:pPr>
-        <w:pStyle w:val="NormalWeb"/>
-        <w:numPr>
-          <w:ilvl w:val="0"/>
-          <w:numId w:val="6"/>
-        </w:numPr>
-        <w:tabs>
-          <w:tab w:val="clear" w:pos="720"/>
-          <w:tab w:val="num" w:pos="2160"/>
-        </w:tabs>
-        <w:ind w:left="2160"/>
-      </w:pPr>
-      <w:r>
-        <w:t xml:space="preserve">Proxy </w:t>
-      </w:r>
-      <w:proofErr w:type="spellStart"/>
-      <w:r>
-        <w:t>inverso</w:t>
-      </w:r>
-      <w:proofErr w:type="spellEnd"/>
-      <w:r>
-        <w:t xml:space="preserve"> simple.</w:t>
-      </w:r>
-    </w:p>
-    <w:p>
-      <w:pPr>
-        <w:pStyle w:val="NormalWeb"/>
-        <w:numPr>
-          <w:ilvl w:val="0"/>
-          <w:numId w:val="6"/>
-        </w:numPr>
-        <w:tabs>
-          <w:tab w:val="clear" w:pos="720"/>
-          <w:tab w:val="num" w:pos="2160"/>
-        </w:tabs>
-        <w:ind w:left="2160"/>
-        <w:rPr>
-          <w:lang w:val="es-AR"/>
-        </w:rPr>
-      </w:pPr>
-      <w:r>
-        <w:rPr>
-          <w:lang w:val="es-AR"/>
-        </w:rPr>
-        <w:t>Redirigir tráfico HTTP de una máquina "pública" hacia un servidor interno.</w:t>
-      </w:r>
-    </w:p>
-    <w:p>
-      <w:pPr>
-        <w:pStyle w:val="NormalWeb"/>
-        <w:numPr>
-          <w:ilvl w:val="0"/>
-          <w:numId w:val="6"/>
-        </w:numPr>
-        <w:tabs>
-          <w:tab w:val="clear" w:pos="720"/>
-          <w:tab w:val="num" w:pos="2160"/>
-        </w:tabs>
-        <w:ind w:left="2160"/>
-        <w:rPr>
-          <w:lang w:val="es-AR"/>
-        </w:rPr>
-      </w:pPr>
-      <w:r>
-        <w:rPr>
-          <w:lang w:val="es-AR"/>
-        </w:rPr>
-        <w:t>Cuando un servicio real no corre en el puerto estándar (p. ej. servidor web en 8080).</w:t>
-      </w:r>
-    </w:p>
-    <w:p>
-      <w:pPr>
-        <w:rPr>
-          <w:sz w:val="24"/>
-          <w:lang w:val="es-AR"/>
-        </w:rPr>
-        <w:sectPr>
-          <w:pgSz w:w="11920" w:h="16840"/>
-          <w:pgMar w:top="3220" w:right="992" w:bottom="280" w:left="566" w:header="1390" w:footer="0" w:gutter="0"/>
-          <w:cols w:space="720"/>
-        </w:sectPr>
-      </w:pPr>
-    </w:p>
-    <w:p>
-      <w:pPr>
-        <w:pStyle w:val="Textoindependiente"/>
-        <w:spacing w:before="147"/>
-        <w:rPr>
-          <w:sz w:val="36"/>
-        </w:rPr>
-      </w:pPr>
-    </w:p>
-    <w:p>
-      <w:pPr>
-        <w:pStyle w:val="Ttulo1"/>
-      </w:pPr>
-      <w:bookmarkStart w:id="1" w:name="Uso_de_funciones_hash_para_validar_integ"/>
-      <w:bookmarkEnd w:id="1"/>
-      <w:r>
-        <w:t>Uso</w:t>
-      </w:r>
-      <w:r>
-        <w:rPr>
-          <w:spacing w:val="-2"/>
-        </w:rPr>
-        <w:t xml:space="preserve"> </w:t>
-      </w:r>
-      <w:r>
-        <w:t xml:space="preserve">de funciones hash para validar integridad de </w:t>
-      </w:r>
-      <w:r>
-        <w:rPr>
-          <w:spacing w:val="-2"/>
-        </w:rPr>
-        <w:t>archivos</w:t>
-      </w:r>
-    </w:p>
-    <w:p>
-      <w:pPr>
-        <w:pStyle w:val="Textoindependiente"/>
-        <w:spacing w:before="356"/>
-        <w:ind w:left="908"/>
-      </w:pPr>
-      <w:r>
-        <w:t xml:space="preserve">Funciones </w:t>
-      </w:r>
-      <w:r>
-        <w:rPr>
-          <w:spacing w:val="-2"/>
-        </w:rPr>
-        <w:t>ejemplo:</w:t>
-      </w:r>
-    </w:p>
-    <w:p>
-      <w:pPr>
-        <w:pStyle w:val="Textoindependiente"/>
-        <w:ind w:left="908" w:right="8608"/>
-      </w:pPr>
-      <w:r>
-        <w:rPr>
-          <w:spacing w:val="-2"/>
-        </w:rPr>
-        <w:t>md5sum sha1sum</w:t>
-      </w:r>
-    </w:p>
-    <w:p>
-      <w:pPr>
-        <w:pStyle w:val="Textoindependiente"/>
-      </w:pPr>
-    </w:p>
-    <w:p>
-      <w:pPr>
         <w:pStyle w:val="Prrafodelista"/>
         <w:numPr>
           <w:ilvl w:val="0"/>
@@ -21632,37 +21918,34 @@
         <w:rPr>
           <w:sz w:val="24"/>
         </w:rPr>
-        <w:t xml:space="preserve">En </w:t>
-      </w:r>
-      <w:proofErr w:type="spellStart"/>
-      <w:r>
-        <w:rPr>
-          <w:sz w:val="24"/>
-        </w:rPr>
-        <w:t>linux</w:t>
-      </w:r>
-      <w:proofErr w:type="spellEnd"/>
-      <w:r>
-        <w:rPr>
-          <w:sz w:val="24"/>
-        </w:rPr>
-        <w:t xml:space="preserve"> cree una carpeta con algunos archivos de </w:t>
+        <w:t>Anali</w:t>
+      </w:r>
+      <w:r>
+        <w:rPr>
+          <w:sz w:val="24"/>
+        </w:rPr>
+        <w:t>c</w:t>
+      </w:r>
+      <w:r>
+        <w:rPr>
+          <w:sz w:val="24"/>
+        </w:rPr>
+        <w:t xml:space="preserve">e el contenido del archivo </w:t>
       </w:r>
       <w:r>
         <w:rPr>
           <w:spacing w:val="-2"/>
           <w:sz w:val="24"/>
         </w:rPr>
-        <w:t>texto</w:t>
-      </w:r>
-    </w:p>
-    <w:p>
-      <w:pPr>
-        <w:pStyle w:val="Prrafodelista"/>
+        <w:t>hash.md5</w:t>
+      </w:r>
+    </w:p>
+    <w:p>
+      <w:pPr>
         <w:tabs>
           <w:tab w:val="left" w:pos="1628"/>
         </w:tabs>
-        <w:ind w:left="1628" w:firstLine="0"/>
+        <w:jc w:val="center"/>
         <w:rPr>
           <w:sz w:val="24"/>
         </w:rPr>
@@ -21673,10 +21956,10 @@
           <w:sz w:val="24"/>
         </w:rPr>
         <w:drawing>
-          <wp:inline distT="0" distB="0" distL="0" distR="0" wp14:anchorId="46B62D59" wp14:editId="01474902">
-            <wp:extent cx="5249834" cy="1030005"/>
-            <wp:effectExtent l="0" t="0" r="8255" b="0"/>
-            <wp:docPr id="18" name="Imagen 18"/>
+          <wp:inline distT="0" distB="0" distL="0" distR="0" wp14:anchorId="559FCD15" wp14:editId="06E2C06B">
+            <wp:extent cx="6579870" cy="697230"/>
+            <wp:effectExtent l="0" t="0" r="0" b="7620"/>
+            <wp:docPr id="20" name="Imagen 20"/>
             <wp:cNvGraphicFramePr>
               <a:graphicFrameLocks xmlns:a="http://schemas.openxmlformats.org/drawingml/2006/main" noChangeAspect="1"/>
             </wp:cNvGraphicFramePr>
@@ -21696,7 +21979,7 @@
                   <pic:spPr>
                     <a:xfrm>
                       <a:off x="0" y="0"/>
-                      <a:ext cx="5279107" cy="1035748"/>
+                      <a:ext cx="6579870" cy="697230"/>
                     </a:xfrm>
                     <a:prstGeom prst="rect">
                       <a:avLst/>
@@ -21711,6 +21994,56 @@
     </w:p>
     <w:p>
       <w:pPr>
+        <w:tabs>
+          <w:tab w:val="left" w:pos="1628"/>
+        </w:tabs>
+        <w:rPr>
+          <w:sz w:val="24"/>
+        </w:rPr>
+      </w:pPr>
+      <w:r>
+        <w:rPr>
+          <w:sz w:val="24"/>
+        </w:rPr>
+        <w:t xml:space="preserve">El archivo hash.md5 contiene una lista donde cada línea muestra primero el hash MD5 calculado para un archivo y luego el nombre de ese archivo. Es decir, aparece una larga cadena de 32 caracteres en hexadecimal —que representa la “huella digital” del contenido— seguida del nombre del archivo original. Cada hash es único para el contenido que tenía el archivo al momento de generar la lista: si el archivo </w:t>
+      </w:r>
+      <w:proofErr w:type="gramStart"/>
+      <w:r>
+        <w:rPr>
+          <w:sz w:val="24"/>
+        </w:rPr>
+        <w:t>cambia</w:t>
+      </w:r>
+      <w:proofErr w:type="gramEnd"/>
+      <w:r>
+        <w:rPr>
+          <w:sz w:val="24"/>
+        </w:rPr>
+        <w:t xml:space="preserve"> aunque sea un carácter, su hash cambia completamente. Por eso, este archivo sirve como referencia para verificar más adelante si los archivos permanecieron íntegros.</w:t>
+      </w:r>
+    </w:p>
+    <w:p>
+      <w:pPr>
+        <w:tabs>
+          <w:tab w:val="left" w:pos="1628"/>
+        </w:tabs>
+        <w:rPr>
+          <w:sz w:val="24"/>
+        </w:rPr>
+      </w:pPr>
+    </w:p>
+    <w:p>
+      <w:pPr>
+        <w:tabs>
+          <w:tab w:val="left" w:pos="1628"/>
+        </w:tabs>
+        <w:rPr>
+          <w:sz w:val="24"/>
+        </w:rPr>
+      </w:pPr>
+    </w:p>
+    <w:p>
+      <w:pPr>
         <w:pStyle w:val="Prrafodelista"/>
         <w:numPr>
           <w:ilvl w:val="0"/>
@@ -21719,200 +22052,58 @@
         <w:tabs>
           <w:tab w:val="left" w:pos="1628"/>
         </w:tabs>
-        <w:ind w:right="662"/>
-        <w:rPr>
-          <w:b/>
-          <w:sz w:val="24"/>
-        </w:rPr>
-      </w:pPr>
-      <w:r>
-        <w:rPr>
-          <w:sz w:val="24"/>
-        </w:rPr>
-        <w:t>Generar</w:t>
-      </w:r>
-      <w:r>
-        <w:rPr>
-          <w:spacing w:val="-3"/>
-          <w:sz w:val="24"/>
-        </w:rPr>
-        <w:t xml:space="preserve"> </w:t>
-      </w:r>
-      <w:r>
-        <w:rPr>
-          <w:sz w:val="24"/>
-        </w:rPr>
-        <w:t>hash</w:t>
-      </w:r>
-      <w:r>
-        <w:rPr>
-          <w:spacing w:val="-3"/>
-          <w:sz w:val="24"/>
-        </w:rPr>
-        <w:t xml:space="preserve"> </w:t>
-      </w:r>
-      <w:r>
-        <w:rPr>
-          <w:sz w:val="24"/>
-        </w:rPr>
-        <w:t>correspondiente</w:t>
-      </w:r>
-      <w:r>
-        <w:rPr>
-          <w:spacing w:val="-3"/>
-          <w:sz w:val="24"/>
-        </w:rPr>
-        <w:t xml:space="preserve"> </w:t>
-      </w:r>
-      <w:r>
-        <w:rPr>
-          <w:sz w:val="24"/>
-        </w:rPr>
-        <w:t>a</w:t>
-      </w:r>
-      <w:r>
-        <w:rPr>
-          <w:spacing w:val="-3"/>
-          <w:sz w:val="24"/>
-        </w:rPr>
-        <w:t xml:space="preserve"> </w:t>
-      </w:r>
-      <w:r>
-        <w:rPr>
-          <w:sz w:val="24"/>
-        </w:rPr>
-        <w:t>los</w:t>
-      </w:r>
-      <w:r>
-        <w:rPr>
-          <w:spacing w:val="-3"/>
-          <w:sz w:val="24"/>
-        </w:rPr>
-        <w:t xml:space="preserve"> </w:t>
-      </w:r>
-      <w:r>
-        <w:rPr>
-          <w:sz w:val="24"/>
-        </w:rPr>
-        <w:t>archivos</w:t>
-      </w:r>
-      <w:r>
-        <w:rPr>
-          <w:spacing w:val="-3"/>
-          <w:sz w:val="24"/>
-        </w:rPr>
-        <w:t xml:space="preserve"> </w:t>
-      </w:r>
-      <w:r>
-        <w:rPr>
-          <w:sz w:val="24"/>
-        </w:rPr>
-        <w:t>de</w:t>
-      </w:r>
-      <w:r>
-        <w:rPr>
-          <w:spacing w:val="-3"/>
-          <w:sz w:val="24"/>
-        </w:rPr>
-        <w:t xml:space="preserve"> </w:t>
-      </w:r>
-      <w:r>
-        <w:rPr>
-          <w:sz w:val="24"/>
-        </w:rPr>
-        <w:t>la</w:t>
-      </w:r>
-      <w:r>
-        <w:rPr>
-          <w:spacing w:val="-3"/>
-          <w:sz w:val="24"/>
-        </w:rPr>
-        <w:t xml:space="preserve"> </w:t>
-      </w:r>
-      <w:r>
-        <w:rPr>
-          <w:sz w:val="24"/>
-        </w:rPr>
-        <w:t>carpeta</w:t>
-      </w:r>
-      <w:r>
-        <w:rPr>
-          <w:spacing w:val="-3"/>
-          <w:sz w:val="24"/>
-        </w:rPr>
-        <w:t xml:space="preserve"> </w:t>
-      </w:r>
-      <w:r>
-        <w:rPr>
-          <w:sz w:val="24"/>
-        </w:rPr>
-        <w:t>y</w:t>
-      </w:r>
-      <w:r>
-        <w:rPr>
-          <w:spacing w:val="-3"/>
-          <w:sz w:val="24"/>
-        </w:rPr>
-        <w:t xml:space="preserve"> </w:t>
-      </w:r>
-      <w:r>
-        <w:rPr>
-          <w:sz w:val="24"/>
-        </w:rPr>
-        <w:t>guardarlos</w:t>
-      </w:r>
-      <w:r>
-        <w:rPr>
-          <w:spacing w:val="-3"/>
-          <w:sz w:val="24"/>
-        </w:rPr>
-        <w:t xml:space="preserve"> </w:t>
-      </w:r>
-      <w:r>
-        <w:rPr>
-          <w:sz w:val="24"/>
-        </w:rPr>
-        <w:t>en</w:t>
-      </w:r>
-      <w:r>
-        <w:rPr>
-          <w:spacing w:val="-3"/>
-          <w:sz w:val="24"/>
-        </w:rPr>
-        <w:t xml:space="preserve"> </w:t>
-      </w:r>
-      <w:r>
-        <w:rPr>
-          <w:sz w:val="24"/>
-        </w:rPr>
-        <w:t>el</w:t>
-      </w:r>
-      <w:r>
-        <w:rPr>
-          <w:spacing w:val="-3"/>
-          <w:sz w:val="24"/>
-        </w:rPr>
-        <w:t xml:space="preserve"> </w:t>
-      </w:r>
-      <w:r>
-        <w:rPr>
-          <w:sz w:val="24"/>
-        </w:rPr>
-        <w:t>archivo hash.md5</w:t>
-      </w:r>
-      <w:r>
-        <w:rPr>
-          <w:spacing w:val="80"/>
-          <w:sz w:val="24"/>
-        </w:rPr>
-        <w:t xml:space="preserve"> </w:t>
-      </w:r>
-      <w:r>
-        <w:rPr>
-          <w:b/>
-          <w:sz w:val="24"/>
-        </w:rPr>
-        <w:t>md5sum * &gt;hash.md5</w:t>
+        <w:rPr>
+          <w:sz w:val="24"/>
+          <w:lang w:val="en-US"/>
+        </w:rPr>
+      </w:pPr>
+      <w:proofErr w:type="spellStart"/>
+      <w:r>
+        <w:rPr>
+          <w:sz w:val="24"/>
+          <w:lang w:val="en-US"/>
+        </w:rPr>
+        <w:t>Checkear</w:t>
+      </w:r>
+      <w:proofErr w:type="spellEnd"/>
+      <w:r>
+        <w:rPr>
+          <w:sz w:val="24"/>
+          <w:lang w:val="en-US"/>
+        </w:rPr>
+        <w:t xml:space="preserve"> </w:t>
+      </w:r>
+      <w:proofErr w:type="spellStart"/>
+      <w:r>
+        <w:rPr>
+          <w:sz w:val="24"/>
+          <w:lang w:val="en-US"/>
+        </w:rPr>
+        <w:t>integridad</w:t>
+      </w:r>
+      <w:proofErr w:type="spellEnd"/>
+      <w:r>
+        <w:rPr>
+          <w:spacing w:val="60"/>
+          <w:sz w:val="24"/>
+          <w:lang w:val="en-US"/>
+        </w:rPr>
+        <w:t xml:space="preserve"> </w:t>
+      </w:r>
+      <w:r>
+        <w:rPr>
+          <w:sz w:val="24"/>
+          <w:lang w:val="en-US"/>
+        </w:rPr>
+        <w:t xml:space="preserve">md5sum -c </w:t>
+      </w:r>
+      <w:r>
+        <w:rPr>
+          <w:spacing w:val="-2"/>
+          <w:sz w:val="24"/>
+          <w:lang w:val="en-US"/>
+        </w:rPr>
+        <w:t>hash.md5</w:t>
       </w:r>
     </w:p>
     <w:p>
@@ -21921,23 +22112,23 @@
         <w:tabs>
           <w:tab w:val="left" w:pos="1628"/>
         </w:tabs>
-        <w:ind w:left="1628" w:right="662" w:firstLine="0"/>
-        <w:rPr>
-          <w:b/>
-          <w:sz w:val="24"/>
-        </w:rPr>
-      </w:pPr>
-      <w:r>
-        <w:rPr>
-          <w:b/>
+        <w:ind w:left="1628" w:firstLine="0"/>
+        <w:rPr>
+          <w:sz w:val="24"/>
+          <w:lang w:val="en-US"/>
+        </w:rPr>
+      </w:pPr>
+      <w:r>
+        <w:rPr>
           <w:noProof/>
           <w:sz w:val="24"/>
+          <w:lang w:val="en-US"/>
         </w:rPr>
         <w:drawing>
-          <wp:inline distT="0" distB="0" distL="0" distR="0" wp14:anchorId="15B1AC8E" wp14:editId="4B824611">
-            <wp:extent cx="6579870" cy="191770"/>
-            <wp:effectExtent l="0" t="0" r="0" b="0"/>
-            <wp:docPr id="19" name="Imagen 19"/>
+          <wp:inline distT="0" distB="0" distL="0" distR="0" wp14:anchorId="0A259AC7" wp14:editId="024A229C">
+            <wp:extent cx="5234423" cy="755483"/>
+            <wp:effectExtent l="0" t="0" r="4445" b="6985"/>
+            <wp:docPr id="21" name="Imagen 21"/>
             <wp:cNvGraphicFramePr>
               <a:graphicFrameLocks xmlns:a="http://schemas.openxmlformats.org/drawingml/2006/main" noChangeAspect="1"/>
             </wp:cNvGraphicFramePr>
@@ -21957,7 +22148,7 @@
                   <pic:spPr>
                     <a:xfrm>
                       <a:off x="0" y="0"/>
-                      <a:ext cx="6579870" cy="191770"/>
+                      <a:ext cx="5264574" cy="759835"/>
                     </a:xfrm>
                     <a:prstGeom prst="rect">
                       <a:avLst/>
@@ -21988,48 +22179,38 @@
         <w:rPr>
           <w:sz w:val="24"/>
         </w:rPr>
-        <w:t>Anali</w:t>
-      </w:r>
-      <w:r>
-        <w:rPr>
-          <w:sz w:val="24"/>
-        </w:rPr>
-        <w:t>c</w:t>
-      </w:r>
-      <w:r>
-        <w:rPr>
-          <w:sz w:val="24"/>
-        </w:rPr>
-        <w:t xml:space="preserve">e el contenido del archivo </w:t>
-      </w:r>
+        <w:t xml:space="preserve">Modifique el contenido de uno de los archivos y repita el </w:t>
+      </w:r>
+      <w:proofErr w:type="spellStart"/>
       <w:r>
         <w:rPr>
           <w:spacing w:val="-2"/>
           <w:sz w:val="24"/>
         </w:rPr>
-        <w:t>hash.md5</w:t>
-      </w:r>
-    </w:p>
-    <w:p>
-      <w:pPr>
-        <w:tabs>
-          <w:tab w:val="left" w:pos="1628"/>
-        </w:tabs>
-        <w:jc w:val="center"/>
-        <w:rPr>
-          <w:sz w:val="24"/>
-        </w:rPr>
+        <w:t>checkeo</w:t>
+      </w:r>
+      <w:proofErr w:type="spellEnd"/>
+    </w:p>
+    <w:p>
+      <w:pPr>
+        <w:pStyle w:val="Textoindependiente"/>
+      </w:pPr>
+    </w:p>
+    <w:p>
+      <w:pPr>
+        <w:pStyle w:val="Textoindependiente"/>
+        <w:spacing w:before="84"/>
+        <w:ind w:left="1440"/>
       </w:pPr>
       <w:r>
         <w:rPr>
           <w:noProof/>
-          <w:sz w:val="24"/>
         </w:rPr>
         <w:drawing>
-          <wp:inline distT="0" distB="0" distL="0" distR="0" wp14:anchorId="559FCD15" wp14:editId="06E2C06B">
-            <wp:extent cx="6579870" cy="697230"/>
-            <wp:effectExtent l="0" t="0" r="0" b="7620"/>
-            <wp:docPr id="20" name="Imagen 20"/>
+          <wp:inline distT="0" distB="0" distL="0" distR="0" wp14:anchorId="0DDDE465" wp14:editId="5A60DFF8">
+            <wp:extent cx="6579870" cy="1032510"/>
+            <wp:effectExtent l="0" t="0" r="0" b="0"/>
+            <wp:docPr id="22" name="Imagen 22"/>
             <wp:cNvGraphicFramePr>
               <a:graphicFrameLocks xmlns:a="http://schemas.openxmlformats.org/drawingml/2006/main" noChangeAspect="1"/>
             </wp:cNvGraphicFramePr>
@@ -22049,7 +22230,7 @@
                   <pic:spPr>
                     <a:xfrm>
                       <a:off x="0" y="0"/>
-                      <a:ext cx="6579870" cy="697230"/>
+                      <a:ext cx="6579870" cy="1032510"/>
                     </a:xfrm>
                     <a:prstGeom prst="rect">
                       <a:avLst/>
@@ -22064,127 +22245,179 @@
     </w:p>
     <w:p>
       <w:pPr>
-        <w:tabs>
-          <w:tab w:val="left" w:pos="1628"/>
-        </w:tabs>
-        <w:rPr>
-          <w:sz w:val="24"/>
-        </w:rPr>
-      </w:pPr>
-      <w:r>
-        <w:rPr>
-          <w:sz w:val="24"/>
-        </w:rPr>
-        <w:t>El archivo hash.md5 contiene una lista donde cada línea muestra primero el hash MD5 calculado para un archivo y luego el nombre de ese archivo. Es decir, aparece una larga cadena de 32 caracteres en hexadecimal —que representa la “huella digital” del contenido— seguida del nombre del archivo original. Cada hash es único para el contenido que tenía el archivo al momento de generar la lista: si el archivo cambia aunque sea un carácter, su hash cambia completamente. Por eso, este archivo sirve como referencia para verificar más adelante si los archivos permanecieron íntegros.</w:t>
-      </w:r>
-    </w:p>
-    <w:p>
-      <w:pPr>
-        <w:tabs>
-          <w:tab w:val="left" w:pos="1628"/>
-        </w:tabs>
-        <w:rPr>
-          <w:sz w:val="24"/>
-        </w:rPr>
-      </w:pPr>
-    </w:p>
-    <w:p>
-      <w:pPr>
-        <w:tabs>
-          <w:tab w:val="left" w:pos="1628"/>
-        </w:tabs>
-        <w:rPr>
-          <w:sz w:val="24"/>
-        </w:rPr>
-      </w:pPr>
+        <w:pStyle w:val="Ttulo1"/>
+        <w:ind w:right="500"/>
+      </w:pPr>
+      <w:bookmarkStart w:id="2" w:name="Generación_de_claves__públicas_y_privada"/>
+      <w:bookmarkEnd w:id="2"/>
+      <w:r>
+        <w:t>Generación</w:t>
+      </w:r>
+      <w:r>
+        <w:rPr>
+          <w:spacing w:val="-4"/>
+        </w:rPr>
+        <w:t xml:space="preserve"> </w:t>
+      </w:r>
+      <w:r>
+        <w:t>de</w:t>
+      </w:r>
+      <w:r>
+        <w:rPr>
+          <w:spacing w:val="-4"/>
+        </w:rPr>
+        <w:t xml:space="preserve"> </w:t>
+      </w:r>
+      <w:r>
+        <w:t>claves</w:t>
+      </w:r>
+      <w:r>
+        <w:rPr>
+          <w:spacing w:val="40"/>
+        </w:rPr>
+        <w:t xml:space="preserve"> </w:t>
+      </w:r>
+      <w:r>
+        <w:t>públicas</w:t>
+      </w:r>
+      <w:r>
+        <w:rPr>
+          <w:spacing w:val="-4"/>
+        </w:rPr>
+        <w:t xml:space="preserve"> </w:t>
+      </w:r>
+      <w:r>
+        <w:t>y</w:t>
+      </w:r>
+      <w:r>
+        <w:rPr>
+          <w:spacing w:val="-4"/>
+        </w:rPr>
+        <w:t xml:space="preserve"> </w:t>
+      </w:r>
+      <w:r>
+        <w:t>privadas</w:t>
+      </w:r>
+      <w:r>
+        <w:rPr>
+          <w:spacing w:val="40"/>
+        </w:rPr>
+        <w:t xml:space="preserve"> </w:t>
+      </w:r>
+      <w:r>
+        <w:t>cifrado</w:t>
+      </w:r>
+      <w:r>
+        <w:rPr>
+          <w:spacing w:val="-4"/>
+        </w:rPr>
+        <w:t xml:space="preserve"> </w:t>
+      </w:r>
+      <w:r>
+        <w:t>y</w:t>
+      </w:r>
+      <w:r>
+        <w:rPr>
+          <w:spacing w:val="-4"/>
+        </w:rPr>
+        <w:t xml:space="preserve"> </w:t>
+      </w:r>
+      <w:r>
+        <w:t xml:space="preserve">firma </w:t>
+      </w:r>
+      <w:r>
+        <w:lastRenderedPageBreak/>
+        <w:t xml:space="preserve">de mensajes usando </w:t>
+      </w:r>
+      <w:proofErr w:type="spellStart"/>
+      <w:r>
+        <w:t>GnuPG</w:t>
+      </w:r>
+      <w:proofErr w:type="spellEnd"/>
     </w:p>
     <w:p>
       <w:pPr>
         <w:pStyle w:val="Prrafodelista"/>
         <w:numPr>
-          <w:ilvl w:val="0"/>
+          <w:ilvl w:val="1"/>
           <w:numId w:val="2"/>
         </w:numPr>
         <w:tabs>
-          <w:tab w:val="left" w:pos="1628"/>
-        </w:tabs>
-        <w:rPr>
-          <w:sz w:val="24"/>
-          <w:lang w:val="en-US"/>
-        </w:rPr>
-      </w:pPr>
+          <w:tab w:val="left" w:pos="1627"/>
+          <w:tab w:val="left" w:pos="5233"/>
+        </w:tabs>
+        <w:spacing w:before="80"/>
+        <w:ind w:left="1627" w:hanging="359"/>
+        <w:rPr>
+          <w:sz w:val="24"/>
+        </w:rPr>
+      </w:pPr>
+      <w:r>
+        <w:rPr>
+          <w:sz w:val="24"/>
+        </w:rPr>
+        <w:t xml:space="preserve">Generar juegos de </w:t>
+      </w:r>
+      <w:r>
+        <w:rPr>
+          <w:spacing w:val="-2"/>
+          <w:sz w:val="24"/>
+        </w:rPr>
+        <w:t>claves</w:t>
+      </w:r>
+      <w:r>
+        <w:rPr>
+          <w:sz w:val="24"/>
+        </w:rPr>
+        <w:tab/>
+      </w:r>
       <w:proofErr w:type="spellStart"/>
       <w:r>
         <w:rPr>
           <w:sz w:val="24"/>
-          <w:lang w:val="en-US"/>
-        </w:rPr>
-        <w:t>Checkear</w:t>
+        </w:rPr>
+        <w:t>gpg</w:t>
       </w:r>
       <w:proofErr w:type="spellEnd"/>
       <w:r>
         <w:rPr>
           <w:sz w:val="24"/>
-          <w:lang w:val="en-US"/>
-        </w:rPr>
-        <w:t xml:space="preserve"> </w:t>
+        </w:rPr>
+        <w:t xml:space="preserve"> --gen-</w:t>
       </w:r>
       <w:proofErr w:type="spellStart"/>
       <w:r>
         <w:rPr>
-          <w:sz w:val="24"/>
-          <w:lang w:val="en-US"/>
-        </w:rPr>
-        <w:t>integridad</w:t>
+          <w:spacing w:val="-5"/>
+          <w:sz w:val="24"/>
+        </w:rPr>
+        <w:t>key</w:t>
       </w:r>
       <w:proofErr w:type="spellEnd"/>
-      <w:r>
-        <w:rPr>
-          <w:spacing w:val="60"/>
-          <w:sz w:val="24"/>
-          <w:lang w:val="en-US"/>
-        </w:rPr>
-        <w:t xml:space="preserve"> </w:t>
-      </w:r>
-      <w:r>
-        <w:rPr>
-          <w:sz w:val="24"/>
-          <w:lang w:val="en-US"/>
-        </w:rPr>
-        <w:t xml:space="preserve">md5sum -c </w:t>
-      </w:r>
-      <w:r>
-        <w:rPr>
-          <w:spacing w:val="-2"/>
-          <w:sz w:val="24"/>
-          <w:lang w:val="en-US"/>
-        </w:rPr>
-        <w:t>hash.md5</w:t>
-      </w:r>
     </w:p>
     <w:p>
       <w:pPr>
         <w:pStyle w:val="Prrafodelista"/>
         <w:tabs>
-          <w:tab w:val="left" w:pos="1628"/>
-        </w:tabs>
-        <w:ind w:left="1628" w:firstLine="0"/>
-        <w:rPr>
-          <w:sz w:val="24"/>
-          <w:lang w:val="en-US"/>
+          <w:tab w:val="left" w:pos="1627"/>
+          <w:tab w:val="left" w:pos="5233"/>
+        </w:tabs>
+        <w:spacing w:before="80"/>
+        <w:ind w:left="1627" w:firstLine="0"/>
+        <w:rPr>
+          <w:sz w:val="24"/>
         </w:rPr>
       </w:pPr>
       <w:r>
         <w:rPr>
           <w:noProof/>
           <w:sz w:val="24"/>
-          <w:lang w:val="en-US"/>
         </w:rPr>
         <w:drawing>
-          <wp:inline distT="0" distB="0" distL="0" distR="0" wp14:anchorId="0A259AC7" wp14:editId="024A229C">
-            <wp:extent cx="5234423" cy="755483"/>
-            <wp:effectExtent l="0" t="0" r="4445" b="6985"/>
-            <wp:docPr id="21" name="Imagen 21"/>
+          <wp:inline distT="0" distB="0" distL="0" distR="0" wp14:anchorId="7AA17234" wp14:editId="14A2C631">
+            <wp:extent cx="3588696" cy="3199765"/>
+            <wp:effectExtent l="0" t="0" r="0" b="635"/>
+            <wp:docPr id="5" name="Imagen 5"/>
             <wp:cNvGraphicFramePr>
               <a:graphicFrameLocks xmlns:a="http://schemas.openxmlformats.org/drawingml/2006/main" noChangeAspect="1"/>
             </wp:cNvGraphicFramePr>
@@ -22204,7 +22437,7 @@
                   <pic:spPr>
                     <a:xfrm>
                       <a:off x="0" y="0"/>
-                      <a:ext cx="5264574" cy="759835"/>
+                      <a:ext cx="3601522" cy="3211201"/>
                     </a:xfrm>
                     <a:prstGeom prst="rect">
                       <a:avLst/>
@@ -22221,52 +22454,66 @@
       <w:pPr>
         <w:pStyle w:val="Prrafodelista"/>
         <w:numPr>
-          <w:ilvl w:val="0"/>
+          <w:ilvl w:val="1"/>
           <w:numId w:val="2"/>
         </w:numPr>
         <w:tabs>
-          <w:tab w:val="left" w:pos="1628"/>
-        </w:tabs>
-        <w:rPr>
-          <w:sz w:val="24"/>
-        </w:rPr>
-      </w:pPr>
-      <w:r>
-        <w:rPr>
-          <w:sz w:val="24"/>
-        </w:rPr>
-        <w:t xml:space="preserve">Modifique el contenido de uno de los archivos y repita el </w:t>
+          <w:tab w:val="left" w:pos="1627"/>
+        </w:tabs>
+        <w:ind w:left="1627" w:hanging="359"/>
+        <w:rPr>
+          <w:sz w:val="24"/>
+        </w:rPr>
+      </w:pPr>
+      <w:r>
+        <w:rPr>
+          <w:sz w:val="24"/>
+        </w:rPr>
+        <w:t xml:space="preserve">Listar claves </w:t>
       </w:r>
       <w:proofErr w:type="spellStart"/>
       <w:r>
         <w:rPr>
-          <w:spacing w:val="-2"/>
-          <w:sz w:val="24"/>
-        </w:rPr>
-        <w:t>checkeo</w:t>
+          <w:sz w:val="24"/>
+        </w:rPr>
+        <w:t>gpg</w:t>
       </w:r>
       <w:proofErr w:type="spellEnd"/>
-    </w:p>
-    <w:p>
-      <w:pPr>
-        <w:pStyle w:val="Textoindependiente"/>
-      </w:pPr>
-    </w:p>
-    <w:p>
-      <w:pPr>
-        <w:pStyle w:val="Textoindependiente"/>
-        <w:spacing w:before="84"/>
-        <w:ind w:left="1440"/>
+      <w:r>
+        <w:rPr>
+          <w:sz w:val="24"/>
+        </w:rPr>
+        <w:t xml:space="preserve"> -</w:t>
+      </w:r>
+      <w:r>
+        <w:rPr>
+          <w:spacing w:val="-10"/>
+          <w:sz w:val="24"/>
+        </w:rPr>
+        <w:t>k</w:t>
+      </w:r>
+    </w:p>
+    <w:p>
+      <w:pPr>
+        <w:pStyle w:val="Prrafodelista"/>
+        <w:tabs>
+          <w:tab w:val="left" w:pos="1627"/>
+        </w:tabs>
+        <w:ind w:left="1627" w:firstLine="0"/>
+        <w:rPr>
+          <w:sz w:val="24"/>
+        </w:rPr>
       </w:pPr>
       <w:r>
         <w:rPr>
           <w:noProof/>
+          <w:sz w:val="24"/>
         </w:rPr>
         <w:drawing>
-          <wp:inline distT="0" distB="0" distL="0" distR="0" wp14:anchorId="0DDDE465" wp14:editId="5A60DFF8">
-            <wp:extent cx="6579870" cy="1032510"/>
-            <wp:effectExtent l="0" t="0" r="0" b="0"/>
-            <wp:docPr id="22" name="Imagen 22"/>
+          <wp:inline distT="0" distB="0" distL="0" distR="0" wp14:anchorId="3EA4CA4A" wp14:editId="79C5F3CF">
+            <wp:extent cx="6579870" cy="1847215"/>
+            <wp:effectExtent l="0" t="0" r="0" b="635"/>
+            <wp:docPr id="6" name="Imagen 6"/>
             <wp:cNvGraphicFramePr>
               <a:graphicFrameLocks xmlns:a="http://schemas.openxmlformats.org/drawingml/2006/main" noChangeAspect="1"/>
             </wp:cNvGraphicFramePr>
@@ -22286,307 +22533,6 @@
                   <pic:spPr>
                     <a:xfrm>
                       <a:off x="0" y="0"/>
-                      <a:ext cx="6579870" cy="1032510"/>
-                    </a:xfrm>
-                    <a:prstGeom prst="rect">
-                      <a:avLst/>
-                    </a:prstGeom>
-                  </pic:spPr>
-                </pic:pic>
-              </a:graphicData>
-            </a:graphic>
-          </wp:inline>
-        </w:drawing>
-      </w:r>
-    </w:p>
-    <w:p>
-      <w:pPr>
-        <w:pStyle w:val="Ttulo1"/>
-        <w:ind w:right="500"/>
-      </w:pPr>
-      <w:bookmarkStart w:id="2" w:name="Generación_de_claves__públicas_y_privada"/>
-      <w:bookmarkEnd w:id="2"/>
-      <w:r>
-        <w:t>Generación</w:t>
-      </w:r>
-      <w:r>
-        <w:rPr>
-          <w:spacing w:val="-4"/>
-        </w:rPr>
-        <w:t xml:space="preserve"> </w:t>
-      </w:r>
-      <w:r>
-        <w:t>de</w:t>
-      </w:r>
-      <w:r>
-        <w:rPr>
-          <w:spacing w:val="-4"/>
-        </w:rPr>
-        <w:t xml:space="preserve"> </w:t>
-      </w:r>
-      <w:r>
-        <w:t>claves</w:t>
-      </w:r>
-      <w:r>
-        <w:rPr>
-          <w:spacing w:val="40"/>
-        </w:rPr>
-        <w:t xml:space="preserve"> </w:t>
-      </w:r>
-      <w:r>
-        <w:t>públicas</w:t>
-      </w:r>
-      <w:r>
-        <w:rPr>
-          <w:spacing w:val="-4"/>
-        </w:rPr>
-        <w:t xml:space="preserve"> </w:t>
-      </w:r>
-      <w:r>
-        <w:t>y</w:t>
-      </w:r>
-      <w:r>
-        <w:rPr>
-          <w:spacing w:val="-4"/>
-        </w:rPr>
-        <w:t xml:space="preserve"> </w:t>
-      </w:r>
-      <w:r>
-        <w:t>privadas</w:t>
-      </w:r>
-      <w:r>
-        <w:rPr>
-          <w:spacing w:val="40"/>
-        </w:rPr>
-        <w:t xml:space="preserve"> </w:t>
-      </w:r>
-      <w:r>
-        <w:t>cifrado</w:t>
-      </w:r>
-      <w:r>
-        <w:rPr>
-          <w:spacing w:val="-4"/>
-        </w:rPr>
-        <w:t xml:space="preserve"> </w:t>
-      </w:r>
-      <w:r>
-        <w:t>y</w:t>
-      </w:r>
-      <w:r>
-        <w:rPr>
-          <w:spacing w:val="-4"/>
-        </w:rPr>
-        <w:t xml:space="preserve"> </w:t>
-      </w:r>
-      <w:r>
-        <w:t xml:space="preserve">firma </w:t>
-      </w:r>
-      <w:r>
-        <w:lastRenderedPageBreak/>
-        <w:t xml:space="preserve">de mensajes usando </w:t>
-      </w:r>
-      <w:proofErr w:type="spellStart"/>
-      <w:r>
-        <w:t>GnuPG</w:t>
-      </w:r>
-      <w:proofErr w:type="spellEnd"/>
-    </w:p>
-    <w:p>
-      <w:pPr>
-        <w:pStyle w:val="Prrafodelista"/>
-        <w:numPr>
-          <w:ilvl w:val="1"/>
-          <w:numId w:val="2"/>
-        </w:numPr>
-        <w:tabs>
-          <w:tab w:val="left" w:pos="1627"/>
-          <w:tab w:val="left" w:pos="5233"/>
-        </w:tabs>
-        <w:spacing w:before="80"/>
-        <w:ind w:left="1627" w:hanging="359"/>
-        <w:rPr>
-          <w:sz w:val="24"/>
-        </w:rPr>
-      </w:pPr>
-      <w:r>
-        <w:rPr>
-          <w:sz w:val="24"/>
-        </w:rPr>
-        <w:t xml:space="preserve">Generar juegos de </w:t>
-      </w:r>
-      <w:r>
-        <w:rPr>
-          <w:spacing w:val="-2"/>
-          <w:sz w:val="24"/>
-        </w:rPr>
-        <w:t>claves</w:t>
-      </w:r>
-      <w:r>
-        <w:rPr>
-          <w:sz w:val="24"/>
-        </w:rPr>
-        <w:tab/>
-      </w:r>
-      <w:proofErr w:type="spellStart"/>
-      <w:r>
-        <w:rPr>
-          <w:sz w:val="24"/>
-        </w:rPr>
-        <w:t>gpg</w:t>
-      </w:r>
-      <w:proofErr w:type="spellEnd"/>
-      <w:r>
-        <w:rPr>
-          <w:sz w:val="24"/>
-        </w:rPr>
-        <w:t xml:space="preserve"> --gen-</w:t>
-      </w:r>
-      <w:proofErr w:type="spellStart"/>
-      <w:r>
-        <w:rPr>
-          <w:spacing w:val="-5"/>
-          <w:sz w:val="24"/>
-        </w:rPr>
-        <w:t>key</w:t>
-      </w:r>
-      <w:proofErr w:type="spellEnd"/>
-    </w:p>
-    <w:p>
-      <w:pPr>
-        <w:pStyle w:val="Prrafodelista"/>
-        <w:tabs>
-          <w:tab w:val="left" w:pos="1627"/>
-          <w:tab w:val="left" w:pos="5233"/>
-        </w:tabs>
-        <w:spacing w:before="80"/>
-        <w:ind w:left="1627" w:firstLine="0"/>
-        <w:rPr>
-          <w:sz w:val="24"/>
-        </w:rPr>
-      </w:pPr>
-      <w:r>
-        <w:rPr>
-          <w:sz w:val="24"/>
-        </w:rPr>
-        <w:drawing>
-          <wp:inline distT="0" distB="0" distL="0" distR="0" wp14:anchorId="7AA17234" wp14:editId="14A2C631">
-            <wp:extent cx="3588696" cy="3199765"/>
-            <wp:effectExtent l="0" t="0" r="0" b="635"/>
-            <wp:docPr id="5" name="Imagen 5"/>
-            <wp:cNvGraphicFramePr>
-              <a:graphicFrameLocks xmlns:a="http://schemas.openxmlformats.org/drawingml/2006/main" noChangeAspect="1"/>
-            </wp:cNvGraphicFramePr>
-            <a:graphic xmlns:a="http://schemas.openxmlformats.org/drawingml/2006/main">
-              <a:graphicData uri="http://schemas.openxmlformats.org/drawingml/2006/picture">
-                <pic:pic xmlns:pic="http://schemas.openxmlformats.org/drawingml/2006/picture">
-                  <pic:nvPicPr>
-                    <pic:cNvPr id="1" name=""/>
-                    <pic:cNvPicPr/>
-                  </pic:nvPicPr>
-                  <pic:blipFill>
-                    <a:blip r:embed="rId30"/>
-                    <a:stretch>
-                      <a:fillRect/>
-                    </a:stretch>
-                  </pic:blipFill>
-                  <pic:spPr>
-                    <a:xfrm>
-                      <a:off x="0" y="0"/>
-                      <a:ext cx="3601522" cy="3211201"/>
-                    </a:xfrm>
-                    <a:prstGeom prst="rect">
-                      <a:avLst/>
-                    </a:prstGeom>
-                  </pic:spPr>
-                </pic:pic>
-              </a:graphicData>
-            </a:graphic>
-          </wp:inline>
-        </w:drawing>
-      </w:r>
-    </w:p>
-    <w:p>
-      <w:pPr>
-        <w:pStyle w:val="Prrafodelista"/>
-        <w:numPr>
-          <w:ilvl w:val="1"/>
-          <w:numId w:val="2"/>
-        </w:numPr>
-        <w:tabs>
-          <w:tab w:val="left" w:pos="1627"/>
-        </w:tabs>
-        <w:ind w:left="1627" w:hanging="359"/>
-        <w:rPr>
-          <w:sz w:val="24"/>
-        </w:rPr>
-      </w:pPr>
-      <w:r>
-        <w:rPr>
-          <w:sz w:val="24"/>
-        </w:rPr>
-        <w:t xml:space="preserve">Listar claves </w:t>
-      </w:r>
-      <w:proofErr w:type="spellStart"/>
-      <w:r>
-        <w:rPr>
-          <w:sz w:val="24"/>
-        </w:rPr>
-        <w:t>gpg</w:t>
-      </w:r>
-      <w:proofErr w:type="spellEnd"/>
-      <w:r>
-        <w:rPr>
-          <w:sz w:val="24"/>
-        </w:rPr>
-        <w:t xml:space="preserve"> -</w:t>
-      </w:r>
-      <w:r>
-        <w:rPr>
-          <w:spacing w:val="-10"/>
-          <w:sz w:val="24"/>
-        </w:rPr>
-        <w:t>k</w:t>
-      </w:r>
-    </w:p>
-    <w:p>
-      <w:pPr>
-        <w:pStyle w:val="Prrafodelista"/>
-        <w:tabs>
-          <w:tab w:val="left" w:pos="1627"/>
-        </w:tabs>
-        <w:ind w:left="1627" w:firstLine="0"/>
-        <w:rPr>
-          <w:sz w:val="24"/>
-        </w:rPr>
-      </w:pPr>
-      <w:r>
-        <w:rPr>
-          <w:sz w:val="24"/>
-        </w:rPr>
-        <w:drawing>
-          <wp:inline distT="0" distB="0" distL="0" distR="0" wp14:anchorId="3EA4CA4A" wp14:editId="79C5F3CF">
-            <wp:extent cx="6579870" cy="1847215"/>
-            <wp:effectExtent l="0" t="0" r="0" b="635"/>
-            <wp:docPr id="6" name="Imagen 6"/>
-            <wp:cNvGraphicFramePr>
-              <a:graphicFrameLocks xmlns:a="http://schemas.openxmlformats.org/drawingml/2006/main" noChangeAspect="1"/>
-            </wp:cNvGraphicFramePr>
-            <a:graphic xmlns:a="http://schemas.openxmlformats.org/drawingml/2006/main">
-              <a:graphicData uri="http://schemas.openxmlformats.org/drawingml/2006/picture">
-                <pic:pic xmlns:pic="http://schemas.openxmlformats.org/drawingml/2006/picture">
-                  <pic:nvPicPr>
-                    <pic:cNvPr id="1" name=""/>
-                    <pic:cNvPicPr/>
-                  </pic:nvPicPr>
-                  <pic:blipFill>
-                    <a:blip r:embed="rId31"/>
-                    <a:stretch>
-                      <a:fillRect/>
-                    </a:stretch>
-                  </pic:blipFill>
-                  <pic:spPr>
-                    <a:xfrm>
-                      <a:off x="0" y="0"/>
                       <a:ext cx="6579870" cy="1847215"/>
                     </a:xfrm>
                     <a:prstGeom prst="rect">
@@ -25979,7 +25925,7 @@
         <w:pStyle w:val="Textoindependiente"/>
         <w:ind w:left="908" w:right="4953"/>
       </w:pPr>
-      <w:hyperlink r:id="rId32">
+      <w:hyperlink r:id="rId30">
         <w:r>
           <w:rPr>
             <w:color w:val="000080"/>
@@ -25996,7 +25942,7 @@
         </w:rPr>
         <w:t xml:space="preserve"> </w:t>
       </w:r>
-      <w:hyperlink r:id="rId33">
+      <w:hyperlink r:id="rId31">
         <w:r>
           <w:rPr>
             <w:color w:val="000080"/>
@@ -26012,7 +25958,7 @@
         <w:pStyle w:val="Textoindependiente"/>
         <w:ind w:left="908"/>
       </w:pPr>
-      <w:hyperlink r:id="rId34">
+      <w:hyperlink r:id="rId32">
         <w:r>
           <w:rPr>
             <w:color w:val="000080"/>
@@ -26028,7 +25974,7 @@
         <w:pStyle w:val="Textoindependiente"/>
         <w:ind w:left="908" w:right="283"/>
       </w:pPr>
-      <w:hyperlink r:id="rId35">
+      <w:hyperlink r:id="rId33">
         <w:r>
           <w:rPr>
             <w:color w:val="000080"/>
@@ -26045,7 +25991,7 @@
         </w:rPr>
         <w:t xml:space="preserve"> </w:t>
       </w:r>
-      <w:hyperlink r:id="rId36">
+      <w:hyperlink r:id="rId34">
         <w:r>
           <w:rPr>
             <w:color w:val="1154CC"/>
@@ -33927,23 +33873,6 @@
   </w:num>
   <w:num w:numId="14">
     <w:abstractNumId w:val="35"/>
-    <w:lvlOverride w:ilvl="1">
-      <w:lvl w:ilvl="1">
-        <w:numFmt w:val="bullet"/>
-        <w:lvlText w:val="o"/>
-        <w:lvlJc w:val="left"/>
-        <w:pPr>
-          <w:tabs>
-            <w:tab w:val="num" w:pos="1440"/>
-          </w:tabs>
-          <w:ind w:left="1440" w:hanging="360"/>
-        </w:pPr>
-        <w:rPr>
-          <w:rFonts w:ascii="Courier New" w:hAnsi="Courier New" w:hint="default"/>
-          <w:sz w:val="20"/>
-        </w:rPr>
-      </w:lvl>
-    </w:lvlOverride>
   </w:num>
   <w:num w:numId="15">
     <w:abstractNumId w:val="30"/>
@@ -34540,6 +34469,7 @@
   <w:style w:type="character" w:default="1" w:styleId="Fuentedeprrafopredeter">
     <w:name w:val="Default Paragraph Font"/>
     <w:uiPriority w:val="1"/>
+    <w:semiHidden/>
     <w:unhideWhenUsed/>
   </w:style>
   <w:style w:type="table" w:default="1" w:styleId="Tablanormal">

--- a/4to Año/Comunicaciones II/TP10.docx
+++ b/4to Año/Comunicaciones II/TP10.docx
@@ -117,21 +117,7 @@
         <w:rPr>
           <w:lang w:val="es-AR"/>
         </w:rPr>
-        <w:t xml:space="preserve">: Conjunto de políticas y prácticas para prevenir accesos no autorizados, modificaciones de datos, denegaciones de servicio y suplantaciones de identidad. Protege recursos físicos (cables, </w:t>
-      </w:r>
-      <w:proofErr w:type="spellStart"/>
-      <w:r>
-        <w:rPr>
-          <w:lang w:val="es-AR"/>
-        </w:rPr>
-        <w:t>routers</w:t>
-      </w:r>
-      <w:proofErr w:type="spellEnd"/>
-      <w:r>
-        <w:rPr>
-          <w:lang w:val="es-AR"/>
-        </w:rPr>
-        <w:t>) y lógicos (integridad, disponibilidad, confidencialidad, autenticidad).</w:t>
+        <w:t>: Conjunto de políticas y prácticas para prevenir accesos no autorizados, modificaciones de datos, denegaciones de servicio y suplantaciones de identidad. Protege recursos físicos (cables, routers) y lógicos (integridad, disponibilidad, confidencialidad, autenticidad).</w:t>
       </w:r>
     </w:p>
     <w:p>
@@ -181,59 +167,13 @@
           <w:lang w:val="en-US"/>
         </w:rPr>
       </w:pPr>
-      <w:proofErr w:type="spellStart"/>
       <w:r>
         <w:rPr>
           <w:b/>
           <w:bCs/>
           <w:lang w:val="en-US"/>
         </w:rPr>
-        <w:t>Seguridad</w:t>
-      </w:r>
-      <w:proofErr w:type="spellEnd"/>
-      <w:r>
-        <w:rPr>
-          <w:b/>
-          <w:bCs/>
-          <w:lang w:val="en-US"/>
-        </w:rPr>
-        <w:t xml:space="preserve"> </w:t>
-      </w:r>
-      <w:proofErr w:type="spellStart"/>
-      <w:r>
-        <w:rPr>
-          <w:b/>
-          <w:bCs/>
-          <w:lang w:val="en-US"/>
-        </w:rPr>
-        <w:t>en</w:t>
-      </w:r>
-      <w:proofErr w:type="spellEnd"/>
-      <w:r>
-        <w:rPr>
-          <w:b/>
-          <w:bCs/>
-          <w:lang w:val="en-US"/>
-        </w:rPr>
-        <w:t xml:space="preserve"> </w:t>
-      </w:r>
-      <w:proofErr w:type="spellStart"/>
-      <w:r>
-        <w:rPr>
-          <w:b/>
-          <w:bCs/>
-          <w:lang w:val="en-US"/>
-        </w:rPr>
-        <w:t>capas</w:t>
-      </w:r>
-      <w:proofErr w:type="spellEnd"/>
-      <w:r>
-        <w:rPr>
-          <w:b/>
-          <w:bCs/>
-          <w:lang w:val="en-US"/>
-        </w:rPr>
-        <w:t xml:space="preserve"> OSI</w:t>
+        <w:t>Seguridad en capas OSI</w:t>
       </w:r>
       <w:r>
         <w:rPr>
@@ -285,35 +225,7 @@
         <w:rPr>
           <w:lang w:val="es-AR"/>
         </w:rPr>
-        <w:t xml:space="preserve">Enlace: Encriptación punto a punto (link </w:t>
-      </w:r>
-      <w:proofErr w:type="spellStart"/>
-      <w:r>
-        <w:rPr>
-          <w:lang w:val="es-AR"/>
-        </w:rPr>
-        <w:t>encryption</w:t>
-      </w:r>
-      <w:proofErr w:type="spellEnd"/>
-      <w:r>
-        <w:rPr>
-          <w:lang w:val="es-AR"/>
-        </w:rPr>
-        <w:t xml:space="preserve">), pero vulnerable en </w:t>
-      </w:r>
-      <w:proofErr w:type="spellStart"/>
-      <w:r>
-        <w:rPr>
-          <w:lang w:val="es-AR"/>
-        </w:rPr>
-        <w:t>routers</w:t>
-      </w:r>
-      <w:proofErr w:type="spellEnd"/>
-      <w:r>
-        <w:rPr>
-          <w:lang w:val="es-AR"/>
-        </w:rPr>
-        <w:t>.</w:t>
+        <w:t>Enlace: Encriptación punto a punto (link encryption), pero vulnerable en routers.</w:t>
       </w:r>
     </w:p>
     <w:p>
@@ -475,34 +387,14 @@
           <w:lang w:val="en-US"/>
         </w:rPr>
       </w:pPr>
-      <w:proofErr w:type="spellStart"/>
       <w:r>
         <w:rPr>
           <w:b/>
           <w:bCs/>
           <w:lang w:val="en-US"/>
         </w:rPr>
-        <w:t>Ataques</w:t>
-      </w:r>
-      <w:proofErr w:type="spellEnd"/>
-      <w:r>
-        <w:rPr>
-          <w:b/>
-          <w:bCs/>
-          <w:lang w:val="en-US"/>
-        </w:rPr>
-        <w:t xml:space="preserve"> </w:t>
-      </w:r>
-      <w:proofErr w:type="spellStart"/>
-      <w:r>
-        <w:rPr>
-          <w:b/>
-          <w:bCs/>
-          <w:lang w:val="en-US"/>
-        </w:rPr>
-        <w:t>Pasivos</w:t>
-      </w:r>
-      <w:proofErr w:type="spellEnd"/>
+        <w:t>Ataques Pasivos</w:t>
+      </w:r>
     </w:p>
     <w:p>
       <w:pPr>
@@ -532,21 +424,7 @@
         <w:rPr>
           <w:lang w:val="es-AR"/>
         </w:rPr>
-        <w:t>: Oponente obtiene información sensible (</w:t>
-      </w:r>
-      <w:proofErr w:type="spellStart"/>
-      <w:r>
-        <w:rPr>
-          <w:lang w:val="es-AR"/>
-        </w:rPr>
-        <w:t>e.g</w:t>
-      </w:r>
-      <w:proofErr w:type="spellEnd"/>
-      <w:r>
-        <w:rPr>
-          <w:lang w:val="es-AR"/>
-        </w:rPr>
-        <w:t>., conversación telefónica, email).</w:t>
+        <w:t>: Oponente obtiene información sensible (e.g., conversación telefónica, email).</w:t>
       </w:r>
     </w:p>
     <w:p>
@@ -599,34 +477,14 @@
           <w:lang w:val="en-US"/>
         </w:rPr>
       </w:pPr>
-      <w:proofErr w:type="spellStart"/>
       <w:r>
         <w:rPr>
           <w:b/>
           <w:bCs/>
           <w:lang w:val="en-US"/>
         </w:rPr>
-        <w:t>Ataques</w:t>
-      </w:r>
-      <w:proofErr w:type="spellEnd"/>
-      <w:r>
-        <w:rPr>
-          <w:b/>
-          <w:bCs/>
-          <w:lang w:val="en-US"/>
-        </w:rPr>
-        <w:t xml:space="preserve"> </w:t>
-      </w:r>
-      <w:proofErr w:type="spellStart"/>
-      <w:r>
-        <w:rPr>
-          <w:b/>
-          <w:bCs/>
-          <w:lang w:val="en-US"/>
-        </w:rPr>
-        <w:t>Activos</w:t>
-      </w:r>
-      <w:proofErr w:type="spellEnd"/>
+        <w:t>Ataques Activos</w:t>
+      </w:r>
     </w:p>
     <w:p>
       <w:pPr>
@@ -656,21 +514,7 @@
         <w:rPr>
           <w:lang w:val="es-AR"/>
         </w:rPr>
-        <w:t xml:space="preserve">: Entidad finge ser otra (incluye otros ataques, </w:t>
-      </w:r>
-      <w:proofErr w:type="spellStart"/>
-      <w:r>
-        <w:rPr>
-          <w:lang w:val="es-AR"/>
-        </w:rPr>
-        <w:t>e.g</w:t>
-      </w:r>
-      <w:proofErr w:type="spellEnd"/>
-      <w:r>
-        <w:rPr>
-          <w:lang w:val="es-AR"/>
-        </w:rPr>
-        <w:t>., capturar autenticación y retransmitir).</w:t>
+        <w:t>: Entidad finge ser otra (incluye otros ataques, e.g., capturar autenticación y retransmitir).</w:t>
       </w:r>
     </w:p>
     <w:p>
@@ -732,21 +576,7 @@
         <w:rPr>
           <w:lang w:val="es-AR"/>
         </w:rPr>
-        <w:t>: Altera, retrasa o reordena mensaje (</w:t>
-      </w:r>
-      <w:proofErr w:type="spellStart"/>
-      <w:r>
-        <w:rPr>
-          <w:lang w:val="es-AR"/>
-        </w:rPr>
-        <w:t>e.g</w:t>
-      </w:r>
-      <w:proofErr w:type="spellEnd"/>
-      <w:r>
-        <w:rPr>
-          <w:lang w:val="es-AR"/>
-        </w:rPr>
-        <w:t>., cambiar "Permitir a Juan" por "Permitir a Alfredo").</w:t>
+        <w:t>: Altera, retrasa o reordena mensaje (e.g., cambiar "Permitir a Juan" por "Permitir a Alfredo").</w:t>
       </w:r>
     </w:p>
     <w:p>
@@ -777,21 +607,7 @@
         <w:rPr>
           <w:lang w:val="es-AR"/>
         </w:rPr>
-        <w:t>: Impide uso normal (</w:t>
-      </w:r>
-      <w:proofErr w:type="spellStart"/>
-      <w:r>
-        <w:rPr>
-          <w:lang w:val="es-AR"/>
-        </w:rPr>
-        <w:t>e.g</w:t>
-      </w:r>
-      <w:proofErr w:type="spellEnd"/>
-      <w:r>
-        <w:rPr>
-          <w:lang w:val="es-AR"/>
-        </w:rPr>
-        <w:t>., suprimir mensajes a destino específico o sobrecargar servidor/red).</w:t>
+        <w:t>: Impide uso normal (e.g., suprimir mensajes a destino específico o sobrecargar servidor/red).</w:t>
       </w:r>
     </w:p>
     <w:p>
@@ -842,35 +658,7 @@
         <w:rPr>
           <w:lang w:val="es-AR"/>
         </w:rPr>
-        <w:t>Arte de ocultar mensajes (</w:t>
-      </w:r>
-      <w:proofErr w:type="spellStart"/>
-      <w:r>
-        <w:rPr>
-          <w:lang w:val="es-AR"/>
-        </w:rPr>
-        <w:t>kryptós</w:t>
-      </w:r>
-      <w:proofErr w:type="spellEnd"/>
-      <w:r>
-        <w:rPr>
-          <w:lang w:val="es-AR"/>
-        </w:rPr>
-        <w:t xml:space="preserve">: escondido, </w:t>
-      </w:r>
-      <w:proofErr w:type="spellStart"/>
-      <w:r>
-        <w:rPr>
-          <w:lang w:val="es-AR"/>
-        </w:rPr>
-        <w:t>graphos</w:t>
-      </w:r>
-      <w:proofErr w:type="spellEnd"/>
-      <w:r>
-        <w:rPr>
-          <w:lang w:val="es-AR"/>
-        </w:rPr>
-        <w:t>: escritura). Rama de la criptología, incluye criptoanálisis (romper cifrados). Protocolos criptográficos implementan algoritmos para seguridad.</w:t>
+        <w:t>Arte de ocultar mensajes (kryptós: escondido, graphos: escritura). Rama de la criptología, incluye criptoanálisis (romper cifrados). Protocolos criptográficos implementan algoritmos para seguridad.</w:t>
       </w:r>
     </w:p>
     <w:p>
@@ -955,7 +743,6 @@
           <w:lang w:val="en-US"/>
         </w:rPr>
       </w:pPr>
-      <w:proofErr w:type="spellStart"/>
       <w:r>
         <w:rPr>
           <w:b/>
@@ -964,7 +751,6 @@
         </w:rPr>
         <w:t>Componentes</w:t>
       </w:r>
-      <w:proofErr w:type="spellEnd"/>
       <w:r>
         <w:rPr>
           <w:lang w:val="en-US"/>
@@ -992,21 +778,7 @@
         <w:rPr>
           <w:lang w:val="es-AR"/>
         </w:rPr>
-        <w:t>Texto nativo (</w:t>
-      </w:r>
-      <w:proofErr w:type="spellStart"/>
-      <w:r>
-        <w:rPr>
-          <w:lang w:val="es-AR"/>
-        </w:rPr>
-        <w:t>plaintext</w:t>
-      </w:r>
-      <w:proofErr w:type="spellEnd"/>
-      <w:r>
-        <w:rPr>
-          <w:lang w:val="es-AR"/>
-        </w:rPr>
-        <w:t>): Mensaje original.</w:t>
+        <w:t>Texto nativo (plaintext): Mensaje original.</w:t>
       </w:r>
     </w:p>
     <w:p>
@@ -1075,21 +847,7 @@
         <w:rPr>
           <w:lang w:val="es-AR"/>
         </w:rPr>
-        <w:t>Texto cifrado (</w:t>
-      </w:r>
-      <w:proofErr w:type="spellStart"/>
-      <w:r>
-        <w:rPr>
-          <w:lang w:val="es-AR"/>
-        </w:rPr>
-        <w:t>ciphertext</w:t>
-      </w:r>
-      <w:proofErr w:type="spellEnd"/>
-      <w:r>
-        <w:rPr>
-          <w:lang w:val="es-AR"/>
-        </w:rPr>
-        <w:t>): Salida alterada.</w:t>
+        <w:t>Texto cifrado (ciphertext): Salida alterada.</w:t>
       </w:r>
     </w:p>
     <w:p>
@@ -1149,35 +907,7 @@
         <w:rPr>
           <w:lang w:val="en-US"/>
         </w:rPr>
-        <w:t xml:space="preserve">Clave </w:t>
-      </w:r>
-      <w:proofErr w:type="spellStart"/>
-      <w:r>
-        <w:rPr>
-          <w:lang w:val="en-US"/>
-        </w:rPr>
-        <w:t>segura</w:t>
-      </w:r>
-      <w:proofErr w:type="spellEnd"/>
-      <w:r>
-        <w:rPr>
-          <w:lang w:val="en-US"/>
-        </w:rPr>
-        <w:t xml:space="preserve"> y </w:t>
-      </w:r>
-      <w:proofErr w:type="spellStart"/>
-      <w:r>
-        <w:rPr>
-          <w:lang w:val="en-US"/>
-        </w:rPr>
-        <w:t>compartida</w:t>
-      </w:r>
-      <w:proofErr w:type="spellEnd"/>
-      <w:r>
-        <w:rPr>
-          <w:lang w:val="en-US"/>
-        </w:rPr>
-        <w:t>.</w:t>
+        <w:t>Clave segura y compartida.</w:t>
       </w:r>
     </w:p>
     <w:p>
@@ -1208,21 +938,7 @@
         <w:rPr>
           <w:lang w:val="es-AR"/>
         </w:rPr>
-        <w:t xml:space="preserve">: Criptoanálisis (explotar debilidades), fuerza bruta (probar claves; </w:t>
-      </w:r>
-      <w:proofErr w:type="spellStart"/>
-      <w:r>
-        <w:rPr>
-          <w:lang w:val="es-AR"/>
-        </w:rPr>
-        <w:t>e.g</w:t>
-      </w:r>
-      <w:proofErr w:type="spellEnd"/>
-      <w:r>
-        <w:rPr>
-          <w:lang w:val="es-AR"/>
-        </w:rPr>
-        <w:t>., 56 bits DES vulnerable).</w:t>
+        <w:t>: Criptoanálisis (explotar debilidades), fuerza bruta (probar claves; e.g., 56 bits DES vulnerable).</w:t>
       </w:r>
     </w:p>
     <w:p>
@@ -1253,35 +969,7 @@
         <w:rPr>
           <w:lang w:val="es-AR"/>
         </w:rPr>
-        <w:t xml:space="preserve">: Manual, tercera parte, clave anterior, KDC (Key </w:t>
-      </w:r>
-      <w:proofErr w:type="spellStart"/>
-      <w:r>
-        <w:rPr>
-          <w:lang w:val="es-AR"/>
-        </w:rPr>
-        <w:t>Distribution</w:t>
-      </w:r>
-      <w:proofErr w:type="spellEnd"/>
-      <w:r>
-        <w:rPr>
-          <w:lang w:val="es-AR"/>
-        </w:rPr>
-        <w:t xml:space="preserve"> Center) con SSM (</w:t>
-      </w:r>
-      <w:proofErr w:type="spellStart"/>
-      <w:r>
-        <w:rPr>
-          <w:lang w:val="es-AR"/>
-        </w:rPr>
-        <w:t>Subsystem</w:t>
-      </w:r>
-      <w:proofErr w:type="spellEnd"/>
-      <w:r>
-        <w:rPr>
-          <w:lang w:val="es-AR"/>
-        </w:rPr>
-        <w:t xml:space="preserve"> Security Module).</w:t>
+        <w:t>: Manual, tercera parte, clave anterior, KDC (Key Distribution Center) con SSM (Subsystem Security Module).</w:t>
       </w:r>
     </w:p>
     <w:p>
@@ -1374,21 +1062,7 @@
         <w:rPr>
           <w:lang w:val="es-AR"/>
         </w:rPr>
-        <w:t>: Distribución clave insegura, número claves crece (n(n-</w:t>
-      </w:r>
-      <w:proofErr w:type="gramStart"/>
-      <w:r>
-        <w:rPr>
-          <w:lang w:val="es-AR"/>
-        </w:rPr>
-        <w:t>1)/</w:t>
-      </w:r>
-      <w:proofErr w:type="gramEnd"/>
-      <w:r>
-        <w:rPr>
-          <w:lang w:val="es-AR"/>
-        </w:rPr>
-        <w:t>2 para n usuarios), no no-repudio.</w:t>
+        <w:t>: Distribución clave insegura, número claves crece (n(n-1)/2 para n usuarios), no no-repudio.</w:t>
       </w:r>
     </w:p>
     <w:p>
@@ -1476,27 +1150,7 @@
           <w:bCs/>
           <w:color w:val="auto"/>
         </w:rPr>
-        <w:t xml:space="preserve">1. DES – Data </w:t>
-      </w:r>
-      <w:proofErr w:type="spellStart"/>
-      <w:r>
-        <w:rPr>
-          <w:rFonts w:ascii="Times New Roman" w:hAnsi="Times New Roman" w:cs="Times New Roman"/>
-          <w:b/>
-          <w:bCs/>
-          <w:color w:val="auto"/>
-        </w:rPr>
-        <w:t>Encryption</w:t>
-      </w:r>
-      <w:proofErr w:type="spellEnd"/>
-      <w:r>
-        <w:rPr>
-          <w:rFonts w:ascii="Times New Roman" w:hAnsi="Times New Roman" w:cs="Times New Roman"/>
-          <w:b/>
-          <w:bCs/>
-          <w:color w:val="auto"/>
-        </w:rPr>
-        <w:t xml:space="preserve"> Standard (1977 → hoy obsoleto)</w:t>
+        <w:t>1. DES – Data Encryption Standard (1977 → hoy obsoleto)</w:t>
       </w:r>
     </w:p>
     <w:p>
@@ -1559,15 +1213,7 @@
         <w:t>Cómo trabaja</w:t>
       </w:r>
       <w:r>
-        <w:t>: Es un cifrado de tipo “</w:t>
-      </w:r>
-      <w:proofErr w:type="spellStart"/>
-      <w:r>
-        <w:t>Feistel</w:t>
-      </w:r>
-      <w:proofErr w:type="spellEnd"/>
-      <w:r>
-        <w:t>”. Divide el bloque en dos mitades (izquierda y derecha), hace 16 rondas donde mezcla una mitad con la clave y la pega a la otra mitad. Es como revolver un mazo de cartas 16 veces.</w:t>
+        <w:t>: Es un cifrado de tipo “Feistel”. Divide el bloque en dos mitades (izquierda y derecha), hace 16 rondas donde mezcla una mitad con la clave y la pega a la otra mitad. Es como revolver un mazo de cartas 16 veces.</w:t>
       </w:r>
     </w:p>
     <w:p>
@@ -1651,15 +1297,7 @@
         <w:ind w:left="1800"/>
       </w:pPr>
       <w:r>
-        <w:t xml:space="preserve">       ├─→ función f (mezcla R con </w:t>
-      </w:r>
-      <w:proofErr w:type="gramStart"/>
-      <w:r>
-        <w:t xml:space="preserve">subclave)   </w:t>
-      </w:r>
-      <w:proofErr w:type="gramEnd"/>
-      <w:r>
-        <w:t xml:space="preserve">   │</w:t>
+        <w:t xml:space="preserve">       ├─→ función f (mezcla R con subclave)      │</w:t>
       </w:r>
     </w:p>
     <w:p>
@@ -1845,15 +1483,7 @@
         <w:ind w:left="2880"/>
       </w:pPr>
       <w:r>
-        <w:t>Descifra con clave2 → DES (</w:t>
-      </w:r>
-      <w:proofErr w:type="gramStart"/>
-      <w:r>
-        <w:t>sí, descifra!</w:t>
-      </w:r>
-      <w:proofErr w:type="gramEnd"/>
-      <w:r>
-        <w:t>)</w:t>
+        <w:t>Descifra con clave2 → DES (sí, descifra!)</w:t>
       </w:r>
     </w:p>
     <w:p>
@@ -1873,15 +1503,7 @@
         <w:ind w:left="2880"/>
       </w:pPr>
       <w:r>
-        <w:t>Cifra con clave3 → DES → Resultado: E-D-E (</w:t>
-      </w:r>
-      <w:proofErr w:type="spellStart"/>
-      <w:r>
-        <w:t>Encrypt-Decrypt-Encrypt</w:t>
-      </w:r>
-      <w:proofErr w:type="spellEnd"/>
-      <w:r>
-        <w:t>)</w:t>
+        <w:t>Cifra con clave3 → DES → Resultado: E-D-E (Encrypt-Decrypt-Encrypt)</w:t>
       </w:r>
     </w:p>
     <w:p>
@@ -2020,51 +1642,7 @@
           <w:iCs/>
           <w:lang w:val="en-US"/>
         </w:rPr>
-        <w:t xml:space="preserve">AES – Advanced Encryption Standard (2001 → </w:t>
-      </w:r>
-      <w:proofErr w:type="spellStart"/>
-      <w:r>
-        <w:rPr>
-          <w:b/>
-          <w:bCs/>
-          <w:i/>
-          <w:iCs/>
-          <w:lang w:val="en-US"/>
-        </w:rPr>
-        <w:t>el</w:t>
-      </w:r>
-      <w:proofErr w:type="spellEnd"/>
-      <w:r>
-        <w:rPr>
-          <w:b/>
-          <w:bCs/>
-          <w:i/>
-          <w:iCs/>
-          <w:lang w:val="en-US"/>
-        </w:rPr>
-        <w:t xml:space="preserve"> </w:t>
-      </w:r>
-      <w:proofErr w:type="spellStart"/>
-      <w:r>
-        <w:rPr>
-          <w:b/>
-          <w:bCs/>
-          <w:i/>
-          <w:iCs/>
-          <w:lang w:val="en-US"/>
-        </w:rPr>
-        <w:t>rey</w:t>
-      </w:r>
-      <w:proofErr w:type="spellEnd"/>
-      <w:r>
-        <w:rPr>
-          <w:b/>
-          <w:bCs/>
-          <w:i/>
-          <w:iCs/>
-          <w:lang w:val="en-US"/>
-        </w:rPr>
-        <w:t xml:space="preserve"> actual)</w:t>
+        <w:t>AES – Advanced Encryption Standard (2001 → el rey actual)</w:t>
       </w:r>
     </w:p>
     <w:p>
@@ -2147,27 +1725,7 @@
           <w:szCs w:val="20"/>
           <w:lang w:val="en-US"/>
         </w:rPr>
-        <w:t xml:space="preserve">Byte </w:t>
-      </w:r>
-      <w:proofErr w:type="gramStart"/>
-      <w:r>
-        <w:rPr>
-          <w:rFonts w:ascii="Courier New" w:hAnsi="Courier New" w:cs="Courier New"/>
-          <w:sz w:val="20"/>
-          <w:szCs w:val="20"/>
-          <w:lang w:val="en-US"/>
-        </w:rPr>
-        <w:t>0  Byte</w:t>
-      </w:r>
-      <w:proofErr w:type="gramEnd"/>
-      <w:r>
-        <w:rPr>
-          <w:rFonts w:ascii="Courier New" w:hAnsi="Courier New" w:cs="Courier New"/>
-          <w:sz w:val="20"/>
-          <w:szCs w:val="20"/>
-          <w:lang w:val="en-US"/>
-        </w:rPr>
-        <w:t xml:space="preserve"> 4  Byte 8  Byte 12</w:t>
+        <w:t>Byte 0  Byte 4  Byte 8  Byte 12</w:t>
       </w:r>
     </w:p>
     <w:p>
@@ -2210,27 +1768,7 @@
           <w:szCs w:val="20"/>
           <w:lang w:val="en-US"/>
         </w:rPr>
-        <w:t xml:space="preserve">Byte </w:t>
-      </w:r>
-      <w:proofErr w:type="gramStart"/>
-      <w:r>
-        <w:rPr>
-          <w:rFonts w:ascii="Courier New" w:hAnsi="Courier New" w:cs="Courier New"/>
-          <w:sz w:val="20"/>
-          <w:szCs w:val="20"/>
-          <w:lang w:val="en-US"/>
-        </w:rPr>
-        <w:t>1  Byte</w:t>
-      </w:r>
-      <w:proofErr w:type="gramEnd"/>
-      <w:r>
-        <w:rPr>
-          <w:rFonts w:ascii="Courier New" w:hAnsi="Courier New" w:cs="Courier New"/>
-          <w:sz w:val="20"/>
-          <w:szCs w:val="20"/>
-          <w:lang w:val="en-US"/>
-        </w:rPr>
-        <w:t xml:space="preserve"> 5  Byte 9  Byte 13</w:t>
+        <w:t>Byte 1  Byte 5  Byte 9  Byte 13</w:t>
       </w:r>
     </w:p>
     <w:p>
@@ -2273,27 +1811,7 @@
           <w:szCs w:val="20"/>
           <w:lang w:val="en-US"/>
         </w:rPr>
-        <w:t xml:space="preserve">Byte </w:t>
-      </w:r>
-      <w:proofErr w:type="gramStart"/>
-      <w:r>
-        <w:rPr>
-          <w:rFonts w:ascii="Courier New" w:hAnsi="Courier New" w:cs="Courier New"/>
-          <w:sz w:val="20"/>
-          <w:szCs w:val="20"/>
-          <w:lang w:val="en-US"/>
-        </w:rPr>
-        <w:t>2  Byte</w:t>
-      </w:r>
-      <w:proofErr w:type="gramEnd"/>
-      <w:r>
-        <w:rPr>
-          <w:rFonts w:ascii="Courier New" w:hAnsi="Courier New" w:cs="Courier New"/>
-          <w:sz w:val="20"/>
-          <w:szCs w:val="20"/>
-          <w:lang w:val="en-US"/>
-        </w:rPr>
-        <w:t xml:space="preserve"> 6  Byte 10 Byte 14</w:t>
+        <w:t>Byte 2  Byte 6  Byte 10 Byte 14</w:t>
       </w:r>
     </w:p>
     <w:p>
@@ -2336,27 +1854,7 @@
           <w:szCs w:val="20"/>
           <w:lang w:val="en-US"/>
         </w:rPr>
-        <w:t xml:space="preserve">Byte </w:t>
-      </w:r>
-      <w:proofErr w:type="gramStart"/>
-      <w:r>
-        <w:rPr>
-          <w:rFonts w:ascii="Courier New" w:hAnsi="Courier New" w:cs="Courier New"/>
-          <w:sz w:val="20"/>
-          <w:szCs w:val="20"/>
-          <w:lang w:val="en-US"/>
-        </w:rPr>
-        <w:t>3  Byte</w:t>
-      </w:r>
-      <w:proofErr w:type="gramEnd"/>
-      <w:r>
-        <w:rPr>
-          <w:rFonts w:ascii="Courier New" w:hAnsi="Courier New" w:cs="Courier New"/>
-          <w:sz w:val="20"/>
-          <w:szCs w:val="20"/>
-          <w:lang w:val="en-US"/>
-        </w:rPr>
-        <w:t xml:space="preserve"> 7  Byte 11 Byte 15</w:t>
+        <w:t>Byte 3  Byte 7  Byte 11 Byte 15</w:t>
       </w:r>
     </w:p>
     <w:p>
@@ -2402,7 +1900,6 @@
           <w:lang w:val="es-AR"/>
         </w:rPr>
       </w:pPr>
-      <w:proofErr w:type="spellStart"/>
       <w:r>
         <w:rPr>
           <w:b/>
@@ -2413,7 +1910,6 @@
         </w:rPr>
         <w:t>SubBytes</w:t>
       </w:r>
-      <w:proofErr w:type="spellEnd"/>
       <w:r>
         <w:rPr>
           <w:sz w:val="24"/>
@@ -2444,7 +1940,6 @@
           <w:lang w:val="es-AR"/>
         </w:rPr>
       </w:pPr>
-      <w:proofErr w:type="spellStart"/>
       <w:r>
         <w:rPr>
           <w:b/>
@@ -2455,7 +1950,6 @@
         </w:rPr>
         <w:t>ShiftRows</w:t>
       </w:r>
-      <w:proofErr w:type="spellEnd"/>
       <w:r>
         <w:rPr>
           <w:sz w:val="24"/>
@@ -2486,7 +1980,6 @@
           <w:lang w:val="es-AR"/>
         </w:rPr>
       </w:pPr>
-      <w:proofErr w:type="spellStart"/>
       <w:r>
         <w:rPr>
           <w:b/>
@@ -2498,7 +1991,6 @@
         <w:lastRenderedPageBreak/>
         <w:t>MixColumns</w:t>
       </w:r>
-      <w:proofErr w:type="spellEnd"/>
       <w:r>
         <w:rPr>
           <w:sz w:val="24"/>
@@ -2529,7 +2021,6 @@
           <w:lang w:val="es-AR"/>
         </w:rPr>
       </w:pPr>
-      <w:proofErr w:type="spellStart"/>
       <w:r>
         <w:rPr>
           <w:b/>
@@ -2540,7 +2031,6 @@
         </w:rPr>
         <w:t>AddRoundKey</w:t>
       </w:r>
-      <w:proofErr w:type="spellEnd"/>
       <w:r>
         <w:rPr>
           <w:sz w:val="24"/>
@@ -2752,7 +2242,6 @@
                 <w:lang w:val="en-US"/>
               </w:rPr>
             </w:pPr>
-            <w:proofErr w:type="spellStart"/>
             <w:r>
               <w:rPr>
                 <w:b/>
@@ -2763,7 +2252,6 @@
               </w:rPr>
               <w:t>Método</w:t>
             </w:r>
-            <w:proofErr w:type="spellEnd"/>
           </w:p>
         </w:tc>
         <w:tc>
@@ -2786,7 +2274,6 @@
                 <w:lang w:val="en-US"/>
               </w:rPr>
             </w:pPr>
-            <w:proofErr w:type="spellStart"/>
             <w:r>
               <w:rPr>
                 <w:b/>
@@ -2795,31 +2282,8 @@
                 <w:szCs w:val="24"/>
                 <w:lang w:val="en-US"/>
               </w:rPr>
-              <w:t>Cómo</w:t>
+              <w:t>Cómo funciona</w:t>
             </w:r>
-            <w:proofErr w:type="spellEnd"/>
-            <w:r>
-              <w:rPr>
-                <w:b/>
-                <w:bCs/>
-                <w:sz w:val="24"/>
-                <w:szCs w:val="24"/>
-                <w:lang w:val="en-US"/>
-              </w:rPr>
-              <w:t xml:space="preserve"> </w:t>
-            </w:r>
-            <w:proofErr w:type="spellStart"/>
-            <w:r>
-              <w:rPr>
-                <w:b/>
-                <w:bCs/>
-                <w:sz w:val="24"/>
-                <w:szCs w:val="24"/>
-                <w:lang w:val="en-US"/>
-              </w:rPr>
-              <w:t>funciona</w:t>
-            </w:r>
-            <w:proofErr w:type="spellEnd"/>
           </w:p>
         </w:tc>
         <w:tc>
@@ -2842,7 +2306,6 @@
                 <w:lang w:val="en-US"/>
               </w:rPr>
             </w:pPr>
-            <w:proofErr w:type="spellStart"/>
             <w:r>
               <w:rPr>
                 <w:b/>
@@ -2853,7 +2316,6 @@
               </w:rPr>
               <w:t>Ventajas</w:t>
             </w:r>
-            <w:proofErr w:type="spellEnd"/>
           </w:p>
         </w:tc>
         <w:tc>
@@ -2876,7 +2338,6 @@
                 <w:lang w:val="en-US"/>
               </w:rPr>
             </w:pPr>
-            <w:proofErr w:type="spellStart"/>
             <w:r>
               <w:rPr>
                 <w:b/>
@@ -2887,7 +2348,6 @@
               </w:rPr>
               <w:t>Desventajas</w:t>
             </w:r>
-            <w:proofErr w:type="spellEnd"/>
           </w:p>
         </w:tc>
         <w:tc>
@@ -2910,7 +2370,6 @@
                 <w:lang w:val="en-US"/>
               </w:rPr>
             </w:pPr>
-            <w:proofErr w:type="spellStart"/>
             <w:r>
               <w:rPr>
                 <w:b/>
@@ -2919,62 +2378,7 @@
                 <w:szCs w:val="24"/>
                 <w:lang w:val="en-US"/>
               </w:rPr>
-              <w:t>Uso</w:t>
-            </w:r>
-            <w:proofErr w:type="spellEnd"/>
-            <w:r>
-              <w:rPr>
-                <w:b/>
-                <w:bCs/>
-                <w:sz w:val="24"/>
-                <w:szCs w:val="24"/>
-                <w:lang w:val="en-US"/>
-              </w:rPr>
-              <w:t xml:space="preserve"> </w:t>
-            </w:r>
-            <w:proofErr w:type="spellStart"/>
-            <w:r>
-              <w:rPr>
-                <w:b/>
-                <w:bCs/>
-                <w:sz w:val="24"/>
-                <w:szCs w:val="24"/>
-                <w:lang w:val="en-US"/>
-              </w:rPr>
-              <w:t>típico</w:t>
-            </w:r>
-            <w:proofErr w:type="spellEnd"/>
-            <w:r>
-              <w:rPr>
-                <w:b/>
-                <w:bCs/>
-                <w:sz w:val="24"/>
-                <w:szCs w:val="24"/>
-                <w:lang w:val="en-US"/>
-              </w:rPr>
-              <w:t xml:space="preserve"> </w:t>
-            </w:r>
-            <w:proofErr w:type="spellStart"/>
-            <w:r>
-              <w:rPr>
-                <w:b/>
-                <w:bCs/>
-                <w:sz w:val="24"/>
-                <w:szCs w:val="24"/>
-                <w:lang w:val="en-US"/>
-              </w:rPr>
-              <w:t>en</w:t>
-            </w:r>
-            <w:proofErr w:type="spellEnd"/>
-            <w:r>
-              <w:rPr>
-                <w:b/>
-                <w:bCs/>
-                <w:sz w:val="24"/>
-                <w:szCs w:val="24"/>
-                <w:lang w:val="en-US"/>
-              </w:rPr>
-              <w:t xml:space="preserve"> 2025</w:t>
+              <w:t>Uso típico en 2025</w:t>
             </w:r>
           </w:p>
         </w:tc>
@@ -3034,25 +2438,7 @@
                 <w:szCs w:val="24"/>
                 <w:lang w:val="es-AR"/>
               </w:rPr>
-              <w:t xml:space="preserve">Te </w:t>
-            </w:r>
-            <w:proofErr w:type="spellStart"/>
-            <w:r>
-              <w:rPr>
-                <w:sz w:val="24"/>
-                <w:szCs w:val="24"/>
-                <w:lang w:val="es-AR"/>
-              </w:rPr>
-              <w:t>encontrás</w:t>
-            </w:r>
-            <w:proofErr w:type="spellEnd"/>
-            <w:r>
-              <w:rPr>
-                <w:sz w:val="24"/>
-                <w:szCs w:val="24"/>
-                <w:lang w:val="es-AR"/>
-              </w:rPr>
-              <w:t xml:space="preserve"> con la otra persona, le das la clave en un pendrive, papel, cara a cara, etc.</w:t>
+              <w:t>Te encontrás con la otra persona, le das la clave en un pendrive, papel, cara a cara, etc.</w:t>
             </w:r>
           </w:p>
         </w:tc>
@@ -3079,25 +2465,7 @@
                 <w:szCs w:val="24"/>
                 <w:lang w:val="es-AR"/>
               </w:rPr>
-              <w:t xml:space="preserve">100 % seguro si lo </w:t>
-            </w:r>
-            <w:proofErr w:type="spellStart"/>
-            <w:r>
-              <w:rPr>
-                <w:sz w:val="24"/>
-                <w:szCs w:val="24"/>
-                <w:lang w:val="es-AR"/>
-              </w:rPr>
-              <w:t>hacés</w:t>
-            </w:r>
-            <w:proofErr w:type="spellEnd"/>
-            <w:r>
-              <w:rPr>
-                <w:sz w:val="24"/>
-                <w:szCs w:val="24"/>
-                <w:lang w:val="es-AR"/>
-              </w:rPr>
-              <w:t xml:space="preserve"> bien</w:t>
+              <w:t>100 % seguro si lo hacés bien</w:t>
             </w:r>
           </w:p>
         </w:tc>
@@ -3211,25 +2579,7 @@
                 <w:szCs w:val="24"/>
                 <w:lang w:val="es-AR"/>
               </w:rPr>
-              <w:t xml:space="preserve">Hay un servidor confiable (el KDC) que conoce la clave maestra de cada usuario. </w:t>
-            </w:r>
-            <w:proofErr w:type="spellStart"/>
-            <w:r>
-              <w:rPr>
-                <w:sz w:val="24"/>
-                <w:szCs w:val="24"/>
-                <w:lang w:val="es-AR"/>
-              </w:rPr>
-              <w:t>Usás</w:t>
-            </w:r>
-            <w:proofErr w:type="spellEnd"/>
-            <w:r>
-              <w:rPr>
-                <w:sz w:val="24"/>
-                <w:szCs w:val="24"/>
-                <w:lang w:val="es-AR"/>
-              </w:rPr>
-              <w:t xml:space="preserve"> asimétrico solo para autenticarte al KDC y él te da una “clave de sesión” simétrica nueva para hablar con el otro.</w:t>
+              <w:t>Hay un servidor confiable (el KDC) que conoce la clave maestra de cada usuario. Usás asimétrico solo para autenticarte al KDC y él te da una “clave de sesión” simétrica nueva para hablar con el otro.</w:t>
             </w:r>
           </w:p>
         </w:tc>
@@ -3277,23 +2627,13 @@
                 <w:lang w:val="es-AR"/>
               </w:rPr>
             </w:pPr>
-            <w:proofErr w:type="spellStart"/>
             <w:r>
               <w:rPr>
                 <w:sz w:val="24"/>
                 <w:szCs w:val="24"/>
                 <w:lang w:val="es-AR"/>
               </w:rPr>
-              <w:t>Necesitás</w:t>
-            </w:r>
-            <w:proofErr w:type="spellEnd"/>
-            <w:r>
-              <w:rPr>
-                <w:sz w:val="24"/>
-                <w:szCs w:val="24"/>
-                <w:lang w:val="es-AR"/>
-              </w:rPr>
-              <w:t xml:space="preserve"> el KDC siempre online y protegido como Fort Knox</w:t>
+              <w:t>Necesitás el KDC siempre online y protegido como Fort Knox</w:t>
             </w:r>
           </w:p>
         </w:tc>
@@ -3320,25 +2660,7 @@
                 <w:szCs w:val="24"/>
                 <w:lang w:val="es-AR"/>
               </w:rPr>
-              <w:t xml:space="preserve">Dominios Windows Active </w:t>
-            </w:r>
-            <w:proofErr w:type="spellStart"/>
-            <w:r>
-              <w:rPr>
-                <w:sz w:val="24"/>
-                <w:szCs w:val="24"/>
-                <w:lang w:val="es-AR"/>
-              </w:rPr>
-              <w:t>Directory</w:t>
-            </w:r>
-            <w:proofErr w:type="spellEnd"/>
-            <w:r>
-              <w:rPr>
-                <w:sz w:val="24"/>
-                <w:szCs w:val="24"/>
-                <w:lang w:val="es-AR"/>
-              </w:rPr>
-              <w:t>, algunas universidades</w:t>
+              <w:t>Dominios Windows Active Directory, algunas universidades</w:t>
             </w:r>
           </w:p>
         </w:tc>
@@ -3371,25 +2693,7 @@
                 <w:szCs w:val="24"/>
                 <w:lang w:val="es-AR"/>
               </w:rPr>
-              <w:t xml:space="preserve">3. </w:t>
-            </w:r>
-            <w:proofErr w:type="spellStart"/>
-            <w:r>
-              <w:rPr>
-                <w:sz w:val="24"/>
-                <w:szCs w:val="24"/>
-                <w:lang w:val="es-AR"/>
-              </w:rPr>
-              <w:t>Diffie</w:t>
-            </w:r>
-            <w:proofErr w:type="spellEnd"/>
-            <w:r>
-              <w:rPr>
-                <w:sz w:val="24"/>
-                <w:szCs w:val="24"/>
-                <w:lang w:val="es-AR"/>
-              </w:rPr>
-              <w:t>-Hellman (DH) o ECDH (el truquito matemático de 1976 que sigue siendo rey)</w:t>
+              <w:t>3. Diffie-Hellman (DH) o ECDH (el truquito matemático de 1976 que sigue siendo rey)</w:t>
             </w:r>
           </w:p>
         </w:tc>
@@ -3470,54 +2774,8 @@
                 <w:szCs w:val="24"/>
                 <w:lang w:val="en-US"/>
               </w:rPr>
-              <w:t xml:space="preserve">Vulnerable a Man-in-the-Middle </w:t>
+              <w:t>Vulnerable a Man-in-the-Middle si no autenticás los parámetros</w:t>
             </w:r>
-            <w:proofErr w:type="spellStart"/>
-            <w:r>
-              <w:rPr>
-                <w:sz w:val="24"/>
-                <w:szCs w:val="24"/>
-                <w:lang w:val="en-US"/>
-              </w:rPr>
-              <w:t>si</w:t>
-            </w:r>
-            <w:proofErr w:type="spellEnd"/>
-            <w:r>
-              <w:rPr>
-                <w:sz w:val="24"/>
-                <w:szCs w:val="24"/>
-                <w:lang w:val="en-US"/>
-              </w:rPr>
-              <w:t xml:space="preserve"> no </w:t>
-            </w:r>
-            <w:proofErr w:type="spellStart"/>
-            <w:r>
-              <w:rPr>
-                <w:sz w:val="24"/>
-                <w:szCs w:val="24"/>
-                <w:lang w:val="en-US"/>
-              </w:rPr>
-              <w:t>autenticás</w:t>
-            </w:r>
-            <w:proofErr w:type="spellEnd"/>
-            <w:r>
-              <w:rPr>
-                <w:sz w:val="24"/>
-                <w:szCs w:val="24"/>
-                <w:lang w:val="en-US"/>
-              </w:rPr>
-              <w:t xml:space="preserve"> los </w:t>
-            </w:r>
-            <w:proofErr w:type="spellStart"/>
-            <w:r>
-              <w:rPr>
-                <w:sz w:val="24"/>
-                <w:szCs w:val="24"/>
-                <w:lang w:val="en-US"/>
-              </w:rPr>
-              <w:t>parámetros</w:t>
-            </w:r>
-            <w:proofErr w:type="spellEnd"/>
           </w:p>
         </w:tc>
         <w:tc>
@@ -3543,25 +2801,7 @@
                 <w:szCs w:val="24"/>
                 <w:lang w:val="en-US"/>
               </w:rPr>
-              <w:t xml:space="preserve">TLS (HTTPS), IPsec, </w:t>
-            </w:r>
-            <w:proofErr w:type="spellStart"/>
-            <w:r>
-              <w:rPr>
-                <w:sz w:val="24"/>
-                <w:szCs w:val="24"/>
-                <w:lang w:val="en-US"/>
-              </w:rPr>
-              <w:t>WireGuard</w:t>
-            </w:r>
-            <w:proofErr w:type="spellEnd"/>
-            <w:r>
-              <w:rPr>
-                <w:sz w:val="24"/>
-                <w:szCs w:val="24"/>
-                <w:lang w:val="en-US"/>
-              </w:rPr>
-              <w:t>, Signal, WhatsApp</w:t>
+              <w:t>TLS (HTTPS), IPsec, WireGuard, Signal, WhatsApp</w:t>
             </w:r>
           </w:p>
         </w:tc>
@@ -3663,103 +2903,11 @@
         </w:rPr>
         <w:t xml:space="preserve">: Dos claves: pública (cifrar, conocida) y privada (descifrar, secreta). </w:t>
       </w:r>
-      <w:proofErr w:type="spellStart"/>
       <w:r>
         <w:rPr>
           <w:lang w:val="en-US"/>
         </w:rPr>
-        <w:t>Basado</w:t>
-      </w:r>
-      <w:proofErr w:type="spellEnd"/>
-      <w:r>
-        <w:rPr>
-          <w:lang w:val="en-US"/>
-        </w:rPr>
-        <w:t xml:space="preserve"> </w:t>
-      </w:r>
-      <w:proofErr w:type="spellStart"/>
-      <w:r>
-        <w:rPr>
-          <w:lang w:val="en-US"/>
-        </w:rPr>
-        <w:t>en</w:t>
-      </w:r>
-      <w:proofErr w:type="spellEnd"/>
-      <w:r>
-        <w:rPr>
-          <w:lang w:val="en-US"/>
-        </w:rPr>
-        <w:t xml:space="preserve"> </w:t>
-      </w:r>
-      <w:proofErr w:type="spellStart"/>
-      <w:r>
-        <w:rPr>
-          <w:lang w:val="en-US"/>
-        </w:rPr>
-        <w:t>funciones</w:t>
-      </w:r>
-      <w:proofErr w:type="spellEnd"/>
-      <w:r>
-        <w:rPr>
-          <w:lang w:val="en-US"/>
-        </w:rPr>
-        <w:t xml:space="preserve"> </w:t>
-      </w:r>
-      <w:proofErr w:type="spellStart"/>
-      <w:r>
-        <w:rPr>
-          <w:lang w:val="en-US"/>
-        </w:rPr>
-        <w:t>matemáticas</w:t>
-      </w:r>
-      <w:proofErr w:type="spellEnd"/>
-      <w:r>
-        <w:rPr>
-          <w:lang w:val="en-US"/>
-        </w:rPr>
-        <w:t xml:space="preserve"> (e.g., </w:t>
-      </w:r>
-      <w:proofErr w:type="spellStart"/>
-      <w:r>
-        <w:rPr>
-          <w:lang w:val="en-US"/>
-        </w:rPr>
-        <w:t>factorización</w:t>
-      </w:r>
-      <w:proofErr w:type="spellEnd"/>
-      <w:r>
-        <w:rPr>
-          <w:lang w:val="en-US"/>
-        </w:rPr>
-        <w:t xml:space="preserve">, </w:t>
-      </w:r>
-      <w:proofErr w:type="spellStart"/>
-      <w:r>
-        <w:rPr>
-          <w:lang w:val="en-US"/>
-        </w:rPr>
-        <w:t>logaritmo</w:t>
-      </w:r>
-      <w:proofErr w:type="spellEnd"/>
-      <w:r>
-        <w:rPr>
-          <w:lang w:val="en-US"/>
-        </w:rPr>
-        <w:t xml:space="preserve"> </w:t>
-      </w:r>
-      <w:proofErr w:type="spellStart"/>
-      <w:r>
-        <w:rPr>
-          <w:lang w:val="en-US"/>
-        </w:rPr>
-        <w:t>discreto</w:t>
-      </w:r>
-      <w:proofErr w:type="spellEnd"/>
-      <w:r>
-        <w:rPr>
-          <w:lang w:val="en-US"/>
-        </w:rPr>
-        <w:t>).</w:t>
+        <w:t>Basado en funciones matemáticas (e.g., factorización, logaritmo discreto).</w:t>
       </w:r>
     </w:p>
     <w:p>
@@ -3809,23 +2957,13 @@
           <w:lang w:val="en-US"/>
         </w:rPr>
       </w:pPr>
-      <w:proofErr w:type="spellStart"/>
       <w:r>
         <w:rPr>
           <w:b/>
           <w:bCs/>
           <w:lang w:val="en-US"/>
         </w:rPr>
-        <w:t>Algoritmos</w:t>
-      </w:r>
-      <w:proofErr w:type="spellEnd"/>
-      <w:r>
-        <w:rPr>
-          <w:b/>
-          <w:bCs/>
-          <w:lang w:val="en-US"/>
-        </w:rPr>
-        <w:t xml:space="preserve"> clave</w:t>
+        <w:t>Algoritmos clave</w:t>
       </w:r>
       <w:r>
         <w:rPr>
@@ -3862,35 +3000,7 @@
         <w:rPr>
           <w:lang w:val="es-AR"/>
         </w:rPr>
-        <w:t xml:space="preserve">: Basado en factorización de números grandes. Clave pública (e, n), privada (d, n). Cifrado: C = </w:t>
-      </w:r>
-      <w:proofErr w:type="spellStart"/>
-      <w:r>
-        <w:rPr>
-          <w:lang w:val="es-AR"/>
-        </w:rPr>
-        <w:t>P^e</w:t>
-      </w:r>
-      <w:proofErr w:type="spellEnd"/>
-      <w:r>
-        <w:rPr>
-          <w:lang w:val="es-AR"/>
-        </w:rPr>
-        <w:t xml:space="preserve"> mod n; Descifrado: P = </w:t>
-      </w:r>
-      <w:proofErr w:type="spellStart"/>
-      <w:r>
-        <w:rPr>
-          <w:lang w:val="es-AR"/>
-        </w:rPr>
-        <w:t>C^d</w:t>
-      </w:r>
-      <w:proofErr w:type="spellEnd"/>
-      <w:r>
-        <w:rPr>
-          <w:lang w:val="es-AR"/>
-        </w:rPr>
-        <w:t xml:space="preserve"> mod n.</w:t>
+        <w:t>: Basado en factorización de números grandes. Clave pública (e, n), privada (d, n). Cifrado: C = P^e mod n; Descifrado: P = C^d mod n.</w:t>
       </w:r>
     </w:p>
     <w:p>
@@ -3909,23 +3019,13 @@
           <w:lang w:val="es-AR"/>
         </w:rPr>
       </w:pPr>
-      <w:proofErr w:type="spellStart"/>
       <w:r>
         <w:rPr>
           <w:b/>
           <w:bCs/>
           <w:lang w:val="es-AR"/>
         </w:rPr>
-        <w:t>Diffie</w:t>
-      </w:r>
-      <w:proofErr w:type="spellEnd"/>
-      <w:r>
-        <w:rPr>
-          <w:b/>
-          <w:bCs/>
-          <w:lang w:val="es-AR"/>
-        </w:rPr>
-        <w:t>-Hellman (DH)</w:t>
+        <w:t>Diffie-Hellman (DH)</w:t>
       </w:r>
       <w:r>
         <w:rPr>
@@ -4024,21 +3124,7 @@
         <w:rPr>
           <w:lang w:val="es-AR"/>
         </w:rPr>
-        <w:t>: Clave pública para intercambiar clave simétrica (</w:t>
-      </w:r>
-      <w:proofErr w:type="spellStart"/>
-      <w:r>
-        <w:rPr>
-          <w:lang w:val="es-AR"/>
-        </w:rPr>
-        <w:t>e.g</w:t>
-      </w:r>
-      <w:proofErr w:type="spellEnd"/>
-      <w:r>
-        <w:rPr>
-          <w:lang w:val="es-AR"/>
-        </w:rPr>
-        <w:t>., TLS usa RSA/DH para AES).</w:t>
+        <w:t>: Clave pública para intercambiar clave simétrica (e.g., TLS usa RSA/DH para AES).</w:t>
       </w:r>
     </w:p>
     <w:p>
@@ -4270,23 +3356,7 @@
         <w:sym w:font="Symbol" w:char="F0FC"/>
       </w:r>
       <w:r>
-        <w:t xml:space="preserve"> Se calcula un número e </w:t>
-      </w:r>
-      <w:proofErr w:type="spellStart"/>
-      <w:r>
-        <w:t>coprimo</w:t>
-      </w:r>
-      <w:proofErr w:type="spellEnd"/>
-      <w:r>
-        <w:t xml:space="preserve"> con el producto de (p-1) X (q-1) al que le llamamos ϕ(n). El par de números (</w:t>
-      </w:r>
-      <w:proofErr w:type="gramStart"/>
-      <w:r>
-        <w:t>e ,</w:t>
-      </w:r>
-      <w:proofErr w:type="gramEnd"/>
-      <w:r>
-        <w:t xml:space="preserve"> n) pueden ser conocidos por cualquiera, y constituyen la llamada clave pública</w:t>
+        <w:t xml:space="preserve"> Se calcula un número e coprimo con el producto de (p-1) X (q-1) al que le llamamos ϕ(n). El par de números (e , n) pueden ser conocidos por cualquiera, y constituyen la llamada clave pública</w:t>
       </w:r>
       <w:r>
         <w:t>.</w:t>
@@ -4306,23 +3376,7 @@
         </w:rPr>
       </w:pPr>
       <w:r>
-        <w:t xml:space="preserve">Se calcula d como el inverso del número </w:t>
-      </w:r>
-      <w:proofErr w:type="gramStart"/>
-      <w:r>
-        <w:t>e</w:t>
-      </w:r>
-      <w:proofErr w:type="gramEnd"/>
-      <w:r>
-        <w:t xml:space="preserve"> mod ϕ(n). La clave privada será el par (</w:t>
-      </w:r>
-      <w:proofErr w:type="gramStart"/>
-      <w:r>
-        <w:t>d ,</w:t>
-      </w:r>
-      <w:proofErr w:type="gramEnd"/>
-      <w:r>
-        <w:t xml:space="preserve"> n). Este número d debe mantenerse secreto y sólo será conocido por el propietario del par de claves.</w:t>
+        <w:t>Se calcula d como el inverso del número e mod ϕ(n). La clave privada será el par (d , n). Este número d debe mantenerse secreto y sólo será conocido por el propietario del par de claves.</w:t>
       </w:r>
     </w:p>
     <w:p>
@@ -4358,15 +3412,7 @@
       </w:r>
       <w:r>
         <w:lastRenderedPageBreak/>
-        <w:t xml:space="preserve">los cifrados César o </w:t>
-      </w:r>
-      <w:proofErr w:type="spellStart"/>
-      <w:r>
-        <w:t>Vignere</w:t>
-      </w:r>
-      <w:proofErr w:type="spellEnd"/>
-      <w:r>
-        <w:t xml:space="preserve">. </w:t>
+        <w:t xml:space="preserve">los cifrados César o Vignere. </w:t>
       </w:r>
     </w:p>
     <w:p>
@@ -4663,17 +3709,7 @@
         <w:ind w:left="2520"/>
       </w:pPr>
       <w:r>
-        <w:t>No colisión fuerte: Inviable pareja (</w:t>
-      </w:r>
-      <w:proofErr w:type="spellStart"/>
-      <w:proofErr w:type="gramStart"/>
-      <w:r>
-        <w:t>x,y</w:t>
-      </w:r>
-      <w:proofErr w:type="spellEnd"/>
-      <w:proofErr w:type="gramEnd"/>
-      <w:r>
-        <w:t>) con H(x) = H(y).</w:t>
+        <w:t>No colisión fuerte: Inviable pareja (x,y) con H(x) = H(y).</w:t>
       </w:r>
     </w:p>
     <w:p>
@@ -5363,49 +4399,8 @@
           <w:rStyle w:val="CdigoHTML"/>
           <w:color w:val="E6E6E6"/>
         </w:rPr>
-        <w:t xml:space="preserve">→ </w:t>
-      </w:r>
-      <w:proofErr w:type="spellStart"/>
-      <w:r>
-        <w:rPr>
-          <w:rStyle w:val="CdigoHTML"/>
-          <w:color w:val="E6E6E6"/>
-        </w:rPr>
-        <w:t>Documento</w:t>
-      </w:r>
-      <w:proofErr w:type="spellEnd"/>
-      <w:r>
-        <w:rPr>
-          <w:rStyle w:val="CdigoHTML"/>
-          <w:color w:val="E6E6E6"/>
-        </w:rPr>
-        <w:t xml:space="preserve"> </w:t>
-      </w:r>
-      <w:proofErr w:type="spellStart"/>
-      <w:r>
-        <w:rPr>
-          <w:rStyle w:val="CdigoHTML"/>
-          <w:color w:val="E6E6E6"/>
-        </w:rPr>
-        <w:t>auténtico</w:t>
-      </w:r>
-      <w:proofErr w:type="spellEnd"/>
-      <w:r>
-        <w:rPr>
-          <w:rStyle w:val="CdigoHTML"/>
-          <w:color w:val="E6E6E6"/>
-        </w:rPr>
-        <w:t xml:space="preserve"> e </w:t>
-      </w:r>
-      <w:proofErr w:type="spellStart"/>
-      <w:r>
-        <w:rPr>
-          <w:rStyle w:val="CdigoHTML"/>
-          <w:color w:val="E6E6E6"/>
-        </w:rPr>
-        <w:t>íntegro</w:t>
-      </w:r>
-      <w:proofErr w:type="spellEnd"/>
+        <w:t>→ Documento auténtico e íntegro</w:t>
+      </w:r>
     </w:p>
     <w:p>
       <w:pPr>
@@ -5470,7 +4465,6 @@
                 <w:lang w:val="en-US"/>
               </w:rPr>
             </w:pPr>
-            <w:proofErr w:type="spellStart"/>
             <w:r>
               <w:rPr>
                 <w:b/>
@@ -5479,31 +4473,8 @@
                 <w:szCs w:val="24"/>
                 <w:lang w:val="en-US"/>
               </w:rPr>
-              <w:t>Objetivo</w:t>
+              <w:t>Objetivo de seguridad</w:t>
             </w:r>
-            <w:proofErr w:type="spellEnd"/>
-            <w:r>
-              <w:rPr>
-                <w:b/>
-                <w:bCs/>
-                <w:sz w:val="24"/>
-                <w:szCs w:val="24"/>
-                <w:lang w:val="en-US"/>
-              </w:rPr>
-              <w:t xml:space="preserve"> de </w:t>
-            </w:r>
-            <w:proofErr w:type="spellStart"/>
-            <w:r>
-              <w:rPr>
-                <w:b/>
-                <w:bCs/>
-                <w:sz w:val="24"/>
-                <w:szCs w:val="24"/>
-                <w:lang w:val="en-US"/>
-              </w:rPr>
-              <w:t>seguridad</w:t>
-            </w:r>
-            <w:proofErr w:type="spellEnd"/>
           </w:p>
         </w:tc>
         <w:tc>
@@ -5593,7 +4564,6 @@
                 <w:lang w:val="en-US"/>
               </w:rPr>
             </w:pPr>
-            <w:proofErr w:type="spellStart"/>
             <w:r>
               <w:rPr>
                 <w:b/>
@@ -5604,7 +4574,6 @@
               </w:rPr>
               <w:t>Confidencialidad</w:t>
             </w:r>
-            <w:proofErr w:type="spellEnd"/>
           </w:p>
         </w:tc>
         <w:tc>
@@ -5625,52 +4594,14 @@
                 <w:lang w:val="en-US"/>
               </w:rPr>
             </w:pPr>
-            <w:proofErr w:type="spellStart"/>
             <w:r>
               <w:rPr>
                 <w:sz w:val="24"/>
                 <w:szCs w:val="24"/>
                 <w:lang w:val="en-US"/>
               </w:rPr>
-              <w:t>Cifrado</w:t>
+              <w:t>Cifrado simétrico o asimétrico</w:t>
             </w:r>
-            <w:proofErr w:type="spellEnd"/>
-            <w:r>
-              <w:rPr>
-                <w:sz w:val="24"/>
-                <w:szCs w:val="24"/>
-                <w:lang w:val="en-US"/>
-              </w:rPr>
-              <w:t xml:space="preserve"> </w:t>
-            </w:r>
-            <w:proofErr w:type="spellStart"/>
-            <w:r>
-              <w:rPr>
-                <w:sz w:val="24"/>
-                <w:szCs w:val="24"/>
-                <w:lang w:val="en-US"/>
-              </w:rPr>
-              <w:t>simétrico</w:t>
-            </w:r>
-            <w:proofErr w:type="spellEnd"/>
-            <w:r>
-              <w:rPr>
-                <w:sz w:val="24"/>
-                <w:szCs w:val="24"/>
-                <w:lang w:val="en-US"/>
-              </w:rPr>
-              <w:t xml:space="preserve"> o </w:t>
-            </w:r>
-            <w:proofErr w:type="spellStart"/>
-            <w:r>
-              <w:rPr>
-                <w:sz w:val="24"/>
-                <w:szCs w:val="24"/>
-                <w:lang w:val="en-US"/>
-              </w:rPr>
-              <w:t>asimétrico</w:t>
-            </w:r>
-            <w:proofErr w:type="spellEnd"/>
           </w:p>
         </w:tc>
         <w:tc>
@@ -5724,7 +4655,6 @@
                 <w:lang w:val="en-US"/>
               </w:rPr>
             </w:pPr>
-            <w:proofErr w:type="spellStart"/>
             <w:r>
               <w:rPr>
                 <w:b/>
@@ -5734,45 +4664,6 @@
                 <w:lang w:val="en-US"/>
               </w:rPr>
               <w:t>Integridad</w:t>
-            </w:r>
-            <w:proofErr w:type="spellEnd"/>
-          </w:p>
-        </w:tc>
-        <w:tc>
-          <w:tcPr>
-            <w:tcW w:w="0" w:type="auto"/>
-            <w:vAlign w:val="center"/>
-            <w:hideMark/>
-          </w:tcPr>
-          <w:p>
-            <w:pPr>
-              <w:widowControl/>
-              <w:autoSpaceDE/>
-              <w:autoSpaceDN/>
-              <w:jc w:val="center"/>
-              <w:rPr>
-                <w:sz w:val="24"/>
-                <w:szCs w:val="24"/>
-                <w:lang w:val="en-US"/>
-              </w:rPr>
-            </w:pPr>
-            <w:proofErr w:type="spellStart"/>
-            <w:r>
-              <w:rPr>
-                <w:sz w:val="24"/>
-                <w:szCs w:val="24"/>
-                <w:lang w:val="en-US"/>
-              </w:rPr>
-              <w:t>Función</w:t>
-            </w:r>
-            <w:proofErr w:type="spellEnd"/>
-            <w:r>
-              <w:rPr>
-                <w:sz w:val="24"/>
-                <w:szCs w:val="24"/>
-                <w:lang w:val="en-US"/>
-              </w:rPr>
-              <w:t xml:space="preserve"> Hash (SHA-256, SHA-3)</w:t>
             </w:r>
           </w:p>
         </w:tc>
@@ -5800,25 +4691,35 @@
                 <w:szCs w:val="24"/>
                 <w:lang w:val="en-US"/>
               </w:rPr>
-              <w:t xml:space="preserve">HMAC o </w:t>
+              <w:t>Función Hash (SHA-256, SHA-3)</w:t>
             </w:r>
-            <w:proofErr w:type="spellStart"/>
-            <w:r>
+          </w:p>
+        </w:tc>
+        <w:tc>
+          <w:tcPr>
+            <w:tcW w:w="0" w:type="auto"/>
+            <w:vAlign w:val="center"/>
+            <w:hideMark/>
+          </w:tcPr>
+          <w:p>
+            <w:pPr>
+              <w:widowControl/>
+              <w:autoSpaceDE/>
+              <w:autoSpaceDN/>
+              <w:jc w:val="center"/>
               <w:rPr>
                 <w:sz w:val="24"/>
                 <w:szCs w:val="24"/>
                 <w:lang w:val="en-US"/>
               </w:rPr>
-              <w:t>Firma</w:t>
-            </w:r>
-            <w:proofErr w:type="spellEnd"/>
+            </w:pPr>
             <w:r>
               <w:rPr>
                 <w:sz w:val="24"/>
                 <w:szCs w:val="24"/>
                 <w:lang w:val="en-US"/>
               </w:rPr>
-              <w:t xml:space="preserve"> digital</w:t>
+              <w:t>HMAC o Firma digital</w:t>
             </w:r>
           </w:p>
         </w:tc>
@@ -5845,7 +4746,6 @@
                 <w:lang w:val="en-US"/>
               </w:rPr>
             </w:pPr>
-            <w:proofErr w:type="spellStart"/>
             <w:r>
               <w:rPr>
                 <w:b/>
@@ -5856,7 +4756,6 @@
               </w:rPr>
               <w:t>Autenticidad</w:t>
             </w:r>
-            <w:proofErr w:type="spellEnd"/>
           </w:p>
         </w:tc>
         <w:tc>
@@ -5946,20 +4845,8 @@
                 <w:szCs w:val="24"/>
                 <w:lang w:val="en-US"/>
               </w:rPr>
-              <w:t xml:space="preserve">No </w:t>
+              <w:t>No repudio</w:t>
             </w:r>
-            <w:proofErr w:type="spellStart"/>
-            <w:r>
-              <w:rPr>
-                <w:b/>
-                <w:bCs/>
-                <w:sz w:val="24"/>
-                <w:szCs w:val="24"/>
-                <w:lang w:val="en-US"/>
-              </w:rPr>
-              <w:t>repudio</w:t>
-            </w:r>
-            <w:proofErr w:type="spellEnd"/>
           </w:p>
         </w:tc>
         <w:tc>
@@ -6014,43 +4901,7 @@
                 <w:szCs w:val="24"/>
                 <w:lang w:val="en-US"/>
               </w:rPr>
-              <w:t xml:space="preserve">Solo </w:t>
-            </w:r>
-            <w:proofErr w:type="spellStart"/>
-            <w:r>
-              <w:rPr>
-                <w:sz w:val="24"/>
-                <w:szCs w:val="24"/>
-                <w:lang w:val="en-US"/>
-              </w:rPr>
-              <w:t>Firma</w:t>
-            </w:r>
-            <w:proofErr w:type="spellEnd"/>
-            <w:r>
-              <w:rPr>
-                <w:sz w:val="24"/>
-                <w:szCs w:val="24"/>
-                <w:lang w:val="en-US"/>
-              </w:rPr>
-              <w:t xml:space="preserve"> digital (</w:t>
-            </w:r>
-            <w:proofErr w:type="spellStart"/>
-            <w:r>
-              <w:rPr>
-                <w:sz w:val="24"/>
-                <w:szCs w:val="24"/>
-                <w:lang w:val="en-US"/>
-              </w:rPr>
-              <w:t>asimétrica</w:t>
-            </w:r>
-            <w:proofErr w:type="spellEnd"/>
-            <w:r>
-              <w:rPr>
-                <w:sz w:val="24"/>
-                <w:szCs w:val="24"/>
-                <w:lang w:val="en-US"/>
-              </w:rPr>
-              <w:t>)</w:t>
+              <w:t>Solo Firma digital (asimétrica)</w:t>
             </w:r>
           </w:p>
         </w:tc>
@@ -6287,7 +5138,6 @@
           <w:lang w:val="es-AR"/>
         </w:rPr>
       </w:pPr>
-      <w:proofErr w:type="spellStart"/>
       <w:r>
         <w:rPr>
           <w:b/>
@@ -6296,7 +5146,6 @@
         </w:rPr>
         <w:t>Anonimización</w:t>
       </w:r>
-      <w:proofErr w:type="spellEnd"/>
       <w:r>
         <w:rPr>
           <w:lang w:val="es-AR"/>
@@ -6380,21 +5229,7 @@
         <w:rPr>
           <w:lang w:val="es-AR"/>
         </w:rPr>
-        <w:t xml:space="preserve">redes sociales, contenido inapropiado, descargas, </w:t>
-      </w:r>
-      <w:proofErr w:type="spellStart"/>
-      <w:r>
-        <w:rPr>
-          <w:lang w:val="es-AR"/>
-        </w:rPr>
-        <w:t>trackers</w:t>
-      </w:r>
-      <w:proofErr w:type="spellEnd"/>
-      <w:r>
-        <w:rPr>
-          <w:lang w:val="es-AR"/>
-        </w:rPr>
-        <w:t xml:space="preserve"> y publicidad.</w:t>
+        <w:t>redes sociales, contenido inapropiado, descargas, trackers y publicidad.</w:t>
       </w:r>
     </w:p>
     <w:p>
@@ -6520,21 +5355,7 @@
         <w:rPr>
           <w:lang w:val="es-AR"/>
         </w:rPr>
-        <w:t xml:space="preserve">El proxy transparente intercepta el tráfico del usuario sin que este tenga que configurarlo ni siquiera saber que está siendo usado. Funciona redirigiendo automáticamente las solicitudes web desde el </w:t>
-      </w:r>
-      <w:proofErr w:type="spellStart"/>
-      <w:r>
-        <w:rPr>
-          <w:lang w:val="es-AR"/>
-        </w:rPr>
-        <w:t>router</w:t>
-      </w:r>
-      <w:proofErr w:type="spellEnd"/>
-      <w:r>
-        <w:rPr>
-          <w:lang w:val="es-AR"/>
-        </w:rPr>
-        <w:t xml:space="preserve"> o firewall hacia el proxy, lo que permite aplicar filtrado, políticas de acceso y cacheo de forma obligatoria. Se emplea comúnmente en redes donde se necesita control sin intervención del usuario, como escuelas, redes públicas o proveedores de Internet. Su principal característica es que es invisible para el cliente y no requiere configuración en los dispositivos.</w:t>
+        <w:t>El proxy transparente intercepta el tráfico del usuario sin que este tenga que configurarlo ni siquiera saber que está siendo usado. Funciona redirigiendo automáticamente las solicitudes web desde el router o firewall hacia el proxy, lo que permite aplicar filtrado, políticas de acceso y cacheo de forma obligatoria. Se emplea comúnmente en redes donde se necesita control sin intervención del usuario, como escuelas, redes públicas o proveedores de Internet. Su principal característica es que es invisible para el cliente y no requiere configuración en los dispositivos.</w:t>
       </w:r>
     </w:p>
     <w:p>
@@ -6565,21 +5386,7 @@
         <w:rPr>
           <w:lang w:val="es-AR"/>
         </w:rPr>
-        <w:t xml:space="preserve">El proxy reverso se sitúa frente a uno o varios servidores y recibe las solicitudes provenientes de Internet, actuando como la cara visible del servicio. En lugar de proteger a los clientes, protege a los servidores internos, ocultando su identidad real y distribuyendo las peticiones entre ellos para balancear carga. También puede realizar cacheo, terminación SSL, compresión y filtrado básico de ataques. Es ampliamente utilizado en sitios web y aplicaciones de alto tráfico, ya que mejora la seguridad, el rendimiento y la escalabilidad del </w:t>
-      </w:r>
-      <w:proofErr w:type="spellStart"/>
-      <w:r>
-        <w:rPr>
-          <w:lang w:val="es-AR"/>
-        </w:rPr>
-        <w:t>backend</w:t>
-      </w:r>
-      <w:proofErr w:type="spellEnd"/>
-      <w:r>
-        <w:rPr>
-          <w:lang w:val="es-AR"/>
-        </w:rPr>
-        <w:t>.</w:t>
+        <w:t>El proxy reverso se sitúa frente a uno o varios servidores y recibe las solicitudes provenientes de Internet, actuando como la cara visible del servicio. En lugar de proteger a los clientes, protege a los servidores internos, ocultando su identidad real y distribuyendo las peticiones entre ellos para balancear carga. También puede realizar cacheo, terminación SSL, compresión y filtrado básico de ataques. Es ampliamente utilizado en sitios web y aplicaciones de alto tráfico, ya que mejora la seguridad, el rendimiento y la escalabilidad del backend.</w:t>
       </w:r>
     </w:p>
     <w:p>
@@ -6836,35 +5643,7 @@
         <w:rPr>
           <w:lang w:val="es-AR"/>
         </w:rPr>
-        <w:t xml:space="preserve">Bloqueo de: </w:t>
-      </w:r>
-      <w:proofErr w:type="spellStart"/>
-      <w:r>
-        <w:rPr>
-          <w:lang w:val="es-AR"/>
-        </w:rPr>
-        <w:t>scans</w:t>
-      </w:r>
-      <w:proofErr w:type="spellEnd"/>
-      <w:r>
-        <w:rPr>
-          <w:lang w:val="es-AR"/>
-        </w:rPr>
-        <w:t xml:space="preserve">, </w:t>
-      </w:r>
-      <w:proofErr w:type="spellStart"/>
-      <w:r>
-        <w:rPr>
-          <w:lang w:val="es-AR"/>
-        </w:rPr>
-        <w:t>spoofing</w:t>
-      </w:r>
-      <w:proofErr w:type="spellEnd"/>
-      <w:r>
-        <w:rPr>
-          <w:lang w:val="es-AR"/>
-        </w:rPr>
-        <w:t>, DoS básico, conexiones no autorizadas.</w:t>
+        <w:t>Bloqueo de: scans, spoofing, DoS básico, conexiones no autorizadas.</w:t>
       </w:r>
     </w:p>
     <w:p>
@@ -7138,7 +5917,6 @@
                 <w:lang w:val="en-US"/>
               </w:rPr>
             </w:pPr>
-            <w:proofErr w:type="spellStart"/>
             <w:r>
               <w:rPr>
                 <w:b/>
@@ -7149,7 +5927,6 @@
               </w:rPr>
               <w:t>Característica</w:t>
             </w:r>
-            <w:proofErr w:type="spellEnd"/>
           </w:p>
         </w:tc>
         <w:tc>
@@ -7180,29 +5957,7 @@
                 <w:szCs w:val="20"/>
                 <w:lang w:val="en-US"/>
               </w:rPr>
-              <w:t xml:space="preserve">Firewall STATELESS (sin </w:t>
-            </w:r>
-            <w:proofErr w:type="spellStart"/>
-            <w:r>
-              <w:rPr>
-                <w:b/>
-                <w:bCs/>
-                <w:sz w:val="20"/>
-                <w:szCs w:val="20"/>
-                <w:lang w:val="en-US"/>
-              </w:rPr>
-              <w:t>estado</w:t>
-            </w:r>
-            <w:proofErr w:type="spellEnd"/>
-            <w:r>
-              <w:rPr>
-                <w:b/>
-                <w:bCs/>
-                <w:sz w:val="20"/>
-                <w:szCs w:val="20"/>
-                <w:lang w:val="en-US"/>
-              </w:rPr>
-              <w:t>)</w:t>
+              <w:t>Firewall STATELESS (sin estado)</w:t>
             </w:r>
           </w:p>
         </w:tc>
@@ -7266,79 +6021,7 @@
                 <w:szCs w:val="20"/>
                 <w:lang w:val="en-US"/>
               </w:rPr>
-              <w:t>¿</w:t>
-            </w:r>
-            <w:proofErr w:type="spellStart"/>
-            <w:r>
-              <w:rPr>
-                <w:sz w:val="20"/>
-                <w:szCs w:val="20"/>
-                <w:lang w:val="en-US"/>
-              </w:rPr>
-              <w:t>Qué</w:t>
-            </w:r>
-            <w:proofErr w:type="spellEnd"/>
-            <w:r>
-              <w:rPr>
-                <w:sz w:val="20"/>
-                <w:szCs w:val="20"/>
-                <w:lang w:val="en-US"/>
-              </w:rPr>
-              <w:t xml:space="preserve"> </w:t>
-            </w:r>
-            <w:proofErr w:type="spellStart"/>
-            <w:r>
-              <w:rPr>
-                <w:sz w:val="20"/>
-                <w:szCs w:val="20"/>
-                <w:lang w:val="en-US"/>
-              </w:rPr>
-              <w:t>mira</w:t>
-            </w:r>
-            <w:proofErr w:type="spellEnd"/>
-            <w:r>
-              <w:rPr>
-                <w:sz w:val="20"/>
-                <w:szCs w:val="20"/>
-                <w:lang w:val="en-US"/>
-              </w:rPr>
-              <w:t xml:space="preserve"> </w:t>
-            </w:r>
-            <w:proofErr w:type="spellStart"/>
-            <w:r>
-              <w:rPr>
-                <w:sz w:val="20"/>
-                <w:szCs w:val="20"/>
-                <w:lang w:val="en-US"/>
-              </w:rPr>
-              <w:t>cada</w:t>
-            </w:r>
-            <w:proofErr w:type="spellEnd"/>
-            <w:r>
-              <w:rPr>
-                <w:sz w:val="20"/>
-                <w:szCs w:val="20"/>
-                <w:lang w:val="en-US"/>
-              </w:rPr>
-              <w:t xml:space="preserve"> </w:t>
-            </w:r>
-            <w:proofErr w:type="spellStart"/>
-            <w:r>
-              <w:rPr>
-                <w:sz w:val="20"/>
-                <w:szCs w:val="20"/>
-                <w:lang w:val="en-US"/>
-              </w:rPr>
-              <w:t>paquete</w:t>
-            </w:r>
-            <w:proofErr w:type="spellEnd"/>
-            <w:r>
-              <w:rPr>
-                <w:sz w:val="20"/>
-                <w:szCs w:val="20"/>
-                <w:lang w:val="en-US"/>
-              </w:rPr>
-              <w:t>?</w:t>
+              <w:t>¿Qué mira cada paquete?</w:t>
             </w:r>
           </w:p>
         </w:tc>
@@ -7534,43 +6217,7 @@
                 <w:szCs w:val="20"/>
                 <w:lang w:val="en-US"/>
               </w:rPr>
-              <w:t xml:space="preserve">¿Tiene </w:t>
-            </w:r>
-            <w:proofErr w:type="spellStart"/>
-            <w:r>
-              <w:rPr>
-                <w:sz w:val="20"/>
-                <w:szCs w:val="20"/>
-                <w:lang w:val="en-US"/>
-              </w:rPr>
-              <w:t>tabla</w:t>
-            </w:r>
-            <w:proofErr w:type="spellEnd"/>
-            <w:r>
-              <w:rPr>
-                <w:sz w:val="20"/>
-                <w:szCs w:val="20"/>
-                <w:lang w:val="en-US"/>
-              </w:rPr>
-              <w:t xml:space="preserve"> de </w:t>
-            </w:r>
-            <w:proofErr w:type="spellStart"/>
-            <w:r>
-              <w:rPr>
-                <w:sz w:val="20"/>
-                <w:szCs w:val="20"/>
-                <w:lang w:val="en-US"/>
-              </w:rPr>
-              <w:t>conexiones</w:t>
-            </w:r>
-            <w:proofErr w:type="spellEnd"/>
-            <w:r>
-              <w:rPr>
-                <w:sz w:val="20"/>
-                <w:szCs w:val="20"/>
-                <w:lang w:val="en-US"/>
-              </w:rPr>
-              <w:t>?</w:t>
+              <w:t>¿Tiene tabla de conexiones?</w:t>
             </w:r>
           </w:p>
         </w:tc>
@@ -7662,114 +6309,13 @@
                 <w:lang w:val="en-US"/>
               </w:rPr>
             </w:pPr>
-            <w:proofErr w:type="spellStart"/>
             <w:r>
               <w:rPr>
                 <w:sz w:val="20"/>
                 <w:szCs w:val="20"/>
                 <w:lang w:val="en-US"/>
               </w:rPr>
-              <w:t>Ejemplo</w:t>
-            </w:r>
-            <w:proofErr w:type="spellEnd"/>
-            <w:r>
-              <w:rPr>
-                <w:sz w:val="20"/>
-                <w:szCs w:val="20"/>
-                <w:lang w:val="en-US"/>
-              </w:rPr>
-              <w:t xml:space="preserve"> </w:t>
-            </w:r>
-            <w:proofErr w:type="spellStart"/>
-            <w:r>
-              <w:rPr>
-                <w:sz w:val="20"/>
-                <w:szCs w:val="20"/>
-                <w:lang w:val="en-US"/>
-              </w:rPr>
-              <w:t>típico</w:t>
-            </w:r>
-            <w:proofErr w:type="spellEnd"/>
-          </w:p>
-        </w:tc>
-        <w:tc>
-          <w:tcPr>
-            <w:tcW w:w="0" w:type="auto"/>
-            <w:vAlign w:val="center"/>
-            <w:hideMark/>
-          </w:tcPr>
-          <w:p>
-            <w:pPr>
-              <w:widowControl/>
-              <w:autoSpaceDE/>
-              <w:autoSpaceDN/>
-              <w:rPr>
-                <w:sz w:val="20"/>
-                <w:szCs w:val="20"/>
-                <w:lang w:val="es-AR"/>
-              </w:rPr>
-            </w:pPr>
-            <w:r>
-              <w:rPr>
-                <w:sz w:val="20"/>
-                <w:szCs w:val="20"/>
-                <w:lang w:val="es-AR"/>
-              </w:rPr>
-              <w:t xml:space="preserve">Reglas simples de </w:t>
-            </w:r>
-            <w:proofErr w:type="spellStart"/>
-            <w:r>
-              <w:rPr>
-                <w:sz w:val="20"/>
-                <w:szCs w:val="20"/>
-                <w:lang w:val="es-AR"/>
-              </w:rPr>
-              <w:t>iptables</w:t>
-            </w:r>
-            <w:proofErr w:type="spellEnd"/>
-            <w:r>
-              <w:rPr>
-                <w:sz w:val="20"/>
-                <w:szCs w:val="20"/>
-                <w:lang w:val="es-AR"/>
-              </w:rPr>
-              <w:t xml:space="preserve"> sin “</w:t>
-            </w:r>
-            <w:proofErr w:type="spellStart"/>
-            <w:r>
-              <w:rPr>
-                <w:sz w:val="20"/>
-                <w:szCs w:val="20"/>
-                <w:lang w:val="es-AR"/>
-              </w:rPr>
-              <w:t>state</w:t>
-            </w:r>
-            <w:proofErr w:type="spellEnd"/>
-            <w:r>
-              <w:rPr>
-                <w:sz w:val="20"/>
-                <w:szCs w:val="20"/>
-                <w:lang w:val="es-AR"/>
-              </w:rPr>
-              <w:t>” o “</w:t>
-            </w:r>
-            <w:proofErr w:type="spellStart"/>
-            <w:r>
-              <w:rPr>
-                <w:sz w:val="20"/>
-                <w:szCs w:val="20"/>
-                <w:lang w:val="es-AR"/>
-              </w:rPr>
-              <w:t>conntrack</w:t>
-            </w:r>
-            <w:proofErr w:type="spellEnd"/>
-            <w:r>
-              <w:rPr>
-                <w:sz w:val="20"/>
-                <w:szCs w:val="20"/>
-                <w:lang w:val="es-AR"/>
-              </w:rPr>
-              <w:t>”</w:t>
+              <w:t>Ejemplo típico</w:t>
             </w:r>
           </w:p>
         </w:tc>
@@ -7787,88 +6333,43 @@
               <w:rPr>
                 <w:sz w:val="20"/>
                 <w:szCs w:val="20"/>
-                <w:lang w:val="en-US"/>
+                <w:lang w:val="es-AR"/>
               </w:rPr>
             </w:pPr>
             <w:r>
+              <w:rPr>
+                <w:sz w:val="20"/>
+                <w:szCs w:val="20"/>
+                <w:lang w:val="es-AR"/>
+              </w:rPr>
+              <w:t>Reglas simples de iptables sin “state” o “conntrack”</w:t>
+            </w:r>
+          </w:p>
+        </w:tc>
+        <w:tc>
+          <w:tcPr>
+            <w:tcW w:w="0" w:type="auto"/>
+            <w:vAlign w:val="center"/>
+            <w:hideMark/>
+          </w:tcPr>
+          <w:p>
+            <w:pPr>
+              <w:widowControl/>
+              <w:autoSpaceDE/>
+              <w:autoSpaceDN/>
               <w:rPr>
                 <w:sz w:val="20"/>
                 <w:szCs w:val="20"/>
                 <w:lang w:val="en-US"/>
               </w:rPr>
-              <w:t xml:space="preserve">iptables con “-m state --state </w:t>
-            </w:r>
-            <w:proofErr w:type="gramStart"/>
+            </w:pPr>
             <w:r>
               <w:rPr>
                 <w:sz w:val="20"/>
                 <w:szCs w:val="20"/>
                 <w:lang w:val="en-US"/>
               </w:rPr>
-              <w:t>ESTABLISHED,RELATED</w:t>
-            </w:r>
-            <w:proofErr w:type="gramEnd"/>
-            <w:r>
-              <w:rPr>
-                <w:sz w:val="20"/>
-                <w:szCs w:val="20"/>
-                <w:lang w:val="en-US"/>
-              </w:rPr>
-              <w:t xml:space="preserve">” o </w:t>
-            </w:r>
-            <w:proofErr w:type="spellStart"/>
-            <w:r>
-              <w:rPr>
-                <w:sz w:val="20"/>
-                <w:szCs w:val="20"/>
-                <w:lang w:val="en-US"/>
-              </w:rPr>
-              <w:t>cualquier</w:t>
-            </w:r>
-            <w:proofErr w:type="spellEnd"/>
-            <w:r>
-              <w:rPr>
-                <w:sz w:val="20"/>
-                <w:szCs w:val="20"/>
-                <w:lang w:val="en-US"/>
-              </w:rPr>
-              <w:t xml:space="preserve"> firewall </w:t>
-            </w:r>
-            <w:proofErr w:type="spellStart"/>
-            <w:r>
-              <w:rPr>
-                <w:sz w:val="20"/>
-                <w:szCs w:val="20"/>
-                <w:lang w:val="en-US"/>
-              </w:rPr>
-              <w:t>moderno</w:t>
-            </w:r>
-            <w:proofErr w:type="spellEnd"/>
-            <w:r>
-              <w:rPr>
-                <w:sz w:val="20"/>
-                <w:szCs w:val="20"/>
-                <w:lang w:val="en-US"/>
-              </w:rPr>
-              <w:t xml:space="preserve"> (</w:t>
-            </w:r>
-            <w:proofErr w:type="spellStart"/>
-            <w:r>
-              <w:rPr>
-                <w:sz w:val="20"/>
-                <w:szCs w:val="20"/>
-                <w:lang w:val="en-US"/>
-              </w:rPr>
-              <w:t>pfSense</w:t>
-            </w:r>
-            <w:proofErr w:type="spellEnd"/>
-            <w:r>
-              <w:rPr>
-                <w:sz w:val="20"/>
-                <w:szCs w:val="20"/>
-                <w:lang w:val="en-US"/>
-              </w:rPr>
-              <w:t>, FortiGate, Cisco ASA, Windows Firewall, etc.)</w:t>
+              <w:t>iptables con “-m state --state ESTABLISHED,RELATED” o cualquier firewall moderno (pfSense, FortiGate, Cisco ASA, Windows Firewall, etc.)</w:t>
             </w:r>
           </w:p>
         </w:tc>
@@ -7894,52 +6395,14 @@
                 <w:lang w:val="en-US"/>
               </w:rPr>
             </w:pPr>
-            <w:proofErr w:type="spellStart"/>
             <w:r>
               <w:rPr>
                 <w:sz w:val="20"/>
                 <w:szCs w:val="20"/>
                 <w:lang w:val="en-US"/>
               </w:rPr>
-              <w:t>Velocidad</w:t>
+              <w:t>Velocidad / consumo de recursos</w:t>
             </w:r>
-            <w:proofErr w:type="spellEnd"/>
-            <w:r>
-              <w:rPr>
-                <w:sz w:val="20"/>
-                <w:szCs w:val="20"/>
-                <w:lang w:val="en-US"/>
-              </w:rPr>
-              <w:t xml:space="preserve"> / </w:t>
-            </w:r>
-            <w:proofErr w:type="spellStart"/>
-            <w:r>
-              <w:rPr>
-                <w:sz w:val="20"/>
-                <w:szCs w:val="20"/>
-                <w:lang w:val="en-US"/>
-              </w:rPr>
-              <w:t>consumo</w:t>
-            </w:r>
-            <w:proofErr w:type="spellEnd"/>
-            <w:r>
-              <w:rPr>
-                <w:sz w:val="20"/>
-                <w:szCs w:val="20"/>
-                <w:lang w:val="en-US"/>
-              </w:rPr>
-              <w:t xml:space="preserve"> de </w:t>
-            </w:r>
-            <w:proofErr w:type="spellStart"/>
-            <w:r>
-              <w:rPr>
-                <w:sz w:val="20"/>
-                <w:szCs w:val="20"/>
-                <w:lang w:val="en-US"/>
-              </w:rPr>
-              <w:t>recursos</w:t>
-            </w:r>
-            <w:proofErr w:type="spellEnd"/>
           </w:p>
         </w:tc>
         <w:tc>
@@ -7975,25 +6438,7 @@
                 <w:szCs w:val="20"/>
                 <w:lang w:val="es-AR"/>
               </w:rPr>
-              <w:t xml:space="preserve"> (ideal para </w:t>
-            </w:r>
-            <w:proofErr w:type="spellStart"/>
-            <w:r>
-              <w:rPr>
-                <w:sz w:val="20"/>
-                <w:szCs w:val="20"/>
-                <w:lang w:val="es-AR"/>
-              </w:rPr>
-              <w:t>routers</w:t>
-            </w:r>
-            <w:proofErr w:type="spellEnd"/>
-            <w:r>
-              <w:rPr>
-                <w:sz w:val="20"/>
-                <w:szCs w:val="20"/>
-                <w:lang w:val="es-AR"/>
-              </w:rPr>
-              <w:t xml:space="preserve"> chicos)</w:t>
+              <w:t xml:space="preserve"> (ideal para routers chicos)</w:t>
             </w:r>
           </w:p>
         </w:tc>
@@ -8056,7 +6501,6 @@
                 <w:lang w:val="en-US"/>
               </w:rPr>
             </w:pPr>
-            <w:proofErr w:type="spellStart"/>
             <w:r>
               <w:rPr>
                 <w:sz w:val="20"/>
@@ -8065,7 +6509,6 @@
               </w:rPr>
               <w:t>Seguridad</w:t>
             </w:r>
-            <w:proofErr w:type="spellEnd"/>
           </w:p>
         </w:tc>
         <w:tc>
@@ -8085,7 +6528,6 @@
                 <w:lang w:val="en-US"/>
               </w:rPr>
             </w:pPr>
-            <w:proofErr w:type="spellStart"/>
             <w:r>
               <w:rPr>
                 <w:b/>
@@ -8096,43 +6538,14 @@
               </w:rPr>
               <w:t>Básica</w:t>
             </w:r>
-            <w:proofErr w:type="spellEnd"/>
             <w:r>
               <w:rPr>
                 <w:sz w:val="20"/>
                 <w:szCs w:val="20"/>
                 <w:lang w:val="en-US"/>
               </w:rPr>
-              <w:t xml:space="preserve"> – </w:t>
+              <w:t xml:space="preserve"> – fácil de engañar</w:t>
             </w:r>
-            <w:proofErr w:type="spellStart"/>
-            <w:r>
-              <w:rPr>
-                <w:sz w:val="20"/>
-                <w:szCs w:val="20"/>
-                <w:lang w:val="en-US"/>
-              </w:rPr>
-              <w:t>fácil</w:t>
-            </w:r>
-            <w:proofErr w:type="spellEnd"/>
-            <w:r>
-              <w:rPr>
-                <w:sz w:val="20"/>
-                <w:szCs w:val="20"/>
-                <w:lang w:val="en-US"/>
-              </w:rPr>
-              <w:t xml:space="preserve"> de </w:t>
-            </w:r>
-            <w:proofErr w:type="spellStart"/>
-            <w:r>
-              <w:rPr>
-                <w:sz w:val="20"/>
-                <w:szCs w:val="20"/>
-                <w:lang w:val="en-US"/>
-              </w:rPr>
-              <w:t>engañar</w:t>
-            </w:r>
-            <w:proofErr w:type="spellEnd"/>
           </w:p>
         </w:tc>
         <w:tc>
@@ -8168,36 +6581,8 @@
                 <w:szCs w:val="20"/>
                 <w:lang w:val="en-US"/>
               </w:rPr>
-              <w:t xml:space="preserve"> – </w:t>
+              <w:t xml:space="preserve"> – difícil de engañar</w:t>
             </w:r>
-            <w:proofErr w:type="spellStart"/>
-            <w:r>
-              <w:rPr>
-                <w:sz w:val="20"/>
-                <w:szCs w:val="20"/>
-                <w:lang w:val="en-US"/>
-              </w:rPr>
-              <w:t>difícil</w:t>
-            </w:r>
-            <w:proofErr w:type="spellEnd"/>
-            <w:r>
-              <w:rPr>
-                <w:sz w:val="20"/>
-                <w:szCs w:val="20"/>
-                <w:lang w:val="en-US"/>
-              </w:rPr>
-              <w:t xml:space="preserve"> de </w:t>
-            </w:r>
-            <w:proofErr w:type="spellStart"/>
-            <w:r>
-              <w:rPr>
-                <w:sz w:val="20"/>
-                <w:szCs w:val="20"/>
-                <w:lang w:val="en-US"/>
-              </w:rPr>
-              <w:t>engañar</w:t>
-            </w:r>
-            <w:proofErr w:type="spellEnd"/>
           </w:p>
         </w:tc>
       </w:tr>
@@ -8496,19 +6881,11 @@
           <w:sz w:val="24"/>
         </w:rPr>
       </w:pPr>
-      <w:proofErr w:type="spellStart"/>
-      <w:r>
-        <w:rPr>
-          <w:sz w:val="24"/>
-        </w:rPr>
-        <w:t>Prerouting</w:t>
-      </w:r>
-      <w:proofErr w:type="spellEnd"/>
-      <w:r>
-        <w:rPr>
-          <w:sz w:val="24"/>
-        </w:rPr>
-        <w:t xml:space="preserve">: se aplica antes del </w:t>
+      <w:r>
+        <w:rPr>
+          <w:sz w:val="24"/>
+        </w:rPr>
+        <w:t xml:space="preserve">Prerouting: se aplica antes del </w:t>
       </w:r>
       <w:r>
         <w:rPr>
@@ -8534,19 +6911,11 @@
           <w:sz w:val="24"/>
         </w:rPr>
       </w:pPr>
-      <w:proofErr w:type="spellStart"/>
-      <w:r>
-        <w:rPr>
-          <w:sz w:val="24"/>
-        </w:rPr>
-        <w:t>Postrouting</w:t>
-      </w:r>
-      <w:proofErr w:type="spellEnd"/>
-      <w:r>
-        <w:rPr>
-          <w:sz w:val="24"/>
-        </w:rPr>
-        <w:t xml:space="preserve">: se aplica después del </w:t>
+      <w:r>
+        <w:rPr>
+          <w:sz w:val="24"/>
+        </w:rPr>
+        <w:t xml:space="preserve">Postrouting: se aplica después del </w:t>
       </w:r>
       <w:r>
         <w:rPr>
@@ -8572,19 +6941,11 @@
           <w:sz w:val="24"/>
         </w:rPr>
       </w:pPr>
-      <w:proofErr w:type="spellStart"/>
-      <w:r>
-        <w:rPr>
-          <w:sz w:val="24"/>
-        </w:rPr>
-        <w:t>Filter</w:t>
-      </w:r>
-      <w:proofErr w:type="spellEnd"/>
-      <w:r>
-        <w:rPr>
-          <w:sz w:val="24"/>
-        </w:rPr>
-        <w:t xml:space="preserve">: se usa para permitir o denegar cierto </w:t>
+      <w:r>
+        <w:rPr>
+          <w:sz w:val="24"/>
+        </w:rPr>
+        <w:t xml:space="preserve">Filter: se usa para permitir o denegar cierto </w:t>
       </w:r>
       <w:r>
         <w:rPr>
@@ -8886,14 +7247,12 @@
         </w:rPr>
         <w:t xml:space="preserve"> </w:t>
       </w:r>
-      <w:proofErr w:type="gramStart"/>
       <w:r>
         <w:rPr>
           <w:sz w:val="24"/>
         </w:rPr>
         <w:t>equipo</w:t>
       </w:r>
-      <w:proofErr w:type="gramEnd"/>
       <w:r>
         <w:rPr>
           <w:spacing w:val="-3"/>
@@ -8966,21 +7325,12 @@
         </w:rPr>
         <w:t xml:space="preserve"> </w:t>
       </w:r>
-      <w:proofErr w:type="spellStart"/>
       <w:r>
         <w:rPr>
           <w:spacing w:val="-5"/>
           <w:sz w:val="24"/>
         </w:rPr>
-        <w:t>el</w:t>
-      </w:r>
-      <w:proofErr w:type="spellEnd"/>
-      <w:r>
-        <w:rPr>
-          <w:spacing w:val="-5"/>
-          <w:sz w:val="24"/>
-        </w:rPr>
-        <w:t>.</w:t>
+        <w:t>el.</w:t>
       </w:r>
     </w:p>
     <w:p>
@@ -9107,7 +7457,6 @@
         </w:rPr>
         <w:t xml:space="preserve"> </w:t>
       </w:r>
-      <w:proofErr w:type="spellStart"/>
       <w:r>
         <w:rPr>
           <w:rFonts w:ascii="Arial"/>
@@ -9117,7 +7466,6 @@
         </w:rPr>
         <w:t>IPtables</w:t>
       </w:r>
-      <w:proofErr w:type="spellEnd"/>
     </w:p>
     <w:p>
       <w:pPr>
@@ -9140,21 +7488,7 @@
         <w:rPr>
           <w:sz w:val="24"/>
         </w:rPr>
-        <w:t>-A –</w:t>
-      </w:r>
-      <w:proofErr w:type="spellStart"/>
-      <w:r>
-        <w:rPr>
-          <w:sz w:val="24"/>
-        </w:rPr>
-        <w:t>append</w:t>
-      </w:r>
-      <w:proofErr w:type="spellEnd"/>
-      <w:r>
-        <w:rPr>
-          <w:sz w:val="24"/>
-        </w:rPr>
-        <w:t xml:space="preserve"> → agrega una regla a una </w:t>
+        <w:t xml:space="preserve">-A –append → agrega una regla a una </w:t>
       </w:r>
       <w:r>
         <w:rPr>
@@ -9185,21 +7519,7 @@
         <w:rPr>
           <w:sz w:val="24"/>
         </w:rPr>
-        <w:t>-D –</w:t>
-      </w:r>
-      <w:proofErr w:type="spellStart"/>
-      <w:r>
-        <w:rPr>
-          <w:sz w:val="24"/>
-        </w:rPr>
-        <w:t>delete</w:t>
-      </w:r>
-      <w:proofErr w:type="spellEnd"/>
-      <w:r>
-        <w:rPr>
-          <w:sz w:val="24"/>
-        </w:rPr>
-        <w:t xml:space="preserve"> → borra una regla de una cadena </w:t>
+        <w:t xml:space="preserve">-D –delete → borra una regla de una cadena </w:t>
       </w:r>
       <w:r>
         <w:rPr>
@@ -9257,21 +7577,7 @@
         <w:rPr>
           <w:sz w:val="24"/>
         </w:rPr>
-        <w:t>-R –</w:t>
-      </w:r>
-      <w:proofErr w:type="spellStart"/>
-      <w:r>
-        <w:rPr>
-          <w:sz w:val="24"/>
-        </w:rPr>
-        <w:t>replace</w:t>
-      </w:r>
-      <w:proofErr w:type="spellEnd"/>
-      <w:r>
-        <w:rPr>
-          <w:sz w:val="24"/>
-        </w:rPr>
-        <w:t xml:space="preserve"> → reemplaza una </w:t>
+        <w:t xml:space="preserve">-R –replace → reemplaza una </w:t>
       </w:r>
       <w:r>
         <w:rPr>
@@ -9302,21 +7608,7 @@
         <w:rPr>
           <w:sz w:val="24"/>
         </w:rPr>
-        <w:t>-I –</w:t>
-      </w:r>
-      <w:proofErr w:type="spellStart"/>
-      <w:r>
-        <w:rPr>
-          <w:sz w:val="24"/>
-        </w:rPr>
-        <w:t>insert</w:t>
-      </w:r>
-      <w:proofErr w:type="spellEnd"/>
-      <w:r>
-        <w:rPr>
-          <w:sz w:val="24"/>
-        </w:rPr>
-        <w:t xml:space="preserve"> → inserta una regla en un lugar de una </w:t>
+        <w:t xml:space="preserve">-I –insert → inserta una regla en un lugar de una </w:t>
       </w:r>
       <w:r>
         <w:rPr>
@@ -9347,21 +7639,7 @@
         <w:rPr>
           <w:sz w:val="24"/>
         </w:rPr>
-        <w:t>-L –</w:t>
-      </w:r>
-      <w:proofErr w:type="spellStart"/>
-      <w:r>
-        <w:rPr>
-          <w:sz w:val="24"/>
-        </w:rPr>
-        <w:t>list</w:t>
-      </w:r>
-      <w:proofErr w:type="spellEnd"/>
-      <w:r>
-        <w:rPr>
-          <w:sz w:val="24"/>
-        </w:rPr>
-        <w:t xml:space="preserve"> → muestra las reglas que le pasamos como </w:t>
+        <w:t xml:space="preserve">-L –list → muestra las reglas que le pasamos como </w:t>
       </w:r>
       <w:r>
         <w:rPr>
@@ -9392,21 +7670,7 @@
         <w:rPr>
           <w:sz w:val="24"/>
         </w:rPr>
-        <w:t>-F –</w:t>
-      </w:r>
-      <w:proofErr w:type="spellStart"/>
-      <w:r>
-        <w:rPr>
-          <w:sz w:val="24"/>
-        </w:rPr>
-        <w:t>flush</w:t>
-      </w:r>
-      <w:proofErr w:type="spellEnd"/>
-      <w:r>
-        <w:rPr>
-          <w:sz w:val="24"/>
-        </w:rPr>
-        <w:t xml:space="preserve"> → borra todas las reglas de una </w:t>
+        <w:t xml:space="preserve">-F –flush → borra todas las reglas de una </w:t>
       </w:r>
       <w:r>
         <w:rPr>
@@ -9437,21 +7701,7 @@
         <w:rPr>
           <w:sz w:val="24"/>
         </w:rPr>
-        <w:t>-Z –</w:t>
-      </w:r>
-      <w:proofErr w:type="spellStart"/>
-      <w:r>
-        <w:rPr>
-          <w:sz w:val="24"/>
-        </w:rPr>
-        <w:t>zero</w:t>
-      </w:r>
-      <w:proofErr w:type="spellEnd"/>
-      <w:r>
-        <w:rPr>
-          <w:sz w:val="24"/>
-        </w:rPr>
-        <w:t xml:space="preserve"> → pone a cero todos los contadores de una </w:t>
+        <w:t xml:space="preserve">-Z –zero → pone a cero todos los contadores de una </w:t>
       </w:r>
       <w:r>
         <w:rPr>
@@ -9482,21 +7732,7 @@
         <w:rPr>
           <w:sz w:val="24"/>
         </w:rPr>
-        <w:t>-N –new-</w:t>
-      </w:r>
-      <w:proofErr w:type="spellStart"/>
-      <w:r>
-        <w:rPr>
-          <w:sz w:val="24"/>
-        </w:rPr>
-        <w:t>chain</w:t>
-      </w:r>
-      <w:proofErr w:type="spellEnd"/>
-      <w:r>
-        <w:rPr>
-          <w:sz w:val="24"/>
-        </w:rPr>
-        <w:t xml:space="preserve"> → permite al usuario crear su propia </w:t>
+        <w:t xml:space="preserve">-N –new-chain → permite al usuario crear su propia </w:t>
       </w:r>
       <w:r>
         <w:rPr>
@@ -9527,21 +7763,7 @@
         <w:rPr>
           <w:sz w:val="24"/>
         </w:rPr>
-        <w:t>-X –</w:t>
-      </w:r>
-      <w:proofErr w:type="spellStart"/>
-      <w:r>
-        <w:rPr>
-          <w:sz w:val="24"/>
-        </w:rPr>
-        <w:t>delete-chain</w:t>
-      </w:r>
-      <w:proofErr w:type="spellEnd"/>
-      <w:r>
-        <w:rPr>
-          <w:sz w:val="24"/>
-        </w:rPr>
-        <w:t xml:space="preserve"> → borra la cadena </w:t>
+        <w:t xml:space="preserve">-X –delete-chain → borra la cadena </w:t>
       </w:r>
       <w:r>
         <w:rPr>
@@ -9572,35 +7794,7 @@
         <w:rPr>
           <w:sz w:val="24"/>
         </w:rPr>
-        <w:t>-P –</w:t>
-      </w:r>
-      <w:proofErr w:type="spellStart"/>
-      <w:r>
-        <w:rPr>
-          <w:sz w:val="24"/>
-        </w:rPr>
-        <w:t>policy</w:t>
-      </w:r>
-      <w:proofErr w:type="spellEnd"/>
-      <w:r>
-        <w:rPr>
-          <w:sz w:val="24"/>
-        </w:rPr>
-        <w:t xml:space="preserve"> → explica al </w:t>
-      </w:r>
-      <w:proofErr w:type="spellStart"/>
-      <w:r>
-        <w:rPr>
-          <w:sz w:val="24"/>
-        </w:rPr>
-        <w:t>kernel</w:t>
-      </w:r>
-      <w:proofErr w:type="spellEnd"/>
-      <w:r>
-        <w:rPr>
-          <w:sz w:val="24"/>
-        </w:rPr>
-        <w:t xml:space="preserve"> qué hacer con los paquetes que no coincidan</w:t>
+        <w:t>-P –policy → explica al kernel qué hacer con los paquetes que no coincidan</w:t>
       </w:r>
       <w:r>
         <w:rPr>
@@ -9637,21 +7831,7 @@
         <w:rPr>
           <w:sz w:val="24"/>
         </w:rPr>
-        <w:t>-E –</w:t>
-      </w:r>
-      <w:proofErr w:type="spellStart"/>
-      <w:r>
-        <w:rPr>
-          <w:sz w:val="24"/>
-        </w:rPr>
-        <w:t>rename-chain</w:t>
-      </w:r>
-      <w:proofErr w:type="spellEnd"/>
-      <w:r>
-        <w:rPr>
-          <w:sz w:val="24"/>
-        </w:rPr>
-        <w:t xml:space="preserve"> → cambia el orden de una </w:t>
+        <w:t xml:space="preserve">-E –rename-chain → cambia el orden de una </w:t>
       </w:r>
       <w:r>
         <w:rPr>
@@ -9722,7 +7902,6 @@
         </w:rPr>
         <w:t xml:space="preserve"> </w:t>
       </w:r>
-      <w:proofErr w:type="spellStart"/>
       <w:r>
         <w:rPr>
           <w:rFonts w:ascii="Arial"/>
@@ -9730,17 +7909,7 @@
           <w:spacing w:val="-2"/>
           <w:sz w:val="20"/>
         </w:rPr>
-        <w:t>Iptables</w:t>
-      </w:r>
-      <w:proofErr w:type="spellEnd"/>
-      <w:r>
-        <w:rPr>
-          <w:rFonts w:ascii="Arial"/>
-          <w:b/>
-          <w:spacing w:val="-2"/>
-          <w:sz w:val="20"/>
-        </w:rPr>
-        <w:t>:</w:t>
+        <w:t>Iptables:</w:t>
       </w:r>
     </w:p>
     <w:p>
@@ -9763,21 +7932,7 @@
         <w:rPr>
           <w:sz w:val="24"/>
         </w:rPr>
-        <w:t>-p –</w:t>
-      </w:r>
-      <w:proofErr w:type="spellStart"/>
-      <w:r>
-        <w:rPr>
-          <w:sz w:val="24"/>
-        </w:rPr>
-        <w:t>protocol</w:t>
-      </w:r>
-      <w:proofErr w:type="spellEnd"/>
-      <w:r>
-        <w:rPr>
-          <w:sz w:val="24"/>
-        </w:rPr>
-        <w:t xml:space="preserve"> → la regla se aplica a un </w:t>
+        <w:t xml:space="preserve">-p –protocol → la regla se aplica a un </w:t>
       </w:r>
       <w:r>
         <w:rPr>
@@ -9808,35 +7963,7 @@
         <w:rPr>
           <w:sz w:val="24"/>
         </w:rPr>
-        <w:t>-s –</w:t>
-      </w:r>
-      <w:proofErr w:type="spellStart"/>
-      <w:r>
-        <w:rPr>
-          <w:sz w:val="24"/>
-        </w:rPr>
-        <w:t>src</w:t>
-      </w:r>
-      <w:proofErr w:type="spellEnd"/>
-      <w:r>
-        <w:rPr>
-          <w:sz w:val="24"/>
-        </w:rPr>
-        <w:t xml:space="preserve"> –</w:t>
-      </w:r>
-      <w:proofErr w:type="spellStart"/>
-      <w:r>
-        <w:rPr>
-          <w:sz w:val="24"/>
-        </w:rPr>
-        <w:t>source</w:t>
-      </w:r>
-      <w:proofErr w:type="spellEnd"/>
-      <w:r>
-        <w:rPr>
-          <w:sz w:val="24"/>
-        </w:rPr>
-        <w:t xml:space="preserve"> → la regla se aplica a una IP de </w:t>
+        <w:t xml:space="preserve">-s –src –source → la regla se aplica a una IP de </w:t>
       </w:r>
       <w:r>
         <w:rPr>
@@ -9867,49 +7994,7 @@
         <w:rPr>
           <w:sz w:val="24"/>
         </w:rPr>
-        <w:t>-d –</w:t>
-      </w:r>
-      <w:proofErr w:type="spellStart"/>
-      <w:r>
-        <w:rPr>
-          <w:sz w:val="24"/>
-        </w:rPr>
-        <w:t>dst</w:t>
-      </w:r>
-      <w:proofErr w:type="spellEnd"/>
-      <w:r>
-        <w:rPr>
-          <w:sz w:val="24"/>
-        </w:rPr>
-        <w:t xml:space="preserve"> –</w:t>
-      </w:r>
-      <w:proofErr w:type="spellStart"/>
-      <w:r>
-        <w:rPr>
-          <w:sz w:val="24"/>
-        </w:rPr>
-        <w:t>destination</w:t>
-      </w:r>
-      <w:proofErr w:type="spellEnd"/>
-      <w:r>
-        <w:rPr>
-          <w:sz w:val="24"/>
-        </w:rPr>
-        <w:t xml:space="preserve"> → la regla se aplica a una </w:t>
-      </w:r>
-      <w:proofErr w:type="spellStart"/>
-      <w:r>
-        <w:rPr>
-          <w:sz w:val="24"/>
-        </w:rPr>
-        <w:t>Ip</w:t>
-      </w:r>
-      <w:proofErr w:type="spellEnd"/>
-      <w:r>
-        <w:rPr>
-          <w:sz w:val="24"/>
-        </w:rPr>
-        <w:t xml:space="preserve"> de </w:t>
+        <w:t xml:space="preserve">-d –dst –destination → la regla se aplica a una Ip de </w:t>
       </w:r>
       <w:r>
         <w:rPr>
@@ -9940,21 +8025,7 @@
         <w:rPr>
           <w:sz w:val="24"/>
         </w:rPr>
-        <w:t>-i –</w:t>
-      </w:r>
-      <w:proofErr w:type="spellStart"/>
-      <w:r>
-        <w:rPr>
-          <w:sz w:val="24"/>
-        </w:rPr>
-        <w:t>in-interface</w:t>
-      </w:r>
-      <w:proofErr w:type="spellEnd"/>
-      <w:r>
-        <w:rPr>
-          <w:sz w:val="24"/>
-        </w:rPr>
-        <w:t xml:space="preserve"> → la regla de aplica a una interfaz de origen, como </w:t>
+        <w:t xml:space="preserve">-i –in-interface → la regla de aplica a una interfaz de origen, como </w:t>
       </w:r>
       <w:r>
         <w:rPr>
@@ -9985,21 +8056,7 @@
         <w:rPr>
           <w:sz w:val="24"/>
         </w:rPr>
-        <w:t>-o –</w:t>
-      </w:r>
-      <w:proofErr w:type="spellStart"/>
-      <w:r>
-        <w:rPr>
-          <w:sz w:val="24"/>
-        </w:rPr>
-        <w:t>out</w:t>
-      </w:r>
-      <w:proofErr w:type="spellEnd"/>
-      <w:r>
-        <w:rPr>
-          <w:sz w:val="24"/>
-        </w:rPr>
-        <w:t xml:space="preserve">-interface → la regla se aplica a una interfaz de </w:t>
+        <w:t xml:space="preserve">-o –out-interface → la regla se aplica a una interfaz de </w:t>
       </w:r>
       <w:r>
         <w:rPr>
@@ -10066,21 +8123,7 @@
         <w:rPr>
           <w:sz w:val="24"/>
         </w:rPr>
-        <w:t>-sport –</w:t>
-      </w:r>
-      <w:proofErr w:type="spellStart"/>
-      <w:r>
-        <w:rPr>
-          <w:sz w:val="24"/>
-        </w:rPr>
-        <w:t>source-port</w:t>
-      </w:r>
-      <w:proofErr w:type="spellEnd"/>
-      <w:r>
-        <w:rPr>
-          <w:sz w:val="24"/>
-        </w:rPr>
-        <w:t xml:space="preserve"> → selecciona o excluye puertos de un</w:t>
+        <w:t>-sport –source-port → selecciona o excluye puertos de un</w:t>
       </w:r>
       <w:r>
         <w:rPr>
@@ -10151,16 +8194,8 @@
         <w:rPr>
           <w:sz w:val="24"/>
         </w:rPr>
-        <w:t>-</w:t>
-      </w:r>
-      <w:proofErr w:type="spellStart"/>
-      <w:r>
-        <w:rPr>
-          <w:sz w:val="24"/>
-        </w:rPr>
-        <w:t>dport</w:t>
-      </w:r>
-      <w:proofErr w:type="spellEnd"/>
+        <w:t>-dport</w:t>
+      </w:r>
       <w:r>
         <w:rPr>
           <w:spacing w:val="40"/>
@@ -10172,16 +8207,8 @@
         <w:rPr>
           <w:sz w:val="24"/>
         </w:rPr>
-        <w:t>–</w:t>
-      </w:r>
-      <w:proofErr w:type="spellStart"/>
-      <w:r>
-        <w:rPr>
-          <w:sz w:val="24"/>
-        </w:rPr>
-        <w:t>destination-port</w:t>
-      </w:r>
-      <w:proofErr w:type="spellEnd"/>
+        <w:t>–destination-port</w:t>
+      </w:r>
       <w:r>
         <w:rPr>
           <w:spacing w:val="40"/>
@@ -10443,14 +8470,12 @@
       <w:r>
         <w:t xml:space="preserve">regla) </w:t>
       </w:r>
-      <w:proofErr w:type="spellStart"/>
       <w:r>
         <w:rPr>
           <w:spacing w:val="-2"/>
         </w:rPr>
         <w:t>filter</w:t>
       </w:r>
-      <w:proofErr w:type="spellEnd"/>
     </w:p>
     <w:p>
       <w:pPr>
@@ -10607,19 +8632,11 @@
           <w:sz w:val="24"/>
         </w:rPr>
       </w:pPr>
-      <w:proofErr w:type="gramStart"/>
-      <w:r>
-        <w:rPr>
-          <w:sz w:val="24"/>
-        </w:rPr>
-        <w:t>DROP :</w:t>
-      </w:r>
-      <w:proofErr w:type="gramEnd"/>
-      <w:r>
-        <w:rPr>
-          <w:sz w:val="24"/>
-        </w:rPr>
-        <w:t xml:space="preserve"> se descarta el tráfico que coincide con la </w:t>
+      <w:r>
+        <w:rPr>
+          <w:sz w:val="24"/>
+        </w:rPr>
+        <w:t xml:space="preserve">DROP : se descarta el tráfico que coincide con la </w:t>
       </w:r>
       <w:r>
         <w:rPr>
@@ -10774,14 +8791,12 @@
         <w:pStyle w:val="Textoindependiente"/>
         <w:ind w:left="908"/>
       </w:pPr>
-      <w:proofErr w:type="spellStart"/>
       <w:r>
         <w:rPr>
           <w:spacing w:val="-5"/>
         </w:rPr>
         <w:t>nat</w:t>
       </w:r>
-      <w:proofErr w:type="spellEnd"/>
     </w:p>
     <w:p>
       <w:pPr>
@@ -10926,37 +8941,7 @@
         <w:rPr>
           <w:sz w:val="24"/>
         </w:rPr>
-        <w:t xml:space="preserve">MASQUERADE: similar a </w:t>
-      </w:r>
-      <w:proofErr w:type="spellStart"/>
-      <w:proofErr w:type="gramStart"/>
-      <w:r>
-        <w:rPr>
-          <w:sz w:val="24"/>
-        </w:rPr>
-        <w:t>snat</w:t>
-      </w:r>
-      <w:proofErr w:type="spellEnd"/>
-      <w:proofErr w:type="gramEnd"/>
-      <w:r>
-        <w:rPr>
-          <w:sz w:val="24"/>
-        </w:rPr>
-        <w:t xml:space="preserve"> pero cambia la </w:t>
-      </w:r>
-      <w:proofErr w:type="spellStart"/>
-      <w:r>
-        <w:rPr>
-          <w:sz w:val="24"/>
-        </w:rPr>
-        <w:t>ip</w:t>
-      </w:r>
-      <w:proofErr w:type="spellEnd"/>
-      <w:r>
-        <w:rPr>
-          <w:sz w:val="24"/>
-        </w:rPr>
-        <w:t xml:space="preserve"> por la que tenga asignada una </w:t>
+        <w:t xml:space="preserve">MASQUERADE: similar a snat pero cambia la ip por la que tenga asignada una </w:t>
       </w:r>
       <w:r>
         <w:rPr>
@@ -10979,7 +8964,6 @@
           <w:lang w:val="en-US"/>
         </w:rPr>
       </w:pPr>
-      <w:proofErr w:type="spellStart"/>
       <w:r>
         <w:rPr>
           <w:spacing w:val="-2"/>
@@ -10987,7 +8971,6 @@
         </w:rPr>
         <w:t>Sintaxis</w:t>
       </w:r>
-      <w:proofErr w:type="spellEnd"/>
     </w:p>
     <w:p>
       <w:pPr>
@@ -11189,27 +9172,7 @@
           <w:sz w:val="24"/>
           <w:lang w:val="en-US"/>
         </w:rPr>
-        <w:t>[</w:t>
-      </w:r>
-      <w:proofErr w:type="spellStart"/>
-      <w:r>
-        <w:rPr>
-          <w:rFonts w:ascii="Verdana"/>
-          <w:color w:val="444444"/>
-          <w:sz w:val="24"/>
-          <w:lang w:val="en-US"/>
-        </w:rPr>
-        <w:t>rulenum</w:t>
-      </w:r>
-      <w:proofErr w:type="spellEnd"/>
-      <w:r>
-        <w:rPr>
-          <w:rFonts w:ascii="Verdana"/>
-          <w:color w:val="444444"/>
-          <w:sz w:val="24"/>
-          <w:lang w:val="en-US"/>
-        </w:rPr>
-        <w:t>]</w:t>
+        <w:t>[rulenum]</w:t>
       </w:r>
       <w:r>
         <w:rPr>
@@ -11277,27 +9240,7 @@
           <w:sz w:val="24"/>
           <w:lang w:val="en-US"/>
         </w:rPr>
-        <w:t xml:space="preserve">chain </w:t>
-      </w:r>
-      <w:proofErr w:type="spellStart"/>
-      <w:r>
-        <w:rPr>
-          <w:rFonts w:ascii="Verdana"/>
-          <w:color w:val="444444"/>
-          <w:sz w:val="24"/>
-          <w:lang w:val="en-US"/>
-        </w:rPr>
-        <w:t>rulenum</w:t>
-      </w:r>
-      <w:proofErr w:type="spellEnd"/>
-      <w:r>
-        <w:rPr>
-          <w:rFonts w:ascii="Verdana"/>
-          <w:color w:val="444444"/>
-          <w:sz w:val="24"/>
-          <w:lang w:val="en-US"/>
-        </w:rPr>
-        <w:t xml:space="preserve"> rule-specification [options] </w:t>
+        <w:t xml:space="preserve">chain rulenum rule-specification [options] </w:t>
       </w:r>
       <w:r>
         <w:rPr>
@@ -11327,27 +9270,7 @@
           <w:sz w:val="24"/>
           <w:lang w:val="en-US"/>
         </w:rPr>
-        <w:t xml:space="preserve">chain </w:t>
-      </w:r>
-      <w:proofErr w:type="spellStart"/>
-      <w:r>
-        <w:rPr>
-          <w:rFonts w:ascii="Verdana"/>
-          <w:color w:val="444444"/>
-          <w:sz w:val="24"/>
-          <w:lang w:val="en-US"/>
-        </w:rPr>
-        <w:t>rulenum</w:t>
-      </w:r>
-      <w:proofErr w:type="spellEnd"/>
-      <w:r>
-        <w:rPr>
-          <w:rFonts w:ascii="Verdana"/>
-          <w:color w:val="444444"/>
-          <w:sz w:val="24"/>
-          <w:lang w:val="en-US"/>
-        </w:rPr>
-        <w:t xml:space="preserve"> [options]</w:t>
+        <w:t>chain rulenum [options]</w:t>
       </w:r>
     </w:p>
     <w:p>
@@ -11724,11 +9647,9 @@
         <w:spacing w:before="8" w:line="480" w:lineRule="auto"/>
         <w:ind w:left="908" w:right="7004"/>
       </w:pPr>
-      <w:proofErr w:type="spellStart"/>
       <w:r>
         <w:t>iptables</w:t>
       </w:r>
-      <w:proofErr w:type="spellEnd"/>
       <w:r>
         <w:rPr>
           <w:spacing w:val="-13"/>
@@ -12044,7 +9965,6 @@
           <w:lang w:val="en-US"/>
         </w:rPr>
       </w:pPr>
-      <w:proofErr w:type="spellStart"/>
       <w:r>
         <w:rPr>
           <w:spacing w:val="-2"/>
@@ -12052,7 +9972,6 @@
         </w:rPr>
         <w:t>permisivo</w:t>
       </w:r>
-      <w:proofErr w:type="spellEnd"/>
     </w:p>
     <w:p>
       <w:pPr>
@@ -12210,7 +10129,6 @@
         </w:rPr>
         <w:t xml:space="preserve"> </w:t>
       </w:r>
-      <w:proofErr w:type="spellStart"/>
       <w:r>
         <w:rPr>
           <w:rFonts w:ascii="Arial MT" w:hAnsi="Arial MT"/>
@@ -12219,7 +10137,6 @@
         </w:rPr>
         <w:t>tcp</w:t>
       </w:r>
-      <w:proofErr w:type="spellEnd"/>
       <w:r>
         <w:rPr>
           <w:rFonts w:ascii="Arial MT" w:hAnsi="Arial MT"/>
@@ -12632,7 +10549,6 @@
         </w:rPr>
         <w:t xml:space="preserve"> </w:t>
       </w:r>
-      <w:proofErr w:type="spellStart"/>
       <w:r>
         <w:rPr>
           <w:rFonts w:ascii="Arial MT"/>
@@ -12642,7 +10558,6 @@
         </w:rPr>
         <w:t>tcp</w:t>
       </w:r>
-      <w:proofErr w:type="spellEnd"/>
       <w:r>
         <w:rPr>
           <w:rFonts w:ascii="Arial MT"/>
@@ -12660,19 +10575,8 @@
           <w:shd w:val="clear" w:color="auto" w:fill="EDEDED"/>
           <w:lang w:val="en-US"/>
         </w:rPr>
-        <w:t>--</w:t>
-      </w:r>
-      <w:proofErr w:type="spellStart"/>
-      <w:r>
-        <w:rPr>
-          <w:rFonts w:ascii="Arial MT"/>
-          <w:color w:val="000000"/>
-          <w:shd w:val="clear" w:color="auto" w:fill="EDEDED"/>
-          <w:lang w:val="en-US"/>
-        </w:rPr>
-        <w:t>dport</w:t>
-      </w:r>
-      <w:proofErr w:type="spellEnd"/>
+        <w:t>--dport</w:t>
+      </w:r>
       <w:r>
         <w:rPr>
           <w:rFonts w:ascii="Arial MT"/>
@@ -13063,27 +10967,7 @@
           <w:shd w:val="clear" w:color="auto" w:fill="EDEDED"/>
           <w:lang w:val="en-US"/>
         </w:rPr>
-        <w:t xml:space="preserve">iptables -t </w:t>
-      </w:r>
-      <w:proofErr w:type="spellStart"/>
-      <w:r>
-        <w:rPr>
-          <w:rFonts w:ascii="Arial MT"/>
-          <w:color w:val="000000"/>
-          <w:shd w:val="clear" w:color="auto" w:fill="EDEDED"/>
-          <w:lang w:val="en-US"/>
-        </w:rPr>
-        <w:t>nat</w:t>
-      </w:r>
-      <w:proofErr w:type="spellEnd"/>
-      <w:r>
-        <w:rPr>
-          <w:rFonts w:ascii="Arial MT"/>
-          <w:color w:val="000000"/>
-          <w:shd w:val="clear" w:color="auto" w:fill="EDEDED"/>
-          <w:lang w:val="en-US"/>
-        </w:rPr>
-        <w:t xml:space="preserve"> -A POSTROUTING -s 192.168.10.0/24 -o eth0 -j </w:t>
+        <w:t xml:space="preserve">iptables -t nat -A POSTROUTING -s 192.168.10.0/24 -o eth0 -j </w:t>
       </w:r>
       <w:r>
         <w:rPr>
@@ -13156,7 +11040,6 @@
         </w:rPr>
         <w:t xml:space="preserve"> </w:t>
       </w:r>
-      <w:proofErr w:type="spellStart"/>
       <w:r>
         <w:rPr>
           <w:rFonts w:ascii="Arial MT" w:hAnsi="Arial MT"/>
@@ -13165,7 +11048,6 @@
         </w:rPr>
         <w:t>tcp</w:t>
       </w:r>
-      <w:proofErr w:type="spellEnd"/>
       <w:r>
         <w:rPr>
           <w:rFonts w:ascii="Arial MT" w:hAnsi="Arial MT"/>
@@ -13499,7 +11381,6 @@
         </w:rPr>
         <w:t xml:space="preserve"> </w:t>
       </w:r>
-      <w:proofErr w:type="spellStart"/>
       <w:r>
         <w:rPr>
           <w:rFonts w:ascii="Arial MT"/>
@@ -13509,7 +11390,6 @@
         </w:rPr>
         <w:t>nat</w:t>
       </w:r>
-      <w:proofErr w:type="spellEnd"/>
       <w:r>
         <w:rPr>
           <w:rFonts w:ascii="Arial MT"/>
@@ -13565,19 +11445,8 @@
           <w:shd w:val="clear" w:color="auto" w:fill="EDEDED"/>
           <w:lang w:val="en-US"/>
         </w:rPr>
-        <w:t>-</w:t>
-      </w:r>
-      <w:proofErr w:type="spellStart"/>
-      <w:r>
-        <w:rPr>
-          <w:rFonts w:ascii="Arial MT"/>
-          <w:color w:val="000000"/>
-          <w:shd w:val="clear" w:color="auto" w:fill="EDEDED"/>
-          <w:lang w:val="en-US"/>
-        </w:rPr>
-        <w:t>i</w:t>
-      </w:r>
-      <w:proofErr w:type="spellEnd"/>
+        <w:t>-i</w:t>
+      </w:r>
       <w:r>
         <w:rPr>
           <w:rFonts w:ascii="Arial MT"/>
@@ -13626,7 +11495,6 @@
         </w:rPr>
         <w:t xml:space="preserve"> </w:t>
       </w:r>
-      <w:proofErr w:type="spellStart"/>
       <w:r>
         <w:rPr>
           <w:rFonts w:ascii="Arial MT"/>
@@ -13636,7 +11504,6 @@
         </w:rPr>
         <w:t>tcp</w:t>
       </w:r>
-      <w:proofErr w:type="spellEnd"/>
       <w:r>
         <w:rPr>
           <w:rFonts w:ascii="Arial MT"/>
@@ -13654,19 +11521,8 @@
           <w:shd w:val="clear" w:color="auto" w:fill="EDEDED"/>
           <w:lang w:val="en-US"/>
         </w:rPr>
-        <w:t>--</w:t>
-      </w:r>
-      <w:proofErr w:type="spellStart"/>
-      <w:r>
-        <w:rPr>
-          <w:rFonts w:ascii="Arial MT"/>
-          <w:color w:val="000000"/>
-          <w:shd w:val="clear" w:color="auto" w:fill="EDEDED"/>
-          <w:lang w:val="en-US"/>
-        </w:rPr>
-        <w:t>dport</w:t>
-      </w:r>
-      <w:proofErr w:type="spellEnd"/>
+        <w:t>--dport</w:t>
+      </w:r>
       <w:r>
         <w:rPr>
           <w:rFonts w:ascii="Arial MT"/>
@@ -14042,7 +11898,6 @@
           <w:rFonts w:ascii="Arial MT"/>
         </w:rPr>
       </w:pPr>
-      <w:proofErr w:type="spellStart"/>
       <w:r>
         <w:rPr>
           <w:rFonts w:ascii="Arial MT"/>
@@ -14051,7 +11906,6 @@
         </w:rPr>
         <w:t>iptables</w:t>
       </w:r>
-      <w:proofErr w:type="spellEnd"/>
       <w:r>
         <w:rPr>
           <w:rFonts w:ascii="Arial MT"/>
@@ -14078,7 +11932,6 @@
         </w:rPr>
         <w:t xml:space="preserve"> </w:t>
       </w:r>
-      <w:proofErr w:type="spellStart"/>
       <w:r>
         <w:rPr>
           <w:rFonts w:ascii="Arial MT"/>
@@ -14087,7 +11940,6 @@
         </w:rPr>
         <w:t>filter</w:t>
       </w:r>
-      <w:proofErr w:type="spellEnd"/>
       <w:r>
         <w:rPr>
           <w:rFonts w:ascii="Arial MT"/>
@@ -14171,18 +12023,8 @@
           <w:color w:val="000000"/>
           <w:shd w:val="clear" w:color="auto" w:fill="EDEDED"/>
         </w:rPr>
-        <w:t>--</w:t>
-      </w:r>
-      <w:proofErr w:type="spellStart"/>
-      <w:r>
-        <w:rPr>
-          <w:rFonts w:ascii="Arial MT"/>
-          <w:color w:val="000000"/>
-          <w:shd w:val="clear" w:color="auto" w:fill="EDEDED"/>
-        </w:rPr>
-        <w:t>icmp-type</w:t>
-      </w:r>
-      <w:proofErr w:type="spellEnd"/>
+        <w:t>--icmp-type</w:t>
+      </w:r>
       <w:r>
         <w:rPr>
           <w:rFonts w:ascii="Arial MT"/>
@@ -14198,18 +12040,8 @@
           <w:color w:val="000000"/>
           <w:shd w:val="clear" w:color="auto" w:fill="EDEDED"/>
         </w:rPr>
-        <w:t>echo-</w:t>
-      </w:r>
-      <w:proofErr w:type="spellStart"/>
-      <w:r>
-        <w:rPr>
-          <w:rFonts w:ascii="Arial MT"/>
-          <w:color w:val="000000"/>
-          <w:shd w:val="clear" w:color="auto" w:fill="EDEDED"/>
-        </w:rPr>
-        <w:t>request</w:t>
-      </w:r>
-      <w:proofErr w:type="spellEnd"/>
+        <w:t>echo-request</w:t>
+      </w:r>
       <w:r>
         <w:rPr>
           <w:rFonts w:ascii="Arial MT"/>
@@ -14257,43 +12089,23 @@
           <w:color w:val="000000"/>
           <w:shd w:val="clear" w:color="auto" w:fill="EDEDED"/>
         </w:rPr>
-        <w:t xml:space="preserve"># El ping </w:t>
-      </w:r>
-      <w:proofErr w:type="gramStart"/>
+        <w:t># El ping llega pero no permitimos al firewall devolver el ping.</w:t>
+      </w:r>
+      <w:r>
+        <w:rPr>
+          <w:rFonts w:ascii="Arial MT"/>
+          <w:color w:val="000000"/>
+        </w:rPr>
+        <w:t xml:space="preserve"> </w:t>
+      </w:r>
       <w:r>
         <w:rPr>
           <w:rFonts w:ascii="Arial MT"/>
           <w:color w:val="000000"/>
           <w:shd w:val="clear" w:color="auto" w:fill="EDEDED"/>
         </w:rPr>
-        <w:t>llega</w:t>
-      </w:r>
-      <w:proofErr w:type="gramEnd"/>
-      <w:r>
-        <w:rPr>
-          <w:rFonts w:ascii="Arial MT"/>
-          <w:color w:val="000000"/>
-          <w:shd w:val="clear" w:color="auto" w:fill="EDEDED"/>
-        </w:rPr>
-        <w:t xml:space="preserve"> pero no permitimos al firewall devolver el ping.</w:t>
-      </w:r>
-      <w:r>
-        <w:rPr>
-          <w:rFonts w:ascii="Arial MT"/>
-          <w:color w:val="000000"/>
-        </w:rPr>
-        <w:t xml:space="preserve"> </w:t>
-      </w:r>
-      <w:proofErr w:type="spellStart"/>
-      <w:r>
-        <w:rPr>
-          <w:rFonts w:ascii="Arial MT"/>
-          <w:color w:val="000000"/>
-          <w:shd w:val="clear" w:color="auto" w:fill="EDEDED"/>
-        </w:rPr>
         <w:t>iptables</w:t>
       </w:r>
-      <w:proofErr w:type="spellEnd"/>
       <w:r>
         <w:rPr>
           <w:rFonts w:ascii="Arial MT"/>
@@ -14320,7 +12132,6 @@
         </w:rPr>
         <w:t xml:space="preserve"> </w:t>
       </w:r>
-      <w:proofErr w:type="spellStart"/>
       <w:r>
         <w:rPr>
           <w:rFonts w:ascii="Arial MT"/>
@@ -14329,7 +12140,6 @@
         </w:rPr>
         <w:t>filter</w:t>
       </w:r>
-      <w:proofErr w:type="spellEnd"/>
       <w:r>
         <w:rPr>
           <w:rFonts w:ascii="Arial MT"/>
@@ -14413,18 +12223,8 @@
           <w:color w:val="000000"/>
           <w:shd w:val="clear" w:color="auto" w:fill="EDEDED"/>
         </w:rPr>
-        <w:t>--</w:t>
-      </w:r>
-      <w:proofErr w:type="spellStart"/>
-      <w:r>
-        <w:rPr>
-          <w:rFonts w:ascii="Arial MT"/>
-          <w:color w:val="000000"/>
-          <w:shd w:val="clear" w:color="auto" w:fill="EDEDED"/>
-        </w:rPr>
-        <w:t>icmp-type</w:t>
-      </w:r>
-      <w:proofErr w:type="spellEnd"/>
+        <w:t>--icmp-type</w:t>
+      </w:r>
       <w:r>
         <w:rPr>
           <w:rFonts w:ascii="Arial MT"/>
@@ -14440,18 +12240,8 @@
           <w:color w:val="000000"/>
           <w:shd w:val="clear" w:color="auto" w:fill="EDEDED"/>
         </w:rPr>
-        <w:t>echo-</w:t>
-      </w:r>
-      <w:proofErr w:type="spellStart"/>
-      <w:r>
-        <w:rPr>
-          <w:rFonts w:ascii="Arial MT"/>
-          <w:color w:val="000000"/>
-          <w:shd w:val="clear" w:color="auto" w:fill="EDEDED"/>
-        </w:rPr>
-        <w:t>reply</w:t>
-      </w:r>
-      <w:proofErr w:type="spellEnd"/>
+        <w:t>echo-reply</w:t>
+      </w:r>
       <w:r>
         <w:rPr>
           <w:rFonts w:ascii="Arial MT"/>
@@ -14720,7 +12510,6 @@
                 <w:lang w:val="en-US"/>
               </w:rPr>
             </w:pPr>
-            <w:proofErr w:type="spellStart"/>
             <w:r>
               <w:rPr>
                 <w:b/>
@@ -14731,7 +12520,6 @@
               </w:rPr>
               <w:t>Comando</w:t>
             </w:r>
-            <w:proofErr w:type="spellEnd"/>
           </w:p>
         </w:tc>
         <w:tc>
@@ -14754,7 +12542,6 @@
                 <w:lang w:val="en-US"/>
               </w:rPr>
             </w:pPr>
-            <w:proofErr w:type="spellStart"/>
             <w:r>
               <w:rPr>
                 <w:b/>
@@ -14765,7 +12552,6 @@
               </w:rPr>
               <w:t>Explicación</w:t>
             </w:r>
-            <w:proofErr w:type="spellEnd"/>
           </w:p>
         </w:tc>
       </w:tr>
@@ -14824,25 +12610,7 @@
                 <w:szCs w:val="24"/>
                 <w:lang w:val="es-AR"/>
               </w:rPr>
-              <w:t>Elimina todas las reglas actuales de todas las cadenas de todas las tablas (</w:t>
-            </w:r>
-            <w:proofErr w:type="spellStart"/>
-            <w:r>
-              <w:rPr>
-                <w:sz w:val="24"/>
-                <w:szCs w:val="24"/>
-                <w:lang w:val="es-AR"/>
-              </w:rPr>
-              <w:t>flush</w:t>
-            </w:r>
-            <w:proofErr w:type="spellEnd"/>
-            <w:r>
-              <w:rPr>
-                <w:sz w:val="24"/>
-                <w:szCs w:val="24"/>
-                <w:lang w:val="es-AR"/>
-              </w:rPr>
-              <w:t>).</w:t>
+              <w:t>Elimina todas las reglas actuales de todas las cadenas de todas las tablas (flush).</w:t>
             </w:r>
           </w:p>
         </w:tc>
@@ -15193,27 +12961,7 @@
                 <w:szCs w:val="20"/>
                 <w:lang w:val="en-US"/>
               </w:rPr>
-              <w:t xml:space="preserve">iptables -t </w:t>
-            </w:r>
-            <w:proofErr w:type="spellStart"/>
-            <w:r>
-              <w:rPr>
-                <w:rFonts w:ascii="Courier New" w:hAnsi="Courier New" w:cs="Courier New"/>
-                <w:sz w:val="20"/>
-                <w:szCs w:val="20"/>
-                <w:lang w:val="en-US"/>
-              </w:rPr>
-              <w:t>nat</w:t>
-            </w:r>
-            <w:proofErr w:type="spellEnd"/>
-            <w:r>
-              <w:rPr>
-                <w:rFonts w:ascii="Courier New" w:hAnsi="Courier New" w:cs="Courier New"/>
-                <w:sz w:val="20"/>
-                <w:szCs w:val="20"/>
-                <w:lang w:val="en-US"/>
-              </w:rPr>
-              <w:t xml:space="preserve"> -P PREROUTING ACCEPT</w:t>
+              <w:t>iptables -t nat -P PREROUTING ACCEPT</w:t>
             </w:r>
           </w:p>
         </w:tc>
@@ -15273,27 +13021,7 @@
                 <w:szCs w:val="20"/>
                 <w:lang w:val="en-US"/>
               </w:rPr>
-              <w:t xml:space="preserve">iptables -t </w:t>
-            </w:r>
-            <w:proofErr w:type="spellStart"/>
-            <w:r>
-              <w:rPr>
-                <w:rFonts w:ascii="Courier New" w:hAnsi="Courier New" w:cs="Courier New"/>
-                <w:sz w:val="20"/>
-                <w:szCs w:val="20"/>
-                <w:lang w:val="en-US"/>
-              </w:rPr>
-              <w:t>nat</w:t>
-            </w:r>
-            <w:proofErr w:type="spellEnd"/>
-            <w:r>
-              <w:rPr>
-                <w:rFonts w:ascii="Courier New" w:hAnsi="Courier New" w:cs="Courier New"/>
-                <w:sz w:val="20"/>
-                <w:szCs w:val="20"/>
-                <w:lang w:val="en-US"/>
-              </w:rPr>
-              <w:t xml:space="preserve"> -P POSTROUTING ACCEPT</w:t>
+              <w:t>iptables -t nat -P POSTROUTING ACCEPT</w:t>
             </w:r>
           </w:p>
         </w:tc>
@@ -15353,27 +13081,7 @@
                 <w:szCs w:val="20"/>
                 <w:lang w:val="en-US"/>
               </w:rPr>
-              <w:t>iptables -A INPUT -</w:t>
-            </w:r>
-            <w:proofErr w:type="spellStart"/>
-            <w:r>
-              <w:rPr>
-                <w:rFonts w:ascii="Courier New" w:hAnsi="Courier New" w:cs="Courier New"/>
-                <w:sz w:val="20"/>
-                <w:szCs w:val="20"/>
-                <w:lang w:val="en-US"/>
-              </w:rPr>
-              <w:t>i</w:t>
-            </w:r>
-            <w:proofErr w:type="spellEnd"/>
-            <w:r>
-              <w:rPr>
-                <w:rFonts w:ascii="Courier New" w:hAnsi="Courier New" w:cs="Courier New"/>
-                <w:sz w:val="20"/>
-                <w:szCs w:val="20"/>
-                <w:lang w:val="en-US"/>
-              </w:rPr>
-              <w:t xml:space="preserve"> lo -j ACCEPT</w:t>
+              <w:t>iptables -A INPUT -i lo -j ACCEPT</w:t>
             </w:r>
           </w:p>
         </w:tc>
@@ -15400,25 +13108,7 @@
                 <w:szCs w:val="24"/>
                 <w:lang w:val="es-AR"/>
               </w:rPr>
-              <w:t>Permite todo el tráfico local (</w:t>
-            </w:r>
-            <w:proofErr w:type="spellStart"/>
-            <w:r>
-              <w:rPr>
-                <w:sz w:val="24"/>
-                <w:szCs w:val="24"/>
-                <w:lang w:val="es-AR"/>
-              </w:rPr>
-              <w:t>loopback</w:t>
-            </w:r>
-            <w:proofErr w:type="spellEnd"/>
-            <w:r>
-              <w:rPr>
-                <w:sz w:val="24"/>
-                <w:szCs w:val="24"/>
-                <w:lang w:val="es-AR"/>
-              </w:rPr>
-              <w:t>), necesario para funcionamiento interno del sistema.</w:t>
+              <w:t>Permite todo el tráfico local (loopback), necesario para funcionamiento interno del sistema.</w:t>
             </w:r>
           </w:p>
         </w:tc>
@@ -15511,47 +13201,7 @@
                 <w:szCs w:val="20"/>
                 <w:lang w:val="en-US"/>
               </w:rPr>
-              <w:t xml:space="preserve">iptables -A INPUT -s 231.45.34.234 -p </w:t>
-            </w:r>
-            <w:proofErr w:type="spellStart"/>
-            <w:r>
-              <w:rPr>
-                <w:rFonts w:ascii="Courier New" w:hAnsi="Courier New" w:cs="Courier New"/>
-                <w:sz w:val="20"/>
-                <w:szCs w:val="20"/>
-                <w:lang w:val="en-US"/>
-              </w:rPr>
-              <w:t>tcp</w:t>
-            </w:r>
-            <w:proofErr w:type="spellEnd"/>
-            <w:r>
-              <w:rPr>
-                <w:rFonts w:ascii="Courier New" w:hAnsi="Courier New" w:cs="Courier New"/>
-                <w:sz w:val="20"/>
-                <w:szCs w:val="20"/>
-                <w:lang w:val="en-US"/>
-              </w:rPr>
-              <w:t xml:space="preserve"> --</w:t>
-            </w:r>
-            <w:proofErr w:type="spellStart"/>
-            <w:r>
-              <w:rPr>
-                <w:rFonts w:ascii="Courier New" w:hAnsi="Courier New" w:cs="Courier New"/>
-                <w:sz w:val="20"/>
-                <w:szCs w:val="20"/>
-                <w:lang w:val="en-US"/>
-              </w:rPr>
-              <w:t>dport</w:t>
-            </w:r>
-            <w:proofErr w:type="spellEnd"/>
-            <w:r>
-              <w:rPr>
-                <w:rFonts w:ascii="Courier New" w:hAnsi="Courier New" w:cs="Courier New"/>
-                <w:sz w:val="20"/>
-                <w:szCs w:val="20"/>
-                <w:lang w:val="en-US"/>
-              </w:rPr>
-              <w:t xml:space="preserve"> 3306 -j ACCEPT</w:t>
+              <w:t>iptables -A INPUT -s 231.45.34.234 -p tcp --dport 3306 -j ACCEPT</w:t>
             </w:r>
           </w:p>
         </w:tc>
@@ -15647,47 +13297,7 @@
                 <w:szCs w:val="20"/>
                 <w:lang w:val="en-US"/>
               </w:rPr>
-              <w:t xml:space="preserve">iptables -A INPUT -s 80.37.45.194 -p </w:t>
-            </w:r>
-            <w:proofErr w:type="spellStart"/>
-            <w:r>
-              <w:rPr>
-                <w:rFonts w:ascii="Courier New" w:hAnsi="Courier New" w:cs="Courier New"/>
-                <w:sz w:val="20"/>
-                <w:szCs w:val="20"/>
-                <w:lang w:val="en-US"/>
-              </w:rPr>
-              <w:t>tcp</w:t>
-            </w:r>
-            <w:proofErr w:type="spellEnd"/>
-            <w:r>
-              <w:rPr>
-                <w:rFonts w:ascii="Courier New" w:hAnsi="Courier New" w:cs="Courier New"/>
-                <w:sz w:val="20"/>
-                <w:szCs w:val="20"/>
-                <w:lang w:val="en-US"/>
-              </w:rPr>
-              <w:t xml:space="preserve"> --</w:t>
-            </w:r>
-            <w:proofErr w:type="spellStart"/>
-            <w:r>
-              <w:rPr>
-                <w:rFonts w:ascii="Courier New" w:hAnsi="Courier New" w:cs="Courier New"/>
-                <w:sz w:val="20"/>
-                <w:szCs w:val="20"/>
-                <w:lang w:val="en-US"/>
-              </w:rPr>
-              <w:t>dport</w:t>
-            </w:r>
-            <w:proofErr w:type="spellEnd"/>
-            <w:r>
-              <w:rPr>
-                <w:rFonts w:ascii="Courier New" w:hAnsi="Courier New" w:cs="Courier New"/>
-                <w:sz w:val="20"/>
-                <w:szCs w:val="20"/>
-                <w:lang w:val="en-US"/>
-              </w:rPr>
-              <w:t xml:space="preserve"> 20:21 -j ACCEPT</w:t>
+              <w:t>iptables -A INPUT -s 80.37.45.194 -p tcp --dport 20:21 -j ACCEPT</w:t>
             </w:r>
           </w:p>
         </w:tc>
@@ -15802,47 +13412,7 @@
                 <w:lang w:val="en-US"/>
               </w:rPr>
               <w:lastRenderedPageBreak/>
-              <w:t xml:space="preserve">iptables -A INPUT -p </w:t>
-            </w:r>
-            <w:proofErr w:type="spellStart"/>
-            <w:r>
-              <w:rPr>
-                <w:rFonts w:ascii="Courier New" w:hAnsi="Courier New" w:cs="Courier New"/>
-                <w:sz w:val="20"/>
-                <w:szCs w:val="20"/>
-                <w:lang w:val="en-US"/>
-              </w:rPr>
-              <w:t>tcp</w:t>
-            </w:r>
-            <w:proofErr w:type="spellEnd"/>
-            <w:r>
-              <w:rPr>
-                <w:rFonts w:ascii="Courier New" w:hAnsi="Courier New" w:cs="Courier New"/>
-                <w:sz w:val="20"/>
-                <w:szCs w:val="20"/>
-                <w:lang w:val="en-US"/>
-              </w:rPr>
-              <w:t xml:space="preserve"> --</w:t>
-            </w:r>
-            <w:proofErr w:type="spellStart"/>
-            <w:r>
-              <w:rPr>
-                <w:rFonts w:ascii="Courier New" w:hAnsi="Courier New" w:cs="Courier New"/>
-                <w:sz w:val="20"/>
-                <w:szCs w:val="20"/>
-                <w:lang w:val="en-US"/>
-              </w:rPr>
-              <w:t>dport</w:t>
-            </w:r>
-            <w:proofErr w:type="spellEnd"/>
-            <w:r>
-              <w:rPr>
-                <w:rFonts w:ascii="Courier New" w:hAnsi="Courier New" w:cs="Courier New"/>
-                <w:sz w:val="20"/>
-                <w:szCs w:val="20"/>
-                <w:lang w:val="en-US"/>
-              </w:rPr>
-              <w:t xml:space="preserve"> 80 -j ACCEPT</w:t>
+              <w:t>iptables -A INPUT -p tcp --dport 80 -j ACCEPT</w:t>
             </w:r>
           </w:p>
         </w:tc>
@@ -15920,47 +13490,7 @@
                 <w:szCs w:val="20"/>
                 <w:lang w:val="en-US"/>
               </w:rPr>
-              <w:t xml:space="preserve">iptables -A INPUT -p </w:t>
-            </w:r>
-            <w:proofErr w:type="spellStart"/>
-            <w:r>
-              <w:rPr>
-                <w:rFonts w:ascii="Courier New" w:hAnsi="Courier New" w:cs="Courier New"/>
-                <w:sz w:val="20"/>
-                <w:szCs w:val="20"/>
-                <w:lang w:val="en-US"/>
-              </w:rPr>
-              <w:t>tcp</w:t>
-            </w:r>
-            <w:proofErr w:type="spellEnd"/>
-            <w:r>
-              <w:rPr>
-                <w:rFonts w:ascii="Courier New" w:hAnsi="Courier New" w:cs="Courier New"/>
-                <w:sz w:val="20"/>
-                <w:szCs w:val="20"/>
-                <w:lang w:val="en-US"/>
-              </w:rPr>
-              <w:t xml:space="preserve"> --</w:t>
-            </w:r>
-            <w:proofErr w:type="spellStart"/>
-            <w:r>
-              <w:rPr>
-                <w:rFonts w:ascii="Courier New" w:hAnsi="Courier New" w:cs="Courier New"/>
-                <w:sz w:val="20"/>
-                <w:szCs w:val="20"/>
-                <w:lang w:val="en-US"/>
-              </w:rPr>
-              <w:t>dport</w:t>
-            </w:r>
-            <w:proofErr w:type="spellEnd"/>
-            <w:r>
-              <w:rPr>
-                <w:rFonts w:ascii="Courier New" w:hAnsi="Courier New" w:cs="Courier New"/>
-                <w:sz w:val="20"/>
-                <w:szCs w:val="20"/>
-                <w:lang w:val="en-US"/>
-              </w:rPr>
-              <w:t xml:space="preserve"> 1:1024 DROP</w:t>
+              <w:t>iptables -A INPUT -p tcp --dport 1:1024 DROP</w:t>
             </w:r>
           </w:p>
         </w:tc>
@@ -16038,47 +13568,7 @@
                 <w:szCs w:val="20"/>
                 <w:lang w:val="en-US"/>
               </w:rPr>
-              <w:t xml:space="preserve">iptables -A INPUT -p </w:t>
-            </w:r>
-            <w:proofErr w:type="spellStart"/>
-            <w:r>
-              <w:rPr>
-                <w:rFonts w:ascii="Courier New" w:hAnsi="Courier New" w:cs="Courier New"/>
-                <w:sz w:val="20"/>
-                <w:szCs w:val="20"/>
-                <w:lang w:val="en-US"/>
-              </w:rPr>
-              <w:t>udp</w:t>
-            </w:r>
-            <w:proofErr w:type="spellEnd"/>
-            <w:r>
-              <w:rPr>
-                <w:rFonts w:ascii="Courier New" w:hAnsi="Courier New" w:cs="Courier New"/>
-                <w:sz w:val="20"/>
-                <w:szCs w:val="20"/>
-                <w:lang w:val="en-US"/>
-              </w:rPr>
-              <w:t xml:space="preserve"> --</w:t>
-            </w:r>
-            <w:proofErr w:type="spellStart"/>
-            <w:r>
-              <w:rPr>
-                <w:rFonts w:ascii="Courier New" w:hAnsi="Courier New" w:cs="Courier New"/>
-                <w:sz w:val="20"/>
-                <w:szCs w:val="20"/>
-                <w:lang w:val="en-US"/>
-              </w:rPr>
-              <w:t>dport</w:t>
-            </w:r>
-            <w:proofErr w:type="spellEnd"/>
-            <w:r>
-              <w:rPr>
-                <w:rFonts w:ascii="Courier New" w:hAnsi="Courier New" w:cs="Courier New"/>
-                <w:sz w:val="20"/>
-                <w:szCs w:val="20"/>
-                <w:lang w:val="en-US"/>
-              </w:rPr>
-              <w:t xml:space="preserve"> 1:1024 DROP</w:t>
+              <w:t>iptables -A INPUT -p udp --dport 1:1024 DROP</w:t>
             </w:r>
           </w:p>
         </w:tc>
@@ -16156,47 +13646,7 @@
                 <w:szCs w:val="20"/>
                 <w:lang w:val="en-US"/>
               </w:rPr>
-              <w:t xml:space="preserve">iptables -A INPUT -p </w:t>
-            </w:r>
-            <w:proofErr w:type="spellStart"/>
-            <w:r>
-              <w:rPr>
-                <w:rFonts w:ascii="Courier New" w:hAnsi="Courier New" w:cs="Courier New"/>
-                <w:sz w:val="20"/>
-                <w:szCs w:val="20"/>
-                <w:lang w:val="en-US"/>
-              </w:rPr>
-              <w:t>tcp</w:t>
-            </w:r>
-            <w:proofErr w:type="spellEnd"/>
-            <w:r>
-              <w:rPr>
-                <w:rFonts w:ascii="Courier New" w:hAnsi="Courier New" w:cs="Courier New"/>
-                <w:sz w:val="20"/>
-                <w:szCs w:val="20"/>
-                <w:lang w:val="en-US"/>
-              </w:rPr>
-              <w:t xml:space="preserve"> --</w:t>
-            </w:r>
-            <w:proofErr w:type="spellStart"/>
-            <w:r>
-              <w:rPr>
-                <w:rFonts w:ascii="Courier New" w:hAnsi="Courier New" w:cs="Courier New"/>
-                <w:sz w:val="20"/>
-                <w:szCs w:val="20"/>
-                <w:lang w:val="en-US"/>
-              </w:rPr>
-              <w:t>dport</w:t>
-            </w:r>
-            <w:proofErr w:type="spellEnd"/>
-            <w:r>
-              <w:rPr>
-                <w:rFonts w:ascii="Courier New" w:hAnsi="Courier New" w:cs="Courier New"/>
-                <w:sz w:val="20"/>
-                <w:szCs w:val="20"/>
-                <w:lang w:val="en-US"/>
-              </w:rPr>
-              <w:t xml:space="preserve"> 3306 -j DROP</w:t>
+              <w:t>iptables -A INPUT -p tcp --dport 3306 -j DROP</w:t>
             </w:r>
           </w:p>
         </w:tc>
@@ -16292,47 +13742,7 @@
                 <w:szCs w:val="20"/>
                 <w:lang w:val="en-US"/>
               </w:rPr>
-              <w:t xml:space="preserve">iptables -A INPUT -p </w:t>
-            </w:r>
-            <w:proofErr w:type="spellStart"/>
-            <w:r>
-              <w:rPr>
-                <w:rFonts w:ascii="Courier New" w:hAnsi="Courier New" w:cs="Courier New"/>
-                <w:sz w:val="20"/>
-                <w:szCs w:val="20"/>
-                <w:lang w:val="en-US"/>
-              </w:rPr>
-              <w:t>tcp</w:t>
-            </w:r>
-            <w:proofErr w:type="spellEnd"/>
-            <w:r>
-              <w:rPr>
-                <w:rFonts w:ascii="Courier New" w:hAnsi="Courier New" w:cs="Courier New"/>
-                <w:sz w:val="20"/>
-                <w:szCs w:val="20"/>
-                <w:lang w:val="en-US"/>
-              </w:rPr>
-              <w:t xml:space="preserve"> --</w:t>
-            </w:r>
-            <w:proofErr w:type="spellStart"/>
-            <w:r>
-              <w:rPr>
-                <w:rFonts w:ascii="Courier New" w:hAnsi="Courier New" w:cs="Courier New"/>
-                <w:sz w:val="20"/>
-                <w:szCs w:val="20"/>
-                <w:lang w:val="en-US"/>
-              </w:rPr>
-              <w:t>dport</w:t>
-            </w:r>
-            <w:proofErr w:type="spellEnd"/>
-            <w:r>
-              <w:rPr>
-                <w:rFonts w:ascii="Courier New" w:hAnsi="Courier New" w:cs="Courier New"/>
-                <w:sz w:val="20"/>
-                <w:szCs w:val="20"/>
-                <w:lang w:val="en-US"/>
-              </w:rPr>
-              <w:t xml:space="preserve"> 10000 DROP</w:t>
+              <w:t>iptables -A INPUT -p tcp --dport 10000 DROP</w:t>
             </w:r>
           </w:p>
         </w:tc>
@@ -16353,41 +13763,13 @@
                 <w:lang w:val="en-US"/>
               </w:rPr>
             </w:pPr>
-            <w:proofErr w:type="spellStart"/>
             <w:r>
               <w:rPr>
                 <w:sz w:val="24"/>
                 <w:szCs w:val="24"/>
                 <w:lang w:val="en-US"/>
               </w:rPr>
-              <w:t>Bloquea</w:t>
-            </w:r>
-            <w:proofErr w:type="spellEnd"/>
-            <w:r>
-              <w:rPr>
-                <w:sz w:val="24"/>
-                <w:szCs w:val="24"/>
-                <w:lang w:val="en-US"/>
-              </w:rPr>
-              <w:t xml:space="preserve"> TCP </w:t>
-            </w:r>
-            <w:proofErr w:type="spellStart"/>
-            <w:r>
-              <w:rPr>
-                <w:sz w:val="24"/>
-                <w:szCs w:val="24"/>
-                <w:lang w:val="en-US"/>
-              </w:rPr>
-              <w:t>puerto</w:t>
-            </w:r>
-            <w:proofErr w:type="spellEnd"/>
-            <w:r>
-              <w:rPr>
-                <w:sz w:val="24"/>
-                <w:szCs w:val="24"/>
-                <w:lang w:val="en-US"/>
-              </w:rPr>
-              <w:t xml:space="preserve"> </w:t>
+              <w:t xml:space="preserve">Bloquea TCP puerto </w:t>
             </w:r>
             <w:r>
               <w:rPr>
@@ -16438,47 +13820,7 @@
                 <w:szCs w:val="20"/>
                 <w:lang w:val="en-US"/>
               </w:rPr>
-              <w:t xml:space="preserve">iptables -A INPUT -p </w:t>
-            </w:r>
-            <w:proofErr w:type="spellStart"/>
-            <w:r>
-              <w:rPr>
-                <w:rFonts w:ascii="Courier New" w:hAnsi="Courier New" w:cs="Courier New"/>
-                <w:sz w:val="20"/>
-                <w:szCs w:val="20"/>
-                <w:lang w:val="en-US"/>
-              </w:rPr>
-              <w:t>udp</w:t>
-            </w:r>
-            <w:proofErr w:type="spellEnd"/>
-            <w:r>
-              <w:rPr>
-                <w:rFonts w:ascii="Courier New" w:hAnsi="Courier New" w:cs="Courier New"/>
-                <w:sz w:val="20"/>
-                <w:szCs w:val="20"/>
-                <w:lang w:val="en-US"/>
-              </w:rPr>
-              <w:t xml:space="preserve"> --</w:t>
-            </w:r>
-            <w:proofErr w:type="spellStart"/>
-            <w:r>
-              <w:rPr>
-                <w:rFonts w:ascii="Courier New" w:hAnsi="Courier New" w:cs="Courier New"/>
-                <w:sz w:val="20"/>
-                <w:szCs w:val="20"/>
-                <w:lang w:val="en-US"/>
-              </w:rPr>
-              <w:t>dport</w:t>
-            </w:r>
-            <w:proofErr w:type="spellEnd"/>
-            <w:r>
-              <w:rPr>
-                <w:rFonts w:ascii="Courier New" w:hAnsi="Courier New" w:cs="Courier New"/>
-                <w:sz w:val="20"/>
-                <w:szCs w:val="20"/>
-                <w:lang w:val="en-US"/>
-              </w:rPr>
-              <w:t xml:space="preserve"> 10000 DROP</w:t>
+              <w:t>iptables -A INPUT -p udp --dport 10000 DROP</w:t>
             </w:r>
           </w:p>
         </w:tc>
@@ -16499,41 +13841,13 @@
                 <w:lang w:val="en-US"/>
               </w:rPr>
             </w:pPr>
-            <w:proofErr w:type="spellStart"/>
             <w:r>
               <w:rPr>
                 <w:sz w:val="24"/>
                 <w:szCs w:val="24"/>
                 <w:lang w:val="en-US"/>
               </w:rPr>
-              <w:t>Bloquea</w:t>
-            </w:r>
-            <w:proofErr w:type="spellEnd"/>
-            <w:r>
-              <w:rPr>
-                <w:sz w:val="24"/>
-                <w:szCs w:val="24"/>
-                <w:lang w:val="en-US"/>
-              </w:rPr>
-              <w:t xml:space="preserve"> UDP </w:t>
-            </w:r>
-            <w:proofErr w:type="spellStart"/>
-            <w:r>
-              <w:rPr>
-                <w:sz w:val="24"/>
-                <w:szCs w:val="24"/>
-                <w:lang w:val="en-US"/>
-              </w:rPr>
-              <w:t>puerto</w:t>
-            </w:r>
-            <w:proofErr w:type="spellEnd"/>
-            <w:r>
-              <w:rPr>
-                <w:sz w:val="24"/>
-                <w:szCs w:val="24"/>
-                <w:lang w:val="en-US"/>
-              </w:rPr>
-              <w:t xml:space="preserve"> </w:t>
+              <w:t xml:space="preserve">Bloquea UDP puerto </w:t>
             </w:r>
             <w:r>
               <w:rPr>
@@ -16580,21 +13894,7 @@
         <w:rPr>
           <w:lang w:val="es-AR"/>
         </w:rPr>
-        <w:t>Este conjunto de reglas admite el tráfico de lazo local (</w:t>
-      </w:r>
-      <w:proofErr w:type="spellStart"/>
-      <w:r>
-        <w:rPr>
-          <w:lang w:val="es-AR"/>
-        </w:rPr>
-        <w:t>loopback</w:t>
-      </w:r>
-      <w:proofErr w:type="spellEnd"/>
-      <w:r>
-        <w:rPr>
-          <w:lang w:val="es-AR"/>
-        </w:rPr>
-        <w:t>) y todo el tráfico proveniente del host 192.168.22.143 de la red local. Además, permite el acceso a determinados servicios: el motor MySQL únicamente desde la IP 231.45.34.234, el servicio FTP (puertos 20 y 21) únicamente desde el host 80.37.45.194, y el tráfico HTTP (puerto 80) desde cualquier dirección IP.</w:t>
+        <w:t>Este conjunto de reglas admite el tráfico de lazo local (loopback) y todo el tráfico proveniente del host 192.168.22.143 de la red local. Además, permite el acceso a determinados servicios: el motor MySQL únicamente desde la IP 231.45.34.234, el servicio FTP (puertos 20 y 21) únicamente desde el host 80.37.45.194, y el tráfico HTTP (puerto 80) desde cualquier dirección IP.</w:t>
       </w:r>
     </w:p>
     <w:p>
@@ -16609,21 +13909,7 @@
         <w:rPr>
           <w:lang w:val="es-AR"/>
         </w:rPr>
-        <w:t xml:space="preserve">A continuación, se bloquean todos los puertos bien conocidos (1–1024), tanto TCP como UDP, excepto aquellos que fueron permitidos explícitamente antes, dado que </w:t>
-      </w:r>
-      <w:proofErr w:type="spellStart"/>
-      <w:r>
-        <w:rPr>
-          <w:lang w:val="es-AR"/>
-        </w:rPr>
-        <w:t>iptables</w:t>
-      </w:r>
-      <w:proofErr w:type="spellEnd"/>
-      <w:r>
-        <w:rPr>
-          <w:lang w:val="es-AR"/>
-        </w:rPr>
-        <w:t xml:space="preserve"> procesa las reglas de manera secuencial y un ACCEPT previo tiene prioridad sobre un DROP posterior. También se bloquea el acceso al puerto 3306 para cualquier IP que no sea la autorizada y se restringe el puerto 10000 tanto para TCP como para UDP.</w:t>
+        <w:t>A continuación, se bloquean todos los puertos bien conocidos (1–1024), tanto TCP como UDP, excepto aquellos que fueron permitidos explícitamente antes, dado que iptables procesa las reglas de manera secuencial y un ACCEPT previo tiene prioridad sobre un DROP posterior. También se bloquea el acceso al puerto 3306 para cualquier IP que no sea la autorizada y se restringe el puerto 10000 tanto para TCP como para UDP.</w:t>
       </w:r>
     </w:p>
     <w:p>
@@ -16729,7 +14015,6 @@
                 <w:lang w:val="en-US"/>
               </w:rPr>
             </w:pPr>
-            <w:proofErr w:type="spellStart"/>
             <w:r>
               <w:rPr>
                 <w:b/>
@@ -16740,7 +14025,6 @@
               </w:rPr>
               <w:t>Comando</w:t>
             </w:r>
-            <w:proofErr w:type="spellEnd"/>
           </w:p>
         </w:tc>
         <w:tc>
@@ -16763,7 +14047,6 @@
                 <w:lang w:val="en-US"/>
               </w:rPr>
             </w:pPr>
-            <w:proofErr w:type="spellStart"/>
             <w:r>
               <w:rPr>
                 <w:b/>
@@ -16774,7 +14057,6 @@
               </w:rPr>
               <w:t>Explicación</w:t>
             </w:r>
-            <w:proofErr w:type="spellEnd"/>
           </w:p>
         </w:tc>
       </w:tr>
@@ -16833,25 +14115,7 @@
                 <w:szCs w:val="24"/>
                 <w:lang w:val="es-AR"/>
               </w:rPr>
-              <w:t>Elimina todas las reglas de todas las cadenas de la tabla por defecto (</w:t>
-            </w:r>
-            <w:proofErr w:type="spellStart"/>
-            <w:r>
-              <w:rPr>
-                <w:sz w:val="24"/>
-                <w:szCs w:val="24"/>
-                <w:lang w:val="es-AR"/>
-              </w:rPr>
-              <w:t>filter</w:t>
-            </w:r>
-            <w:proofErr w:type="spellEnd"/>
-            <w:r>
-              <w:rPr>
-                <w:sz w:val="24"/>
-                <w:szCs w:val="24"/>
-                <w:lang w:val="es-AR"/>
-              </w:rPr>
-              <w:t>).</w:t>
+              <w:t>Elimina todas las reglas de todas las cadenas de la tabla por defecto (filter).</w:t>
             </w:r>
           </w:p>
         </w:tc>
@@ -17004,87 +14268,7 @@
                 <w:szCs w:val="20"/>
                 <w:lang w:val="en-US"/>
               </w:rPr>
-              <w:t xml:space="preserve">iptables -t </w:t>
-            </w:r>
-            <w:proofErr w:type="spellStart"/>
-            <w:r>
-              <w:rPr>
-                <w:rFonts w:ascii="Courier New" w:hAnsi="Courier New" w:cs="Courier New"/>
-                <w:sz w:val="20"/>
-                <w:szCs w:val="20"/>
-                <w:lang w:val="en-US"/>
-              </w:rPr>
-              <w:t>nat</w:t>
-            </w:r>
-            <w:proofErr w:type="spellEnd"/>
-            <w:r>
-              <w:rPr>
-                <w:rFonts w:ascii="Courier New" w:hAnsi="Courier New" w:cs="Courier New"/>
-                <w:sz w:val="20"/>
-                <w:szCs w:val="20"/>
-                <w:lang w:val="en-US"/>
-              </w:rPr>
-              <w:t xml:space="preserve"> -A PREROUTING -</w:t>
-            </w:r>
-            <w:proofErr w:type="spellStart"/>
-            <w:r>
-              <w:rPr>
-                <w:rFonts w:ascii="Courier New" w:hAnsi="Courier New" w:cs="Courier New"/>
-                <w:sz w:val="20"/>
-                <w:szCs w:val="20"/>
-                <w:lang w:val="en-US"/>
-              </w:rPr>
-              <w:t>i</w:t>
-            </w:r>
-            <w:proofErr w:type="spellEnd"/>
-            <w:r>
-              <w:rPr>
-                <w:rFonts w:ascii="Courier New" w:hAnsi="Courier New" w:cs="Courier New"/>
-                <w:sz w:val="20"/>
-                <w:szCs w:val="20"/>
-                <w:lang w:val="en-US"/>
-              </w:rPr>
-              <w:t xml:space="preserve"> eth0 -p </w:t>
-            </w:r>
-            <w:proofErr w:type="spellStart"/>
-            <w:r>
-              <w:rPr>
-                <w:rFonts w:ascii="Courier New" w:hAnsi="Courier New" w:cs="Courier New"/>
-                <w:sz w:val="20"/>
-                <w:szCs w:val="20"/>
-                <w:lang w:val="en-US"/>
-              </w:rPr>
-              <w:t>tcp</w:t>
-            </w:r>
-            <w:proofErr w:type="spellEnd"/>
-            <w:r>
-              <w:rPr>
-                <w:rFonts w:ascii="Courier New" w:hAnsi="Courier New" w:cs="Courier New"/>
-                <w:sz w:val="20"/>
-                <w:szCs w:val="20"/>
-                <w:lang w:val="en-US"/>
-              </w:rPr>
-              <w:t xml:space="preserve"> --</w:t>
-            </w:r>
-            <w:proofErr w:type="spellStart"/>
-            <w:r>
-              <w:rPr>
-                <w:rFonts w:ascii="Courier New" w:hAnsi="Courier New" w:cs="Courier New"/>
-                <w:sz w:val="20"/>
-                <w:szCs w:val="20"/>
-                <w:lang w:val="en-US"/>
-              </w:rPr>
-              <w:t>dport</w:t>
-            </w:r>
-            <w:proofErr w:type="spellEnd"/>
-            <w:r>
-              <w:rPr>
-                <w:rFonts w:ascii="Courier New" w:hAnsi="Courier New" w:cs="Courier New"/>
-                <w:sz w:val="20"/>
-                <w:szCs w:val="20"/>
-                <w:lang w:val="en-US"/>
-              </w:rPr>
-              <w:t xml:space="preserve"> 80 -j DNAT --to 192.168.3.2:80</w:t>
+              <w:t>iptables -t nat -A PREROUTING -i eth0 -p tcp --dport 80 -j DNAT --to 192.168.3.2:80</w:t>
             </w:r>
           </w:p>
         </w:tc>
@@ -17161,23 +14345,13 @@
               </w:rPr>
               <w:t xml:space="preserve"> (DNAT). </w:t>
             </w:r>
-            <w:proofErr w:type="spellStart"/>
             <w:r>
               <w:rPr>
                 <w:sz w:val="24"/>
                 <w:szCs w:val="24"/>
                 <w:lang w:val="en-US"/>
               </w:rPr>
-              <w:t>Implementa</w:t>
-            </w:r>
-            <w:proofErr w:type="spellEnd"/>
-            <w:r>
-              <w:rPr>
-                <w:sz w:val="24"/>
-                <w:szCs w:val="24"/>
-                <w:lang w:val="en-US"/>
-              </w:rPr>
-              <w:t xml:space="preserve"> </w:t>
+              <w:t xml:space="preserve">Implementa </w:t>
             </w:r>
             <w:r>
               <w:rPr>
@@ -17195,18 +14369,122 @@
                 <w:szCs w:val="24"/>
                 <w:lang w:val="en-US"/>
               </w:rPr>
-              <w:t xml:space="preserve"> </w:t>
+              <w:t xml:space="preserve"> para HTTP.</w:t>
             </w:r>
-            <w:proofErr w:type="gramStart"/>
-            <w:r>
+          </w:p>
+        </w:tc>
+      </w:tr>
+      <w:tr>
+        <w:trPr>
+          <w:tblCellSpacing w:w="15" w:type="dxa"/>
+        </w:trPr>
+        <w:tc>
+          <w:tcPr>
+            <w:tcW w:w="0" w:type="auto"/>
+            <w:vAlign w:val="center"/>
+            <w:hideMark/>
+          </w:tcPr>
+          <w:p>
+            <w:pPr>
+              <w:widowControl/>
+              <w:autoSpaceDE/>
+              <w:autoSpaceDN/>
               <w:rPr>
                 <w:sz w:val="24"/>
                 <w:szCs w:val="24"/>
                 <w:lang w:val="en-US"/>
               </w:rPr>
-              <w:t>para HTTP</w:t>
+            </w:pPr>
+            <w:r>
+              <w:rPr>
+                <w:rFonts w:ascii="Courier New" w:hAnsi="Courier New" w:cs="Courier New"/>
+                <w:sz w:val="20"/>
+                <w:szCs w:val="20"/>
+                <w:lang w:val="en-US"/>
+              </w:rPr>
+              <w:t>iptables -t nat -A PREROUTING -i eth0 -p tcp --dport 443 -j DNAT --to 192.168.3.2:443</w:t>
             </w:r>
-            <w:proofErr w:type="gramEnd"/>
+          </w:p>
+        </w:tc>
+        <w:tc>
+          <w:tcPr>
+            <w:tcW w:w="0" w:type="auto"/>
+            <w:vAlign w:val="center"/>
+            <w:hideMark/>
+          </w:tcPr>
+          <w:p>
+            <w:pPr>
+              <w:widowControl/>
+              <w:autoSpaceDE/>
+              <w:autoSpaceDN/>
+              <w:rPr>
+                <w:sz w:val="24"/>
+                <w:szCs w:val="24"/>
+                <w:lang w:val="en-US"/>
+              </w:rPr>
+            </w:pPr>
+            <w:r>
+              <w:rPr>
+                <w:sz w:val="24"/>
+                <w:szCs w:val="24"/>
+                <w:lang w:val="es-AR"/>
+              </w:rPr>
+              <w:t xml:space="preserve">Redirige el tráfico entrante por </w:t>
+            </w:r>
+            <w:r>
+              <w:rPr>
+                <w:i/>
+                <w:iCs/>
+                <w:sz w:val="24"/>
+                <w:szCs w:val="24"/>
+                <w:lang w:val="es-AR"/>
+              </w:rPr>
+              <w:t>eth0</w:t>
+            </w:r>
+            <w:r>
+              <w:rPr>
+                <w:sz w:val="24"/>
+                <w:szCs w:val="24"/>
+                <w:lang w:val="es-AR"/>
+              </w:rPr>
+              <w:t xml:space="preserve"> hacia el puerto 443 a </w:t>
+            </w:r>
+            <w:r>
+              <w:rPr>
+                <w:b/>
+                <w:bCs/>
+                <w:sz w:val="24"/>
+                <w:szCs w:val="24"/>
+                <w:lang w:val="es-AR"/>
+              </w:rPr>
+              <w:t>192.168.3.2:443</w:t>
+            </w:r>
+            <w:r>
+              <w:rPr>
+                <w:sz w:val="24"/>
+                <w:szCs w:val="24"/>
+                <w:lang w:val="es-AR"/>
+              </w:rPr>
+              <w:t xml:space="preserve">. </w:t>
+            </w:r>
+            <w:r>
+              <w:rPr>
+                <w:sz w:val="24"/>
+                <w:szCs w:val="24"/>
+                <w:lang w:val="en-US"/>
+              </w:rPr>
+              <w:t xml:space="preserve">Port forwarding para </w:t>
+            </w:r>
+            <w:r>
+              <w:rPr>
+                <w:b/>
+                <w:bCs/>
+                <w:sz w:val="24"/>
+                <w:szCs w:val="24"/>
+                <w:lang w:val="en-US"/>
+              </w:rPr>
+              <w:t>HTTPS</w:t>
+            </w:r>
             <w:r>
               <w:rPr>
                 <w:sz w:val="24"/>
@@ -17246,87 +14524,8 @@
                 <w:szCs w:val="20"/>
                 <w:lang w:val="en-US"/>
               </w:rPr>
-              <w:t xml:space="preserve">iptables -t </w:t>
-            </w:r>
-            <w:proofErr w:type="spellStart"/>
-            <w:r>
-              <w:rPr>
-                <w:rFonts w:ascii="Courier New" w:hAnsi="Courier New" w:cs="Courier New"/>
-                <w:sz w:val="20"/>
-                <w:szCs w:val="20"/>
-                <w:lang w:val="en-US"/>
-              </w:rPr>
-              <w:t>nat</w:t>
-            </w:r>
-            <w:proofErr w:type="spellEnd"/>
-            <w:r>
-              <w:rPr>
-                <w:rFonts w:ascii="Courier New" w:hAnsi="Courier New" w:cs="Courier New"/>
-                <w:sz w:val="20"/>
-                <w:szCs w:val="20"/>
-                <w:lang w:val="en-US"/>
-              </w:rPr>
-              <w:t xml:space="preserve"> -A PREROUTING -</w:t>
-            </w:r>
-            <w:proofErr w:type="spellStart"/>
-            <w:r>
-              <w:rPr>
-                <w:rFonts w:ascii="Courier New" w:hAnsi="Courier New" w:cs="Courier New"/>
-                <w:sz w:val="20"/>
-                <w:szCs w:val="20"/>
-                <w:lang w:val="en-US"/>
-              </w:rPr>
-              <w:t>i</w:t>
-            </w:r>
-            <w:proofErr w:type="spellEnd"/>
-            <w:r>
-              <w:rPr>
-                <w:rFonts w:ascii="Courier New" w:hAnsi="Courier New" w:cs="Courier New"/>
-                <w:sz w:val="20"/>
-                <w:szCs w:val="20"/>
-                <w:lang w:val="en-US"/>
-              </w:rPr>
-              <w:t xml:space="preserve"> eth0 -p </w:t>
-            </w:r>
-            <w:proofErr w:type="spellStart"/>
-            <w:r>
-              <w:rPr>
-                <w:rFonts w:ascii="Courier New" w:hAnsi="Courier New" w:cs="Courier New"/>
-                <w:sz w:val="20"/>
-                <w:szCs w:val="20"/>
-                <w:lang w:val="en-US"/>
-              </w:rPr>
-              <w:t>tcp</w:t>
-            </w:r>
-            <w:proofErr w:type="spellEnd"/>
-            <w:r>
-              <w:rPr>
-                <w:rFonts w:ascii="Courier New" w:hAnsi="Courier New" w:cs="Courier New"/>
-                <w:sz w:val="20"/>
-                <w:szCs w:val="20"/>
-                <w:lang w:val="en-US"/>
-              </w:rPr>
-              <w:t xml:space="preserve"> --</w:t>
-            </w:r>
-            <w:proofErr w:type="spellStart"/>
-            <w:r>
-              <w:rPr>
-                <w:rFonts w:ascii="Courier New" w:hAnsi="Courier New" w:cs="Courier New"/>
-                <w:sz w:val="20"/>
-                <w:szCs w:val="20"/>
-                <w:lang w:val="en-US"/>
-              </w:rPr>
-              <w:t>dport</w:t>
-            </w:r>
-            <w:proofErr w:type="spellEnd"/>
-            <w:r>
-              <w:rPr>
-                <w:rFonts w:ascii="Courier New" w:hAnsi="Courier New" w:cs="Courier New"/>
-                <w:sz w:val="20"/>
-                <w:szCs w:val="20"/>
-                <w:lang w:val="en-US"/>
-              </w:rPr>
-              <w:t xml:space="preserve"> 443 -j DNAT --to 192.168.3.2:443</w:t>
+              <w:lastRenderedPageBreak/>
+              <w:t>iptables -A INPUT -i lo -j ACCEPT</w:t>
             </w:r>
           </w:p>
         </w:tc>
@@ -17344,7 +14543,7 @@
               <w:rPr>
                 <w:sz w:val="24"/>
                 <w:szCs w:val="24"/>
-                <w:lang w:val="en-US"/>
+                <w:lang w:val="es-AR"/>
               </w:rPr>
             </w:pPr>
             <w:r>
@@ -17353,7 +14552,85 @@
                 <w:szCs w:val="24"/>
                 <w:lang w:val="es-AR"/>
               </w:rPr>
-              <w:t xml:space="preserve">Redirige el tráfico entrante por </w:t>
+              <w:t>Permite todo el tráfico del loopback (necesario para funcionamiento local del sistema).</w:t>
+            </w:r>
+          </w:p>
+        </w:tc>
+      </w:tr>
+      <w:tr>
+        <w:trPr>
+          <w:tblCellSpacing w:w="15" w:type="dxa"/>
+        </w:trPr>
+        <w:tc>
+          <w:tcPr>
+            <w:tcW w:w="0" w:type="auto"/>
+            <w:vAlign w:val="center"/>
+            <w:hideMark/>
+          </w:tcPr>
+          <w:p>
+            <w:pPr>
+              <w:widowControl/>
+              <w:autoSpaceDE/>
+              <w:autoSpaceDN/>
+              <w:rPr>
+                <w:sz w:val="24"/>
+                <w:szCs w:val="24"/>
+                <w:lang w:val="en-US"/>
+              </w:rPr>
+            </w:pPr>
+            <w:r>
+              <w:rPr>
+                <w:rFonts w:ascii="Courier New" w:hAnsi="Courier New" w:cs="Courier New"/>
+                <w:sz w:val="20"/>
+                <w:szCs w:val="20"/>
+                <w:lang w:val="en-US"/>
+              </w:rPr>
+              <w:t>iptables -A INPUT -i eth1 -s 192.168.10.0/24 -j ACCEPT</w:t>
+            </w:r>
+          </w:p>
+        </w:tc>
+        <w:tc>
+          <w:tcPr>
+            <w:tcW w:w="0" w:type="auto"/>
+            <w:vAlign w:val="center"/>
+            <w:hideMark/>
+          </w:tcPr>
+          <w:p>
+            <w:pPr>
+              <w:widowControl/>
+              <w:autoSpaceDE/>
+              <w:autoSpaceDN/>
+              <w:rPr>
+                <w:sz w:val="24"/>
+                <w:szCs w:val="24"/>
+                <w:lang w:val="es-AR"/>
+              </w:rPr>
+            </w:pPr>
+            <w:r>
+              <w:rPr>
+                <w:sz w:val="24"/>
+                <w:szCs w:val="24"/>
+                <w:lang w:val="es-AR"/>
+              </w:rPr>
+              <w:t xml:space="preserve">Permite todo el tráfico entrante desde la red local </w:t>
+            </w:r>
+            <w:r>
+              <w:rPr>
+                <w:b/>
+                <w:bCs/>
+                <w:sz w:val="24"/>
+                <w:szCs w:val="24"/>
+                <w:lang w:val="es-AR"/>
+              </w:rPr>
+              <w:t>192.168.10.0/24</w:t>
+            </w:r>
+            <w:r>
+              <w:rPr>
+                <w:sz w:val="24"/>
+                <w:szCs w:val="24"/>
+                <w:lang w:val="es-AR"/>
+              </w:rPr>
+              <w:t xml:space="preserve"> a través de la interfaz </w:t>
             </w:r>
             <w:r>
               <w:rPr>
@@ -17363,67 +14640,13 @@
                 <w:szCs w:val="24"/>
                 <w:lang w:val="es-AR"/>
               </w:rPr>
-              <w:t>eth0</w:t>
+              <w:t>eth1</w:t>
             </w:r>
             <w:r>
               <w:rPr>
                 <w:sz w:val="24"/>
                 <w:szCs w:val="24"/>
                 <w:lang w:val="es-AR"/>
-              </w:rPr>
-              <w:t xml:space="preserve"> hacia el puerto 443 a </w:t>
-            </w:r>
-            <w:r>
-              <w:rPr>
-                <w:b/>
-                <w:bCs/>
-                <w:sz w:val="24"/>
-                <w:szCs w:val="24"/>
-                <w:lang w:val="es-AR"/>
-              </w:rPr>
-              <w:t>192.168.3.2:443</w:t>
-            </w:r>
-            <w:r>
-              <w:rPr>
-                <w:sz w:val="24"/>
-                <w:szCs w:val="24"/>
-                <w:lang w:val="es-AR"/>
-              </w:rPr>
-              <w:t xml:space="preserve">. </w:t>
-            </w:r>
-            <w:r>
-              <w:rPr>
-                <w:sz w:val="24"/>
-                <w:szCs w:val="24"/>
-                <w:lang w:val="en-US"/>
-              </w:rPr>
-              <w:t xml:space="preserve">Port forwarding </w:t>
-            </w:r>
-            <w:proofErr w:type="gramStart"/>
-            <w:r>
-              <w:rPr>
-                <w:sz w:val="24"/>
-                <w:szCs w:val="24"/>
-                <w:lang w:val="en-US"/>
-              </w:rPr>
-              <w:t xml:space="preserve">para </w:t>
-            </w:r>
-            <w:r>
-              <w:rPr>
-                <w:b/>
-                <w:bCs/>
-                <w:sz w:val="24"/>
-                <w:szCs w:val="24"/>
-                <w:lang w:val="en-US"/>
-              </w:rPr>
-              <w:t>HTTPS</w:t>
-            </w:r>
-            <w:proofErr w:type="gramEnd"/>
-            <w:r>
-              <w:rPr>
-                <w:sz w:val="24"/>
-                <w:szCs w:val="24"/>
-                <w:lang w:val="en-US"/>
               </w:rPr>
               <w:t>.</w:t>
             </w:r>
@@ -17458,28 +14681,7 @@
                 <w:szCs w:val="20"/>
                 <w:lang w:val="en-US"/>
               </w:rPr>
-              <w:lastRenderedPageBreak/>
-              <w:t>iptables -A INPUT -</w:t>
-            </w:r>
-            <w:proofErr w:type="spellStart"/>
-            <w:r>
-              <w:rPr>
-                <w:rFonts w:ascii="Courier New" w:hAnsi="Courier New" w:cs="Courier New"/>
-                <w:sz w:val="20"/>
-                <w:szCs w:val="20"/>
-                <w:lang w:val="en-US"/>
-              </w:rPr>
-              <w:t>i</w:t>
-            </w:r>
-            <w:proofErr w:type="spellEnd"/>
-            <w:r>
-              <w:rPr>
-                <w:rFonts w:ascii="Courier New" w:hAnsi="Courier New" w:cs="Courier New"/>
-                <w:sz w:val="20"/>
-                <w:szCs w:val="20"/>
-                <w:lang w:val="en-US"/>
-              </w:rPr>
-              <w:t xml:space="preserve"> lo -j ACCEPT</w:t>
+              <w:t>iptables -t nat -A POSTROUTING -s 192.168.3.0/24 -o eth0 -j MASQUERADE</w:t>
             </w:r>
           </w:p>
         </w:tc>
@@ -17506,25 +14708,43 @@
                 <w:szCs w:val="24"/>
                 <w:lang w:val="es-AR"/>
               </w:rPr>
-              <w:t xml:space="preserve">Permite todo el tráfico del </w:t>
+              <w:t xml:space="preserve">Permite a la red </w:t>
             </w:r>
-            <w:proofErr w:type="spellStart"/>
             <w:r>
               <w:rPr>
+                <w:b/>
+                <w:bCs/>
                 <w:sz w:val="24"/>
                 <w:szCs w:val="24"/>
                 <w:lang w:val="es-AR"/>
               </w:rPr>
-              <w:t>loopback</w:t>
+              <w:t>192.168.3.0/24</w:t>
             </w:r>
-            <w:proofErr w:type="spellEnd"/>
             <w:r>
               <w:rPr>
                 <w:sz w:val="24"/>
                 <w:szCs w:val="24"/>
                 <w:lang w:val="es-AR"/>
               </w:rPr>
-              <w:t xml:space="preserve"> (necesario para funcionamiento local del sistema).</w:t>
+              <w:t xml:space="preserve"> salir a Internet mediante </w:t>
+            </w:r>
+            <w:r>
+              <w:rPr>
+                <w:i/>
+                <w:iCs/>
+                <w:sz w:val="24"/>
+                <w:szCs w:val="24"/>
+                <w:lang w:val="es-AR"/>
+              </w:rPr>
+              <w:t>eth0</w:t>
+            </w:r>
+            <w:r>
+              <w:rPr>
+                <w:sz w:val="24"/>
+                <w:szCs w:val="24"/>
+                <w:lang w:val="es-AR"/>
+              </w:rPr>
+              <w:t>, ocultando sus direcciones (NAT dinámico).</w:t>
             </w:r>
           </w:p>
         </w:tc>
@@ -17557,27 +14777,7 @@
                 <w:szCs w:val="20"/>
                 <w:lang w:val="en-US"/>
               </w:rPr>
-              <w:t>iptables -A INPUT -</w:t>
-            </w:r>
-            <w:proofErr w:type="spellStart"/>
-            <w:r>
-              <w:rPr>
-                <w:rFonts w:ascii="Courier New" w:hAnsi="Courier New" w:cs="Courier New"/>
-                <w:sz w:val="20"/>
-                <w:szCs w:val="20"/>
-                <w:lang w:val="en-US"/>
-              </w:rPr>
-              <w:t>i</w:t>
-            </w:r>
-            <w:proofErr w:type="spellEnd"/>
-            <w:r>
-              <w:rPr>
-                <w:rFonts w:ascii="Courier New" w:hAnsi="Courier New" w:cs="Courier New"/>
-                <w:sz w:val="20"/>
-                <w:szCs w:val="20"/>
-                <w:lang w:val="en-US"/>
-              </w:rPr>
-              <w:t xml:space="preserve"> eth1 -s 192.168.10.0/24 -j ACCEPT</w:t>
+              <w:t>iptables -t nat -A POSTROUTING -s 192.168.10.0/24 -o eth0 -j MASQUERADE</w:t>
             </w:r>
           </w:p>
         </w:tc>
@@ -17604,7 +14804,7 @@
                 <w:szCs w:val="24"/>
                 <w:lang w:val="es-AR"/>
               </w:rPr>
-              <w:t xml:space="preserve">Permite todo el tráfico entrante desde la red local </w:t>
+              <w:t xml:space="preserve">Permite a la red </w:t>
             </w:r>
             <w:r>
               <w:rPr>
@@ -17622,7 +14822,7 @@
                 <w:szCs w:val="24"/>
                 <w:lang w:val="es-AR"/>
               </w:rPr>
-              <w:t xml:space="preserve"> a través de la interfaz </w:t>
+              <w:t xml:space="preserve"> salir a Internet mediante </w:t>
             </w:r>
             <w:r>
               <w:rPr>
@@ -17632,7 +14832,399 @@
                 <w:szCs w:val="24"/>
                 <w:lang w:val="es-AR"/>
               </w:rPr>
-              <w:t>eth1</w:t>
+              <w:t>eth0</w:t>
+            </w:r>
+            <w:r>
+              <w:rPr>
+                <w:sz w:val="24"/>
+                <w:szCs w:val="24"/>
+                <w:lang w:val="es-AR"/>
+              </w:rPr>
+              <w:t xml:space="preserve"> (NAT).</w:t>
+            </w:r>
+          </w:p>
+        </w:tc>
+      </w:tr>
+      <w:tr>
+        <w:trPr>
+          <w:tblCellSpacing w:w="15" w:type="dxa"/>
+        </w:trPr>
+        <w:tc>
+          <w:tcPr>
+            <w:tcW w:w="0" w:type="auto"/>
+            <w:vAlign w:val="center"/>
+            <w:hideMark/>
+          </w:tcPr>
+          <w:p>
+            <w:pPr>
+              <w:widowControl/>
+              <w:autoSpaceDE/>
+              <w:autoSpaceDN/>
+              <w:rPr>
+                <w:sz w:val="24"/>
+                <w:szCs w:val="24"/>
+                <w:lang w:val="en-US"/>
+              </w:rPr>
+            </w:pPr>
+            <w:r>
+              <w:rPr>
+                <w:rFonts w:ascii="Courier New" w:hAnsi="Courier New" w:cs="Courier New"/>
+                <w:sz w:val="20"/>
+                <w:szCs w:val="20"/>
+                <w:lang w:val="en-US"/>
+              </w:rPr>
+              <w:t>echo 1 &gt; /proc/sys/bnet/ipv4/ip-forward</w:t>
+            </w:r>
+          </w:p>
+        </w:tc>
+        <w:tc>
+          <w:tcPr>
+            <w:tcW w:w="0" w:type="auto"/>
+            <w:vAlign w:val="center"/>
+            <w:hideMark/>
+          </w:tcPr>
+          <w:p>
+            <w:pPr>
+              <w:widowControl/>
+              <w:autoSpaceDE/>
+              <w:autoSpaceDN/>
+              <w:rPr>
+                <w:sz w:val="24"/>
+                <w:szCs w:val="24"/>
+                <w:lang w:val="es-AR"/>
+              </w:rPr>
+            </w:pPr>
+            <w:r>
+              <w:rPr>
+                <w:sz w:val="24"/>
+                <w:szCs w:val="24"/>
+                <w:lang w:val="es-AR"/>
+              </w:rPr>
+              <w:t xml:space="preserve">Habilita el </w:t>
+            </w:r>
+            <w:r>
+              <w:rPr>
+                <w:b/>
+                <w:bCs/>
+                <w:sz w:val="24"/>
+                <w:szCs w:val="24"/>
+                <w:lang w:val="es-AR"/>
+              </w:rPr>
+              <w:t>reenviado de paquetes</w:t>
+            </w:r>
+            <w:r>
+              <w:rPr>
+                <w:sz w:val="24"/>
+                <w:szCs w:val="24"/>
+                <w:lang w:val="es-AR"/>
+              </w:rPr>
+              <w:t xml:space="preserve"> entre interfaces (router activado).</w:t>
+            </w:r>
+          </w:p>
+        </w:tc>
+      </w:tr>
+      <w:tr>
+        <w:trPr>
+          <w:tblCellSpacing w:w="15" w:type="dxa"/>
+        </w:trPr>
+        <w:tc>
+          <w:tcPr>
+            <w:tcW w:w="0" w:type="auto"/>
+            <w:vAlign w:val="center"/>
+            <w:hideMark/>
+          </w:tcPr>
+          <w:p>
+            <w:pPr>
+              <w:widowControl/>
+              <w:autoSpaceDE/>
+              <w:autoSpaceDN/>
+              <w:rPr>
+                <w:sz w:val="24"/>
+                <w:szCs w:val="24"/>
+                <w:lang w:val="en-US"/>
+              </w:rPr>
+            </w:pPr>
+            <w:r>
+              <w:rPr>
+                <w:rFonts w:ascii="Courier New" w:hAnsi="Courier New" w:cs="Courier New"/>
+                <w:sz w:val="20"/>
+                <w:szCs w:val="20"/>
+                <w:lang w:val="en-US"/>
+              </w:rPr>
+              <w:t>iptables -A FORWARD -s 192.168.3.2 -p tcp --dport 3306 -d 192.168.10.3 -j ACCEPT</w:t>
+            </w:r>
+          </w:p>
+        </w:tc>
+        <w:tc>
+          <w:tcPr>
+            <w:tcW w:w="0" w:type="auto"/>
+            <w:vAlign w:val="center"/>
+            <w:hideMark/>
+          </w:tcPr>
+          <w:p>
+            <w:pPr>
+              <w:widowControl/>
+              <w:autoSpaceDE/>
+              <w:autoSpaceDN/>
+              <w:rPr>
+                <w:sz w:val="24"/>
+                <w:szCs w:val="24"/>
+                <w:lang w:val="es-AR"/>
+              </w:rPr>
+            </w:pPr>
+            <w:r>
+              <w:rPr>
+                <w:sz w:val="24"/>
+                <w:szCs w:val="24"/>
+                <w:lang w:val="es-AR"/>
+              </w:rPr>
+              <w:t xml:space="preserve">Permite que </w:t>
+            </w:r>
+            <w:r>
+              <w:rPr>
+                <w:b/>
+                <w:bCs/>
+                <w:sz w:val="24"/>
+                <w:szCs w:val="24"/>
+                <w:lang w:val="es-AR"/>
+              </w:rPr>
+              <w:t>192.168.3.2</w:t>
+            </w:r>
+            <w:r>
+              <w:rPr>
+                <w:sz w:val="24"/>
+                <w:szCs w:val="24"/>
+                <w:lang w:val="es-AR"/>
+              </w:rPr>
+              <w:t xml:space="preserve"> acceda al </w:t>
+            </w:r>
+            <w:r>
+              <w:rPr>
+                <w:b/>
+                <w:bCs/>
+                <w:sz w:val="24"/>
+                <w:szCs w:val="24"/>
+                <w:lang w:val="es-AR"/>
+              </w:rPr>
+              <w:t>puerto 3306</w:t>
+            </w:r>
+            <w:r>
+              <w:rPr>
+                <w:sz w:val="24"/>
+                <w:szCs w:val="24"/>
+                <w:lang w:val="es-AR"/>
+              </w:rPr>
+              <w:t xml:space="preserve"> del host </w:t>
+            </w:r>
+            <w:r>
+              <w:rPr>
+                <w:b/>
+                <w:bCs/>
+                <w:sz w:val="24"/>
+                <w:szCs w:val="24"/>
+                <w:lang w:val="es-AR"/>
+              </w:rPr>
+              <w:t>192.168.10.3</w:t>
+            </w:r>
+            <w:r>
+              <w:rPr>
+                <w:sz w:val="24"/>
+                <w:szCs w:val="24"/>
+                <w:lang w:val="es-AR"/>
+              </w:rPr>
+              <w:t xml:space="preserve">. </w:t>
+            </w:r>
+            <w:r>
+              <w:rPr>
+                <w:sz w:val="24"/>
+                <w:szCs w:val="24"/>
+                <w:lang w:val="es-AR"/>
+              </w:rPr>
+              <w:t>Es un reenvío permitido solo en ese sentido.</w:t>
+            </w:r>
+          </w:p>
+        </w:tc>
+      </w:tr>
+      <w:tr>
+        <w:trPr>
+          <w:tblCellSpacing w:w="15" w:type="dxa"/>
+        </w:trPr>
+        <w:tc>
+          <w:tcPr>
+            <w:tcW w:w="0" w:type="auto"/>
+            <w:vAlign w:val="center"/>
+            <w:hideMark/>
+          </w:tcPr>
+          <w:p>
+            <w:pPr>
+              <w:widowControl/>
+              <w:autoSpaceDE/>
+              <w:autoSpaceDN/>
+              <w:rPr>
+                <w:sz w:val="24"/>
+                <w:szCs w:val="24"/>
+                <w:lang w:val="en-US"/>
+              </w:rPr>
+            </w:pPr>
+            <w:r>
+              <w:rPr>
+                <w:rFonts w:ascii="Courier New" w:hAnsi="Courier New" w:cs="Courier New"/>
+                <w:sz w:val="20"/>
+                <w:szCs w:val="20"/>
+                <w:lang w:val="en-US"/>
+              </w:rPr>
+              <w:t>iptables -A FORWARD -s 192.168.10.5 -d 192.168.3.2 -p tcp --sport 3306 -j ACCEPT</w:t>
+            </w:r>
+          </w:p>
+        </w:tc>
+        <w:tc>
+          <w:tcPr>
+            <w:tcW w:w="0" w:type="auto"/>
+            <w:vAlign w:val="center"/>
+            <w:hideMark/>
+          </w:tcPr>
+          <w:p>
+            <w:pPr>
+              <w:widowControl/>
+              <w:autoSpaceDE/>
+              <w:autoSpaceDN/>
+              <w:rPr>
+                <w:sz w:val="24"/>
+                <w:szCs w:val="24"/>
+                <w:lang w:val="es-AR"/>
+              </w:rPr>
+            </w:pPr>
+            <w:r>
+              <w:rPr>
+                <w:sz w:val="24"/>
+                <w:szCs w:val="24"/>
+                <w:lang w:val="es-AR"/>
+              </w:rPr>
+              <w:t xml:space="preserve">Permite la respuesta del servidor MySQL: paquetes con </w:t>
+            </w:r>
+            <w:r>
+              <w:rPr>
+                <w:b/>
+                <w:bCs/>
+                <w:sz w:val="24"/>
+                <w:szCs w:val="24"/>
+                <w:lang w:val="es-AR"/>
+              </w:rPr>
+              <w:t>puerto de origen 3306</w:t>
+            </w:r>
+            <w:r>
+              <w:rPr>
+                <w:sz w:val="24"/>
+                <w:szCs w:val="24"/>
+                <w:lang w:val="es-AR"/>
+              </w:rPr>
+              <w:t xml:space="preserve"> desde 192.168.10.5 hacia 192.168.3.2.</w:t>
+            </w:r>
+          </w:p>
+        </w:tc>
+      </w:tr>
+      <w:tr>
+        <w:trPr>
+          <w:tblCellSpacing w:w="15" w:type="dxa"/>
+        </w:trPr>
+        <w:tc>
+          <w:tcPr>
+            <w:tcW w:w="0" w:type="auto"/>
+            <w:vAlign w:val="center"/>
+            <w:hideMark/>
+          </w:tcPr>
+          <w:p>
+            <w:pPr>
+              <w:widowControl/>
+              <w:autoSpaceDE/>
+              <w:autoSpaceDN/>
+              <w:rPr>
+                <w:sz w:val="24"/>
+                <w:szCs w:val="24"/>
+                <w:lang w:val="en-US"/>
+              </w:rPr>
+            </w:pPr>
+            <w:r>
+              <w:rPr>
+                <w:rFonts w:ascii="Courier New" w:hAnsi="Courier New" w:cs="Courier New"/>
+                <w:sz w:val="20"/>
+                <w:szCs w:val="20"/>
+                <w:lang w:val="en-US"/>
+              </w:rPr>
+              <w:t>iptables -A FORWARD -s 192.168.10.0/24 -d 192.168.3.0/24 -p tc</w:t>
+            </w:r>
+            <w:r>
+              <w:rPr>
+                <w:rFonts w:ascii="Courier New" w:hAnsi="Courier New" w:cs="Courier New"/>
+                <w:sz w:val="20"/>
+                <w:szCs w:val="20"/>
+                <w:lang w:val="en-US"/>
+              </w:rPr>
+              <w:t>p</w:t>
+            </w:r>
+            <w:r>
+              <w:rPr>
+                <w:rFonts w:ascii="Courier New" w:hAnsi="Courier New" w:cs="Courier New"/>
+                <w:sz w:val="20"/>
+                <w:szCs w:val="20"/>
+                <w:lang w:val="en-US"/>
+              </w:rPr>
+              <w:t xml:space="preserve"> --sport 3389 -j ACCEPT</w:t>
+            </w:r>
+          </w:p>
+        </w:tc>
+        <w:tc>
+          <w:tcPr>
+            <w:tcW w:w="0" w:type="auto"/>
+            <w:vAlign w:val="center"/>
+            <w:hideMark/>
+          </w:tcPr>
+          <w:p>
+            <w:pPr>
+              <w:widowControl/>
+              <w:autoSpaceDE/>
+              <w:autoSpaceDN/>
+              <w:rPr>
+                <w:sz w:val="24"/>
+                <w:szCs w:val="24"/>
+                <w:lang w:val="es-AR"/>
+              </w:rPr>
+            </w:pPr>
+            <w:r>
+              <w:rPr>
+                <w:sz w:val="24"/>
+                <w:szCs w:val="24"/>
+                <w:lang w:val="es-AR"/>
+              </w:rPr>
+              <w:t xml:space="preserve">Permite tráfico RDP (puerto origen 3389) desde la red </w:t>
+            </w:r>
+            <w:r>
+              <w:rPr>
+                <w:b/>
+                <w:bCs/>
+                <w:sz w:val="24"/>
+                <w:szCs w:val="24"/>
+                <w:lang w:val="es-AR"/>
+              </w:rPr>
+              <w:t>192.168.10.0/24</w:t>
+            </w:r>
+            <w:r>
+              <w:rPr>
+                <w:sz w:val="24"/>
+                <w:szCs w:val="24"/>
+                <w:lang w:val="es-AR"/>
+              </w:rPr>
+              <w:t xml:space="preserve"> hacia </w:t>
+            </w:r>
+            <w:r>
+              <w:rPr>
+                <w:b/>
+                <w:bCs/>
+                <w:sz w:val="24"/>
+                <w:szCs w:val="24"/>
+                <w:lang w:val="es-AR"/>
+              </w:rPr>
+              <w:t>192.168.3.0/24</w:t>
             </w:r>
             <w:r>
               <w:rPr>
@@ -17673,27 +15265,7 @@
                 <w:szCs w:val="20"/>
                 <w:lang w:val="en-US"/>
               </w:rPr>
-              <w:t xml:space="preserve">iptables -t </w:t>
-            </w:r>
-            <w:proofErr w:type="spellStart"/>
-            <w:r>
-              <w:rPr>
-                <w:rFonts w:ascii="Courier New" w:hAnsi="Courier New" w:cs="Courier New"/>
-                <w:sz w:val="20"/>
-                <w:szCs w:val="20"/>
-                <w:lang w:val="en-US"/>
-              </w:rPr>
-              <w:t>nat</w:t>
-            </w:r>
-            <w:proofErr w:type="spellEnd"/>
-            <w:r>
-              <w:rPr>
-                <w:rFonts w:ascii="Courier New" w:hAnsi="Courier New" w:cs="Courier New"/>
-                <w:sz w:val="20"/>
-                <w:szCs w:val="20"/>
-                <w:lang w:val="en-US"/>
-              </w:rPr>
-              <w:t xml:space="preserve"> -A POSTROUTING -s 192.168.3.0/24 -o eth0 -j MASQUERADE</w:t>
+              <w:t>iptables -A FORWARD -s 192.168.3.0/24 -d 192.168.10.0/24 -j DROP</w:t>
             </w:r>
           </w:p>
         </w:tc>
@@ -17720,7 +15292,7 @@
                 <w:szCs w:val="24"/>
                 <w:lang w:val="es-AR"/>
               </w:rPr>
-              <w:t xml:space="preserve">Permite a la red </w:t>
+              <w:t xml:space="preserve">Bloquea todo tráfico </w:t>
             </w:r>
             <w:r>
               <w:rPr>
@@ -17730,7 +15302,7 @@
                 <w:szCs w:val="24"/>
                 <w:lang w:val="es-AR"/>
               </w:rPr>
-              <w:t>192.168.3.0/24</w:t>
+              <w:t>desde 192.168.3.0/24 hacia 192.168.10.0/24</w:t>
             </w:r>
             <w:r>
               <w:rPr>
@@ -17738,25 +15310,7 @@
                 <w:szCs w:val="24"/>
                 <w:lang w:val="es-AR"/>
               </w:rPr>
-              <w:t xml:space="preserve"> salir a Internet mediante </w:t>
-            </w:r>
-            <w:r>
-              <w:rPr>
-                <w:i/>
-                <w:iCs/>
-                <w:sz w:val="24"/>
-                <w:szCs w:val="24"/>
-                <w:lang w:val="es-AR"/>
-              </w:rPr>
-              <w:t>eth0</w:t>
-            </w:r>
-            <w:r>
-              <w:rPr>
-                <w:sz w:val="24"/>
-                <w:szCs w:val="24"/>
-                <w:lang w:val="es-AR"/>
-              </w:rPr>
-              <w:t>, ocultando sus direcciones (NAT dinámico).</w:t>
+              <w:t xml:space="preserve"> en sentido inverso.</w:t>
             </w:r>
           </w:p>
         </w:tc>
@@ -17789,27 +15343,7 @@
                 <w:szCs w:val="20"/>
                 <w:lang w:val="en-US"/>
               </w:rPr>
-              <w:t xml:space="preserve">iptables -t </w:t>
-            </w:r>
-            <w:proofErr w:type="spellStart"/>
-            <w:r>
-              <w:rPr>
-                <w:rFonts w:ascii="Courier New" w:hAnsi="Courier New" w:cs="Courier New"/>
-                <w:sz w:val="20"/>
-                <w:szCs w:val="20"/>
-                <w:lang w:val="en-US"/>
-              </w:rPr>
-              <w:t>nat</w:t>
-            </w:r>
-            <w:proofErr w:type="spellEnd"/>
-            <w:r>
-              <w:rPr>
-                <w:rFonts w:ascii="Courier New" w:hAnsi="Courier New" w:cs="Courier New"/>
-                <w:sz w:val="20"/>
-                <w:szCs w:val="20"/>
-                <w:lang w:val="en-US"/>
-              </w:rPr>
-              <w:t xml:space="preserve"> -A POSTROUTING -s 192.168.10.0/24 -o eth0 -j MASQUERADE</w:t>
+              <w:t>iptables -A INPUT -i eth2 -s 192.168.3.0/24 -j DROP</w:t>
             </w:r>
           </w:p>
         </w:tc>
@@ -17836,25 +15370,7 @@
                 <w:szCs w:val="24"/>
                 <w:lang w:val="es-AR"/>
               </w:rPr>
-              <w:t xml:space="preserve">Permite a la red </w:t>
-            </w:r>
-            <w:r>
-              <w:rPr>
-                <w:b/>
-                <w:bCs/>
-                <w:sz w:val="24"/>
-                <w:szCs w:val="24"/>
-                <w:lang w:val="es-AR"/>
-              </w:rPr>
-              <w:t>192.168.10.0/24</w:t>
-            </w:r>
-            <w:r>
-              <w:rPr>
-                <w:sz w:val="24"/>
-                <w:szCs w:val="24"/>
-                <w:lang w:val="es-AR"/>
-              </w:rPr>
-              <w:t xml:space="preserve"> salir a Internet mediante </w:t>
+              <w:t xml:space="preserve">Bloquea tráfico entrante desde la red 192.168.3.0/24 a través de la interfaz </w:t>
             </w:r>
             <w:r>
               <w:rPr>
@@ -17864,528 +15380,7 @@
                 <w:szCs w:val="24"/>
                 <w:lang w:val="es-AR"/>
               </w:rPr>
-              <w:t>eth0</w:t>
-            </w:r>
-            <w:r>
-              <w:rPr>
-                <w:sz w:val="24"/>
-                <w:szCs w:val="24"/>
-                <w:lang w:val="es-AR"/>
-              </w:rPr>
-              <w:t xml:space="preserve"> (NAT).</w:t>
-            </w:r>
-          </w:p>
-        </w:tc>
-      </w:tr>
-      <w:tr>
-        <w:trPr>
-          <w:tblCellSpacing w:w="15" w:type="dxa"/>
-        </w:trPr>
-        <w:tc>
-          <w:tcPr>
-            <w:tcW w:w="0" w:type="auto"/>
-            <w:vAlign w:val="center"/>
-            <w:hideMark/>
-          </w:tcPr>
-          <w:p>
-            <w:pPr>
-              <w:widowControl/>
-              <w:autoSpaceDE/>
-              <w:autoSpaceDN/>
-              <w:rPr>
-                <w:sz w:val="24"/>
-                <w:szCs w:val="24"/>
-                <w:lang w:val="en-US"/>
-              </w:rPr>
-            </w:pPr>
-            <w:r>
-              <w:rPr>
-                <w:rFonts w:ascii="Courier New" w:hAnsi="Courier New" w:cs="Courier New"/>
-                <w:sz w:val="20"/>
-                <w:szCs w:val="20"/>
-                <w:lang w:val="en-US"/>
-              </w:rPr>
-              <w:t>echo 1 &gt; /proc/sys/</w:t>
-            </w:r>
-            <w:proofErr w:type="spellStart"/>
-            <w:r>
-              <w:rPr>
-                <w:rFonts w:ascii="Courier New" w:hAnsi="Courier New" w:cs="Courier New"/>
-                <w:sz w:val="20"/>
-                <w:szCs w:val="20"/>
-                <w:lang w:val="en-US"/>
-              </w:rPr>
-              <w:t>bnet</w:t>
-            </w:r>
-            <w:proofErr w:type="spellEnd"/>
-            <w:r>
-              <w:rPr>
-                <w:rFonts w:ascii="Courier New" w:hAnsi="Courier New" w:cs="Courier New"/>
-                <w:sz w:val="20"/>
-                <w:szCs w:val="20"/>
-                <w:lang w:val="en-US"/>
-              </w:rPr>
-              <w:t>/ipv4/</w:t>
-            </w:r>
-            <w:proofErr w:type="spellStart"/>
-            <w:r>
-              <w:rPr>
-                <w:rFonts w:ascii="Courier New" w:hAnsi="Courier New" w:cs="Courier New"/>
-                <w:sz w:val="20"/>
-                <w:szCs w:val="20"/>
-                <w:lang w:val="en-US"/>
-              </w:rPr>
-              <w:t>ip</w:t>
-            </w:r>
-            <w:proofErr w:type="spellEnd"/>
-            <w:r>
-              <w:rPr>
-                <w:rFonts w:ascii="Courier New" w:hAnsi="Courier New" w:cs="Courier New"/>
-                <w:sz w:val="20"/>
-                <w:szCs w:val="20"/>
-                <w:lang w:val="en-US"/>
-              </w:rPr>
-              <w:t>-forward</w:t>
-            </w:r>
-          </w:p>
-        </w:tc>
-        <w:tc>
-          <w:tcPr>
-            <w:tcW w:w="0" w:type="auto"/>
-            <w:vAlign w:val="center"/>
-            <w:hideMark/>
-          </w:tcPr>
-          <w:p>
-            <w:pPr>
-              <w:widowControl/>
-              <w:autoSpaceDE/>
-              <w:autoSpaceDN/>
-              <w:rPr>
-                <w:sz w:val="24"/>
-                <w:szCs w:val="24"/>
-                <w:lang w:val="es-AR"/>
-              </w:rPr>
-            </w:pPr>
-            <w:r>
-              <w:rPr>
-                <w:sz w:val="24"/>
-                <w:szCs w:val="24"/>
-                <w:lang w:val="es-AR"/>
-              </w:rPr>
-              <w:t xml:space="preserve">Habilita el </w:t>
-            </w:r>
-            <w:r>
-              <w:rPr>
-                <w:b/>
-                <w:bCs/>
-                <w:sz w:val="24"/>
-                <w:szCs w:val="24"/>
-                <w:lang w:val="es-AR"/>
-              </w:rPr>
-              <w:t>reenviado de paquetes</w:t>
-            </w:r>
-            <w:r>
-              <w:rPr>
-                <w:sz w:val="24"/>
-                <w:szCs w:val="24"/>
-                <w:lang w:val="es-AR"/>
-              </w:rPr>
-              <w:t xml:space="preserve"> entre interfaces (</w:t>
-            </w:r>
-            <w:proofErr w:type="spellStart"/>
-            <w:r>
-              <w:rPr>
-                <w:sz w:val="24"/>
-                <w:szCs w:val="24"/>
-                <w:lang w:val="es-AR"/>
-              </w:rPr>
-              <w:t>router</w:t>
-            </w:r>
-            <w:proofErr w:type="spellEnd"/>
-            <w:r>
-              <w:rPr>
-                <w:sz w:val="24"/>
-                <w:szCs w:val="24"/>
-                <w:lang w:val="es-AR"/>
-              </w:rPr>
-              <w:t xml:space="preserve"> activado).</w:t>
-            </w:r>
-          </w:p>
-        </w:tc>
-      </w:tr>
-      <w:tr>
-        <w:trPr>
-          <w:tblCellSpacing w:w="15" w:type="dxa"/>
-        </w:trPr>
-        <w:tc>
-          <w:tcPr>
-            <w:tcW w:w="0" w:type="auto"/>
-            <w:vAlign w:val="center"/>
-            <w:hideMark/>
-          </w:tcPr>
-          <w:p>
-            <w:pPr>
-              <w:widowControl/>
-              <w:autoSpaceDE/>
-              <w:autoSpaceDN/>
-              <w:rPr>
-                <w:sz w:val="24"/>
-                <w:szCs w:val="24"/>
-                <w:lang w:val="en-US"/>
-              </w:rPr>
-            </w:pPr>
-            <w:r>
-              <w:rPr>
-                <w:rFonts w:ascii="Courier New" w:hAnsi="Courier New" w:cs="Courier New"/>
-                <w:sz w:val="20"/>
-                <w:szCs w:val="20"/>
-                <w:lang w:val="en-US"/>
-              </w:rPr>
-              <w:t xml:space="preserve">iptables -A FORWARD -s 192.168.3.2 -p </w:t>
-            </w:r>
-            <w:proofErr w:type="spellStart"/>
-            <w:r>
-              <w:rPr>
-                <w:rFonts w:ascii="Courier New" w:hAnsi="Courier New" w:cs="Courier New"/>
-                <w:sz w:val="20"/>
-                <w:szCs w:val="20"/>
-                <w:lang w:val="en-US"/>
-              </w:rPr>
-              <w:t>tcp</w:t>
-            </w:r>
-            <w:proofErr w:type="spellEnd"/>
-            <w:r>
-              <w:rPr>
-                <w:rFonts w:ascii="Courier New" w:hAnsi="Courier New" w:cs="Courier New"/>
-                <w:sz w:val="20"/>
-                <w:szCs w:val="20"/>
-                <w:lang w:val="en-US"/>
-              </w:rPr>
-              <w:t xml:space="preserve"> --</w:t>
-            </w:r>
-            <w:proofErr w:type="spellStart"/>
-            <w:r>
-              <w:rPr>
-                <w:rFonts w:ascii="Courier New" w:hAnsi="Courier New" w:cs="Courier New"/>
-                <w:sz w:val="20"/>
-                <w:szCs w:val="20"/>
-                <w:lang w:val="en-US"/>
-              </w:rPr>
-              <w:t>dport</w:t>
-            </w:r>
-            <w:proofErr w:type="spellEnd"/>
-            <w:r>
-              <w:rPr>
-                <w:rFonts w:ascii="Courier New" w:hAnsi="Courier New" w:cs="Courier New"/>
-                <w:sz w:val="20"/>
-                <w:szCs w:val="20"/>
-                <w:lang w:val="en-US"/>
-              </w:rPr>
-              <w:t xml:space="preserve"> 3306 -d 192.168.10.3 -j ACCEPT</w:t>
-            </w:r>
-          </w:p>
-        </w:tc>
-        <w:tc>
-          <w:tcPr>
-            <w:tcW w:w="0" w:type="auto"/>
-            <w:vAlign w:val="center"/>
-            <w:hideMark/>
-          </w:tcPr>
-          <w:p>
-            <w:pPr>
-              <w:widowControl/>
-              <w:autoSpaceDE/>
-              <w:autoSpaceDN/>
-              <w:rPr>
-                <w:sz w:val="24"/>
-                <w:szCs w:val="24"/>
-                <w:lang w:val="es-AR"/>
-              </w:rPr>
-            </w:pPr>
-            <w:r>
-              <w:rPr>
-                <w:sz w:val="24"/>
-                <w:szCs w:val="24"/>
-                <w:lang w:val="es-AR"/>
-              </w:rPr>
-              <w:t xml:space="preserve">Permite que </w:t>
-            </w:r>
-            <w:r>
-              <w:rPr>
-                <w:b/>
-                <w:bCs/>
-                <w:sz w:val="24"/>
-                <w:szCs w:val="24"/>
-                <w:lang w:val="es-AR"/>
-              </w:rPr>
-              <w:t>192.168.3.2</w:t>
-            </w:r>
-            <w:r>
-              <w:rPr>
-                <w:sz w:val="24"/>
-                <w:szCs w:val="24"/>
-                <w:lang w:val="es-AR"/>
-              </w:rPr>
-              <w:t xml:space="preserve"> acceda al </w:t>
-            </w:r>
-            <w:r>
-              <w:rPr>
-                <w:b/>
-                <w:bCs/>
-                <w:sz w:val="24"/>
-                <w:szCs w:val="24"/>
-                <w:lang w:val="es-AR"/>
-              </w:rPr>
-              <w:t>puerto 3306</w:t>
-            </w:r>
-            <w:r>
-              <w:rPr>
-                <w:sz w:val="24"/>
-                <w:szCs w:val="24"/>
-                <w:lang w:val="es-AR"/>
-              </w:rPr>
-              <w:t xml:space="preserve"> del host </w:t>
-            </w:r>
-            <w:r>
-              <w:rPr>
-                <w:b/>
-                <w:bCs/>
-                <w:sz w:val="24"/>
-                <w:szCs w:val="24"/>
-                <w:lang w:val="es-AR"/>
-              </w:rPr>
-              <w:t>192.168.10.3</w:t>
-            </w:r>
-            <w:r>
-              <w:rPr>
-                <w:sz w:val="24"/>
-                <w:szCs w:val="24"/>
-                <w:lang w:val="es-AR"/>
-              </w:rPr>
-              <w:t xml:space="preserve">. </w:t>
-            </w:r>
-            <w:r>
-              <w:rPr>
-                <w:sz w:val="24"/>
-                <w:szCs w:val="24"/>
-                <w:lang w:val="es-AR"/>
-              </w:rPr>
-              <w:t>Es un reenvío permitido solo en ese sentido.</w:t>
-            </w:r>
-          </w:p>
-        </w:tc>
-      </w:tr>
-      <w:tr>
-        <w:trPr>
-          <w:tblCellSpacing w:w="15" w:type="dxa"/>
-        </w:trPr>
-        <w:tc>
-          <w:tcPr>
-            <w:tcW w:w="0" w:type="auto"/>
-            <w:vAlign w:val="center"/>
-            <w:hideMark/>
-          </w:tcPr>
-          <w:p>
-            <w:pPr>
-              <w:widowControl/>
-              <w:autoSpaceDE/>
-              <w:autoSpaceDN/>
-              <w:rPr>
-                <w:sz w:val="24"/>
-                <w:szCs w:val="24"/>
-                <w:lang w:val="en-US"/>
-              </w:rPr>
-            </w:pPr>
-            <w:r>
-              <w:rPr>
-                <w:rFonts w:ascii="Courier New" w:hAnsi="Courier New" w:cs="Courier New"/>
-                <w:sz w:val="20"/>
-                <w:szCs w:val="20"/>
-                <w:lang w:val="en-US"/>
-              </w:rPr>
-              <w:t xml:space="preserve">iptables -A FORWARD -s 192.168.10.5 -d 192.168.3.2 -p </w:t>
-            </w:r>
-            <w:proofErr w:type="spellStart"/>
-            <w:r>
-              <w:rPr>
-                <w:rFonts w:ascii="Courier New" w:hAnsi="Courier New" w:cs="Courier New"/>
-                <w:sz w:val="20"/>
-                <w:szCs w:val="20"/>
-                <w:lang w:val="en-US"/>
-              </w:rPr>
-              <w:t>tcp</w:t>
-            </w:r>
-            <w:proofErr w:type="spellEnd"/>
-            <w:r>
-              <w:rPr>
-                <w:rFonts w:ascii="Courier New" w:hAnsi="Courier New" w:cs="Courier New"/>
-                <w:sz w:val="20"/>
-                <w:szCs w:val="20"/>
-                <w:lang w:val="en-US"/>
-              </w:rPr>
-              <w:t xml:space="preserve"> --sport 3306 -j ACCEPT</w:t>
-            </w:r>
-          </w:p>
-        </w:tc>
-        <w:tc>
-          <w:tcPr>
-            <w:tcW w:w="0" w:type="auto"/>
-            <w:vAlign w:val="center"/>
-            <w:hideMark/>
-          </w:tcPr>
-          <w:p>
-            <w:pPr>
-              <w:widowControl/>
-              <w:autoSpaceDE/>
-              <w:autoSpaceDN/>
-              <w:rPr>
-                <w:sz w:val="24"/>
-                <w:szCs w:val="24"/>
-                <w:lang w:val="es-AR"/>
-              </w:rPr>
-            </w:pPr>
-            <w:r>
-              <w:rPr>
-                <w:sz w:val="24"/>
-                <w:szCs w:val="24"/>
-                <w:lang w:val="es-AR"/>
-              </w:rPr>
-              <w:t xml:space="preserve">Permite la respuesta del servidor MySQL: paquetes con </w:t>
-            </w:r>
-            <w:r>
-              <w:rPr>
-                <w:b/>
-                <w:bCs/>
-                <w:sz w:val="24"/>
-                <w:szCs w:val="24"/>
-                <w:lang w:val="es-AR"/>
-              </w:rPr>
-              <w:t>puerto de origen 3306</w:t>
-            </w:r>
-            <w:r>
-              <w:rPr>
-                <w:sz w:val="24"/>
-                <w:szCs w:val="24"/>
-                <w:lang w:val="es-AR"/>
-              </w:rPr>
-              <w:t xml:space="preserve"> desde 192.168.10.5 hacia 192.168.3.2.</w:t>
-            </w:r>
-          </w:p>
-        </w:tc>
-      </w:tr>
-      <w:tr>
-        <w:trPr>
-          <w:tblCellSpacing w:w="15" w:type="dxa"/>
-        </w:trPr>
-        <w:tc>
-          <w:tcPr>
-            <w:tcW w:w="0" w:type="auto"/>
-            <w:vAlign w:val="center"/>
-            <w:hideMark/>
-          </w:tcPr>
-          <w:p>
-            <w:pPr>
-              <w:widowControl/>
-              <w:autoSpaceDE/>
-              <w:autoSpaceDN/>
-              <w:rPr>
-                <w:sz w:val="24"/>
-                <w:szCs w:val="24"/>
-                <w:lang w:val="en-US"/>
-              </w:rPr>
-            </w:pPr>
-            <w:r>
-              <w:rPr>
-                <w:rFonts w:ascii="Courier New" w:hAnsi="Courier New" w:cs="Courier New"/>
-                <w:sz w:val="20"/>
-                <w:szCs w:val="20"/>
-                <w:lang w:val="en-US"/>
-              </w:rPr>
-              <w:t xml:space="preserve">iptables -A FORWARD -s 192.168.10.0/24 -d 192.168.3.0/24 -p </w:t>
-            </w:r>
-            <w:proofErr w:type="spellStart"/>
-            <w:r>
-              <w:rPr>
-                <w:rFonts w:ascii="Courier New" w:hAnsi="Courier New" w:cs="Courier New"/>
-                <w:sz w:val="20"/>
-                <w:szCs w:val="20"/>
-                <w:lang w:val="en-US"/>
-              </w:rPr>
-              <w:t>tc</w:t>
-            </w:r>
-            <w:r>
-              <w:rPr>
-                <w:rFonts w:ascii="Courier New" w:hAnsi="Courier New" w:cs="Courier New"/>
-                <w:sz w:val="20"/>
-                <w:szCs w:val="20"/>
-                <w:lang w:val="en-US"/>
-              </w:rPr>
-              <w:t>p</w:t>
-            </w:r>
-            <w:proofErr w:type="spellEnd"/>
-            <w:r>
-              <w:rPr>
-                <w:rFonts w:ascii="Courier New" w:hAnsi="Courier New" w:cs="Courier New"/>
-                <w:sz w:val="20"/>
-                <w:szCs w:val="20"/>
-                <w:lang w:val="en-US"/>
-              </w:rPr>
-              <w:t xml:space="preserve"> --sport 3389 -j ACCEPT</w:t>
-            </w:r>
-          </w:p>
-        </w:tc>
-        <w:tc>
-          <w:tcPr>
-            <w:tcW w:w="0" w:type="auto"/>
-            <w:vAlign w:val="center"/>
-            <w:hideMark/>
-          </w:tcPr>
-          <w:p>
-            <w:pPr>
-              <w:widowControl/>
-              <w:autoSpaceDE/>
-              <w:autoSpaceDN/>
-              <w:rPr>
-                <w:sz w:val="24"/>
-                <w:szCs w:val="24"/>
-                <w:lang w:val="es-AR"/>
-              </w:rPr>
-            </w:pPr>
-            <w:r>
-              <w:rPr>
-                <w:sz w:val="24"/>
-                <w:szCs w:val="24"/>
-                <w:lang w:val="es-AR"/>
-              </w:rPr>
-              <w:t xml:space="preserve">Permite tráfico RDP (puerto origen 3389) desde la red </w:t>
-            </w:r>
-            <w:r>
-              <w:rPr>
-                <w:b/>
-                <w:bCs/>
-                <w:sz w:val="24"/>
-                <w:szCs w:val="24"/>
-                <w:lang w:val="es-AR"/>
-              </w:rPr>
-              <w:t>192.168.10.0/24</w:t>
-            </w:r>
-            <w:r>
-              <w:rPr>
-                <w:sz w:val="24"/>
-                <w:szCs w:val="24"/>
-                <w:lang w:val="es-AR"/>
-              </w:rPr>
-              <w:t xml:space="preserve"> hacia </w:t>
-            </w:r>
-            <w:r>
-              <w:rPr>
-                <w:b/>
-                <w:bCs/>
-                <w:sz w:val="24"/>
-                <w:szCs w:val="24"/>
-                <w:lang w:val="es-AR"/>
-              </w:rPr>
-              <w:t>192.168.3.0/24</w:t>
+              <w:t>eth2</w:t>
             </w:r>
             <w:r>
               <w:rPr>
@@ -18426,7 +15421,7 @@
                 <w:szCs w:val="20"/>
                 <w:lang w:val="en-US"/>
               </w:rPr>
-              <w:t>iptables -A FORWARD -s 192.168.3.0/24 -d 192.168.10.0/24 -j DROP</w:t>
+              <w:t>iptables -A INPUT -i eth0 -s 0.0.0.0 -p tcp --dport 1:1024 -j DROP</w:t>
             </w:r>
           </w:p>
         </w:tc>
@@ -18453,7 +15448,7 @@
                 <w:szCs w:val="24"/>
                 <w:lang w:val="es-AR"/>
               </w:rPr>
-              <w:t xml:space="preserve">Bloquea todo tráfico </w:t>
+              <w:t xml:space="preserve">Bloquea todos los </w:t>
             </w:r>
             <w:r>
               <w:rPr>
@@ -18463,7 +15458,7 @@
                 <w:szCs w:val="24"/>
                 <w:lang w:val="es-AR"/>
               </w:rPr>
-              <w:t>desde 192.168.3.0/24 hacia 192.168.10.0/24</w:t>
+              <w:t>puertos bien conocidos TCP (1–1024)</w:t>
             </w:r>
             <w:r>
               <w:rPr>
@@ -18471,87 +15466,7 @@
                 <w:szCs w:val="24"/>
                 <w:lang w:val="es-AR"/>
               </w:rPr>
-              <w:t xml:space="preserve"> en sentido inverso.</w:t>
-            </w:r>
-          </w:p>
-        </w:tc>
-      </w:tr>
-      <w:tr>
-        <w:trPr>
-          <w:tblCellSpacing w:w="15" w:type="dxa"/>
-        </w:trPr>
-        <w:tc>
-          <w:tcPr>
-            <w:tcW w:w="0" w:type="auto"/>
-            <w:vAlign w:val="center"/>
-            <w:hideMark/>
-          </w:tcPr>
-          <w:p>
-            <w:pPr>
-              <w:widowControl/>
-              <w:autoSpaceDE/>
-              <w:autoSpaceDN/>
-              <w:rPr>
-                <w:sz w:val="24"/>
-                <w:szCs w:val="24"/>
-                <w:lang w:val="en-US"/>
-              </w:rPr>
-            </w:pPr>
-            <w:r>
-              <w:rPr>
-                <w:rFonts w:ascii="Courier New" w:hAnsi="Courier New" w:cs="Courier New"/>
-                <w:sz w:val="20"/>
-                <w:szCs w:val="20"/>
-                <w:lang w:val="en-US"/>
-              </w:rPr>
-              <w:t>iptables -A INPUT -</w:t>
-            </w:r>
-            <w:proofErr w:type="spellStart"/>
-            <w:r>
-              <w:rPr>
-                <w:rFonts w:ascii="Courier New" w:hAnsi="Courier New" w:cs="Courier New"/>
-                <w:sz w:val="20"/>
-                <w:szCs w:val="20"/>
-                <w:lang w:val="en-US"/>
-              </w:rPr>
-              <w:t>i</w:t>
-            </w:r>
-            <w:proofErr w:type="spellEnd"/>
-            <w:r>
-              <w:rPr>
-                <w:rFonts w:ascii="Courier New" w:hAnsi="Courier New" w:cs="Courier New"/>
-                <w:sz w:val="20"/>
-                <w:szCs w:val="20"/>
-                <w:lang w:val="en-US"/>
-              </w:rPr>
-              <w:t xml:space="preserve"> eth2 -s 192.168.3.0/24 -j DROP</w:t>
-            </w:r>
-          </w:p>
-        </w:tc>
-        <w:tc>
-          <w:tcPr>
-            <w:tcW w:w="0" w:type="auto"/>
-            <w:vAlign w:val="center"/>
-            <w:hideMark/>
-          </w:tcPr>
-          <w:p>
-            <w:pPr>
-              <w:widowControl/>
-              <w:autoSpaceDE/>
-              <w:autoSpaceDN/>
-              <w:rPr>
-                <w:sz w:val="24"/>
-                <w:szCs w:val="24"/>
-                <w:lang w:val="es-AR"/>
-              </w:rPr>
-            </w:pPr>
-            <w:r>
-              <w:rPr>
-                <w:sz w:val="24"/>
-                <w:szCs w:val="24"/>
-                <w:lang w:val="es-AR"/>
-              </w:rPr>
-              <w:t xml:space="preserve">Bloquea tráfico entrante desde la red 192.168.3.0/24 a través de la interfaz </w:t>
+              <w:t xml:space="preserve"> provenientes de cualquier origen que ingrese por </w:t>
             </w:r>
             <w:r>
               <w:rPr>
@@ -18561,7 +15476,7 @@
                 <w:szCs w:val="24"/>
                 <w:lang w:val="es-AR"/>
               </w:rPr>
-              <w:t>eth2</w:t>
+              <w:t>eth0</w:t>
             </w:r>
             <w:r>
               <w:rPr>
@@ -18602,67 +15517,7 @@
                 <w:szCs w:val="20"/>
                 <w:lang w:val="en-US"/>
               </w:rPr>
-              <w:t>iptables -A INPUT -</w:t>
-            </w:r>
-            <w:proofErr w:type="spellStart"/>
-            <w:r>
-              <w:rPr>
-                <w:rFonts w:ascii="Courier New" w:hAnsi="Courier New" w:cs="Courier New"/>
-                <w:sz w:val="20"/>
-                <w:szCs w:val="20"/>
-                <w:lang w:val="en-US"/>
-              </w:rPr>
-              <w:t>i</w:t>
-            </w:r>
-            <w:proofErr w:type="spellEnd"/>
-            <w:r>
-              <w:rPr>
-                <w:rFonts w:ascii="Courier New" w:hAnsi="Courier New" w:cs="Courier New"/>
-                <w:sz w:val="20"/>
-                <w:szCs w:val="20"/>
-                <w:lang w:val="en-US"/>
-              </w:rPr>
-              <w:t xml:space="preserve"> eth0 -s 0.0.0.0 -p </w:t>
-            </w:r>
-            <w:proofErr w:type="spellStart"/>
-            <w:r>
-              <w:rPr>
-                <w:rFonts w:ascii="Courier New" w:hAnsi="Courier New" w:cs="Courier New"/>
-                <w:sz w:val="20"/>
-                <w:szCs w:val="20"/>
-                <w:lang w:val="en-US"/>
-              </w:rPr>
-              <w:t>tcp</w:t>
-            </w:r>
-            <w:proofErr w:type="spellEnd"/>
-            <w:r>
-              <w:rPr>
-                <w:rFonts w:ascii="Courier New" w:hAnsi="Courier New" w:cs="Courier New"/>
-                <w:sz w:val="20"/>
-                <w:szCs w:val="20"/>
-                <w:lang w:val="en-US"/>
-              </w:rPr>
-              <w:t xml:space="preserve"> --</w:t>
-            </w:r>
-            <w:proofErr w:type="spellStart"/>
-            <w:r>
-              <w:rPr>
-                <w:rFonts w:ascii="Courier New" w:hAnsi="Courier New" w:cs="Courier New"/>
-                <w:sz w:val="20"/>
-                <w:szCs w:val="20"/>
-                <w:lang w:val="en-US"/>
-              </w:rPr>
-              <w:t>dport</w:t>
-            </w:r>
-            <w:proofErr w:type="spellEnd"/>
-            <w:r>
-              <w:rPr>
-                <w:rFonts w:ascii="Courier New" w:hAnsi="Courier New" w:cs="Courier New"/>
-                <w:sz w:val="20"/>
-                <w:szCs w:val="20"/>
-                <w:lang w:val="en-US"/>
-              </w:rPr>
-              <w:t xml:space="preserve"> 1:1024 -j DROP</w:t>
+              <w:t>iptables -A INPUT -i eth0 -s 0.0.0.0 -p udp --dport 1:1024 -j DROP</w:t>
             </w:r>
           </w:p>
         </w:tc>
@@ -18699,7 +15554,7 @@
                 <w:szCs w:val="24"/>
                 <w:lang w:val="es-AR"/>
               </w:rPr>
-              <w:t>puertos bien conocidos TCP (1–1024)</w:t>
+              <w:t>puertos bien conocidos UDP (1–1024)</w:t>
             </w:r>
             <w:r>
               <w:rPr>
@@ -18758,203 +15613,7 @@
                 <w:szCs w:val="20"/>
                 <w:lang w:val="en-US"/>
               </w:rPr>
-              <w:t>iptables -A INPUT -</w:t>
-            </w:r>
-            <w:proofErr w:type="spellStart"/>
-            <w:r>
-              <w:rPr>
-                <w:rFonts w:ascii="Courier New" w:hAnsi="Courier New" w:cs="Courier New"/>
-                <w:sz w:val="20"/>
-                <w:szCs w:val="20"/>
-                <w:lang w:val="en-US"/>
-              </w:rPr>
-              <w:t>i</w:t>
-            </w:r>
-            <w:proofErr w:type="spellEnd"/>
-            <w:r>
-              <w:rPr>
-                <w:rFonts w:ascii="Courier New" w:hAnsi="Courier New" w:cs="Courier New"/>
-                <w:sz w:val="20"/>
-                <w:szCs w:val="20"/>
-                <w:lang w:val="en-US"/>
-              </w:rPr>
-              <w:t xml:space="preserve"> eth0 -s 0.0.0.0 -p </w:t>
-            </w:r>
-            <w:proofErr w:type="spellStart"/>
-            <w:r>
-              <w:rPr>
-                <w:rFonts w:ascii="Courier New" w:hAnsi="Courier New" w:cs="Courier New"/>
-                <w:sz w:val="20"/>
-                <w:szCs w:val="20"/>
-                <w:lang w:val="en-US"/>
-              </w:rPr>
-              <w:t>udp</w:t>
-            </w:r>
-            <w:proofErr w:type="spellEnd"/>
-            <w:r>
-              <w:rPr>
-                <w:rFonts w:ascii="Courier New" w:hAnsi="Courier New" w:cs="Courier New"/>
-                <w:sz w:val="20"/>
-                <w:szCs w:val="20"/>
-                <w:lang w:val="en-US"/>
-              </w:rPr>
-              <w:t xml:space="preserve"> --</w:t>
-            </w:r>
-            <w:proofErr w:type="spellStart"/>
-            <w:r>
-              <w:rPr>
-                <w:rFonts w:ascii="Courier New" w:hAnsi="Courier New" w:cs="Courier New"/>
-                <w:sz w:val="20"/>
-                <w:szCs w:val="20"/>
-                <w:lang w:val="en-US"/>
-              </w:rPr>
-              <w:t>dport</w:t>
-            </w:r>
-            <w:proofErr w:type="spellEnd"/>
-            <w:r>
-              <w:rPr>
-                <w:rFonts w:ascii="Courier New" w:hAnsi="Courier New" w:cs="Courier New"/>
-                <w:sz w:val="20"/>
-                <w:szCs w:val="20"/>
-                <w:lang w:val="en-US"/>
-              </w:rPr>
-              <w:t xml:space="preserve"> 1:1024 -j DROP</w:t>
-            </w:r>
-          </w:p>
-        </w:tc>
-        <w:tc>
-          <w:tcPr>
-            <w:tcW w:w="0" w:type="auto"/>
-            <w:vAlign w:val="center"/>
-            <w:hideMark/>
-          </w:tcPr>
-          <w:p>
-            <w:pPr>
-              <w:widowControl/>
-              <w:autoSpaceDE/>
-              <w:autoSpaceDN/>
-              <w:rPr>
-                <w:sz w:val="24"/>
-                <w:szCs w:val="24"/>
-                <w:lang w:val="es-AR"/>
-              </w:rPr>
-            </w:pPr>
-            <w:r>
-              <w:rPr>
-                <w:sz w:val="24"/>
-                <w:szCs w:val="24"/>
-                <w:lang w:val="es-AR"/>
-              </w:rPr>
-              <w:t xml:space="preserve">Bloquea todos los </w:t>
-            </w:r>
-            <w:r>
-              <w:rPr>
-                <w:b/>
-                <w:bCs/>
-                <w:sz w:val="24"/>
-                <w:szCs w:val="24"/>
-                <w:lang w:val="es-AR"/>
-              </w:rPr>
-              <w:t>puertos bien conocidos UDP (1–1024)</w:t>
-            </w:r>
-            <w:r>
-              <w:rPr>
-                <w:sz w:val="24"/>
-                <w:szCs w:val="24"/>
-                <w:lang w:val="es-AR"/>
-              </w:rPr>
-              <w:t xml:space="preserve"> provenientes de cualquier origen que ingrese por </w:t>
-            </w:r>
-            <w:r>
-              <w:rPr>
-                <w:i/>
-                <w:iCs/>
-                <w:sz w:val="24"/>
-                <w:szCs w:val="24"/>
-                <w:lang w:val="es-AR"/>
-              </w:rPr>
-              <w:t>eth0</w:t>
-            </w:r>
-            <w:r>
-              <w:rPr>
-                <w:sz w:val="24"/>
-                <w:szCs w:val="24"/>
-                <w:lang w:val="es-AR"/>
-              </w:rPr>
-              <w:t>.</w:t>
-            </w:r>
-          </w:p>
-        </w:tc>
-      </w:tr>
-      <w:tr>
-        <w:trPr>
-          <w:tblCellSpacing w:w="15" w:type="dxa"/>
-        </w:trPr>
-        <w:tc>
-          <w:tcPr>
-            <w:tcW w:w="0" w:type="auto"/>
-            <w:vAlign w:val="center"/>
-            <w:hideMark/>
-          </w:tcPr>
-          <w:p>
-            <w:pPr>
-              <w:widowControl/>
-              <w:autoSpaceDE/>
-              <w:autoSpaceDN/>
-              <w:rPr>
-                <w:sz w:val="24"/>
-                <w:szCs w:val="24"/>
-                <w:lang w:val="en-US"/>
-              </w:rPr>
-            </w:pPr>
-            <w:r>
-              <w:rPr>
-                <w:rFonts w:ascii="Courier New" w:hAnsi="Courier New" w:cs="Courier New"/>
-                <w:sz w:val="20"/>
-                <w:szCs w:val="20"/>
-                <w:lang w:val="en-US"/>
-              </w:rPr>
-              <w:t xml:space="preserve">iptables -A INPUT -p </w:t>
-            </w:r>
-            <w:proofErr w:type="spellStart"/>
-            <w:r>
-              <w:rPr>
-                <w:rFonts w:ascii="Courier New" w:hAnsi="Courier New" w:cs="Courier New"/>
-                <w:sz w:val="20"/>
-                <w:szCs w:val="20"/>
-                <w:lang w:val="en-US"/>
-              </w:rPr>
-              <w:t>tcp</w:t>
-            </w:r>
-            <w:proofErr w:type="spellEnd"/>
-            <w:r>
-              <w:rPr>
-                <w:rFonts w:ascii="Courier New" w:hAnsi="Courier New" w:cs="Courier New"/>
-                <w:sz w:val="20"/>
-                <w:szCs w:val="20"/>
-                <w:lang w:val="en-US"/>
-              </w:rPr>
-              <w:t xml:space="preserve"> --</w:t>
-            </w:r>
-            <w:proofErr w:type="spellStart"/>
-            <w:r>
-              <w:rPr>
-                <w:rFonts w:ascii="Courier New" w:hAnsi="Courier New" w:cs="Courier New"/>
-                <w:sz w:val="20"/>
-                <w:szCs w:val="20"/>
-                <w:lang w:val="en-US"/>
-              </w:rPr>
-              <w:t>dport</w:t>
-            </w:r>
-            <w:proofErr w:type="spellEnd"/>
-            <w:r>
-              <w:rPr>
-                <w:rFonts w:ascii="Courier New" w:hAnsi="Courier New" w:cs="Courier New"/>
-                <w:sz w:val="20"/>
-                <w:szCs w:val="20"/>
-                <w:lang w:val="en-US"/>
-              </w:rPr>
-              <w:t xml:space="preserve"> 10000 -j DROP</w:t>
+              <w:t>iptables -A INPUT -p tcp --dport 10000 -j DROP</w:t>
             </w:r>
           </w:p>
         </w:tc>
@@ -19032,47 +15691,7 @@
                 <w:szCs w:val="20"/>
                 <w:lang w:val="en-US"/>
               </w:rPr>
-              <w:t xml:space="preserve">iptables -A INPUT -p </w:t>
-            </w:r>
-            <w:proofErr w:type="spellStart"/>
-            <w:r>
-              <w:rPr>
-                <w:rFonts w:ascii="Courier New" w:hAnsi="Courier New" w:cs="Courier New"/>
-                <w:sz w:val="20"/>
-                <w:szCs w:val="20"/>
-                <w:lang w:val="en-US"/>
-              </w:rPr>
-              <w:t>udp</w:t>
-            </w:r>
-            <w:proofErr w:type="spellEnd"/>
-            <w:r>
-              <w:rPr>
-                <w:rFonts w:ascii="Courier New" w:hAnsi="Courier New" w:cs="Courier New"/>
-                <w:sz w:val="20"/>
-                <w:szCs w:val="20"/>
-                <w:lang w:val="en-US"/>
-              </w:rPr>
-              <w:t xml:space="preserve"> --</w:t>
-            </w:r>
-            <w:proofErr w:type="spellStart"/>
-            <w:r>
-              <w:rPr>
-                <w:rFonts w:ascii="Courier New" w:hAnsi="Courier New" w:cs="Courier New"/>
-                <w:sz w:val="20"/>
-                <w:szCs w:val="20"/>
-                <w:lang w:val="en-US"/>
-              </w:rPr>
-              <w:t>dport</w:t>
-            </w:r>
-            <w:proofErr w:type="spellEnd"/>
-            <w:r>
-              <w:rPr>
-                <w:rFonts w:ascii="Courier New" w:hAnsi="Courier New" w:cs="Courier New"/>
-                <w:sz w:val="20"/>
-                <w:szCs w:val="20"/>
-                <w:lang w:val="en-US"/>
-              </w:rPr>
-              <w:t xml:space="preserve"> 10000 -j DROP</w:t>
+              <w:t>iptables -A INPUT -p udp --dport 10000 -j DROP</w:t>
             </w:r>
           </w:p>
         </w:tc>
@@ -19179,55 +15798,7 @@
           <w:sz w:val="24"/>
           <w:szCs w:val="28"/>
         </w:rPr>
-        <w:t xml:space="preserve">El conjunto de reglas configura al equipo como un firewall y </w:t>
-      </w:r>
-      <w:proofErr w:type="spellStart"/>
-      <w:r>
-        <w:rPr>
-          <w:sz w:val="24"/>
-          <w:szCs w:val="28"/>
-        </w:rPr>
-        <w:t>router</w:t>
-      </w:r>
-      <w:proofErr w:type="spellEnd"/>
-      <w:r>
-        <w:rPr>
-          <w:sz w:val="24"/>
-          <w:szCs w:val="28"/>
-        </w:rPr>
-        <w:t xml:space="preserve"> que realiza NAT, </w:t>
-      </w:r>
-      <w:proofErr w:type="spellStart"/>
-      <w:r>
-        <w:rPr>
-          <w:sz w:val="24"/>
-          <w:szCs w:val="28"/>
-        </w:rPr>
-        <w:t>port</w:t>
-      </w:r>
-      <w:proofErr w:type="spellEnd"/>
-      <w:r>
-        <w:rPr>
-          <w:sz w:val="24"/>
-          <w:szCs w:val="28"/>
-        </w:rPr>
-        <w:t xml:space="preserve"> </w:t>
-      </w:r>
-      <w:proofErr w:type="spellStart"/>
-      <w:r>
-        <w:rPr>
-          <w:sz w:val="24"/>
-          <w:szCs w:val="28"/>
-        </w:rPr>
-        <w:t>forwarding</w:t>
-      </w:r>
-      <w:proofErr w:type="spellEnd"/>
-      <w:r>
-        <w:rPr>
-          <w:sz w:val="24"/>
-          <w:szCs w:val="28"/>
-        </w:rPr>
-        <w:t>, y controla el tráfico entre tres redes internas (192.168.3.0/24, 192.168.10.0/24 y la interfaz pública eth0).</w:t>
+        <w:t>El conjunto de reglas configura al equipo como un firewall y router que realiza NAT, port forwarding, y controla el tráfico entre tres redes internas (192.168.3.0/24, 192.168.10.0/24 y la interfaz pública eth0).</w:t>
       </w:r>
     </w:p>
     <w:p>
@@ -19281,55 +15852,7 @@
           <w:sz w:val="24"/>
           <w:szCs w:val="28"/>
         </w:rPr>
-        <w:t xml:space="preserve">En primer lugar, se configura la tabla </w:t>
-      </w:r>
-      <w:proofErr w:type="spellStart"/>
-      <w:r>
-        <w:rPr>
-          <w:sz w:val="24"/>
-          <w:szCs w:val="28"/>
-        </w:rPr>
-        <w:t>nat</w:t>
-      </w:r>
-      <w:proofErr w:type="spellEnd"/>
-      <w:r>
-        <w:rPr>
-          <w:sz w:val="24"/>
-          <w:szCs w:val="28"/>
-        </w:rPr>
-        <w:t xml:space="preserve"> para realizar DNAT sobre el tráfico entrante por la interfaz pública (eth0) dirigido a los puertos HTTP (80) y HTTPS (443). Dicho tráfico se redirige internamente al servidor 192.168.3.2, lo que implementa </w:t>
-      </w:r>
-      <w:proofErr w:type="spellStart"/>
-      <w:r>
-        <w:rPr>
-          <w:sz w:val="24"/>
-          <w:szCs w:val="28"/>
-        </w:rPr>
-        <w:t>port</w:t>
-      </w:r>
-      <w:proofErr w:type="spellEnd"/>
-      <w:r>
-        <w:rPr>
-          <w:sz w:val="24"/>
-          <w:szCs w:val="28"/>
-        </w:rPr>
-        <w:t xml:space="preserve"> </w:t>
-      </w:r>
-      <w:proofErr w:type="spellStart"/>
-      <w:r>
-        <w:rPr>
-          <w:sz w:val="24"/>
-          <w:szCs w:val="28"/>
-        </w:rPr>
-        <w:t>forwarding</w:t>
-      </w:r>
-      <w:proofErr w:type="spellEnd"/>
-      <w:r>
-        <w:rPr>
-          <w:sz w:val="24"/>
-          <w:szCs w:val="28"/>
-        </w:rPr>
-        <w:t xml:space="preserve"> hacia ese host.</w:t>
+        <w:t>En primer lugar, se configura la tabla nat para realizar DNAT sobre el tráfico entrante por la interfaz pública (eth0) dirigido a los puertos HTTP (80) y HTTPS (443). Dicho tráfico se redirige internamente al servidor 192.168.3.2, lo que implementa port forwarding hacia ese host.</w:t>
       </w:r>
     </w:p>
     <w:p>
@@ -19347,23 +15870,7 @@
           <w:szCs w:val="28"/>
         </w:rPr>
         <w:lastRenderedPageBreak/>
-        <w:t>A continuación, se permite el tráfico local (</w:t>
-      </w:r>
-      <w:proofErr w:type="spellStart"/>
-      <w:r>
-        <w:rPr>
-          <w:sz w:val="24"/>
-          <w:szCs w:val="28"/>
-        </w:rPr>
-        <w:t>loopback</w:t>
-      </w:r>
-      <w:proofErr w:type="spellEnd"/>
-      <w:r>
-        <w:rPr>
-          <w:sz w:val="24"/>
-          <w:szCs w:val="28"/>
-        </w:rPr>
-        <w:t>) y se admite el tráfico entrante proveniente de la red interna 192.168.10.0/24 por eth1. Para permitir que las redes privadas accedan a Internet, se configura MASQUERADE para las redes 192.168.3.0/24 y 192.168.10.0/24, lo que oculta sus direcciones internas cuando salen por la interfaz pública eth0.</w:t>
+        <w:t>A continuación, se permite el tráfico local (loopback) y se admite el tráfico entrante proveniente de la red interna 192.168.10.0/24 por eth1. Para permitir que las redes privadas accedan a Internet, se configura MASQUERADE para las redes 192.168.3.0/24 y 192.168.10.0/24, lo que oculta sus direcciones internas cuando salen por la interfaz pública eth0.</w:t>
       </w:r>
     </w:p>
     <w:p>
@@ -19390,23 +15897,7 @@
           <w:sz w:val="24"/>
           <w:szCs w:val="28"/>
         </w:rPr>
-        <w:t xml:space="preserve">El equipo también se habilita como </w:t>
-      </w:r>
-      <w:proofErr w:type="spellStart"/>
-      <w:r>
-        <w:rPr>
-          <w:sz w:val="24"/>
-          <w:szCs w:val="28"/>
-        </w:rPr>
-        <w:t>router</w:t>
-      </w:r>
-      <w:proofErr w:type="spellEnd"/>
-      <w:r>
-        <w:rPr>
-          <w:sz w:val="24"/>
-          <w:szCs w:val="28"/>
-        </w:rPr>
-        <w:t>, permitiendo el reenvío de paquetes entre interfaces. En la cadena FORWARD, se permiten conexiones específicas entre ambas redes internas: se habilita el acceso a un servicio MySQL desde la máquina 192.168.3.2 hacia el host 192.168.10.3, y se permiten los paquetes de respuesta desde 192.168.10.5 hacia 192.168.3.2. Asimismo, se habilita tráfico RDP (puerto 3389) desde la red 192.168.10.0/24 hacia 192.168.3.0/24.</w:t>
+        <w:t>El equipo también se habilita como router, permitiendo el reenvío de paquetes entre interfaces. En la cadena FORWARD, se permiten conexiones específicas entre ambas redes internas: se habilita el acceso a un servicio MySQL desde la máquina 192.168.3.2 hacia el host 192.168.10.3, y se permiten los paquetes de respuesta desde 192.168.10.5 hacia 192.168.3.2. Asimismo, se habilita tráfico RDP (puerto 3389) desde la red 192.168.10.0/24 hacia 192.168.3.0/24.</w:t>
       </w:r>
     </w:p>
     <w:p>
@@ -19569,14 +16060,12 @@
         </w:rPr>
         <w:t xml:space="preserve"> </w:t>
       </w:r>
-      <w:proofErr w:type="spellStart"/>
       <w:r>
         <w:rPr>
           <w:sz w:val="24"/>
         </w:rPr>
         <w:t>nmap</w:t>
       </w:r>
-      <w:proofErr w:type="spellEnd"/>
       <w:r>
         <w:rPr>
           <w:spacing w:val="-3"/>
@@ -19999,21 +16488,7 @@
         <w:rPr>
           <w:sz w:val="24"/>
         </w:rPr>
-        <w:t xml:space="preserve">Se bloquea la conexión por el </w:t>
-      </w:r>
-      <w:proofErr w:type="spellStart"/>
-      <w:r>
-        <w:rPr>
-          <w:sz w:val="24"/>
-        </w:rPr>
-        <w:t>drop</w:t>
-      </w:r>
-      <w:proofErr w:type="spellEnd"/>
-      <w:r>
-        <w:rPr>
-          <w:sz w:val="24"/>
-        </w:rPr>
-        <w:t>.</w:t>
+        <w:t>Se bloquea la conexión por el drop.</w:t>
       </w:r>
     </w:p>
     <w:p>
@@ -20188,14 +16663,12 @@
         </w:rPr>
         <w:t xml:space="preserve"> </w:t>
       </w:r>
-      <w:proofErr w:type="spellStart"/>
       <w:r>
         <w:rPr>
           <w:sz w:val="24"/>
         </w:rPr>
         <w:t>ssh</w:t>
       </w:r>
-      <w:proofErr w:type="spellEnd"/>
       <w:r>
         <w:rPr>
           <w:spacing w:val="-3"/>
@@ -20216,7 +16689,6 @@
         </w:rPr>
         <w:t xml:space="preserve"> </w:t>
       </w:r>
-      <w:proofErr w:type="gramStart"/>
       <w:r>
         <w:rPr>
           <w:sz w:val="24"/>
@@ -20236,7 +16708,6 @@
         </w:rPr>
         <w:t>pc</w:t>
       </w:r>
-      <w:proofErr w:type="gramEnd"/>
       <w:r>
         <w:rPr>
           <w:spacing w:val="-3"/>
@@ -20475,23 +16946,7 @@
         </w:rPr>
       </w:pPr>
       <w:r>
-        <w:t xml:space="preserve">Creo una IP “falsa” en mi máquina para que responda como si fuese esa </w:t>
-      </w:r>
-      <w:proofErr w:type="spellStart"/>
-      <w:r>
-        <w:t>ip</w:t>
-      </w:r>
-      <w:proofErr w:type="spellEnd"/>
-      <w:r>
-        <w:t xml:space="preserve">. La conexión es exitosa con esa </w:t>
-      </w:r>
-      <w:proofErr w:type="spellStart"/>
-      <w:r>
-        <w:t>ip</w:t>
-      </w:r>
-      <w:proofErr w:type="spellEnd"/>
-      <w:r>
-        <w:t xml:space="preserve"> y con otra queda colgada porque lo descarta.</w:t>
+        <w:t>Creo una IP “falsa” en mi máquina para que responda como si fuese esa ip. La conexión es exitosa con esa ip y con otra queda colgada porque lo descarta.</w:t>
       </w:r>
     </w:p>
     <w:p>
@@ -20847,16 +17302,8 @@
         <w:rPr>
           <w:sz w:val="24"/>
         </w:rPr>
-        <w:t xml:space="preserve">de la misma </w:t>
-      </w:r>
-      <w:proofErr w:type="spellStart"/>
-      <w:r>
-        <w:rPr>
-          <w:sz w:val="24"/>
-        </w:rPr>
-        <w:t>ip</w:t>
-      </w:r>
-      <w:proofErr w:type="spellEnd"/>
+        <w:t>de la misma ip</w:t>
+      </w:r>
       <w:r>
         <w:rPr>
           <w:sz w:val="24"/>
@@ -21203,7 +17650,7 @@
           <w:sz w:val="24"/>
           <w:lang w:val="en-US"/>
         </w:rPr>
-        <w:t xml:space="preserve">ING -p tcp –dport 80 </w:t>
+        <w:t>ING -p tcp –dport 80 -d [ip_de_mi_pc] -j DNAT –</w:t>
       </w:r>
       <w:r>
         <w:rPr>
@@ -21211,7 +17658,7 @@
           <w:sz w:val="24"/>
           <w:lang w:val="en-US"/>
         </w:rPr>
-        <w:t xml:space="preserve">-d [ip_de_mi_pc] </w:t>
+        <w:t>to</w:t>
       </w:r>
       <w:r>
         <w:rPr>
@@ -21219,7 +17666,70 @@
           <w:sz w:val="24"/>
           <w:lang w:val="en-US"/>
         </w:rPr>
-        <w:t xml:space="preserve">-j </w:t>
+        <w:t xml:space="preserve"> [ip_equipo]:8080</w:t>
+      </w:r>
+    </w:p>
+    <w:p>
+      <w:pPr>
+        <w:rPr>
+          <w:sz w:val="24"/>
+          <w:lang w:val="en-US"/>
+        </w:rPr>
+      </w:pPr>
+    </w:p>
+    <w:p>
+      <w:pPr>
+        <w:ind w:left="1440"/>
+        <w:rPr>
+          <w:sz w:val="24"/>
+          <w:lang w:val="es-AR"/>
+        </w:rPr>
+      </w:pPr>
+      <w:r>
+        <w:rPr>
+          <w:sz w:val="24"/>
+          <w:lang w:val="en-US"/>
+        </w:rPr>
+        <w:t xml:space="preserve">   </w:t>
+      </w:r>
+      <w:r>
+        <w:rPr>
+          <w:sz w:val="24"/>
+          <w:lang w:val="es-AR"/>
+        </w:rPr>
+        <w:t xml:space="preserve">Si existe una </w:t>
+      </w:r>
+      <w:r>
+        <w:rPr>
+          <w:sz w:val="24"/>
+          <w:lang w:val="es-AR"/>
+        </w:rPr>
+        <w:t>política DROP para la cadena FORWARD, se debería agregar una nueva regla:</w:t>
+      </w:r>
+    </w:p>
+    <w:p>
+      <w:pPr>
+        <w:ind w:left="1440"/>
+        <w:rPr>
+          <w:sz w:val="24"/>
+          <w:lang w:val="es-AR"/>
+        </w:rPr>
+      </w:pPr>
+    </w:p>
+    <w:p>
+      <w:pPr>
+        <w:ind w:left="1440"/>
+        <w:rPr>
+          <w:sz w:val="24"/>
+          <w:lang w:val="en-US"/>
+        </w:rPr>
+      </w:pPr>
+      <w:r>
+        <w:rPr>
+          <w:sz w:val="24"/>
+          <w:lang w:val="en-US"/>
+        </w:rPr>
+        <w:t>iptables -A FORWARD -p tcp -d [</w:t>
       </w:r>
       <w:r>
         <w:rPr>
@@ -21227,128 +17737,14 @@
           <w:sz w:val="24"/>
           <w:lang w:val="en-US"/>
         </w:rPr>
-        <w:t>DNAT –</w:t>
-      </w:r>
-      <w:r>
-        <w:rPr>
-          <w:noProof/>
+        <w:t>ip_equipo</w:t>
+      </w:r>
+      <w:r>
+        <w:rPr>
           <w:sz w:val="24"/>
           <w:lang w:val="en-US"/>
         </w:rPr>
-        <w:t>to</w:t>
-      </w:r>
-      <w:r>
-        <w:rPr>
-          <w:noProof/>
-          <w:sz w:val="24"/>
-          <w:lang w:val="en-US"/>
-        </w:rPr>
-        <w:t xml:space="preserve"> [ip_equipo]:8080</w:t>
-      </w:r>
-    </w:p>
-    <w:p>
-      <w:pPr>
-        <w:rPr>
-          <w:sz w:val="24"/>
-          <w:lang w:val="en-US"/>
-        </w:rPr>
-      </w:pPr>
-    </w:p>
-    <w:p>
-      <w:pPr>
-        <w:ind w:left="1440"/>
-        <w:rPr>
-          <w:sz w:val="24"/>
-          <w:lang w:val="es-AR"/>
-        </w:rPr>
-      </w:pPr>
-      <w:r>
-        <w:rPr>
-          <w:sz w:val="24"/>
-          <w:lang w:val="es-AR"/>
-        </w:rPr>
-        <w:t xml:space="preserve">   Si existe una </w:t>
-      </w:r>
-      <w:r>
-        <w:rPr>
-          <w:sz w:val="24"/>
-          <w:lang w:val="es-AR"/>
-        </w:rPr>
-        <w:t>política DROP para la cadena FORWARD, se debería agregar una nueva regla:</w:t>
-      </w:r>
-    </w:p>
-    <w:p>
-      <w:pPr>
-        <w:ind w:left="1440"/>
-        <w:rPr>
-          <w:sz w:val="24"/>
-          <w:lang w:val="es-AR"/>
-        </w:rPr>
-      </w:pPr>
-    </w:p>
-    <w:p>
-      <w:pPr>
-        <w:ind w:left="1440"/>
-        <w:rPr>
-          <w:sz w:val="24"/>
-          <w:lang w:val="en-US"/>
-        </w:rPr>
-      </w:pPr>
-      <w:r>
-        <w:rPr>
-          <w:sz w:val="24"/>
-          <w:lang w:val="en-US"/>
-        </w:rPr>
-        <w:t xml:space="preserve">iptables -A FORWARD -p </w:t>
-      </w:r>
-      <w:proofErr w:type="spellStart"/>
-      <w:r>
-        <w:rPr>
-          <w:sz w:val="24"/>
-          <w:lang w:val="en-US"/>
-        </w:rPr>
-        <w:t>tcp</w:t>
-      </w:r>
-      <w:proofErr w:type="spellEnd"/>
-      <w:r>
-        <w:rPr>
-          <w:sz w:val="24"/>
-          <w:lang w:val="en-US"/>
-        </w:rPr>
-        <w:t xml:space="preserve"> -d [</w:t>
-      </w:r>
-      <w:proofErr w:type="spellStart"/>
-      <w:r>
-        <w:rPr>
-          <w:noProof/>
-          <w:sz w:val="24"/>
-          <w:lang w:val="en-US"/>
-        </w:rPr>
-        <w:t>ip_equipo</w:t>
-      </w:r>
-      <w:proofErr w:type="spellEnd"/>
-      <w:r>
-        <w:rPr>
-          <w:sz w:val="24"/>
-          <w:lang w:val="en-US"/>
-        </w:rPr>
-        <w:t>] --</w:t>
-      </w:r>
-      <w:proofErr w:type="spellStart"/>
-      <w:r>
-        <w:rPr>
-          <w:sz w:val="24"/>
-          <w:lang w:val="en-US"/>
-        </w:rPr>
-        <w:t>dport</w:t>
-      </w:r>
-      <w:proofErr w:type="spellEnd"/>
-      <w:r>
-        <w:rPr>
-          <w:sz w:val="24"/>
-          <w:lang w:val="en-US"/>
-        </w:rPr>
-        <w:t xml:space="preserve"> 8080 -j ACCEPT</w:t>
+        <w:t>] --dport 8080 -j ACCEPT</w:t>
       </w:r>
     </w:p>
     <w:p>
@@ -21361,7 +17757,6 @@
           <w:lang w:val="en-US"/>
         </w:rPr>
       </w:pPr>
-      <w:proofErr w:type="gramStart"/>
       <w:r>
         <w:rPr>
           <w:rFonts w:ascii="Times New Roman" w:hAnsi="Times New Roman" w:cs="Times New Roman"/>
@@ -21369,7 +17764,6 @@
         </w:rPr>
         <w:t>Para qué podría usarse?</w:t>
       </w:r>
-      <w:proofErr w:type="gramEnd"/>
     </w:p>
     <w:p>
       <w:pPr>
@@ -21384,13 +17778,8 @@
         </w:tabs>
         <w:ind w:left="2160"/>
       </w:pPr>
-      <w:proofErr w:type="spellStart"/>
-      <w:r>
-        <w:t>Balanceo</w:t>
-      </w:r>
-      <w:proofErr w:type="spellEnd"/>
-      <w:r>
-        <w:t xml:space="preserve"> de carga.</w:t>
+      <w:r>
+        <w:t>Balanceo de carga.</w:t>
       </w:r>
     </w:p>
     <w:p>
@@ -21407,15 +17796,7 @@
         <w:ind w:left="2160"/>
       </w:pPr>
       <w:r>
-        <w:t xml:space="preserve">Proxy </w:t>
-      </w:r>
-      <w:proofErr w:type="spellStart"/>
-      <w:r>
-        <w:t>inverso</w:t>
-      </w:r>
-      <w:proofErr w:type="spellEnd"/>
-      <w:r>
-        <w:t xml:space="preserve"> simple.</w:t>
+        <w:t>Proxy inverso simple.</w:t>
       </w:r>
     </w:p>
     <w:p>
@@ -21562,21 +17943,7 @@
         <w:rPr>
           <w:sz w:val="24"/>
         </w:rPr>
-        <w:t xml:space="preserve">En </w:t>
-      </w:r>
-      <w:proofErr w:type="spellStart"/>
-      <w:r>
-        <w:rPr>
-          <w:sz w:val="24"/>
-        </w:rPr>
-        <w:t>linux</w:t>
-      </w:r>
-      <w:proofErr w:type="spellEnd"/>
-      <w:r>
-        <w:rPr>
-          <w:sz w:val="24"/>
-        </w:rPr>
-        <w:t xml:space="preserve"> cree una carpeta con algunos archivos de </w:t>
+        <w:t xml:space="preserve">En linux cree una carpeta con algunos archivos de </w:t>
       </w:r>
       <w:r>
         <w:rPr>
@@ -22005,21 +18372,7 @@
         <w:rPr>
           <w:sz w:val="24"/>
         </w:rPr>
-        <w:t xml:space="preserve">El archivo hash.md5 contiene una lista donde cada línea muestra primero el hash MD5 calculado para un archivo y luego el nombre de ese archivo. Es decir, aparece una larga cadena de 32 caracteres en hexadecimal —que representa la “huella digital” del contenido— seguida del nombre del archivo original. Cada hash es único para el contenido que tenía el archivo al momento de generar la lista: si el archivo </w:t>
-      </w:r>
-      <w:proofErr w:type="gramStart"/>
-      <w:r>
-        <w:rPr>
-          <w:sz w:val="24"/>
-        </w:rPr>
-        <w:t>cambia</w:t>
-      </w:r>
-      <w:proofErr w:type="gramEnd"/>
-      <w:r>
-        <w:rPr>
-          <w:sz w:val="24"/>
-        </w:rPr>
-        <w:t xml:space="preserve"> aunque sea un carácter, su hash cambia completamente. Por eso, este archivo sirve como referencia para verificar más adelante si los archivos permanecieron íntegros.</w:t>
+        <w:t>El archivo hash.md5 contiene una lista donde cada línea muestra primero el hash MD5 calculado para un archivo y luego el nombre de ese archivo. Es decir, aparece una larga cadena de 32 caracteres en hexadecimal —que representa la “huella digital” del contenido— seguida del nombre del archivo original. Cada hash es único para el contenido que tenía el archivo al momento de generar la lista: si el archivo cambia aunque sea un carácter, su hash cambia completamente. Por eso, este archivo sirve como referencia para verificar más adelante si los archivos permanecieron íntegros.</w:t>
       </w:r>
     </w:p>
     <w:p>
@@ -22057,31 +18410,13 @@
           <w:lang w:val="en-US"/>
         </w:rPr>
       </w:pPr>
-      <w:proofErr w:type="spellStart"/>
       <w:r>
         <w:rPr>
           <w:sz w:val="24"/>
           <w:lang w:val="en-US"/>
         </w:rPr>
-        <w:t>Checkear</w:t>
-      </w:r>
-      <w:proofErr w:type="spellEnd"/>
-      <w:r>
-        <w:rPr>
-          <w:sz w:val="24"/>
-          <w:lang w:val="en-US"/>
-        </w:rPr>
-        <w:t xml:space="preserve"> </w:t>
-      </w:r>
-      <w:proofErr w:type="spellStart"/>
-      <w:r>
-        <w:rPr>
-          <w:sz w:val="24"/>
-          <w:lang w:val="en-US"/>
-        </w:rPr>
-        <w:t>integridad</w:t>
-      </w:r>
-      <w:proofErr w:type="spellEnd"/>
+        <w:t>Checkear integridad</w:t>
+      </w:r>
       <w:r>
         <w:rPr>
           <w:spacing w:val="60"/>
@@ -22181,7 +18516,6 @@
         </w:rPr>
         <w:t xml:space="preserve">Modifique el contenido de uno de los archivos y repita el </w:t>
       </w:r>
-      <w:proofErr w:type="spellStart"/>
       <w:r>
         <w:rPr>
           <w:spacing w:val="-2"/>
@@ -22189,7 +18523,6 @@
         </w:rPr>
         <w:t>checkeo</w:t>
       </w:r>
-      <w:proofErr w:type="spellEnd"/>
     </w:p>
     <w:p>
       <w:pPr>
@@ -22327,13 +18660,8 @@
       </w:r>
       <w:r>
         <w:lastRenderedPageBreak/>
-        <w:t xml:space="preserve">de mensajes usando </w:t>
-      </w:r>
-      <w:proofErr w:type="spellStart"/>
-      <w:r>
-        <w:t>GnuPG</w:t>
-      </w:r>
-      <w:proofErr w:type="spellEnd"/>
+        <w:t>de mensajes usando GnuPG</w:t>
+      </w:r>
     </w:p>
     <w:p>
       <w:pPr>
@@ -22370,22 +18698,8 @@
           <w:sz w:val="24"/>
         </w:rPr>
         <w:tab/>
-      </w:r>
-      <w:proofErr w:type="spellStart"/>
-      <w:r>
-        <w:rPr>
-          <w:sz w:val="24"/>
-        </w:rPr>
-        <w:t>gpg</w:t>
-      </w:r>
-      <w:proofErr w:type="spellEnd"/>
-      <w:r>
-        <w:rPr>
-          <w:sz w:val="24"/>
-        </w:rPr>
-        <w:t xml:space="preserve"> --gen-</w:t>
-      </w:r>
-      <w:proofErr w:type="spellStart"/>
+        <w:t>gpg --gen-</w:t>
+      </w:r>
       <w:r>
         <w:rPr>
           <w:spacing w:val="-5"/>
@@ -22393,7 +18707,6 @@
         </w:rPr>
         <w:t>key</w:t>
       </w:r>
-      <w:proofErr w:type="spellEnd"/>
     </w:p>
     <w:p>
       <w:pPr>
@@ -22469,21 +18782,7 @@
         <w:rPr>
           <w:sz w:val="24"/>
         </w:rPr>
-        <w:t xml:space="preserve">Listar claves </w:t>
-      </w:r>
-      <w:proofErr w:type="spellStart"/>
-      <w:r>
-        <w:rPr>
-          <w:sz w:val="24"/>
-        </w:rPr>
-        <w:t>gpg</w:t>
-      </w:r>
-      <w:proofErr w:type="spellEnd"/>
-      <w:r>
-        <w:rPr>
-          <w:sz w:val="24"/>
-        </w:rPr>
-        <w:t xml:space="preserve"> -</w:t>
+        <w:t>Listar claves gpg -</w:t>
       </w:r>
       <w:r>
         <w:rPr>
@@ -22566,44 +18865,14 @@
         <w:rPr>
           <w:sz w:val="24"/>
         </w:rPr>
-        <w:t xml:space="preserve">Exportar claves </w:t>
-      </w:r>
-      <w:proofErr w:type="spellStart"/>
-      <w:r>
-        <w:rPr>
-          <w:sz w:val="24"/>
-        </w:rPr>
-        <w:t>gpg</w:t>
-      </w:r>
-      <w:proofErr w:type="spellEnd"/>
-      <w:r>
-        <w:rPr>
-          <w:sz w:val="24"/>
-        </w:rPr>
-        <w:t xml:space="preserve"> -output [archivo destino</w:t>
+        <w:t>Exportar claves gpg -output [archivo destino</w:t>
       </w:r>
       <w:r>
         <w:rPr>
           <w:b/>
           <w:sz w:val="24"/>
         </w:rPr>
-        <w:t>] --</w:t>
-      </w:r>
-      <w:proofErr w:type="spellStart"/>
-      <w:r>
-        <w:rPr>
-          <w:b/>
-          <w:sz w:val="24"/>
-        </w:rPr>
-        <w:t>export</w:t>
-      </w:r>
-      <w:proofErr w:type="spellEnd"/>
-      <w:r>
-        <w:rPr>
-          <w:b/>
-          <w:sz w:val="24"/>
-        </w:rPr>
-        <w:t xml:space="preserve"> [ID de a clave </w:t>
+        <w:t xml:space="preserve">] --export [ID de a clave </w:t>
       </w:r>
       <w:r>
         <w:rPr>
@@ -22650,7 +18919,6 @@
         </w:rPr>
         <w:tab/>
       </w:r>
-      <w:proofErr w:type="spellStart"/>
       <w:r>
         <w:rPr>
           <w:b/>
@@ -22659,20 +18927,14 @@
         </w:rPr>
         <w:t>gpg</w:t>
       </w:r>
-      <w:proofErr w:type="spellEnd"/>
     </w:p>
     <w:p>
       <w:pPr>
         <w:pStyle w:val="Ttulo2"/>
       </w:pPr>
       <w:r>
-        <w:t>--</w:t>
-      </w:r>
-      <w:proofErr w:type="spellStart"/>
-      <w:r>
-        <w:t>send-keys</w:t>
-      </w:r>
-      <w:proofErr w:type="spellEnd"/>
+        <w:t>--send-keys</w:t>
+      </w:r>
       <w:r>
         <w:rPr>
           <w:spacing w:val="-1"/>
@@ -22680,13 +18942,8 @@
         <w:t xml:space="preserve"> </w:t>
       </w:r>
       <w:r>
-        <w:t>--</w:t>
-      </w:r>
-      <w:proofErr w:type="spellStart"/>
-      <w:r>
-        <w:t>keyserver</w:t>
-      </w:r>
-      <w:proofErr w:type="spellEnd"/>
+        <w:t>--keyserver</w:t>
+      </w:r>
       <w:r>
         <w:rPr>
           <w:spacing w:val="-1"/>
@@ -22799,7 +19056,6 @@
         </w:rPr>
         <w:t xml:space="preserve"> </w:t>
       </w:r>
-      <w:proofErr w:type="spellStart"/>
       <w:r>
         <w:rPr>
           <w:rFonts w:ascii="Roboto" w:hAnsi="Roboto"/>
@@ -22808,7 +19064,6 @@
         </w:rPr>
         <w:t>gpg</w:t>
       </w:r>
-      <w:proofErr w:type="spellEnd"/>
       <w:r>
         <w:rPr>
           <w:rFonts w:ascii="Roboto" w:hAnsi="Roboto"/>
@@ -22824,18 +19079,8 @@
           <w:b/>
           <w:sz w:val="24"/>
         </w:rPr>
-        <w:t>--</w:t>
-      </w:r>
-      <w:proofErr w:type="spellStart"/>
-      <w:r>
-        <w:rPr>
-          <w:rFonts w:ascii="Roboto" w:hAnsi="Roboto"/>
-          <w:b/>
-          <w:sz w:val="24"/>
-        </w:rPr>
-        <w:t>import</w:t>
-      </w:r>
-      <w:proofErr w:type="spellEnd"/>
+        <w:t>--import</w:t>
+      </w:r>
       <w:r>
         <w:rPr>
           <w:rFonts w:ascii="Roboto" w:hAnsi="Roboto"/>
@@ -23031,7 +19276,6 @@
         </w:rPr>
         <w:tab/>
       </w:r>
-      <w:proofErr w:type="spellStart"/>
       <w:r>
         <w:rPr>
           <w:rFonts w:ascii="Roboto" w:hAnsi="Roboto"/>
@@ -23041,7 +19285,6 @@
         </w:rPr>
         <w:t>gpg</w:t>
       </w:r>
-      <w:proofErr w:type="spellEnd"/>
     </w:p>
     <w:p>
       <w:pPr>
@@ -23054,16 +19297,8 @@
         <w:rPr>
           <w:rFonts w:ascii="Roboto" w:hAnsi="Roboto"/>
         </w:rPr>
-        <w:t>--</w:t>
-      </w:r>
-      <w:proofErr w:type="spellStart"/>
-      <w:r>
-        <w:rPr>
-          <w:rFonts w:ascii="Roboto" w:hAnsi="Roboto"/>
-        </w:rPr>
-        <w:t>keyserver</w:t>
-      </w:r>
-      <w:proofErr w:type="spellEnd"/>
+        <w:t>--keyserver</w:t>
+      </w:r>
       <w:r>
         <w:rPr>
           <w:rFonts w:ascii="Roboto" w:hAnsi="Roboto"/>
@@ -23114,16 +19349,8 @@
         <w:rPr>
           <w:rFonts w:ascii="Roboto" w:hAnsi="Roboto"/>
         </w:rPr>
-        <w:t>--</w:t>
-      </w:r>
-      <w:proofErr w:type="spellStart"/>
-      <w:r>
-        <w:rPr>
-          <w:rFonts w:ascii="Roboto" w:hAnsi="Roboto"/>
-        </w:rPr>
-        <w:t>recv-keys</w:t>
-      </w:r>
-      <w:proofErr w:type="spellEnd"/>
+        <w:t>--recv-keys</w:t>
+      </w:r>
       <w:r>
         <w:rPr>
           <w:rFonts w:ascii="Roboto" w:hAnsi="Roboto"/>
@@ -23247,7 +19474,6 @@
         </w:rPr>
         <w:t xml:space="preserve"> </w:t>
       </w:r>
-      <w:proofErr w:type="spellStart"/>
       <w:r>
         <w:rPr>
           <w:rFonts w:ascii="Roboto" w:hAnsi="Roboto"/>
@@ -23256,7 +19482,6 @@
         </w:rPr>
         <w:t>gpg</w:t>
       </w:r>
-      <w:proofErr w:type="spellEnd"/>
       <w:r>
         <w:rPr>
           <w:rFonts w:ascii="Roboto" w:hAnsi="Roboto"/>
@@ -23272,18 +19497,8 @@
           <w:b/>
           <w:sz w:val="24"/>
         </w:rPr>
-        <w:t>—</w:t>
-      </w:r>
-      <w:proofErr w:type="spellStart"/>
-      <w:r>
-        <w:rPr>
-          <w:rFonts w:ascii="Roboto" w:hAnsi="Roboto"/>
-          <w:b/>
-          <w:sz w:val="24"/>
-        </w:rPr>
-        <w:t>encrypt</w:t>
-      </w:r>
-      <w:proofErr w:type="spellEnd"/>
+        <w:t>—encrypt</w:t>
+      </w:r>
       <w:r>
         <w:rPr>
           <w:rFonts w:ascii="Roboto" w:hAnsi="Roboto"/>
@@ -23299,18 +19514,8 @@
           <w:b/>
           <w:sz w:val="24"/>
         </w:rPr>
-        <w:t>—</w:t>
-      </w:r>
-      <w:proofErr w:type="spellStart"/>
-      <w:r>
-        <w:rPr>
-          <w:rFonts w:ascii="Roboto" w:hAnsi="Roboto"/>
-          <w:b/>
-          <w:sz w:val="24"/>
-        </w:rPr>
-        <w:t>recipient</w:t>
-      </w:r>
-      <w:proofErr w:type="spellEnd"/>
+        <w:t>—recipient</w:t>
+      </w:r>
       <w:r>
         <w:rPr>
           <w:rFonts w:ascii="Roboto" w:hAnsi="Roboto"/>
@@ -23467,7 +19672,6 @@
         </w:rPr>
         <w:t xml:space="preserve"> </w:t>
       </w:r>
-      <w:proofErr w:type="spellStart"/>
       <w:r>
         <w:rPr>
           <w:rFonts w:ascii="Roboto" w:hAnsi="Roboto"/>
@@ -23476,7 +19680,6 @@
         </w:rPr>
         <w:t>gpg</w:t>
       </w:r>
-      <w:proofErr w:type="spellEnd"/>
       <w:r>
         <w:rPr>
           <w:rFonts w:ascii="Roboto" w:hAnsi="Roboto"/>
@@ -23542,11 +19745,9 @@
         </w:rPr>
         <w:t xml:space="preserve"> </w:t>
       </w:r>
-      <w:proofErr w:type="spellStart"/>
       <w:r>
         <w:t>gpg</w:t>
       </w:r>
-      <w:proofErr w:type="spellEnd"/>
       <w:r>
         <w:rPr>
           <w:spacing w:val="-4"/>
@@ -23635,15 +19836,7 @@
         <w:t xml:space="preserve"> </w:t>
       </w:r>
       <w:r>
-        <w:t>--</w:t>
-      </w:r>
-      <w:proofErr w:type="spellStart"/>
-      <w:r>
-        <w:t>sign</w:t>
-      </w:r>
-      <w:proofErr w:type="spellEnd"/>
-      <w:r>
-        <w:t xml:space="preserve"> [Archivo para firmar]</w:t>
+        <w:t>--sign [Archivo para firmar]</w:t>
       </w:r>
     </w:p>
     <w:p>
@@ -23688,7 +19881,6 @@
         </w:rPr>
         <w:t xml:space="preserve"> </w:t>
       </w:r>
-      <w:proofErr w:type="spellStart"/>
       <w:r>
         <w:rPr>
           <w:b/>
@@ -23696,7 +19888,6 @@
         </w:rPr>
         <w:t>gpg</w:t>
       </w:r>
-      <w:proofErr w:type="spellEnd"/>
       <w:r>
         <w:rPr>
           <w:b/>
@@ -23710,17 +19901,8 @@
           <w:b/>
           <w:sz w:val="24"/>
         </w:rPr>
-        <w:t>--</w:t>
-      </w:r>
-      <w:proofErr w:type="spellStart"/>
-      <w:r>
-        <w:rPr>
-          <w:b/>
-          <w:sz w:val="24"/>
-        </w:rPr>
-        <w:t>verify</w:t>
-      </w:r>
-      <w:proofErr w:type="spellEnd"/>
+        <w:t>--verify</w:t>
+      </w:r>
       <w:r>
         <w:rPr>
           <w:b/>
@@ -23901,19 +20083,11 @@
         </w:rPr>
         <w:t xml:space="preserve"> </w:t>
       </w:r>
-      <w:proofErr w:type="spellStart"/>
-      <w:r>
-        <w:rPr>
-          <w:sz w:val="24"/>
-        </w:rPr>
-        <w:t>rsa</w:t>
-      </w:r>
-      <w:proofErr w:type="spellEnd"/>
-      <w:r>
-        <w:rPr>
-          <w:sz w:val="24"/>
-        </w:rPr>
-        <w:t>,</w:t>
+      <w:r>
+        <w:rPr>
+          <w:sz w:val="24"/>
+        </w:rPr>
+        <w:t>rsa,</w:t>
       </w:r>
       <w:r>
         <w:rPr>
@@ -24070,7 +20244,6 @@
           <w:lang w:val="en-US"/>
         </w:rPr>
       </w:pPr>
-      <w:proofErr w:type="spellStart"/>
       <w:r>
         <w:rPr>
           <w:b/>
@@ -24078,795 +20251,334 @@
           <w:sz w:val="24"/>
           <w:lang w:val="en-US"/>
         </w:rPr>
-        <w:t>openssl</w:t>
-      </w:r>
-      <w:proofErr w:type="spellEnd"/>
-      <w:r>
+        <w:t>openssl genpkey -algorithm RSA -out clave_privada.pem -pkeyopt rsa_keygen_bits:2048</w:t>
+      </w:r>
+    </w:p>
+    <w:p>
+      <w:pPr>
+        <w:pStyle w:val="Prrafodelista"/>
+        <w:tabs>
+          <w:tab w:val="left" w:pos="2348"/>
+        </w:tabs>
+        <w:ind w:left="2707" w:right="741"/>
+        <w:rPr>
+          <w:sz w:val="24"/>
+          <w:lang w:val="en-US"/>
+        </w:rPr>
+      </w:pPr>
+    </w:p>
+    <w:p>
+      <w:pPr>
+        <w:pStyle w:val="Prrafodelista"/>
+        <w:tabs>
+          <w:tab w:val="left" w:pos="2348"/>
+        </w:tabs>
+        <w:ind w:left="2707" w:right="741"/>
+        <w:rPr>
+          <w:sz w:val="24"/>
+          <w:lang w:val="es-AR"/>
+        </w:rPr>
+      </w:pPr>
+      <w:r>
+        <w:rPr>
+          <w:sz w:val="24"/>
+          <w:lang w:val="es-AR"/>
+        </w:rPr>
+        <w:t>2. Extraer la clave pública</w:t>
+      </w:r>
+    </w:p>
+    <w:p>
+      <w:pPr>
+        <w:pStyle w:val="Prrafodelista"/>
+        <w:tabs>
+          <w:tab w:val="left" w:pos="2348"/>
+        </w:tabs>
+        <w:ind w:left="2707" w:right="741"/>
         <w:rPr>
           <w:b/>
           <w:bCs/>
           <w:sz w:val="24"/>
-          <w:lang w:val="en-US"/>
-        </w:rPr>
-        <w:t xml:space="preserve"> </w:t>
-      </w:r>
-      <w:proofErr w:type="spellStart"/>
+          <w:lang w:val="es-AR"/>
+        </w:rPr>
+      </w:pPr>
       <w:r>
         <w:rPr>
           <w:b/>
           <w:bCs/>
           <w:sz w:val="24"/>
-          <w:lang w:val="en-US"/>
-        </w:rPr>
-        <w:t>genpkey</w:t>
-      </w:r>
-      <w:proofErr w:type="spellEnd"/>
-      <w:r>
+          <w:lang w:val="es-AR"/>
+        </w:rPr>
+        <w:t>openssl rsa -in clave_privada.pem -pubout -out clave_publica.pem</w:t>
+      </w:r>
+    </w:p>
+    <w:p>
+      <w:pPr>
+        <w:pStyle w:val="Prrafodelista"/>
+        <w:tabs>
+          <w:tab w:val="left" w:pos="2348"/>
+        </w:tabs>
+        <w:ind w:left="2707" w:right="741"/>
+        <w:rPr>
+          <w:sz w:val="24"/>
+          <w:lang w:val="es-AR"/>
+        </w:rPr>
+      </w:pPr>
+    </w:p>
+    <w:p>
+      <w:pPr>
+        <w:pStyle w:val="Prrafodelista"/>
+        <w:tabs>
+          <w:tab w:val="left" w:pos="2348"/>
+        </w:tabs>
+        <w:ind w:left="2707" w:right="741"/>
+        <w:rPr>
+          <w:sz w:val="24"/>
+          <w:lang w:val="es-AR"/>
+        </w:rPr>
+      </w:pPr>
+      <w:r>
+        <w:rPr>
+          <w:sz w:val="24"/>
+          <w:lang w:val="es-AR"/>
+        </w:rPr>
+        <w:t>3. Copiar la clave pública al Equipo B</w:t>
+      </w:r>
+    </w:p>
+    <w:p>
+      <w:pPr>
+        <w:pStyle w:val="Prrafodelista"/>
+        <w:tabs>
+          <w:tab w:val="left" w:pos="2348"/>
+        </w:tabs>
+        <w:ind w:left="2707" w:right="741"/>
+        <w:rPr>
+          <w:sz w:val="24"/>
+          <w:lang w:val="es-AR"/>
+        </w:rPr>
+      </w:pPr>
+    </w:p>
+    <w:p>
+      <w:pPr>
+        <w:pStyle w:val="Prrafodelista"/>
+        <w:tabs>
+          <w:tab w:val="left" w:pos="2348"/>
+        </w:tabs>
+        <w:ind w:left="2707" w:right="741"/>
+        <w:rPr>
+          <w:sz w:val="24"/>
+          <w:lang w:val="es-AR"/>
+        </w:rPr>
+      </w:pPr>
+    </w:p>
+    <w:p>
+      <w:pPr>
+        <w:pStyle w:val="Prrafodelista"/>
+        <w:tabs>
+          <w:tab w:val="left" w:pos="2348"/>
+        </w:tabs>
+        <w:ind w:left="2707" w:right="741"/>
+        <w:rPr>
+          <w:sz w:val="24"/>
+          <w:lang w:val="es-AR"/>
+        </w:rPr>
+      </w:pPr>
+      <w:r>
+        <w:rPr>
+          <w:sz w:val="24"/>
+          <w:lang w:val="es-AR"/>
+        </w:rPr>
+        <w:t>En el Equipo B (que recibirá la clave pública)</w:t>
+      </w:r>
+    </w:p>
+    <w:p>
+      <w:pPr>
+        <w:pStyle w:val="Prrafodelista"/>
+        <w:tabs>
+          <w:tab w:val="left" w:pos="2348"/>
+        </w:tabs>
+        <w:ind w:left="2707" w:right="741"/>
+        <w:rPr>
+          <w:sz w:val="24"/>
+          <w:lang w:val="es-AR"/>
+        </w:rPr>
+      </w:pPr>
+    </w:p>
+    <w:p>
+      <w:pPr>
+        <w:pStyle w:val="Prrafodelista"/>
+        <w:tabs>
+          <w:tab w:val="left" w:pos="2348"/>
+        </w:tabs>
+        <w:ind w:left="2707" w:right="741"/>
+        <w:rPr>
+          <w:sz w:val="24"/>
+          <w:lang w:val="es-AR"/>
+        </w:rPr>
+      </w:pPr>
+      <w:r>
+        <w:rPr>
+          <w:sz w:val="24"/>
+          <w:lang w:val="es-AR"/>
+        </w:rPr>
+        <w:t>4</w:t>
+      </w:r>
+      <w:r>
+        <w:rPr>
+          <w:sz w:val="24"/>
+          <w:lang w:val="es-AR"/>
+        </w:rPr>
+        <w:t>.</w:t>
+      </w:r>
+      <w:r>
+        <w:rPr>
+          <w:sz w:val="24"/>
+          <w:lang w:val="es-AR"/>
+        </w:rPr>
+        <w:t xml:space="preserve"> </w:t>
+      </w:r>
+      <w:r>
+        <w:rPr>
+          <w:sz w:val="24"/>
+          <w:lang w:val="es-AR"/>
+        </w:rPr>
+        <w:t>Cifrar un archivo texto con la clave pública</w:t>
+      </w:r>
+    </w:p>
+    <w:p>
+      <w:pPr>
+        <w:pStyle w:val="Prrafodelista"/>
+        <w:tabs>
+          <w:tab w:val="left" w:pos="2348"/>
+        </w:tabs>
+        <w:ind w:left="2707" w:right="741"/>
         <w:rPr>
           <w:b/>
           <w:bCs/>
           <w:sz w:val="24"/>
-          <w:lang w:val="en-US"/>
-        </w:rPr>
-        <w:t xml:space="preserve"> -algorithm RSA -out </w:t>
-      </w:r>
-      <w:proofErr w:type="spellStart"/>
+          <w:lang w:val="es-AR"/>
+        </w:rPr>
+      </w:pPr>
       <w:r>
         <w:rPr>
           <w:b/>
           <w:bCs/>
           <w:sz w:val="24"/>
-          <w:lang w:val="en-US"/>
-        </w:rPr>
-        <w:t>clave_privada.pem</w:t>
-      </w:r>
-      <w:proofErr w:type="spellEnd"/>
-      <w:r>
+          <w:lang w:val="es-AR"/>
+        </w:rPr>
+        <w:t>openssl rsautl -encrypt -inkey clave_publica.pem -pubin -in mensaje.txt -out mensaje_cifrado.bin</w:t>
+      </w:r>
+    </w:p>
+    <w:p>
+      <w:pPr>
+        <w:pStyle w:val="Prrafodelista"/>
+        <w:tabs>
+          <w:tab w:val="left" w:pos="2348"/>
+        </w:tabs>
+        <w:ind w:left="2348" w:right="741" w:firstLine="0"/>
+        <w:rPr>
+          <w:sz w:val="24"/>
+          <w:lang w:val="es-AR"/>
+        </w:rPr>
+      </w:pPr>
+    </w:p>
+    <w:p>
+      <w:pPr>
+        <w:pStyle w:val="Prrafodelista"/>
+        <w:tabs>
+          <w:tab w:val="left" w:pos="2348"/>
+        </w:tabs>
+        <w:ind w:left="2348" w:right="741" w:firstLine="0"/>
+        <w:rPr>
+          <w:sz w:val="24"/>
+          <w:lang w:val="es-AR"/>
+        </w:rPr>
+      </w:pPr>
+      <w:r>
+        <w:rPr>
+          <w:sz w:val="24"/>
+          <w:lang w:val="es-AR"/>
+        </w:rPr>
+        <w:t>Copiar mensaje_cifrado.bin de vuelta al Equipo A.</w:t>
+      </w:r>
+    </w:p>
+    <w:p>
+      <w:pPr>
+        <w:pStyle w:val="Prrafodelista"/>
+        <w:tabs>
+          <w:tab w:val="left" w:pos="2348"/>
+        </w:tabs>
+        <w:ind w:left="2707" w:right="741"/>
         <w:rPr>
           <w:b/>
           <w:bCs/>
           <w:sz w:val="24"/>
-          <w:lang w:val="en-US"/>
-        </w:rPr>
-        <w:t xml:space="preserve"> -</w:t>
-      </w:r>
-      <w:proofErr w:type="spellStart"/>
-      <w:r>
+          <w:lang w:val="es-AR"/>
+        </w:rPr>
+      </w:pPr>
+    </w:p>
+    <w:p>
+      <w:pPr>
+        <w:pStyle w:val="Prrafodelista"/>
+        <w:tabs>
+          <w:tab w:val="left" w:pos="2348"/>
+        </w:tabs>
+        <w:ind w:left="2707" w:right="741"/>
+        <w:rPr>
+          <w:sz w:val="24"/>
+          <w:lang w:val="es-AR"/>
+        </w:rPr>
+      </w:pPr>
+      <w:r>
+        <w:rPr>
+          <w:sz w:val="24"/>
+          <w:lang w:val="es-AR"/>
+        </w:rPr>
+        <w:t xml:space="preserve">5. </w:t>
+      </w:r>
+      <w:r>
+        <w:rPr>
+          <w:sz w:val="24"/>
+          <w:lang w:val="es-AR"/>
+        </w:rPr>
+        <w:t>Para descifrar en el Equipo A, se usa la clave privada generada originalmente.</w:t>
+      </w:r>
+    </w:p>
+    <w:p>
+      <w:pPr>
+        <w:tabs>
+          <w:tab w:val="left" w:pos="2348"/>
+        </w:tabs>
+        <w:ind w:right="741"/>
         <w:rPr>
           <w:b/>
           <w:bCs/>
           <w:sz w:val="24"/>
-          <w:lang w:val="en-US"/>
-        </w:rPr>
-        <w:t>pkeyopt</w:t>
-      </w:r>
-      <w:proofErr w:type="spellEnd"/>
-      <w:r>
+          <w:lang w:val="es-AR"/>
+        </w:rPr>
+      </w:pPr>
+    </w:p>
+    <w:p>
+      <w:pPr>
+        <w:pStyle w:val="Prrafodelista"/>
+        <w:tabs>
+          <w:tab w:val="left" w:pos="2348"/>
+        </w:tabs>
+        <w:ind w:left="2707" w:right="741"/>
         <w:rPr>
           <w:b/>
           <w:bCs/>
           <w:sz w:val="24"/>
-          <w:lang w:val="en-US"/>
-        </w:rPr>
-        <w:t xml:space="preserve"> rsa_keygen_bits:2048</w:t>
-      </w:r>
-    </w:p>
-    <w:p>
-      <w:pPr>
-        <w:pStyle w:val="Prrafodelista"/>
-        <w:tabs>
-          <w:tab w:val="left" w:pos="2348"/>
-        </w:tabs>
-        <w:ind w:left="2707" w:right="741"/>
-        <w:rPr>
-          <w:sz w:val="24"/>
-          <w:lang w:val="en-US"/>
-        </w:rPr>
-      </w:pPr>
-    </w:p>
-    <w:p>
-      <w:pPr>
-        <w:pStyle w:val="Prrafodelista"/>
-        <w:tabs>
-          <w:tab w:val="left" w:pos="2348"/>
-        </w:tabs>
-        <w:ind w:left="2707" w:right="741"/>
-        <w:rPr>
-          <w:sz w:val="24"/>
-          <w:lang w:val="es-AR"/>
-        </w:rPr>
-      </w:pPr>
-      <w:r>
-        <w:rPr>
-          <w:sz w:val="24"/>
-          <w:lang w:val="es-AR"/>
-        </w:rPr>
-        <w:t>2. Extraer la clave pública</w:t>
-      </w:r>
-    </w:p>
-    <w:p>
-      <w:pPr>
-        <w:pStyle w:val="Prrafodelista"/>
-        <w:tabs>
-          <w:tab w:val="left" w:pos="2348"/>
-        </w:tabs>
-        <w:ind w:left="2707" w:right="741"/>
+          <w:lang w:val="es-AR"/>
+        </w:rPr>
+      </w:pPr>
+      <w:r>
         <w:rPr>
           <w:b/>
           <w:bCs/>
           <w:sz w:val="24"/>
           <w:lang w:val="es-AR"/>
         </w:rPr>
-      </w:pPr>
-      <w:proofErr w:type="spellStart"/>
-      <w:r>
-        <w:rPr>
-          <w:b/>
-          <w:bCs/>
-          <w:sz w:val="24"/>
-          <w:lang w:val="es-AR"/>
-        </w:rPr>
-        <w:t>openssl</w:t>
-      </w:r>
-      <w:proofErr w:type="spellEnd"/>
-      <w:r>
-        <w:rPr>
-          <w:b/>
-          <w:bCs/>
-          <w:sz w:val="24"/>
-          <w:lang w:val="es-AR"/>
-        </w:rPr>
-        <w:t xml:space="preserve"> </w:t>
-      </w:r>
-      <w:proofErr w:type="spellStart"/>
-      <w:r>
-        <w:rPr>
-          <w:b/>
-          <w:bCs/>
-          <w:sz w:val="24"/>
-          <w:lang w:val="es-AR"/>
-        </w:rPr>
-        <w:t>rsa</w:t>
-      </w:r>
-      <w:proofErr w:type="spellEnd"/>
-      <w:r>
-        <w:rPr>
-          <w:b/>
-          <w:bCs/>
-          <w:sz w:val="24"/>
-          <w:lang w:val="es-AR"/>
-        </w:rPr>
-        <w:t xml:space="preserve"> -in </w:t>
-      </w:r>
-      <w:proofErr w:type="spellStart"/>
-      <w:r>
-        <w:rPr>
-          <w:b/>
-          <w:bCs/>
-          <w:sz w:val="24"/>
-          <w:lang w:val="es-AR"/>
-        </w:rPr>
-        <w:t>clave_privada.pem</w:t>
-      </w:r>
-      <w:proofErr w:type="spellEnd"/>
-      <w:r>
-        <w:rPr>
-          <w:b/>
-          <w:bCs/>
-          <w:sz w:val="24"/>
-          <w:lang w:val="es-AR"/>
-        </w:rPr>
-        <w:t xml:space="preserve"> -</w:t>
-      </w:r>
-      <w:proofErr w:type="spellStart"/>
-      <w:r>
-        <w:rPr>
-          <w:b/>
-          <w:bCs/>
-          <w:sz w:val="24"/>
-          <w:lang w:val="es-AR"/>
-        </w:rPr>
-        <w:t>pubout</w:t>
-      </w:r>
-      <w:proofErr w:type="spellEnd"/>
-      <w:r>
-        <w:rPr>
-          <w:b/>
-          <w:bCs/>
-          <w:sz w:val="24"/>
-          <w:lang w:val="es-AR"/>
-        </w:rPr>
-        <w:t xml:space="preserve"> -</w:t>
-      </w:r>
-      <w:proofErr w:type="spellStart"/>
-      <w:r>
-        <w:rPr>
-          <w:b/>
-          <w:bCs/>
-          <w:sz w:val="24"/>
-          <w:lang w:val="es-AR"/>
-        </w:rPr>
-        <w:t>out</w:t>
-      </w:r>
-      <w:proofErr w:type="spellEnd"/>
-      <w:r>
-        <w:rPr>
-          <w:b/>
-          <w:bCs/>
-          <w:sz w:val="24"/>
-          <w:lang w:val="es-AR"/>
-        </w:rPr>
-        <w:t xml:space="preserve"> </w:t>
-      </w:r>
-      <w:proofErr w:type="spellStart"/>
-      <w:r>
-        <w:rPr>
-          <w:b/>
-          <w:bCs/>
-          <w:sz w:val="24"/>
-          <w:lang w:val="es-AR"/>
-        </w:rPr>
-        <w:t>clave_publica.pem</w:t>
-      </w:r>
-      <w:proofErr w:type="spellEnd"/>
-    </w:p>
-    <w:p>
-      <w:pPr>
-        <w:pStyle w:val="Prrafodelista"/>
-        <w:tabs>
-          <w:tab w:val="left" w:pos="2348"/>
-        </w:tabs>
-        <w:ind w:left="2707" w:right="741"/>
-        <w:rPr>
-          <w:sz w:val="24"/>
-          <w:lang w:val="es-AR"/>
-        </w:rPr>
-      </w:pPr>
-    </w:p>
-    <w:p>
-      <w:pPr>
-        <w:pStyle w:val="Prrafodelista"/>
-        <w:tabs>
-          <w:tab w:val="left" w:pos="2348"/>
-        </w:tabs>
-        <w:ind w:left="2707" w:right="741"/>
-        <w:rPr>
-          <w:sz w:val="24"/>
-          <w:lang w:val="es-AR"/>
-        </w:rPr>
-      </w:pPr>
-      <w:r>
-        <w:rPr>
-          <w:sz w:val="24"/>
-          <w:lang w:val="es-AR"/>
-        </w:rPr>
-        <w:t>3. Copiar la clave pública al Equipo B</w:t>
-      </w:r>
-    </w:p>
-    <w:p>
-      <w:pPr>
-        <w:pStyle w:val="Prrafodelista"/>
-        <w:tabs>
-          <w:tab w:val="left" w:pos="2348"/>
-        </w:tabs>
-        <w:ind w:left="2707" w:right="741"/>
-        <w:rPr>
-          <w:sz w:val="24"/>
-          <w:lang w:val="es-AR"/>
-        </w:rPr>
-      </w:pPr>
-    </w:p>
-    <w:p>
-      <w:pPr>
-        <w:pStyle w:val="Prrafodelista"/>
-        <w:tabs>
-          <w:tab w:val="left" w:pos="2348"/>
-        </w:tabs>
-        <w:ind w:left="2707" w:right="741"/>
-        <w:rPr>
-          <w:sz w:val="24"/>
-          <w:lang w:val="es-AR"/>
-        </w:rPr>
-      </w:pPr>
-    </w:p>
-    <w:p>
-      <w:pPr>
-        <w:pStyle w:val="Prrafodelista"/>
-        <w:tabs>
-          <w:tab w:val="left" w:pos="2348"/>
-        </w:tabs>
-        <w:ind w:left="2707" w:right="741"/>
-        <w:rPr>
-          <w:sz w:val="24"/>
-          <w:lang w:val="es-AR"/>
-        </w:rPr>
-      </w:pPr>
-      <w:r>
-        <w:rPr>
-          <w:sz w:val="24"/>
-          <w:lang w:val="es-AR"/>
-        </w:rPr>
-        <w:t>En el Equipo B (que recibirá la clave pública)</w:t>
-      </w:r>
-    </w:p>
-    <w:p>
-      <w:pPr>
-        <w:pStyle w:val="Prrafodelista"/>
-        <w:tabs>
-          <w:tab w:val="left" w:pos="2348"/>
-        </w:tabs>
-        <w:ind w:left="2707" w:right="741"/>
-        <w:rPr>
-          <w:sz w:val="24"/>
-          <w:lang w:val="es-AR"/>
-        </w:rPr>
-      </w:pPr>
-    </w:p>
-    <w:p>
-      <w:pPr>
-        <w:pStyle w:val="Prrafodelista"/>
-        <w:tabs>
-          <w:tab w:val="left" w:pos="2348"/>
-        </w:tabs>
-        <w:ind w:left="2707" w:right="741"/>
-        <w:rPr>
-          <w:sz w:val="24"/>
-          <w:lang w:val="es-AR"/>
-        </w:rPr>
-      </w:pPr>
-      <w:r>
-        <w:rPr>
-          <w:sz w:val="24"/>
-          <w:lang w:val="es-AR"/>
-        </w:rPr>
-        <w:t>4</w:t>
-      </w:r>
-      <w:r>
-        <w:rPr>
-          <w:sz w:val="24"/>
-          <w:lang w:val="es-AR"/>
-        </w:rPr>
-        <w:t>.</w:t>
-      </w:r>
-      <w:r>
-        <w:rPr>
-          <w:sz w:val="24"/>
-          <w:lang w:val="es-AR"/>
-        </w:rPr>
-        <w:t xml:space="preserve"> </w:t>
-      </w:r>
-      <w:r>
-        <w:rPr>
-          <w:sz w:val="24"/>
-          <w:lang w:val="es-AR"/>
-        </w:rPr>
-        <w:t>Cifrar un archivo texto con la clave pública</w:t>
-      </w:r>
-    </w:p>
-    <w:p>
-      <w:pPr>
-        <w:pStyle w:val="Prrafodelista"/>
-        <w:tabs>
-          <w:tab w:val="left" w:pos="2348"/>
-        </w:tabs>
-        <w:ind w:left="2707" w:right="741"/>
-        <w:rPr>
-          <w:b/>
-          <w:bCs/>
-          <w:sz w:val="24"/>
-          <w:lang w:val="es-AR"/>
-        </w:rPr>
-      </w:pPr>
-      <w:proofErr w:type="spellStart"/>
-      <w:r>
-        <w:rPr>
-          <w:b/>
-          <w:bCs/>
-          <w:sz w:val="24"/>
-          <w:lang w:val="es-AR"/>
-        </w:rPr>
-        <w:t>openssl</w:t>
-      </w:r>
-      <w:proofErr w:type="spellEnd"/>
-      <w:r>
-        <w:rPr>
-          <w:b/>
-          <w:bCs/>
-          <w:sz w:val="24"/>
-          <w:lang w:val="es-AR"/>
-        </w:rPr>
-        <w:t xml:space="preserve"> </w:t>
-      </w:r>
-      <w:proofErr w:type="spellStart"/>
-      <w:r>
-        <w:rPr>
-          <w:b/>
-          <w:bCs/>
-          <w:sz w:val="24"/>
-          <w:lang w:val="es-AR"/>
-        </w:rPr>
-        <w:t>rsautl</w:t>
-      </w:r>
-      <w:proofErr w:type="spellEnd"/>
-      <w:r>
-        <w:rPr>
-          <w:b/>
-          <w:bCs/>
-          <w:sz w:val="24"/>
-          <w:lang w:val="es-AR"/>
-        </w:rPr>
-        <w:t xml:space="preserve"> -</w:t>
-      </w:r>
-      <w:proofErr w:type="spellStart"/>
-      <w:r>
-        <w:rPr>
-          <w:b/>
-          <w:bCs/>
-          <w:sz w:val="24"/>
-          <w:lang w:val="es-AR"/>
-        </w:rPr>
-        <w:t>encrypt</w:t>
-      </w:r>
-      <w:proofErr w:type="spellEnd"/>
-      <w:r>
-        <w:rPr>
-          <w:b/>
-          <w:bCs/>
-          <w:sz w:val="24"/>
-          <w:lang w:val="es-AR"/>
-        </w:rPr>
-        <w:t xml:space="preserve"> -</w:t>
-      </w:r>
-      <w:proofErr w:type="spellStart"/>
-      <w:r>
-        <w:rPr>
-          <w:b/>
-          <w:bCs/>
-          <w:sz w:val="24"/>
-          <w:lang w:val="es-AR"/>
-        </w:rPr>
-        <w:t>inkey</w:t>
-      </w:r>
-      <w:proofErr w:type="spellEnd"/>
-      <w:r>
-        <w:rPr>
-          <w:b/>
-          <w:bCs/>
-          <w:sz w:val="24"/>
-          <w:lang w:val="es-AR"/>
-        </w:rPr>
-        <w:t xml:space="preserve"> </w:t>
-      </w:r>
-      <w:proofErr w:type="spellStart"/>
-      <w:r>
-        <w:rPr>
-          <w:b/>
-          <w:bCs/>
-          <w:sz w:val="24"/>
-          <w:lang w:val="es-AR"/>
-        </w:rPr>
-        <w:t>clave_publica.pem</w:t>
-      </w:r>
-      <w:proofErr w:type="spellEnd"/>
-      <w:r>
-        <w:rPr>
-          <w:b/>
-          <w:bCs/>
-          <w:sz w:val="24"/>
-          <w:lang w:val="es-AR"/>
-        </w:rPr>
-        <w:t xml:space="preserve"> -</w:t>
-      </w:r>
-      <w:proofErr w:type="spellStart"/>
-      <w:r>
-        <w:rPr>
-          <w:b/>
-          <w:bCs/>
-          <w:sz w:val="24"/>
-          <w:lang w:val="es-AR"/>
-        </w:rPr>
-        <w:t>pubin</w:t>
-      </w:r>
-      <w:proofErr w:type="spellEnd"/>
-      <w:r>
-        <w:rPr>
-          <w:b/>
-          <w:bCs/>
-          <w:sz w:val="24"/>
-          <w:lang w:val="es-AR"/>
-        </w:rPr>
-        <w:t xml:space="preserve"> -in mensaje.txt -</w:t>
-      </w:r>
-      <w:proofErr w:type="spellStart"/>
-      <w:r>
-        <w:rPr>
-          <w:b/>
-          <w:bCs/>
-          <w:sz w:val="24"/>
-          <w:lang w:val="es-AR"/>
-        </w:rPr>
-        <w:t>out</w:t>
-      </w:r>
-      <w:proofErr w:type="spellEnd"/>
-      <w:r>
-        <w:rPr>
-          <w:b/>
-          <w:bCs/>
-          <w:sz w:val="24"/>
-          <w:lang w:val="es-AR"/>
-        </w:rPr>
-        <w:t xml:space="preserve"> </w:t>
-      </w:r>
-      <w:proofErr w:type="spellStart"/>
-      <w:r>
-        <w:rPr>
-          <w:b/>
-          <w:bCs/>
-          <w:sz w:val="24"/>
-          <w:lang w:val="es-AR"/>
-        </w:rPr>
-        <w:t>mensaje_cifrado.bin</w:t>
-      </w:r>
-      <w:proofErr w:type="spellEnd"/>
-    </w:p>
-    <w:p>
-      <w:pPr>
-        <w:pStyle w:val="Prrafodelista"/>
-        <w:tabs>
-          <w:tab w:val="left" w:pos="2348"/>
-        </w:tabs>
-        <w:ind w:left="2348" w:right="741" w:firstLine="0"/>
-        <w:rPr>
-          <w:sz w:val="24"/>
-          <w:lang w:val="es-AR"/>
-        </w:rPr>
-      </w:pPr>
-    </w:p>
-    <w:p>
-      <w:pPr>
-        <w:pStyle w:val="Prrafodelista"/>
-        <w:tabs>
-          <w:tab w:val="left" w:pos="2348"/>
-        </w:tabs>
-        <w:ind w:left="2348" w:right="741" w:firstLine="0"/>
-        <w:rPr>
-          <w:sz w:val="24"/>
-          <w:lang w:val="es-AR"/>
-        </w:rPr>
-      </w:pPr>
-      <w:r>
-        <w:rPr>
-          <w:sz w:val="24"/>
-          <w:lang w:val="es-AR"/>
-        </w:rPr>
-        <w:t xml:space="preserve">Copiar </w:t>
-      </w:r>
-      <w:proofErr w:type="spellStart"/>
-      <w:r>
-        <w:rPr>
-          <w:sz w:val="24"/>
-          <w:lang w:val="es-AR"/>
-        </w:rPr>
-        <w:t>mensaje_cifrado.bin</w:t>
-      </w:r>
-      <w:proofErr w:type="spellEnd"/>
-      <w:r>
-        <w:rPr>
-          <w:sz w:val="24"/>
-          <w:lang w:val="es-AR"/>
-        </w:rPr>
-        <w:t xml:space="preserve"> de vuelta al Equipo A.</w:t>
-      </w:r>
-    </w:p>
-    <w:p>
-      <w:pPr>
-        <w:pStyle w:val="Prrafodelista"/>
-        <w:tabs>
-          <w:tab w:val="left" w:pos="2348"/>
-        </w:tabs>
-        <w:ind w:left="2707" w:right="741"/>
-        <w:rPr>
-          <w:b/>
-          <w:bCs/>
-          <w:sz w:val="24"/>
-          <w:lang w:val="es-AR"/>
-        </w:rPr>
-      </w:pPr>
-    </w:p>
-    <w:p>
-      <w:pPr>
-        <w:pStyle w:val="Prrafodelista"/>
-        <w:tabs>
-          <w:tab w:val="left" w:pos="2348"/>
-        </w:tabs>
-        <w:ind w:left="2707" w:right="741"/>
-        <w:rPr>
-          <w:sz w:val="24"/>
-          <w:lang w:val="es-AR"/>
-        </w:rPr>
-      </w:pPr>
-      <w:r>
-        <w:rPr>
-          <w:sz w:val="24"/>
-          <w:lang w:val="es-AR"/>
-        </w:rPr>
-        <w:t xml:space="preserve">5. </w:t>
-      </w:r>
-      <w:r>
-        <w:rPr>
-          <w:sz w:val="24"/>
-          <w:lang w:val="es-AR"/>
-        </w:rPr>
-        <w:t>Para descifrar en el Equipo A, se usa la clave privada generada originalmente.</w:t>
-      </w:r>
-    </w:p>
-    <w:p>
-      <w:pPr>
-        <w:tabs>
-          <w:tab w:val="left" w:pos="2348"/>
-        </w:tabs>
-        <w:ind w:right="741"/>
-        <w:rPr>
-          <w:b/>
-          <w:bCs/>
-          <w:sz w:val="24"/>
-          <w:lang w:val="es-AR"/>
-        </w:rPr>
-      </w:pPr>
-    </w:p>
-    <w:p>
-      <w:pPr>
-        <w:pStyle w:val="Prrafodelista"/>
-        <w:tabs>
-          <w:tab w:val="left" w:pos="2348"/>
-        </w:tabs>
-        <w:ind w:left="2707" w:right="741"/>
-        <w:rPr>
-          <w:b/>
-          <w:bCs/>
-          <w:sz w:val="24"/>
-          <w:lang w:val="es-AR"/>
-        </w:rPr>
-      </w:pPr>
-      <w:proofErr w:type="spellStart"/>
-      <w:r>
-        <w:rPr>
-          <w:b/>
-          <w:bCs/>
-          <w:sz w:val="24"/>
-          <w:lang w:val="es-AR"/>
-        </w:rPr>
-        <w:t>openssl</w:t>
-      </w:r>
-      <w:proofErr w:type="spellEnd"/>
-      <w:r>
-        <w:rPr>
-          <w:b/>
-          <w:bCs/>
-          <w:sz w:val="24"/>
-          <w:lang w:val="es-AR"/>
-        </w:rPr>
-        <w:t xml:space="preserve"> </w:t>
-      </w:r>
-      <w:proofErr w:type="spellStart"/>
-      <w:r>
-        <w:rPr>
-          <w:b/>
-          <w:bCs/>
-          <w:sz w:val="24"/>
-          <w:lang w:val="es-AR"/>
-        </w:rPr>
-        <w:t>rsautl</w:t>
-      </w:r>
-      <w:proofErr w:type="spellEnd"/>
-      <w:r>
-        <w:rPr>
-          <w:b/>
-          <w:bCs/>
-          <w:sz w:val="24"/>
-          <w:lang w:val="es-AR"/>
-        </w:rPr>
-        <w:t xml:space="preserve"> -</w:t>
-      </w:r>
-      <w:proofErr w:type="spellStart"/>
-      <w:r>
-        <w:rPr>
-          <w:b/>
-          <w:bCs/>
-          <w:sz w:val="24"/>
-          <w:lang w:val="es-AR"/>
-        </w:rPr>
-        <w:t>decrypt</w:t>
-      </w:r>
-      <w:proofErr w:type="spellEnd"/>
-      <w:r>
-        <w:rPr>
-          <w:b/>
-          <w:bCs/>
-          <w:sz w:val="24"/>
-          <w:lang w:val="es-AR"/>
-        </w:rPr>
-        <w:t xml:space="preserve"> -</w:t>
-      </w:r>
-      <w:proofErr w:type="spellStart"/>
-      <w:r>
-        <w:rPr>
-          <w:b/>
-          <w:bCs/>
-          <w:sz w:val="24"/>
-          <w:lang w:val="es-AR"/>
-        </w:rPr>
-        <w:t>inkey</w:t>
-      </w:r>
-      <w:proofErr w:type="spellEnd"/>
-      <w:r>
-        <w:rPr>
-          <w:b/>
-          <w:bCs/>
-          <w:sz w:val="24"/>
-          <w:lang w:val="es-AR"/>
-        </w:rPr>
-        <w:t xml:space="preserve"> </w:t>
-      </w:r>
-      <w:proofErr w:type="spellStart"/>
-      <w:r>
-        <w:rPr>
-          <w:b/>
-          <w:bCs/>
-          <w:sz w:val="24"/>
-          <w:lang w:val="es-AR"/>
-        </w:rPr>
-        <w:t>clave_privada.pem</w:t>
-      </w:r>
-      <w:proofErr w:type="spellEnd"/>
-      <w:r>
-        <w:rPr>
-          <w:b/>
-          <w:bCs/>
-          <w:sz w:val="24"/>
-          <w:lang w:val="es-AR"/>
-        </w:rPr>
-        <w:t xml:space="preserve"> -in </w:t>
-      </w:r>
-      <w:proofErr w:type="spellStart"/>
-      <w:r>
-        <w:rPr>
-          <w:b/>
-          <w:bCs/>
-          <w:sz w:val="24"/>
-          <w:lang w:val="es-AR"/>
-        </w:rPr>
-        <w:t>mensaje_cifrado.bin</w:t>
-      </w:r>
-      <w:proofErr w:type="spellEnd"/>
-      <w:r>
-        <w:rPr>
-          <w:b/>
-          <w:bCs/>
-          <w:sz w:val="24"/>
-          <w:lang w:val="es-AR"/>
-        </w:rPr>
-        <w:t xml:space="preserve"> -</w:t>
-      </w:r>
-      <w:proofErr w:type="spellStart"/>
-      <w:r>
-        <w:rPr>
-          <w:b/>
-          <w:bCs/>
-          <w:sz w:val="24"/>
-          <w:lang w:val="es-AR"/>
-        </w:rPr>
-        <w:t>out</w:t>
-      </w:r>
-      <w:proofErr w:type="spellEnd"/>
-      <w:r>
-        <w:rPr>
-          <w:b/>
-          <w:bCs/>
-          <w:sz w:val="24"/>
-          <w:lang w:val="es-AR"/>
-        </w:rPr>
-        <w:t xml:space="preserve"> mensaje_descifrado.txt</w:t>
+        <w:t>openssl rsautl -decrypt -inkey clave_privada.pem -in mensaje_cifrado.bin -out mensaje_descifrado.txt</w:t>
       </w:r>
     </w:p>
     <w:p>
@@ -24914,21 +20626,7 @@
         <w:rPr>
           <w:sz w:val="24"/>
         </w:rPr>
-        <w:t xml:space="preserve">Generar un conjunto de claves públicas y privadas </w:t>
-      </w:r>
-      <w:proofErr w:type="spellStart"/>
-      <w:r>
-        <w:rPr>
-          <w:sz w:val="24"/>
-        </w:rPr>
-        <w:t>rsa</w:t>
-      </w:r>
-      <w:proofErr w:type="spellEnd"/>
-      <w:r>
-        <w:rPr>
-          <w:sz w:val="24"/>
-        </w:rPr>
-        <w:t>, exportar a archivo la pública,</w:t>
+        <w:t>Generar un conjunto de claves públicas y privadas rsa, exportar a archivo la pública,</w:t>
       </w:r>
       <w:r>
         <w:rPr>
@@ -25170,7 +20868,6 @@
           <w:lang w:val="en-US"/>
         </w:rPr>
       </w:pPr>
-      <w:proofErr w:type="spellStart"/>
       <w:r>
         <w:rPr>
           <w:b/>
@@ -25178,39 +20875,112 @@
           <w:sz w:val="24"/>
           <w:lang w:val="en-US"/>
         </w:rPr>
-        <w:t>openssl</w:t>
-      </w:r>
-      <w:proofErr w:type="spellEnd"/>
-      <w:r>
+        <w:t>openssl genpkey -algorithm RSA -out firmante_privada.pem -pkeyopt rsa_keygen_bits:2048</w:t>
+      </w:r>
+    </w:p>
+    <w:p>
+      <w:pPr>
+        <w:ind w:left="2160"/>
+        <w:rPr>
+          <w:sz w:val="24"/>
+          <w:lang w:val="en-US"/>
+        </w:rPr>
+      </w:pPr>
+    </w:p>
+    <w:p>
+      <w:pPr>
+        <w:ind w:left="2160"/>
+        <w:rPr>
+          <w:sz w:val="24"/>
+        </w:rPr>
+      </w:pPr>
+      <w:r>
+        <w:rPr>
+          <w:sz w:val="24"/>
+        </w:rPr>
+        <w:t>2. Extraer la clave pública</w:t>
+      </w:r>
+    </w:p>
+    <w:p>
+      <w:pPr>
+        <w:ind w:left="2160"/>
         <w:rPr>
           <w:b/>
           <w:bCs/>
           <w:sz w:val="24"/>
-          <w:lang w:val="en-US"/>
-        </w:rPr>
-        <w:t xml:space="preserve"> </w:t>
-      </w:r>
-      <w:proofErr w:type="spellStart"/>
+        </w:rPr>
+      </w:pPr>
       <w:r>
         <w:rPr>
           <w:b/>
           <w:bCs/>
           <w:sz w:val="24"/>
-          <w:lang w:val="en-US"/>
-        </w:rPr>
-        <w:t>genpkey</w:t>
-      </w:r>
-      <w:proofErr w:type="spellEnd"/>
-      <w:r>
+        </w:rPr>
+        <w:t>openssl rsa -in firmante_privada.pem -pubout -out firmante_publica.pem</w:t>
+      </w:r>
+    </w:p>
+    <w:p>
+      <w:pPr>
+        <w:ind w:left="2160"/>
+        <w:rPr>
+          <w:sz w:val="24"/>
+        </w:rPr>
+      </w:pPr>
+    </w:p>
+    <w:p>
+      <w:pPr>
+        <w:ind w:left="2160"/>
+        <w:rPr>
+          <w:sz w:val="24"/>
+        </w:rPr>
+      </w:pPr>
+      <w:r>
+        <w:rPr>
+          <w:sz w:val="24"/>
+        </w:rPr>
+        <w:t>3. Firmar un documento con la clave privada</w:t>
+      </w:r>
+    </w:p>
+    <w:p>
+      <w:pPr>
+        <w:ind w:left="2160"/>
+        <w:rPr>
+          <w:sz w:val="24"/>
+        </w:rPr>
+      </w:pPr>
+    </w:p>
+    <w:p>
+      <w:pPr>
+        <w:ind w:left="2160"/>
+        <w:rPr>
+          <w:sz w:val="24"/>
+        </w:rPr>
+      </w:pPr>
+      <w:r>
+        <w:rPr>
+          <w:sz w:val="24"/>
+        </w:rPr>
+        <w:t>Primero generar el hash del archivo y luego la firma:</w:t>
+      </w:r>
+    </w:p>
+    <w:p>
+      <w:pPr>
+        <w:ind w:left="2160"/>
+        <w:rPr>
+          <w:sz w:val="24"/>
+        </w:rPr>
+      </w:pPr>
+    </w:p>
+    <w:p>
+      <w:pPr>
+        <w:ind w:left="2160"/>
         <w:rPr>
           <w:b/>
           <w:bCs/>
           <w:sz w:val="24"/>
           <w:lang w:val="en-US"/>
         </w:rPr>
-        <w:t xml:space="preserve"> -algorithm RSA -out </w:t>
-      </w:r>
-      <w:proofErr w:type="spellStart"/>
+      </w:pPr>
       <w:r>
         <w:rPr>
           <w:b/>
@@ -25218,622 +20988,164 @@
           <w:sz w:val="24"/>
           <w:lang w:val="en-US"/>
         </w:rPr>
-        <w:t>firmante_privada.pem</w:t>
-      </w:r>
-      <w:proofErr w:type="spellEnd"/>
-      <w:r>
+        <w:t>openssl dgst -sha256 -sign firmante_privada.pem -out firma.bin documento.pdf</w:t>
+      </w:r>
+    </w:p>
+    <w:p>
+      <w:pPr>
+        <w:rPr>
+          <w:sz w:val="24"/>
+          <w:lang w:val="en-US"/>
+        </w:rPr>
+      </w:pPr>
+    </w:p>
+    <w:p>
+      <w:pPr>
+        <w:ind w:left="2160"/>
+        <w:rPr>
+          <w:sz w:val="24"/>
+        </w:rPr>
+      </w:pPr>
+      <w:r>
+        <w:rPr>
+          <w:sz w:val="24"/>
+        </w:rPr>
+        <w:t>El archivo firma.bin y documento.pdf se envían al Equipo B junto con la clave pública firmante_publica.pem.</w:t>
+      </w:r>
+    </w:p>
+    <w:p>
+      <w:pPr>
+        <w:ind w:left="2160"/>
+        <w:rPr>
+          <w:sz w:val="24"/>
+        </w:rPr>
+      </w:pPr>
+    </w:p>
+    <w:p>
+      <w:pPr>
+        <w:ind w:left="2160"/>
+        <w:rPr>
+          <w:sz w:val="24"/>
+        </w:rPr>
+      </w:pPr>
+      <w:r>
+        <w:rPr>
+          <w:sz w:val="24"/>
+        </w:rPr>
+        <w:t>En el Equipo B (que verificará la firma)</w:t>
+      </w:r>
+    </w:p>
+    <w:p>
+      <w:pPr>
+        <w:ind w:left="2160"/>
+        <w:rPr>
+          <w:sz w:val="24"/>
+        </w:rPr>
+      </w:pPr>
+      <w:r>
+        <w:rPr>
+          <w:sz w:val="24"/>
+        </w:rPr>
+        <w:t>4. Importar la clave pública del firmante</w:t>
+      </w:r>
+    </w:p>
+    <w:p>
+      <w:pPr>
+        <w:ind w:left="2160"/>
+        <w:rPr>
+          <w:sz w:val="24"/>
+        </w:rPr>
+      </w:pPr>
+    </w:p>
+    <w:p>
+      <w:pPr>
+        <w:ind w:left="2160"/>
+        <w:rPr>
+          <w:sz w:val="24"/>
+        </w:rPr>
+      </w:pPr>
+      <w:r>
+        <w:rPr>
+          <w:sz w:val="24"/>
+        </w:rPr>
+        <w:t>Solo necesita el archivo firmante_publica.pem.</w:t>
+      </w:r>
+    </w:p>
+    <w:p>
+      <w:pPr>
+        <w:ind w:left="2160"/>
+        <w:rPr>
+          <w:sz w:val="24"/>
+        </w:rPr>
+      </w:pPr>
+    </w:p>
+    <w:p>
+      <w:pPr>
+        <w:ind w:left="2160"/>
+        <w:rPr>
+          <w:sz w:val="24"/>
+        </w:rPr>
+      </w:pPr>
+      <w:r>
+        <w:rPr>
+          <w:sz w:val="24"/>
+        </w:rPr>
+        <w:t>5. Verificar la firma</w:t>
+      </w:r>
+    </w:p>
+    <w:p>
+      <w:pPr>
+        <w:ind w:left="2160"/>
         <w:rPr>
           <w:b/>
           <w:bCs/>
           <w:sz w:val="24"/>
-          <w:lang w:val="en-US"/>
-        </w:rPr>
-        <w:t xml:space="preserve"> -</w:t>
-      </w:r>
-      <w:proofErr w:type="spellStart"/>
+        </w:rPr>
+      </w:pPr>
       <w:r>
         <w:rPr>
           <w:b/>
           <w:bCs/>
           <w:sz w:val="24"/>
-          <w:lang w:val="en-US"/>
-        </w:rPr>
-        <w:t>pkeyopt</w:t>
-      </w:r>
-      <w:proofErr w:type="spellEnd"/>
-      <w:r>
+        </w:rPr>
+        <w:t>openssl dgst -sha256 -verify firmante_publica.pem -signature firma.bin documento.pdf</w:t>
+      </w:r>
+    </w:p>
+    <w:p>
+      <w:pPr>
+        <w:rPr>
+          <w:sz w:val="24"/>
+        </w:rPr>
+      </w:pPr>
+    </w:p>
+    <w:p>
+      <w:pPr>
+        <w:ind w:left="2160"/>
         <w:rPr>
           <w:b/>
           <w:bCs/>
           <w:sz w:val="24"/>
-          <w:lang w:val="en-US"/>
-        </w:rPr>
-        <w:t xml:space="preserve"> rsa_keygen_bits:2048</w:t>
-      </w:r>
-    </w:p>
-    <w:p>
-      <w:pPr>
-        <w:ind w:left="2160"/>
-        <w:rPr>
-          <w:sz w:val="24"/>
-          <w:lang w:val="en-US"/>
-        </w:rPr>
-      </w:pPr>
-    </w:p>
-    <w:p>
-      <w:pPr>
-        <w:ind w:left="2160"/>
-        <w:rPr>
-          <w:sz w:val="24"/>
-        </w:rPr>
-      </w:pPr>
-      <w:r>
-        <w:rPr>
-          <w:sz w:val="24"/>
-        </w:rPr>
-        <w:t>2. Extraer la clave pública</w:t>
-      </w:r>
-    </w:p>
-    <w:p>
-      <w:pPr>
-        <w:ind w:left="2160"/>
+        </w:rPr>
+      </w:pPr>
+      <w:r>
+        <w:rPr>
+          <w:sz w:val="24"/>
+        </w:rPr>
+        <w:t>Si la firma es válida, OpenSSL mostrará:</w:t>
+      </w:r>
+      <w:r>
+        <w:rPr>
+          <w:sz w:val="24"/>
+        </w:rPr>
+        <w:t xml:space="preserve"> </w:t>
+      </w:r>
+      <w:r>
         <w:rPr>
           <w:b/>
           <w:bCs/>
           <w:sz w:val="24"/>
         </w:rPr>
-      </w:pPr>
-      <w:proofErr w:type="spellStart"/>
-      <w:r>
-        <w:rPr>
-          <w:b/>
-          <w:bCs/>
-          <w:sz w:val="24"/>
-        </w:rPr>
-        <w:t>openssl</w:t>
-      </w:r>
-      <w:proofErr w:type="spellEnd"/>
-      <w:r>
-        <w:rPr>
-          <w:b/>
-          <w:bCs/>
-          <w:sz w:val="24"/>
-        </w:rPr>
-        <w:t xml:space="preserve"> </w:t>
-      </w:r>
-      <w:proofErr w:type="spellStart"/>
-      <w:r>
-        <w:rPr>
-          <w:b/>
-          <w:bCs/>
-          <w:sz w:val="24"/>
-        </w:rPr>
-        <w:t>rsa</w:t>
-      </w:r>
-      <w:proofErr w:type="spellEnd"/>
-      <w:r>
-        <w:rPr>
-          <w:b/>
-          <w:bCs/>
-          <w:sz w:val="24"/>
-        </w:rPr>
-        <w:t xml:space="preserve"> -in </w:t>
-      </w:r>
-      <w:proofErr w:type="spellStart"/>
-      <w:r>
-        <w:rPr>
-          <w:b/>
-          <w:bCs/>
-          <w:sz w:val="24"/>
-        </w:rPr>
-        <w:t>firmante_privada.pem</w:t>
-      </w:r>
-      <w:proofErr w:type="spellEnd"/>
-      <w:r>
-        <w:rPr>
-          <w:b/>
-          <w:bCs/>
-          <w:sz w:val="24"/>
-        </w:rPr>
-        <w:t xml:space="preserve"> -</w:t>
-      </w:r>
-      <w:proofErr w:type="spellStart"/>
-      <w:r>
-        <w:rPr>
-          <w:b/>
-          <w:bCs/>
-          <w:sz w:val="24"/>
-        </w:rPr>
-        <w:t>pubout</w:t>
-      </w:r>
-      <w:proofErr w:type="spellEnd"/>
-      <w:r>
-        <w:rPr>
-          <w:b/>
-          <w:bCs/>
-          <w:sz w:val="24"/>
-        </w:rPr>
-        <w:t xml:space="preserve"> -</w:t>
-      </w:r>
-      <w:proofErr w:type="spellStart"/>
-      <w:r>
-        <w:rPr>
-          <w:b/>
-          <w:bCs/>
-          <w:sz w:val="24"/>
-        </w:rPr>
-        <w:t>out</w:t>
-      </w:r>
-      <w:proofErr w:type="spellEnd"/>
-      <w:r>
-        <w:rPr>
-          <w:b/>
-          <w:bCs/>
-          <w:sz w:val="24"/>
-        </w:rPr>
-        <w:t xml:space="preserve"> </w:t>
-      </w:r>
-      <w:proofErr w:type="spellStart"/>
-      <w:r>
-        <w:rPr>
-          <w:b/>
-          <w:bCs/>
-          <w:sz w:val="24"/>
-        </w:rPr>
-        <w:t>firmante_publica.pem</w:t>
-      </w:r>
-      <w:proofErr w:type="spellEnd"/>
-    </w:p>
-    <w:p>
-      <w:pPr>
-        <w:ind w:left="2160"/>
-        <w:rPr>
-          <w:sz w:val="24"/>
-        </w:rPr>
-      </w:pPr>
-    </w:p>
-    <w:p>
-      <w:pPr>
-        <w:ind w:left="2160"/>
-        <w:rPr>
-          <w:sz w:val="24"/>
-        </w:rPr>
-      </w:pPr>
-      <w:r>
-        <w:rPr>
-          <w:sz w:val="24"/>
-        </w:rPr>
-        <w:t>3. Firmar un documento con la clave privada</w:t>
-      </w:r>
-    </w:p>
-    <w:p>
-      <w:pPr>
-        <w:ind w:left="2160"/>
-        <w:rPr>
-          <w:sz w:val="24"/>
-        </w:rPr>
-      </w:pPr>
-    </w:p>
-    <w:p>
-      <w:pPr>
-        <w:ind w:left="2160"/>
-        <w:rPr>
-          <w:sz w:val="24"/>
-        </w:rPr>
-      </w:pPr>
-      <w:r>
-        <w:rPr>
-          <w:sz w:val="24"/>
-        </w:rPr>
-        <w:t>Primero generar el hash del archivo y luego la firma:</w:t>
-      </w:r>
-    </w:p>
-    <w:p>
-      <w:pPr>
-        <w:ind w:left="2160"/>
-        <w:rPr>
-          <w:sz w:val="24"/>
-        </w:rPr>
-      </w:pPr>
-    </w:p>
-    <w:p>
-      <w:pPr>
-        <w:ind w:left="2160"/>
-        <w:rPr>
-          <w:b/>
-          <w:bCs/>
-          <w:sz w:val="24"/>
-          <w:lang w:val="en-US"/>
-        </w:rPr>
-      </w:pPr>
-      <w:proofErr w:type="spellStart"/>
-      <w:r>
-        <w:rPr>
-          <w:b/>
-          <w:bCs/>
-          <w:sz w:val="24"/>
-          <w:lang w:val="en-US"/>
-        </w:rPr>
-        <w:t>openssl</w:t>
-      </w:r>
-      <w:proofErr w:type="spellEnd"/>
-      <w:r>
-        <w:rPr>
-          <w:b/>
-          <w:bCs/>
-          <w:sz w:val="24"/>
-          <w:lang w:val="en-US"/>
-        </w:rPr>
-        <w:t xml:space="preserve"> </w:t>
-      </w:r>
-      <w:proofErr w:type="spellStart"/>
-      <w:r>
-        <w:rPr>
-          <w:b/>
-          <w:bCs/>
-          <w:sz w:val="24"/>
-          <w:lang w:val="en-US"/>
-        </w:rPr>
-        <w:t>dgst</w:t>
-      </w:r>
-      <w:proofErr w:type="spellEnd"/>
-      <w:r>
-        <w:rPr>
-          <w:b/>
-          <w:bCs/>
-          <w:sz w:val="24"/>
-          <w:lang w:val="en-US"/>
-        </w:rPr>
-        <w:t xml:space="preserve"> -sha256 -sign </w:t>
-      </w:r>
-      <w:proofErr w:type="spellStart"/>
-      <w:r>
-        <w:rPr>
-          <w:b/>
-          <w:bCs/>
-          <w:sz w:val="24"/>
-          <w:lang w:val="en-US"/>
-        </w:rPr>
-        <w:t>firmante_privada.pem</w:t>
-      </w:r>
-      <w:proofErr w:type="spellEnd"/>
-      <w:r>
-        <w:rPr>
-          <w:b/>
-          <w:bCs/>
-          <w:sz w:val="24"/>
-          <w:lang w:val="en-US"/>
-        </w:rPr>
-        <w:t xml:space="preserve"> -out </w:t>
-      </w:r>
-      <w:proofErr w:type="spellStart"/>
-      <w:r>
-        <w:rPr>
-          <w:b/>
-          <w:bCs/>
-          <w:sz w:val="24"/>
-          <w:lang w:val="en-US"/>
-        </w:rPr>
-        <w:t>firma.bin</w:t>
-      </w:r>
-      <w:proofErr w:type="spellEnd"/>
-      <w:r>
-        <w:rPr>
-          <w:b/>
-          <w:bCs/>
-          <w:sz w:val="24"/>
-          <w:lang w:val="en-US"/>
-        </w:rPr>
-        <w:t xml:space="preserve"> documento.pdf</w:t>
-      </w:r>
-    </w:p>
-    <w:p>
-      <w:pPr>
-        <w:rPr>
-          <w:sz w:val="24"/>
-          <w:lang w:val="en-US"/>
-        </w:rPr>
-      </w:pPr>
-    </w:p>
-    <w:p>
-      <w:pPr>
-        <w:ind w:left="2160"/>
-        <w:rPr>
-          <w:sz w:val="24"/>
-        </w:rPr>
-      </w:pPr>
-      <w:r>
-        <w:rPr>
-          <w:sz w:val="24"/>
-        </w:rPr>
-        <w:t xml:space="preserve">El archivo </w:t>
-      </w:r>
-      <w:proofErr w:type="spellStart"/>
-      <w:r>
-        <w:rPr>
-          <w:sz w:val="24"/>
-        </w:rPr>
-        <w:t>firma.bin</w:t>
-      </w:r>
-      <w:proofErr w:type="spellEnd"/>
-      <w:r>
-        <w:rPr>
-          <w:sz w:val="24"/>
-        </w:rPr>
-        <w:t xml:space="preserve"> y documento.pdf se envían al Equipo B junto con la clave pública </w:t>
-      </w:r>
-      <w:proofErr w:type="spellStart"/>
-      <w:r>
-        <w:rPr>
-          <w:sz w:val="24"/>
-        </w:rPr>
-        <w:t>firmante_publica.pem</w:t>
-      </w:r>
-      <w:proofErr w:type="spellEnd"/>
-      <w:r>
-        <w:rPr>
-          <w:sz w:val="24"/>
-        </w:rPr>
-        <w:t>.</w:t>
-      </w:r>
-    </w:p>
-    <w:p>
-      <w:pPr>
-        <w:ind w:left="2160"/>
-        <w:rPr>
-          <w:sz w:val="24"/>
-        </w:rPr>
-      </w:pPr>
-    </w:p>
-    <w:p>
-      <w:pPr>
-        <w:ind w:left="2160"/>
-        <w:rPr>
-          <w:sz w:val="24"/>
-        </w:rPr>
-      </w:pPr>
-      <w:r>
-        <w:rPr>
-          <w:sz w:val="24"/>
-        </w:rPr>
-        <w:t>En el Equipo B (que verificará la firma)</w:t>
-      </w:r>
-    </w:p>
-    <w:p>
-      <w:pPr>
-        <w:ind w:left="2160"/>
-        <w:rPr>
-          <w:sz w:val="24"/>
-        </w:rPr>
-      </w:pPr>
-      <w:r>
-        <w:rPr>
-          <w:sz w:val="24"/>
-        </w:rPr>
-        <w:t>4. Importar la clave pública del firmante</w:t>
-      </w:r>
-    </w:p>
-    <w:p>
-      <w:pPr>
-        <w:ind w:left="2160"/>
-        <w:rPr>
-          <w:sz w:val="24"/>
-        </w:rPr>
-      </w:pPr>
-    </w:p>
-    <w:p>
-      <w:pPr>
-        <w:ind w:left="2160"/>
-        <w:rPr>
-          <w:sz w:val="24"/>
-        </w:rPr>
-      </w:pPr>
-      <w:r>
-        <w:rPr>
-          <w:sz w:val="24"/>
-        </w:rPr>
-        <w:t xml:space="preserve">Solo necesita el archivo </w:t>
-      </w:r>
-      <w:proofErr w:type="spellStart"/>
-      <w:r>
-        <w:rPr>
-          <w:sz w:val="24"/>
-        </w:rPr>
-        <w:t>firmante_publica.pem</w:t>
-      </w:r>
-      <w:proofErr w:type="spellEnd"/>
-      <w:r>
-        <w:rPr>
-          <w:sz w:val="24"/>
-        </w:rPr>
-        <w:t>.</w:t>
-      </w:r>
-    </w:p>
-    <w:p>
-      <w:pPr>
-        <w:ind w:left="2160"/>
-        <w:rPr>
-          <w:sz w:val="24"/>
-        </w:rPr>
-      </w:pPr>
-    </w:p>
-    <w:p>
-      <w:pPr>
-        <w:ind w:left="2160"/>
-        <w:rPr>
-          <w:sz w:val="24"/>
-        </w:rPr>
-      </w:pPr>
-      <w:r>
-        <w:rPr>
-          <w:sz w:val="24"/>
-        </w:rPr>
-        <w:t>5. Verificar la firma</w:t>
-      </w:r>
-    </w:p>
-    <w:p>
-      <w:pPr>
-        <w:ind w:left="2160"/>
-        <w:rPr>
-          <w:b/>
-          <w:bCs/>
-          <w:sz w:val="24"/>
-        </w:rPr>
-      </w:pPr>
-      <w:proofErr w:type="spellStart"/>
-      <w:r>
-        <w:rPr>
-          <w:b/>
-          <w:bCs/>
-          <w:sz w:val="24"/>
-        </w:rPr>
-        <w:t>openssl</w:t>
-      </w:r>
-      <w:proofErr w:type="spellEnd"/>
-      <w:r>
-        <w:rPr>
-          <w:b/>
-          <w:bCs/>
-          <w:sz w:val="24"/>
-        </w:rPr>
-        <w:t xml:space="preserve"> </w:t>
-      </w:r>
-      <w:proofErr w:type="spellStart"/>
-      <w:r>
-        <w:rPr>
-          <w:b/>
-          <w:bCs/>
-          <w:sz w:val="24"/>
-        </w:rPr>
-        <w:t>dgst</w:t>
-      </w:r>
-      <w:proofErr w:type="spellEnd"/>
-      <w:r>
-        <w:rPr>
-          <w:b/>
-          <w:bCs/>
-          <w:sz w:val="24"/>
-        </w:rPr>
-        <w:t xml:space="preserve"> -sha256 -</w:t>
-      </w:r>
-      <w:proofErr w:type="spellStart"/>
-      <w:r>
-        <w:rPr>
-          <w:b/>
-          <w:bCs/>
-          <w:sz w:val="24"/>
-        </w:rPr>
-        <w:t>verify</w:t>
-      </w:r>
-      <w:proofErr w:type="spellEnd"/>
-      <w:r>
-        <w:rPr>
-          <w:b/>
-          <w:bCs/>
-          <w:sz w:val="24"/>
-        </w:rPr>
-        <w:t xml:space="preserve"> </w:t>
-      </w:r>
-      <w:proofErr w:type="spellStart"/>
-      <w:r>
-        <w:rPr>
-          <w:b/>
-          <w:bCs/>
-          <w:sz w:val="24"/>
-        </w:rPr>
-        <w:t>firmante_publica.pem</w:t>
-      </w:r>
-      <w:proofErr w:type="spellEnd"/>
-      <w:r>
-        <w:rPr>
-          <w:b/>
-          <w:bCs/>
-          <w:sz w:val="24"/>
-        </w:rPr>
-        <w:t xml:space="preserve"> -</w:t>
-      </w:r>
-      <w:proofErr w:type="spellStart"/>
-      <w:r>
-        <w:rPr>
-          <w:b/>
-          <w:bCs/>
-          <w:sz w:val="24"/>
-        </w:rPr>
-        <w:t>signature</w:t>
-      </w:r>
-      <w:proofErr w:type="spellEnd"/>
-      <w:r>
-        <w:rPr>
-          <w:b/>
-          <w:bCs/>
-          <w:sz w:val="24"/>
-        </w:rPr>
-        <w:t xml:space="preserve"> </w:t>
-      </w:r>
-      <w:proofErr w:type="spellStart"/>
-      <w:r>
-        <w:rPr>
-          <w:b/>
-          <w:bCs/>
-          <w:sz w:val="24"/>
-        </w:rPr>
-        <w:t>firma.bin</w:t>
-      </w:r>
-      <w:proofErr w:type="spellEnd"/>
-      <w:r>
-        <w:rPr>
-          <w:b/>
-          <w:bCs/>
-          <w:sz w:val="24"/>
-        </w:rPr>
-        <w:t xml:space="preserve"> documento.pdf</w:t>
-      </w:r>
-    </w:p>
-    <w:p>
-      <w:pPr>
-        <w:rPr>
-          <w:sz w:val="24"/>
-        </w:rPr>
-      </w:pPr>
-    </w:p>
-    <w:p>
-      <w:pPr>
-        <w:ind w:left="2160"/>
-        <w:rPr>
-          <w:b/>
-          <w:bCs/>
-          <w:sz w:val="24"/>
-        </w:rPr>
-      </w:pPr>
-      <w:r>
-        <w:rPr>
-          <w:sz w:val="24"/>
-        </w:rPr>
-        <w:t>Si la firma es válida, OpenSSL mostrará:</w:t>
-      </w:r>
-      <w:r>
-        <w:rPr>
-          <w:sz w:val="24"/>
-        </w:rPr>
-        <w:t xml:space="preserve"> </w:t>
-      </w:r>
-      <w:proofErr w:type="spellStart"/>
-      <w:r>
-        <w:rPr>
-          <w:b/>
-          <w:bCs/>
-          <w:sz w:val="24"/>
-        </w:rPr>
-        <w:t>Verified</w:t>
-      </w:r>
-      <w:proofErr w:type="spellEnd"/>
-      <w:r>
-        <w:rPr>
-          <w:b/>
-          <w:bCs/>
-          <w:sz w:val="24"/>
-        </w:rPr>
-        <w:t xml:space="preserve"> OK</w:t>
+        <w:t>Verified OK</w:t>
       </w:r>
     </w:p>
     <w:p>
@@ -25868,34 +21180,14 @@
         </w:rPr>
         <w:t xml:space="preserve"> </w:t>
       </w:r>
-      <w:proofErr w:type="spellStart"/>
       <w:r>
         <w:rPr>
           <w:b/>
           <w:bCs/>
           <w:sz w:val="24"/>
         </w:rPr>
-        <w:t>Verification</w:t>
-      </w:r>
-      <w:proofErr w:type="spellEnd"/>
-      <w:r>
-        <w:rPr>
-          <w:b/>
-          <w:bCs/>
-          <w:sz w:val="24"/>
-        </w:rPr>
-        <w:t xml:space="preserve"> </w:t>
-      </w:r>
-      <w:proofErr w:type="spellStart"/>
-      <w:r>
-        <w:rPr>
-          <w:b/>
-          <w:bCs/>
-          <w:sz w:val="24"/>
-        </w:rPr>
-        <w:t>Failure</w:t>
-      </w:r>
-      <w:proofErr w:type="spellEnd"/>
+        <w:t>Verification Failure</w:t>
+      </w:r>
     </w:p>
     <w:p>
       <w:pPr>
@@ -26381,14 +21673,12 @@
                                   </w:rPr>
                                   <w:t xml:space="preserve"> </w:t>
                                 </w:r>
-                                <w:proofErr w:type="spellStart"/>
                                 <w:r>
                                   <w:rPr>
                                     <w:sz w:val="20"/>
                                   </w:rPr>
                                   <w:t>Ortíz</w:t>
                                 </w:r>
-                                <w:proofErr w:type="spellEnd"/>
                               </w:p>
                             </w:tc>
                           </w:tr>
@@ -26855,14 +22145,12 @@
                             </w:rPr>
                             <w:t xml:space="preserve"> </w:t>
                           </w:r>
-                          <w:proofErr w:type="spellStart"/>
                           <w:r>
                             <w:rPr>
                               <w:sz w:val="20"/>
                             </w:rPr>
                             <w:t>Ortíz</w:t>
                           </w:r>
-                          <w:proofErr w:type="spellEnd"/>
                         </w:p>
                       </w:tc>
                     </w:tr>
